--- a/S1-CL1-Cloud-Design-Build/assessments/AT2/AT2-Deployment-Assessor.docx
+++ b/S1-CL1-Cloud-Design-Build/assessments/AT2/AT2-Deployment-Assessor.docx
@@ -438,7 +438,7 @@
               <w:pStyle w:val="Assessortext"/>
             </w:pPr>
             <w:r>
-              <w:t>The assessment is a single-task project delivered as one written artefact (the Deployment Report) with four populated appendices. Implementation occurs in the AWS Academy lab environment authorised for this cluster. There is no presentation or observation event — all assessment evidence is captured in the Deployment Report and its appendices.</w:t>
+              <w:t>The assessment is a single-task project delivered as one written artefact (the Deployment Report) with three populated appendices. Implementation occurs in the AWS Academy lab environment authorised for this cluster. There is no presentation or observation event — all assessment evidence is captured in the Deployment Report and its appendices.</w:t>
             </w:r>
           </w:p>
           <w:p>
@@ -478,7 +478,7 @@
               <w:pStyle w:val="Assessortext"/>
             </w:pPr>
             <w:r>
-              <w:t>Submission: the completed Deployment Report (.docx) with all four appendices populated is submitted via the LMS.</w:t>
+              <w:t>Submission: the completed Deployment Report (.docx) with all three appendices populated is submitted via the LMS.</w:t>
             </w:r>
           </w:p>
           <w:p>
@@ -565,7 +565,7 @@
               <w:pStyle w:val="Assessortext"/>
             </w:pPr>
             <w:r>
-              <w:t>Produce a Deployment Report documenting the build, using the YAT-provided Deployment Report template. The report covers what was built, configuration decisions made where the supplied design left them open, testing and validation outcomes, an operational handover for YAT IT, written responses to six contextual Knowledge Evidence questions about the student's own build, and four appendices of evidence.</w:t>
+              <w:t>Produce a Deployment Report documenting the build, using the YAT-provided Deployment Report template. The report covers what was built, configuration decisions made where the supplied design left them open, testing and validation outcomes, an operational handover for YAT IT, written responses to six contextual Knowledge Evidence questions about the student's own build, and three appendices of evidence.</w:t>
             </w:r>
           </w:p>
           <w:p>
@@ -573,7 +573,7 @@
               <w:pStyle w:val="Assessortext"/>
             </w:pPr>
             <w:r>
-              <w:t>The Deployment Report is the single submitted deliverable. All build evidence (screenshots, configuration exports, test results, reflections) is captured in the report's appendices — there is no separate portfolio submission and no presentation event.</w:t>
+              <w:t>The Deployment Report is the single submitted deliverable. All build evidence (screenshots, test results, reflections) is captured in the report's appendices — there is no separate portfolio submission and no presentation event.</w:t>
             </w:r>
           </w:p>
           <w:p>
@@ -834,7 +834,7 @@
           <w:p>
             <w:pPr/>
             <w:r>
-              <w:t>Submit a completed Deployment Report (.docx) using the YAT-supplied template, with every section and every appendix populated</w:t>
+              <w:t>Submit a completed Deployment Report (.docx) using the YAT-supplied template, with every section you are asked to write and every appendix populated</w:t>
             </w:r>
           </w:p>
         </w:tc>
@@ -1110,13 +1110,13 @@
           </w:tcPr>
           <w:p>
             <w:r>
-              <w:t>A1 §1 Executive Summary — student produces a concise (≤ 1 page) summary of what was delivered, with explicit acknowledgement that HA hardening is deferred to AT3, and numbers/components reconcile with the body of the report.</w:t>
+              <w:t>A2 §4.1 + §4.2 + §4.7 Build narrative — Foundation tier (IAM, network, security) — student describes the IAM groups/users/MFA enforcement, the VPC + subnets + gateways + routing, and the security-group model, and identifies the shared security responsibility outcome of the build; cross-references to the Appendix A screenshots</w:t>
             </w:r>
           </w:p>
           <w:p>
             <w:pPr/>
             <w:r>
-              <w:t>[ICTCLD401 PC 4.1] (document and communicate work — written communication evidence)</w:t>
+              <w:t>[ICTCLD401 PC 1.2] · [ICTCLD401 PC 1.4] · [ICTCLD401 PC 1.5] · [ICTCLD401 PC 1.6] · [ICTCLD401 PC 1.7] · [ICTCLD401 PC 2.1] · [ICTCLD401 PC 2.2] · [ICTCLD502 PC 1.3]</w:t>
             </w:r>
           </w:p>
         </w:tc>
@@ -1138,13 +1138,13 @@
           </w:tcPr>
           <w:p>
             <w:r>
-              <w:t>A2 §4.1 + §4.2 + §4.7 Build narrative — Foundation tier (IAM, network, security) — student describes the IAM groups/users/MFA enforcement, the VPC + subnets + gateways + routing, and the security-group model; cross-references to Appendix A screenshots and Appendix B configuration exports</w:t>
+              <w:t>A3 §4.3 + §4.4 + §4.5 + §4.6 Build narrative — Workload tier (compute, load balancing, database, storage) — student describes the EC2 + ALB + ASG, the RDS managed database, and the EBS + S3 storage; cross-references to the Appendix A screenshots</w:t>
             </w:r>
           </w:p>
           <w:p>
             <w:pPr/>
             <w:r>
-              <w:t>[ICTCLD401 PC 1.4] · [ICTCLD401 PC 1.5] · [ICTCLD401 PC 1.6] · [ICTCLD401 PC 1.7] · [ICTCLD401 PC 2.1] · [ICTCLD401 PC 2.2] · [ICTCLD502 PC 1.3]</w:t>
+              <w:t>[ICTCLD401 PC 2.3] · [ICTCLD401 PC 2.4] · [ICTCLD401 PC 2.5] · [ICTCLD502 PC 4.1]</w:t>
             </w:r>
           </w:p>
         </w:tc>
@@ -1166,13 +1166,13 @@
           </w:tcPr>
           <w:p>
             <w:r>
-              <w:t>A3 §4.3 + §4.4 + §4.5 + §4.6 Build narrative — Workload tier (compute, load balancing, database, storage) — student describes the EC2 + ALB + ASG, the RDS managed database, and the EBS + S3 storage; cross-references to Appendix A screenshots and Appendix B configuration exports</w:t>
+              <w:t>A4 §4.8 Build narrative — Operability (autoscaling configuration, baseline CloudWatch monitoring) — student describes the ASG scaling policy + the baseline CloudWatch alarms</w:t>
             </w:r>
           </w:p>
           <w:p>
             <w:pPr/>
             <w:r>
-              <w:t>[ICTCLD401 PC 2.3] · [ICTCLD401 PC 2.4] · [ICTCLD401 PC 2.5] · [ICTCLD502 PC 4.1]</w:t>
+              <w:t>[ICTCLD401 PC 3.1] · [ICTCLD502 PC 4.3] (monitoring baseline only — full availability monitoring is AT3)</w:t>
             </w:r>
           </w:p>
         </w:tc>
@@ -1194,13 +1194,13 @@
           </w:tcPr>
           <w:p>
             <w:r>
-              <w:t>A4 §4.8 Build narrative — Operability (autoscaling configuration, baseline CloudWatch monitoring) — student describes the ASG scaling policy + the baseline CloudWatch alarms; identifies the shared security responsibility outcome of the build</w:t>
+              <w:t>A5 §5 Configuration Decisions — student justifies all 8 decision points (C1–C8 from the supplied design §14) with rationale tied to the YAT LMS workload (referencing the LMS Application Specification), not generic justifications</w:t>
             </w:r>
           </w:p>
           <w:p>
             <w:pPr/>
             <w:r>
-              <w:t>[ICTCLD401 PC 1.2] · [ICTCLD401 PC 3.1] · [ICTCLD502 PC 4.3] (monitoring baseline only — full availability monitoring is AT3)</w:t>
+              <w:t>[ICTCLD401 PC 1.1] (discuss and compare cloud computing solutions) · [ICTCLD401 PC 1.3] (select best cloud computing solution and service)</w:t>
             </w:r>
           </w:p>
         </w:tc>
@@ -1222,13 +1222,13 @@
           </w:tcPr>
           <w:p>
             <w:r>
-              <w:t>A5 §5 Configuration Decisions — student justifies all 8 decision points (C1–C8 from the supplied design §14) with rationale tied to the YAT LMS workload (referencing the LMS Application Specification), not generic justifications</w:t>
+              <w:t>A6 §6 Testing and Validation — student ran the four required test categories (connectivity, autoscaling, database connectivity, end-to-end smoke); results documented with cross-reference to Appendix C evidence</w:t>
             </w:r>
           </w:p>
           <w:p>
             <w:pPr/>
             <w:r>
-              <w:t>[ICTCLD401 PC 1.1] (discuss and compare cloud computing solutions) · [ICTCLD401 PC 1.3] (select best cloud computing solution and service)</w:t>
+              <w:t>[ICTCLD401 PC 2.6] · [ICTCLD401 PC 3.2] · [ICTCLD502 PC 4.2]</w:t>
             </w:r>
           </w:p>
         </w:tc>
@@ -1250,13 +1250,13 @@
           </w:tcPr>
           <w:p>
             <w:r>
-              <w:t>A6 §6 Testing and Validation — student ran the four required test categories (connectivity, autoscaling, database connectivity, end-to-end smoke); results documented with cross-reference to Appendix C evidence</w:t>
+              <w:t>A7 §7 Operational Handover — student documents access information for YAT IT, names known limitations carried into AT3, and confirms filing of the report per YAT's documented records procedures</w:t>
             </w:r>
           </w:p>
           <w:p>
             <w:pPr/>
             <w:r>
-              <w:t>[ICTCLD401 PC 2.6] · [ICTCLD401 PC 3.2] · [ICTCLD502 PC 4.2]</w:t>
+              <w:t>[ICTCLD401 PC 4.3]</w:t>
             </w:r>
           </w:p>
         </w:tc>
@@ -1278,13 +1278,13 @@
           </w:tcPr>
           <w:p>
             <w:r>
-              <w:t>A7 §7 Operational Handover — student documents access information for YAT IT, names known limitations carried into AT3, and confirms filing of the report per YAT's documented records procedures</w:t>
+              <w:t>A8 §8 Knowledge Evidence Responses — student answers all 6 KE questions with specific reference to their own build, not generic textbook answers</w:t>
             </w:r>
           </w:p>
           <w:p>
             <w:pPr/>
             <w:r>
-              <w:t>[ICTCLD401 PC 4.3]</w:t>
+              <w:t>[ICTCLD401 KE 5] · [ICTCLD401 KE 6] · [ICTCLD401 KE 7] · [ICTCLD401 KE 8] · [ICTCLD401 KE 9] · [ICTCLD401 KE 10]</w:t>
             </w:r>
           </w:p>
         </w:tc>
@@ -1306,69 +1306,13 @@
           </w:tcPr>
           <w:p>
             <w:r>
-              <w:t>A8 §8 Knowledge Evidence Responses — student answers all 6 KE questions with specific reference to their own build, not generic textbook answers</w:t>
+              <w:t>A9 Appendix A Build Evidence — all 17 named screenshots (A1–A17) present, correct AWS region visible, named items visible per the template's requirements</w:t>
             </w:r>
           </w:p>
           <w:p>
             <w:pPr/>
             <w:r>
-              <w:t>[ICTCLD401 KE 5] · [ICTCLD401 KE 6] · [ICTCLD401 KE 7] · [ICTCLD401 KE 8] · [ICTCLD401 KE 9] · [ICTCLD401 KE 10]</w:t>
-            </w:r>
-          </w:p>
-        </w:tc>
-        <w:tc>
-          <w:tcPr>
-            <w:tcW w:type="dxa" w:w="1934"/>
-          </w:tcPr>
-          <w:p>
-            <w:r>
-              <w:t>☐ Yes  ☐ No</w:t>
-            </w:r>
-          </w:p>
-        </w:tc>
-      </w:tr>
-      <w:tr>
-        <w:tc>
-          <w:tcPr>
-            <w:tcW w:type="dxa" w:w="8697"/>
-          </w:tcPr>
-          <w:p>
-            <w:r>
-              <w:t>A9 Appendix A Build Evidence — all 17 named screenshots (A1–A17) present, correct AWS region visible, named items visible per the template's requirements</w:t>
-            </w:r>
-          </w:p>
-          <w:p>
-            <w:pPr/>
-            <w:r>
               <w:t>[ICTCLD401 PE 1] · [ICTCLD401 PE 2] (the built artefacts are the evidence)</w:t>
-            </w:r>
-          </w:p>
-        </w:tc>
-        <w:tc>
-          <w:tcPr>
-            <w:tcW w:type="dxa" w:w="1934"/>
-          </w:tcPr>
-          <w:p>
-            <w:r>
-              <w:t>☐ Yes  ☐ No</w:t>
-            </w:r>
-          </w:p>
-        </w:tc>
-      </w:tr>
-      <w:tr>
-        <w:tc>
-          <w:tcPr>
-            <w:tcW w:type="dxa" w:w="8697"/>
-          </w:tcPr>
-          <w:p>
-            <w:r>
-              <w:t>A10 Appendix B Configuration Exports — all 7 named exports (B1–B7) present, exported from the actual deployed environment (consistent with the screenshots in Appendix A)</w:t>
-            </w:r>
-          </w:p>
-          <w:p>
-            <w:pPr/>
-            <w:r>
-              <w:t>[ICTCLD401 PE 2] (deeper configuration evidence)</w:t>
             </w:r>
           </w:p>
         </w:tc>
@@ -1829,7 +1773,7 @@
         <w:spacing w:after="160"/>
       </w:pPr>
       <w:r>
-        <w:t>Populate every section and every appendix of the Deployment Report template. The template provides explicit prompts in each section — follow them.</w:t>
+        <w:t>Complete every section of the Deployment Report template that asks you for a response, and populate every appendix. The template provides explicit prompts in each section — follow them. §2 and §3 are already written for you; leave them as supplied and delete the violet note above each.</w:t>
       </w:r>
     </w:p>
     <w:p>
@@ -1848,27 +1792,16 @@
         <w:ind w:left="360"/>
       </w:pPr>
       <w:r>
-        <w:t>• §1 Executive Summary (write this last)</w:t>
-      </w:r>
-    </w:p>
-    <w:p>
-      <w:pPr>
-        <w:pStyle w:val="Assessortext"/>
-        <w:spacing w:after="120"/>
-        <w:ind w:left="360"/>
-      </w:pPr>
-      <w:r>
-        <w:t>• §2 Engagement Context (referring back to your AT1 Business Case + the supplied design)</w:t>
-      </w:r>
-    </w:p>
-    <w:p>
-      <w:pPr>
-        <w:pStyle w:val="Assessortext"/>
-        <w:spacing w:after="120"/>
-        <w:ind w:left="360"/>
-      </w:pPr>
-      <w:r>
-        <w:t>• §3 Scope of Deployment (what's in this phase, what's deferred to AT3)</w:t>
+        <w:t xml:space="preserve">• </w:t>
+      </w:r>
+      <w:r>
+        <w:rPr>
+          <w:b/>
+        </w:rPr>
+        <w:t>§2 Engagement Context and §3 Scope of Deployment (supplied</w:t>
+      </w:r>
+      <w:r>
+        <w:t xml:space="preserve"> — already written for you)</w:t>
       </w:r>
     </w:p>
     <w:p>
@@ -1971,25 +1904,6 @@
         <w:rPr>
           <w:b/>
         </w:rPr>
-        <w:t>Appendix B</w:t>
-      </w:r>
-      <w:r>
-        <w:t xml:space="preserve"> — Configuration Exports (IAM policies, security group rules, VPC config, etc.)</w:t>
-      </w:r>
-    </w:p>
-    <w:p>
-      <w:pPr>
-        <w:pStyle w:val="Assessortext"/>
-        <w:spacing w:after="120"/>
-        <w:ind w:left="360"/>
-      </w:pPr>
-      <w:r>
-        <w:t xml:space="preserve">• </w:t>
-      </w:r>
-      <w:r>
-        <w:rPr>
-          <w:b/>
-        </w:rPr>
         <w:t>Appendix C</w:t>
       </w:r>
       <w:r>
@@ -2174,299 +2088,16 @@
         <w:spacing w:after="160"/>
       </w:pPr>
       <w:r>
-        <w:t>Supporting sections (where NYS may be balanced against compensating evidence elsewhere): §1 Executive Summary (A1), Appendix D Reflections (A12).</w:t>
-      </w:r>
-    </w:p>
-    <w:p>
-      <w:pPr>
-        <w:pStyle w:val="Assessortext"/>
-        <w:spacing w:after="160"/>
-      </w:pPr>
-      <w:r>
-        <w:t>§2 Engagement Context + §3 Scope of Deployment are required template sections but not separately graded — they support the rest of the report and any weakness shows up under A13 (Document Quality).</w:t>
-      </w:r>
-    </w:p>
-    <w:p>
-      <w:pPr>
-        <w:pStyle w:val="Heading2"/>
-        <w:spacing w:before="280" w:after="80"/>
-      </w:pPr>
-      <w:r>
-        <w:t>2. Marking §1 Executive Summary</w:t>
-      </w:r>
-    </w:p>
-    <w:p>
-      <w:pPr>
-        <w:pStyle w:val="Assessortext"/>
-        <w:spacing w:after="160"/>
-      </w:pPr>
-      <w:r>
-        <w:rPr>
-          <w:i/>
-          <w:color w:val="595959"/>
-          <w:sz w:val="18"/>
-        </w:rPr>
-        <w:t>UoC evidenced: [ICTCLD401 PC 4.1] (document and communicate work — written executive-level communication evidence).</w:t>
-      </w:r>
-    </w:p>
-    <w:p>
-      <w:pPr>
-        <w:pStyle w:val="Assessortext"/>
-        <w:spacing w:before="120" w:after="80"/>
-      </w:pPr>
-      <w:r>
-        <w:rPr>
-          <w:b/>
-        </w:rPr>
-        <w:t>Satisfactory looks like:</w:t>
-      </w:r>
-    </w:p>
-    <w:p>
-      <w:pPr>
-        <w:pStyle w:val="Assessortext"/>
-        <w:spacing w:after="80"/>
-        <w:ind w:left="360"/>
-      </w:pPr>
-      <w:r>
-        <w:t>• One page or less</w:t>
-      </w:r>
-    </w:p>
-    <w:p>
-      <w:pPr>
-        <w:pStyle w:val="Assessortext"/>
-        <w:spacing w:after="80"/>
-        <w:ind w:left="360"/>
-      </w:pPr>
-      <w:r>
-        <w:t>• Names what was delivered (the AWS foundation for the LMS)</w:t>
-      </w:r>
-    </w:p>
-    <w:p>
-      <w:pPr>
-        <w:pStyle w:val="Assessortext"/>
-        <w:spacing w:after="80"/>
-        <w:ind w:left="360"/>
-      </w:pPr>
-      <w:r>
-        <w:t>• Region + AZ stated</w:t>
-      </w:r>
-    </w:p>
-    <w:p>
-      <w:pPr>
-        <w:pStyle w:val="Assessortext"/>
-        <w:spacing w:after="80"/>
-        <w:ind w:left="360"/>
-      </w:pPr>
-      <w:r>
-        <w:t>• Top 2–3 highlights of the build called out</w:t>
-      </w:r>
-    </w:p>
-    <w:p>
-      <w:pPr>
-        <w:pStyle w:val="Assessortext"/>
-        <w:spacing w:after="80"/>
-        <w:ind w:left="360"/>
-      </w:pPr>
-      <w:r>
-        <w:t>• Explicit acknowledgement that HA is deferred to AT3</w:t>
-      </w:r>
-    </w:p>
-    <w:p>
-      <w:pPr>
-        <w:pStyle w:val="Assessortext"/>
-        <w:spacing w:after="80"/>
-        <w:ind w:left="360"/>
-      </w:pPr>
-      <w:r>
-        <w:t>• Confirmation the engagement is ready for the next phase</w:t>
-      </w:r>
-    </w:p>
-    <w:p>
-      <w:pPr>
-        <w:pStyle w:val="Assessortext"/>
-        <w:spacing w:before="120" w:after="80"/>
-      </w:pPr>
-      <w:r>
-        <w:rPr>
-          <w:b/>
-        </w:rPr>
-        <w:t>NYS:</w:t>
-      </w:r>
-    </w:p>
-    <w:p>
-      <w:pPr>
-        <w:pStyle w:val="Assessortext"/>
-        <w:spacing w:after="80"/>
-        <w:ind w:left="360"/>
-      </w:pPr>
-      <w:r>
-        <w:t>• Missing or absent</w:t>
-      </w:r>
-    </w:p>
-    <w:p>
-      <w:pPr>
-        <w:pStyle w:val="Assessortext"/>
-        <w:spacing w:after="80"/>
-        <w:ind w:left="360"/>
-      </w:pPr>
-      <w:r>
-        <w:t>• Reads as a full report rather than a summary</w:t>
-      </w:r>
-    </w:p>
-    <w:p>
-      <w:pPr>
-        <w:pStyle w:val="Assessortext"/>
-        <w:spacing w:after="80"/>
-        <w:ind w:left="360"/>
-      </w:pPr>
-      <w:r>
-        <w:t>• Does not reconcile with the body (e.g. mentions multi-AZ when the body shows single-AZ)</w:t>
-      </w:r>
-    </w:p>
-    <w:p>
-      <w:pPr>
-        <w:pStyle w:val="Heading2"/>
-        <w:spacing w:before="280" w:after="80"/>
-      </w:pPr>
-      <w:r>
-        <w:t>3. Marking §2 Engagement Context</w:t>
-      </w:r>
-    </w:p>
-    <w:p>
-      <w:pPr>
-        <w:pStyle w:val="Assessortext"/>
-        <w:spacing w:after="160"/>
-      </w:pPr>
-      <w:r>
-        <w:rPr>
-          <w:i/>
-          <w:color w:val="595959"/>
-          <w:sz w:val="18"/>
-        </w:rPr>
-        <w:t>UoC evidenced: scoping context (supports the rest of the report).</w:t>
-      </w:r>
-    </w:p>
-    <w:p>
-      <w:pPr>
-        <w:pStyle w:val="Assessortext"/>
-        <w:spacing w:before="120" w:after="80"/>
-      </w:pPr>
-      <w:r>
-        <w:rPr>
-          <w:b/>
-        </w:rPr>
-        <w:t>Satisfactory looks like:</w:t>
-      </w:r>
-    </w:p>
-    <w:p>
-      <w:pPr>
-        <w:pStyle w:val="Assessortext"/>
-        <w:spacing w:after="80"/>
-        <w:ind w:left="360"/>
-      </w:pPr>
-      <w:r>
-        <w:t>• References the AT1 Business Case engagement and its board-approved action plan</w:t>
-      </w:r>
-    </w:p>
-    <w:p>
-      <w:pPr>
-        <w:pStyle w:val="Assessortext"/>
-        <w:spacing w:after="80"/>
-        <w:ind w:left="360"/>
-      </w:pPr>
-      <w:r>
-        <w:t>• Names the supplied baseline design as the build specification (and notes its approval status)</w:t>
-      </w:r>
-    </w:p>
-    <w:p>
-      <w:pPr>
-        <w:pStyle w:val="Assessortext"/>
-        <w:spacing w:after="80"/>
-        <w:ind w:left="360"/>
-      </w:pPr>
-      <w:r>
-        <w:t>• Names Pat Lin and Sam Walker as the in-scenario stakeholders</w:t>
-      </w:r>
-    </w:p>
-    <w:p>
-      <w:pPr>
-        <w:pStyle w:val="Assessortext"/>
-        <w:spacing w:after="80"/>
-        <w:ind w:left="360"/>
-      </w:pPr>
-      <w:r>
-        <w:t>• Frames the AT2 work as the foundation-build phase</w:t>
-      </w:r>
-    </w:p>
-    <w:p>
-      <w:pPr>
-        <w:pStyle w:val="Assessortext"/>
-        <w:spacing w:after="160"/>
-      </w:pPr>
-      <w:r>
-        <w:rPr>
-          <w:b/>
-        </w:rPr>
-        <w:t xml:space="preserve">NYS: </w:t>
-      </w:r>
-      <w:r>
-        <w:t>vague about the prior work, or treats AT2 as a greenfield engagement disconnected from AT1.</w:t>
-      </w:r>
-    </w:p>
-    <w:p>
-      <w:pPr>
-        <w:pStyle w:val="Heading2"/>
-        <w:spacing w:before="280" w:after="80"/>
-      </w:pPr>
-      <w:r>
-        <w:t>4. Marking §3 Scope of Deployment</w:t>
-      </w:r>
-    </w:p>
-    <w:p>
-      <w:pPr>
-        <w:pStyle w:val="Assessortext"/>
-        <w:spacing w:before="120" w:after="80"/>
-      </w:pPr>
-      <w:r>
-        <w:rPr>
-          <w:b/>
-        </w:rPr>
-        <w:t>Satisfactory looks like:</w:t>
-      </w:r>
-    </w:p>
-    <w:p>
-      <w:pPr>
-        <w:pStyle w:val="Assessortext"/>
-        <w:spacing w:after="80"/>
-        <w:ind w:left="360"/>
-      </w:pPr>
-      <w:r>
-        <w:t>• Clear list of what is in this build (IAM, network, compute, ALB, DB, storage, autoscaling, baseline monitoring)</w:t>
-      </w:r>
-    </w:p>
-    <w:p>
-      <w:pPr>
-        <w:pStyle w:val="Assessortext"/>
-        <w:spacing w:after="80"/>
-        <w:ind w:left="360"/>
-      </w:pPr>
-      <w:r>
-        <w:t>• Clear list of what is deferred to AT3 (Multi-AZ DB, cross-AZ resilience, failure simulation, DR, cross-Region backup, HA-tuned monitoring)</w:t>
-      </w:r>
-    </w:p>
-    <w:p>
-      <w:pPr>
-        <w:pStyle w:val="Assessortext"/>
-        <w:spacing w:after="160"/>
-      </w:pPr>
-      <w:r>
-        <w:rPr>
-          <w:b/>
-        </w:rPr>
-        <w:t xml:space="preserve">NYS: </w:t>
-      </w:r>
-      <w:r>
-        <w:t>scope unclear; HA elements implicitly assumed to be in this phase.</w:t>
+        <w:t>Supporting sections (where NYS may be balanced against compensating evidence elsewhere): Appendix D Reflections (A12).</w:t>
+      </w:r>
+    </w:p>
+    <w:p>
+      <w:pPr>
+        <w:pStyle w:val="Assessortext"/>
+        <w:spacing w:after="160"/>
+      </w:pPr>
+      <w:r>
+        <w:t>§2 Engagement Context + §3 Scope of Deployment are supplied in the template — already written, and not student work. They are not marked. A student who has edited or removed them has departed from the supplied report; treat that under A13 (Document Quality).</w:t>
       </w:r>
     </w:p>
     <w:p>
@@ -2591,7 +2222,7 @@
         <w:spacing w:after="160"/>
       </w:pPr>
       <w:r>
-        <w:t>Cross-references A4, A5, A6, A7 + B3</w:t>
+        <w:t>Cross-references A4, A5, A6, A7</w:t>
       </w:r>
     </w:p>
     <w:p>
@@ -2636,7 +2267,7 @@
         <w:spacing w:after="160"/>
       </w:pPr>
       <w:r>
-        <w:t>Cross-references A9, A13, A14 + B4, B5</w:t>
+        <w:t>Cross-references A9, A13, A14</w:t>
       </w:r>
     </w:p>
     <w:p>
@@ -2690,7 +2321,7 @@
         <w:spacing w:after="160"/>
       </w:pPr>
       <w:r>
-        <w:t>Cross-references A12 + B6</w:t>
+        <w:t>Cross-references A12</w:t>
       </w:r>
     </w:p>
     <w:p>
@@ -2726,7 +2357,7 @@
         <w:spacing w:after="160"/>
       </w:pPr>
       <w:r>
-        <w:t>Cross-references A10, A11 + B7</w:t>
+        <w:t>Cross-references A10, A11</w:t>
       </w:r>
     </w:p>
     <w:p>
@@ -2771,7 +2402,7 @@
         <w:spacing w:after="160"/>
       </w:pPr>
       <w:r>
-        <w:t>Cross-references A8 + B2</w:t>
+        <w:t>Cross-references A8</w:t>
       </w:r>
     </w:p>
     <w:p>
@@ -4144,113 +3775,6 @@
         <w:spacing w:before="280" w:after="80"/>
       </w:pPr>
       <w:r>
-        <w:t>11. Marking Appendix B — Configuration Exports</w:t>
-      </w:r>
-    </w:p>
-    <w:p>
-      <w:pPr>
-        <w:pStyle w:val="Assessortext"/>
-        <w:spacing w:after="160"/>
-      </w:pPr>
-      <w:r>
-        <w:rPr>
-          <w:i/>
-          <w:color w:val="595959"/>
-          <w:sz w:val="18"/>
-        </w:rPr>
-        <w:t>UoC evidenced: [ICTCLD401 PE 2].</w:t>
-      </w:r>
-    </w:p>
-    <w:p>
-      <w:pPr>
-        <w:pStyle w:val="Assessortext"/>
-        <w:spacing w:before="120" w:after="80"/>
-      </w:pPr>
-      <w:r>
-        <w:rPr>
-          <w:b/>
-        </w:rPr>
-        <w:t>Satisfactory looks like:</w:t>
-      </w:r>
-    </w:p>
-    <w:p>
-      <w:pPr>
-        <w:pStyle w:val="Assessortext"/>
-        <w:spacing w:after="80"/>
-        <w:ind w:left="360"/>
-      </w:pPr>
-      <w:r>
-        <w:t>• All 7 exports (B1–B7) present</w:t>
-      </w:r>
-    </w:p>
-    <w:p>
-      <w:pPr>
-        <w:pStyle w:val="Assessortext"/>
-        <w:spacing w:after="80"/>
-        <w:ind w:left="360"/>
-      </w:pPr>
-      <w:r>
-        <w:t>• Exports are consistent with the screenshots in Appendix A (e.g. the security group rules in B2 match the rules visible in A8)</w:t>
-      </w:r>
-    </w:p>
-    <w:p>
-      <w:pPr>
-        <w:pStyle w:val="Assessortext"/>
-        <w:spacing w:after="80"/>
-        <w:ind w:left="360"/>
-      </w:pPr>
-      <w:r>
-        <w:t>• Exports are recognisably from the AWS environment (JSON/text dump format consistent with aws ec2 describe-* output)</w:t>
-      </w:r>
-    </w:p>
-    <w:p>
-      <w:pPr>
-        <w:pStyle w:val="Assessortext"/>
-        <w:spacing w:before="120" w:after="80"/>
-      </w:pPr>
-      <w:r>
-        <w:rPr>
-          <w:b/>
-        </w:rPr>
-        <w:t>NYS:</w:t>
-      </w:r>
-    </w:p>
-    <w:p>
-      <w:pPr>
-        <w:pStyle w:val="Assessortext"/>
-        <w:spacing w:after="80"/>
-        <w:ind w:left="360"/>
-      </w:pPr>
-      <w:r>
-        <w:t>• Exports missing</w:t>
-      </w:r>
-    </w:p>
-    <w:p>
-      <w:pPr>
-        <w:pStyle w:val="Assessortext"/>
-        <w:spacing w:after="80"/>
-        <w:ind w:left="360"/>
-      </w:pPr>
-      <w:r>
-        <w:t>• Exports inconsistent with screenshots (suggests fabrication)</w:t>
-      </w:r>
-    </w:p>
-    <w:p>
-      <w:pPr>
-        <w:pStyle w:val="Assessortext"/>
-        <w:spacing w:after="80"/>
-        <w:ind w:left="360"/>
-      </w:pPr>
-      <w:r>
-        <w:t>• Generic example configurations rather than the student's own</w:t>
-      </w:r>
-    </w:p>
-    <w:p>
-      <w:pPr>
-        <w:pStyle w:val="Heading2"/>
-        <w:spacing w:before="280" w:after="80"/>
-      </w:pPr>
-      <w:r>
         <w:t>12. Marking Appendix C — Test Evidence</w:t>
       </w:r>
     </w:p>
@@ -4576,6 +4100,270 @@
           </w:tcPr>
           <w:p>
             <w:r>
+              <w:t>A2</w:t>
+            </w:r>
+          </w:p>
+        </w:tc>
+      </w:tr>
+      <w:tr>
+        <w:tc>
+          <w:tcPr>
+            <w:tcW w:type="dxa" w:w="5233"/>
+          </w:tcPr>
+          <w:p>
+            <w:r>
+              <w:t>PC 1.3 — Select best cloud computing solution and service</w:t>
+            </w:r>
+          </w:p>
+        </w:tc>
+        <w:tc>
+          <w:tcPr>
+            <w:tcW w:type="dxa" w:w="5233"/>
+          </w:tcPr>
+          <w:p>
+            <w:r>
+              <w:t>A5</w:t>
+            </w:r>
+          </w:p>
+        </w:tc>
+      </w:tr>
+      <w:tr>
+        <w:tc>
+          <w:tcPr>
+            <w:tcW w:type="dxa" w:w="5233"/>
+          </w:tcPr>
+          <w:p>
+            <w:r>
+              <w:t>PC 1.4 — Access account on cloud platform</w:t>
+            </w:r>
+          </w:p>
+        </w:tc>
+        <w:tc>
+          <w:tcPr>
+            <w:tcW w:type="dxa" w:w="5233"/>
+          </w:tcPr>
+          <w:p>
+            <w:r>
+              <w:t>A2</w:t>
+            </w:r>
+          </w:p>
+        </w:tc>
+      </w:tr>
+      <w:tr>
+        <w:tc>
+          <w:tcPr>
+            <w:tcW w:type="dxa" w:w="5233"/>
+          </w:tcPr>
+          <w:p>
+            <w:r>
+              <w:t>PC 1.5 — Identify user access protocols and policies</w:t>
+            </w:r>
+          </w:p>
+        </w:tc>
+        <w:tc>
+          <w:tcPr>
+            <w:tcW w:type="dxa" w:w="5233"/>
+          </w:tcPr>
+          <w:p>
+            <w:r>
+              <w:t>A2</w:t>
+            </w:r>
+          </w:p>
+        </w:tc>
+      </w:tr>
+      <w:tr>
+        <w:tc>
+          <w:tcPr>
+            <w:tcW w:type="dxa" w:w="5233"/>
+          </w:tcPr>
+          <w:p>
+            <w:r>
+              <w:t>PC 1.6 — Configure access functions within cloud environment</w:t>
+            </w:r>
+          </w:p>
+        </w:tc>
+        <w:tc>
+          <w:tcPr>
+            <w:tcW w:type="dxa" w:w="5233"/>
+          </w:tcPr>
+          <w:p>
+            <w:r>
+              <w:t>A2</w:t>
+            </w:r>
+          </w:p>
+        </w:tc>
+      </w:tr>
+      <w:tr>
+        <w:tc>
+          <w:tcPr>
+            <w:tcW w:type="dxa" w:w="5233"/>
+          </w:tcPr>
+          <w:p>
+            <w:r>
+              <w:t>PC 1.7 — Identify and assign security responsibilities</w:t>
+            </w:r>
+          </w:p>
+        </w:tc>
+        <w:tc>
+          <w:tcPr>
+            <w:tcW w:type="dxa" w:w="5233"/>
+          </w:tcPr>
+          <w:p>
+            <w:r>
+              <w:t>A2</w:t>
+            </w:r>
+          </w:p>
+        </w:tc>
+      </w:tr>
+      <w:tr>
+        <w:tc>
+          <w:tcPr>
+            <w:tcW w:type="dxa" w:w="5233"/>
+          </w:tcPr>
+          <w:p>
+            <w:r>
+              <w:t>PC 2.1 — Create users and groups</w:t>
+            </w:r>
+          </w:p>
+        </w:tc>
+        <w:tc>
+          <w:tcPr>
+            <w:tcW w:type="dxa" w:w="5233"/>
+          </w:tcPr>
+          <w:p>
+            <w:r>
+              <w:t>A2</w:t>
+            </w:r>
+          </w:p>
+        </w:tc>
+      </w:tr>
+      <w:tr>
+        <w:tc>
+          <w:tcPr>
+            <w:tcW w:type="dxa" w:w="5233"/>
+          </w:tcPr>
+          <w:p>
+            <w:r>
+              <w:t>PC 2.2 — Create virtual multi-tier network</w:t>
+            </w:r>
+          </w:p>
+        </w:tc>
+        <w:tc>
+          <w:tcPr>
+            <w:tcW w:type="dxa" w:w="5233"/>
+          </w:tcPr>
+          <w:p>
+            <w:r>
+              <w:t>A2</w:t>
+            </w:r>
+          </w:p>
+        </w:tc>
+      </w:tr>
+      <w:tr>
+        <w:tc>
+          <w:tcPr>
+            <w:tcW w:type="dxa" w:w="5233"/>
+          </w:tcPr>
+          <w:p>
+            <w:r>
+              <w:t>PC 2.3 — Create virtual machine</w:t>
+            </w:r>
+          </w:p>
+        </w:tc>
+        <w:tc>
+          <w:tcPr>
+            <w:tcW w:type="dxa" w:w="5233"/>
+          </w:tcPr>
+          <w:p>
+            <w:r>
+              <w:t>A3</w:t>
+            </w:r>
+          </w:p>
+        </w:tc>
+      </w:tr>
+      <w:tr>
+        <w:tc>
+          <w:tcPr>
+            <w:tcW w:type="dxa" w:w="5233"/>
+          </w:tcPr>
+          <w:p>
+            <w:r>
+              <w:t>PC 2.4 — Define, add and expand storage</w:t>
+            </w:r>
+          </w:p>
+        </w:tc>
+        <w:tc>
+          <w:tcPr>
+            <w:tcW w:type="dxa" w:w="5233"/>
+          </w:tcPr>
+          <w:p>
+            <w:r>
+              <w:t>A3</w:t>
+            </w:r>
+          </w:p>
+        </w:tc>
+      </w:tr>
+      <w:tr>
+        <w:tc>
+          <w:tcPr>
+            <w:tcW w:type="dxa" w:w="5233"/>
+          </w:tcPr>
+          <w:p>
+            <w:r>
+              <w:t>PC 2.5 — Deploy a managed database</w:t>
+            </w:r>
+          </w:p>
+        </w:tc>
+        <w:tc>
+          <w:tcPr>
+            <w:tcW w:type="dxa" w:w="5233"/>
+          </w:tcPr>
+          <w:p>
+            <w:r>
+              <w:t>A3</w:t>
+            </w:r>
+          </w:p>
+        </w:tc>
+      </w:tr>
+      <w:tr>
+        <w:tc>
+          <w:tcPr>
+            <w:tcW w:type="dxa" w:w="5233"/>
+          </w:tcPr>
+          <w:p>
+            <w:r>
+              <w:t>PC 2.6 — Test external network access</w:t>
+            </w:r>
+          </w:p>
+        </w:tc>
+        <w:tc>
+          <w:tcPr>
+            <w:tcW w:type="dxa" w:w="5233"/>
+          </w:tcPr>
+          <w:p>
+            <w:r>
+              <w:t>A6</w:t>
+            </w:r>
+          </w:p>
+        </w:tc>
+      </w:tr>
+      <w:tr>
+        <w:tc>
+          <w:tcPr>
+            <w:tcW w:type="dxa" w:w="5233"/>
+          </w:tcPr>
+          <w:p>
+            <w:r>
+              <w:t>PC 3.1 — Configure and apply autoscaling</w:t>
+            </w:r>
+          </w:p>
+        </w:tc>
+        <w:tc>
+          <w:tcPr>
+            <w:tcW w:type="dxa" w:w="5233"/>
+          </w:tcPr>
+          <w:p>
+            <w:r>
               <w:t>A4</w:t>
             </w:r>
           </w:p>
@@ -4588,227 +4376,7 @@
           </w:tcPr>
           <w:p>
             <w:r>
-              <w:t>PC 1.3 — Select best cloud computing solution and service</w:t>
-            </w:r>
-          </w:p>
-        </w:tc>
-        <w:tc>
-          <w:tcPr>
-            <w:tcW w:type="dxa" w:w="5233"/>
-          </w:tcPr>
-          <w:p>
-            <w:r>
-              <w:t>A5</w:t>
-            </w:r>
-          </w:p>
-        </w:tc>
-      </w:tr>
-      <w:tr>
-        <w:tc>
-          <w:tcPr>
-            <w:tcW w:type="dxa" w:w="5233"/>
-          </w:tcPr>
-          <w:p>
-            <w:r>
-              <w:t>PC 1.4 — Access account on cloud platform</w:t>
-            </w:r>
-          </w:p>
-        </w:tc>
-        <w:tc>
-          <w:tcPr>
-            <w:tcW w:type="dxa" w:w="5233"/>
-          </w:tcPr>
-          <w:p>
-            <w:r>
-              <w:t>A2</w:t>
-            </w:r>
-          </w:p>
-        </w:tc>
-      </w:tr>
-      <w:tr>
-        <w:tc>
-          <w:tcPr>
-            <w:tcW w:type="dxa" w:w="5233"/>
-          </w:tcPr>
-          <w:p>
-            <w:r>
-              <w:t>PC 1.5 — Identify user access protocols and policies</w:t>
-            </w:r>
-          </w:p>
-        </w:tc>
-        <w:tc>
-          <w:tcPr>
-            <w:tcW w:type="dxa" w:w="5233"/>
-          </w:tcPr>
-          <w:p>
-            <w:r>
-              <w:t>A2</w:t>
-            </w:r>
-          </w:p>
-        </w:tc>
-      </w:tr>
-      <w:tr>
-        <w:tc>
-          <w:tcPr>
-            <w:tcW w:type="dxa" w:w="5233"/>
-          </w:tcPr>
-          <w:p>
-            <w:r>
-              <w:t>PC 1.6 — Configure access functions within cloud environment</w:t>
-            </w:r>
-          </w:p>
-        </w:tc>
-        <w:tc>
-          <w:tcPr>
-            <w:tcW w:type="dxa" w:w="5233"/>
-          </w:tcPr>
-          <w:p>
-            <w:r>
-              <w:t>A2</w:t>
-            </w:r>
-          </w:p>
-        </w:tc>
-      </w:tr>
-      <w:tr>
-        <w:tc>
-          <w:tcPr>
-            <w:tcW w:type="dxa" w:w="5233"/>
-          </w:tcPr>
-          <w:p>
-            <w:r>
-              <w:t>PC 1.7 — Identify and assign security responsibilities</w:t>
-            </w:r>
-          </w:p>
-        </w:tc>
-        <w:tc>
-          <w:tcPr>
-            <w:tcW w:type="dxa" w:w="5233"/>
-          </w:tcPr>
-          <w:p>
-            <w:r>
-              <w:t>A2</w:t>
-            </w:r>
-          </w:p>
-        </w:tc>
-      </w:tr>
-      <w:tr>
-        <w:tc>
-          <w:tcPr>
-            <w:tcW w:type="dxa" w:w="5233"/>
-          </w:tcPr>
-          <w:p>
-            <w:r>
-              <w:t>PC 2.1 — Create users and groups</w:t>
-            </w:r>
-          </w:p>
-        </w:tc>
-        <w:tc>
-          <w:tcPr>
-            <w:tcW w:type="dxa" w:w="5233"/>
-          </w:tcPr>
-          <w:p>
-            <w:r>
-              <w:t>A2</w:t>
-            </w:r>
-          </w:p>
-        </w:tc>
-      </w:tr>
-      <w:tr>
-        <w:tc>
-          <w:tcPr>
-            <w:tcW w:type="dxa" w:w="5233"/>
-          </w:tcPr>
-          <w:p>
-            <w:r>
-              <w:t>PC 2.2 — Create virtual multi-tier network</w:t>
-            </w:r>
-          </w:p>
-        </w:tc>
-        <w:tc>
-          <w:tcPr>
-            <w:tcW w:type="dxa" w:w="5233"/>
-          </w:tcPr>
-          <w:p>
-            <w:r>
-              <w:t>A2</w:t>
-            </w:r>
-          </w:p>
-        </w:tc>
-      </w:tr>
-      <w:tr>
-        <w:tc>
-          <w:tcPr>
-            <w:tcW w:type="dxa" w:w="5233"/>
-          </w:tcPr>
-          <w:p>
-            <w:r>
-              <w:t>PC 2.3 — Create virtual machine</w:t>
-            </w:r>
-          </w:p>
-        </w:tc>
-        <w:tc>
-          <w:tcPr>
-            <w:tcW w:type="dxa" w:w="5233"/>
-          </w:tcPr>
-          <w:p>
-            <w:r>
-              <w:t>A3</w:t>
-            </w:r>
-          </w:p>
-        </w:tc>
-      </w:tr>
-      <w:tr>
-        <w:tc>
-          <w:tcPr>
-            <w:tcW w:type="dxa" w:w="5233"/>
-          </w:tcPr>
-          <w:p>
-            <w:r>
-              <w:t>PC 2.4 — Define, add and expand storage</w:t>
-            </w:r>
-          </w:p>
-        </w:tc>
-        <w:tc>
-          <w:tcPr>
-            <w:tcW w:type="dxa" w:w="5233"/>
-          </w:tcPr>
-          <w:p>
-            <w:r>
-              <w:t>A3</w:t>
-            </w:r>
-          </w:p>
-        </w:tc>
-      </w:tr>
-      <w:tr>
-        <w:tc>
-          <w:tcPr>
-            <w:tcW w:type="dxa" w:w="5233"/>
-          </w:tcPr>
-          <w:p>
-            <w:r>
-              <w:t>PC 2.5 — Deploy a managed database</w:t>
-            </w:r>
-          </w:p>
-        </w:tc>
-        <w:tc>
-          <w:tcPr>
-            <w:tcW w:type="dxa" w:w="5233"/>
-          </w:tcPr>
-          <w:p>
-            <w:r>
-              <w:t>A3</w:t>
-            </w:r>
-          </w:p>
-        </w:tc>
-      </w:tr>
-      <w:tr>
-        <w:tc>
-          <w:tcPr>
-            <w:tcW w:type="dxa" w:w="5233"/>
-          </w:tcPr>
-          <w:p>
-            <w:r>
-              <w:t>PC 2.6 — Test external network access</w:t>
+              <w:t>PC 3.2 — Test automatic scaling</w:t>
             </w:r>
           </w:p>
         </w:tc>
@@ -4830,50 +4398,6 @@
           </w:tcPr>
           <w:p>
             <w:r>
-              <w:t>PC 3.1 — Configure and apply autoscaling</w:t>
-            </w:r>
-          </w:p>
-        </w:tc>
-        <w:tc>
-          <w:tcPr>
-            <w:tcW w:type="dxa" w:w="5233"/>
-          </w:tcPr>
-          <w:p>
-            <w:r>
-              <w:t>A4</w:t>
-            </w:r>
-          </w:p>
-        </w:tc>
-      </w:tr>
-      <w:tr>
-        <w:tc>
-          <w:tcPr>
-            <w:tcW w:type="dxa" w:w="5233"/>
-          </w:tcPr>
-          <w:p>
-            <w:r>
-              <w:t>PC 3.2 — Test automatic scaling</w:t>
-            </w:r>
-          </w:p>
-        </w:tc>
-        <w:tc>
-          <w:tcPr>
-            <w:tcW w:type="dxa" w:w="5233"/>
-          </w:tcPr>
-          <w:p>
-            <w:r>
-              <w:t>A6</w:t>
-            </w:r>
-          </w:p>
-        </w:tc>
-      </w:tr>
-      <w:tr>
-        <w:tc>
-          <w:tcPr>
-            <w:tcW w:type="dxa" w:w="5233"/>
-          </w:tcPr>
-          <w:p>
-            <w:r>
               <w:t>PC 4.3 — Save and store user documentation per organisational policies</w:t>
             </w:r>
           </w:p>
@@ -4928,7 +4452,7 @@
           </w:tcPr>
           <w:p>
             <w:r>
-              <w:t>A9 · A10</w:t>
+              <w:t>A9</w:t>
             </w:r>
           </w:p>
         </w:tc>

--- a/S1-CL1-Cloud-Design-Build/assessments/AT2/AT2-Deployment-Assessor.docx
+++ b/S1-CL1-Cloud-Design-Build/assessments/AT2/AT2-Deployment-Assessor.docx
@@ -438,7 +438,7 @@
               <w:pStyle w:val="Assessortext"/>
             </w:pPr>
             <w:r>
-              <w:t>The assessment is a single-task project delivered as one written artefact (the Deployment Report) with three populated appendices. Implementation occurs in the AWS Academy lab environment authorised for this cluster. There is no presentation or observation event — all assessment evidence is captured in the Deployment Report and its appendices.</w:t>
+              <w:t>The assessment is a single-task project delivered as one written artefact (the Deployment Report) with one populated appendix. Implementation occurs in the AWS Academy lab environment authorised for this cluster. There is no presentation or observation event — all assessment evidence is captured in the Deployment Report and its appendices.</w:t>
             </w:r>
           </w:p>
           <w:p>
@@ -470,7 +470,7 @@
               <w:pStyle w:val="Assessortext"/>
             </w:pPr>
             <w:r>
-              <w:t>Teacher/assessor support level: the teacher/assessor may clarify task requirements, scenario context, or the supplied design but must not guide students to specific configuration decisions or correct knowledge-evidence answers. The eight Configuration Decisions left to the implementer (per the supplied design §14) must be made by the student.</w:t>
+              <w:t>Teacher/assessor support level: the teacher/assessor may clarify task requirements, scenario context, or the supplied design but must not guide students to specific configuration decisions or correct knowledge-evidence answers. The two Configuration Decisions left to the implementer (per the supplied design §4.16) must be made by the student.</w:t>
             </w:r>
           </w:p>
           <w:p>
@@ -478,7 +478,7 @@
               <w:pStyle w:val="Assessortext"/>
             </w:pPr>
             <w:r>
-              <w:t>Submission: the completed Deployment Report (.docx) with all three appendices populated is submitted via the LMS.</w:t>
+              <w:t>Submission: the completed Deployment Report (.docx) with the evidence appendix populated is submitted via the LMS.</w:t>
             </w:r>
           </w:p>
           <w:p>
@@ -565,7 +565,7 @@
               <w:pStyle w:val="Assessortext"/>
             </w:pPr>
             <w:r>
-              <w:t>Produce a Deployment Report documenting the build, using the YAT-provided Deployment Report template. The report covers what was built, configuration decisions made where the supplied design left them open, testing and validation outcomes, an operational handover for YAT IT, written responses to six contextual Knowledge Evidence questions about the student's own build, and three appendices of evidence.</w:t>
+              <w:t>Produce a Deployment Report documenting the build, using the YAT-provided Deployment Report template. The report covers what was built, configuration decisions made where the supplied design left them open, testing and validation outcomes, an operational handover for YAT IT, written responses to six contextual Knowledge Evidence questions about the student's own build, and one appendix of evidence.</w:t>
             </w:r>
           </w:p>
           <w:p>
@@ -573,7 +573,7 @@
               <w:pStyle w:val="Assessortext"/>
             </w:pPr>
             <w:r>
-              <w:t>The Deployment Report is the single submitted deliverable. All build evidence (screenshots, test results, reflections) is captured in the report's appendices — there is no separate portfolio submission and no presentation event.</w:t>
+              <w:t>The Deployment Report is the single submitted deliverable. All build evidence (screenshots, test results) is captured in the report's appendices — there is no separate portfolio submission and no presentation event.</w:t>
             </w:r>
           </w:p>
           <w:p>
@@ -1194,13 +1194,13 @@
           </w:tcPr>
           <w:p>
             <w:r>
-              <w:t>A5 §5 Configuration Decisions — student justifies all 8 decision points (C1–C8 from the supplied design §14) with rationale tied to the YAT LMS workload (referencing the LMS Application Specification), not generic justifications</w:t>
+              <w:t>A5 §5 Configuration Decisions — for each of the two decisions the supplied design leaves open, student names at least two options considered, states the choice made, and justifies it against the YAT LMS workload (referencing the LMS Application Specification), not generically</w:t>
             </w:r>
           </w:p>
           <w:p>
             <w:pPr/>
             <w:r>
-              <w:t>[ICTCLD401 PC 1.1] (discuss and compare cloud computing solutions) · [ICTCLD401 PC 1.3] (select best cloud computing solution and service)</w:t>
+              <w:t>[ICTCLD401 PC 1.1] (options considered and compared) · [ICTCLD401 PC 1.3] (best option selected)</w:t>
             </w:r>
           </w:p>
         </w:tc>
@@ -1222,13 +1222,13 @@
           </w:tcPr>
           <w:p>
             <w:r>
-              <w:t>A6 §6 Testing and Validation — student ran the four required test categories (connectivity, autoscaling, database connectivity, end-to-end smoke); results documented with cross-reference to Appendix C evidence</w:t>
+              <w:t>A6 §6 Testing and Validation — student ran all five tests (connect to the application server; reach the internet; reach the database; reach the load balancer; automatic scaling), with the required screenshot pasted into each test box and any failure and its fix noted</w:t>
             </w:r>
           </w:p>
           <w:p>
             <w:pPr/>
             <w:r>
-              <w:t>[ICTCLD401 PC 2.6] · [ICTCLD401 PC 3.2] · [ICTCLD502 PC 4.2]</w:t>
+              <w:t>[ICTCLD401 PC 2.6] · [ICTCLD401 PC 3.2] · [ICTCLD401 PE 3] · [ICTCLD502 PC 4.2]</w:t>
             </w:r>
           </w:p>
         </w:tc>
@@ -1313,62 +1313,6 @@
             <w:pPr/>
             <w:r>
               <w:t>[ICTCLD401 PE 1] · [ICTCLD401 PE 2] (the built artefacts are the evidence)</w:t>
-            </w:r>
-          </w:p>
-        </w:tc>
-        <w:tc>
-          <w:tcPr>
-            <w:tcW w:type="dxa" w:w="1934"/>
-          </w:tcPr>
-          <w:p>
-            <w:r>
-              <w:t>☐ Yes  ☐ No</w:t>
-            </w:r>
-          </w:p>
-        </w:tc>
-      </w:tr>
-      <w:tr>
-        <w:tc>
-          <w:tcPr>
-            <w:tcW w:type="dxa" w:w="8697"/>
-          </w:tcPr>
-          <w:p>
-            <w:r>
-              <w:t>A11 Appendix C Test Evidence — test outcomes documented with supporting evidence; outcomes consistent with §6 narrative</w:t>
-            </w:r>
-          </w:p>
-          <w:p>
-            <w:pPr/>
-            <w:r>
-              <w:t>[ICTCLD401 PE 3] · [ICTCLD502 PC 4.2] (connectivity evidence) · [ICTCLD502 PC 4.3] (baseline monitoring evidence)</w:t>
-            </w:r>
-          </w:p>
-        </w:tc>
-        <w:tc>
-          <w:tcPr>
-            <w:tcW w:type="dxa" w:w="1934"/>
-          </w:tcPr>
-          <w:p>
-            <w:r>
-              <w:t>☐ Yes  ☐ No</w:t>
-            </w:r>
-          </w:p>
-        </w:tc>
-      </w:tr>
-      <w:tr>
-        <w:tc>
-          <w:tcPr>
-            <w:tcW w:type="dxa" w:w="8697"/>
-          </w:tcPr>
-          <w:p>
-            <w:r>
-              <w:t>A12 Appendix D Reflections — two honest reflective responses present, both specific to the student's own build experience</w:t>
-            </w:r>
-          </w:p>
-          <w:p>
-            <w:pPr/>
-            <w:r>
-              <w:t>[ICTCLD401 FS Learning] · [ICTCLD401 FS Planning and organising] · [ICTCLD401 FS Self-management skills]</w:t>
             </w:r>
           </w:p>
         </w:tc>
@@ -1641,16 +1585,16 @@
         <w:spacing w:after="160"/>
       </w:pPr>
       <w:r>
-        <w:t>Using AWS Academy, implement the architecture exactly as specified in the supplied design. The design is opinionated where it matters (region, network topology, IAM model, service categories, security controls, tagging) and intentionally silent where you must demonstrate professional judgement. The supplied design's §14 Configuration decisions left to the implementer enumerates the eight decisions you must make and justify (C1 through C8).</w:t>
-      </w:r>
-    </w:p>
-    <w:p>
-      <w:pPr>
-        <w:pStyle w:val="Assessortext"/>
-        <w:spacing w:after="160"/>
-      </w:pPr>
-      <w:r>
-        <w:t>For each of those configuration decisions, make a deliberate, justified choice based on the YAT LMS workload as described in the LMS Application Specification on the YAT intranet. You will document the choice and rationale in §5 of your Deployment Report.</w:t>
+        <w:t>Using AWS Academy, implement the architecture exactly as specified in the supplied design. The design is opinionated where it matters (region, network topology, IAM model, service categories, security controls, tagging) and intentionally silent where you must demonstrate professional judgement. The supplied design's §4.16 Configuration decisions left to the implementer names the two decisions you must make and justify.</w:t>
+      </w:r>
+    </w:p>
+    <w:p>
+      <w:pPr>
+        <w:pStyle w:val="Assessortext"/>
+        <w:spacing w:after="160"/>
+      </w:pPr>
+      <w:r>
+        <w:t>For each of those two decisions, consider at least two candidates, choose one, and justify the choice against the YAT LMS workload as described in the LMS Application Specification on the YAT intranet. You will document the choice and rationale in §5 of your Deployment Report.</w:t>
       </w:r>
     </w:p>
     <w:p>
@@ -1836,10 +1780,10 @@
         <w:rPr>
           <w:b/>
         </w:rPr>
-        <w:t>§5 Configuration Decisions (justifications for the eight points the design left to you</w:t>
-      </w:r>
-      <w:r>
-        <w:t xml:space="preserve"> — C1 through C8)</w:t>
+        <w:t>§5 Configuration Decisions (the two the design leaves open</w:t>
+      </w:r>
+      <w:r>
+        <w:t xml:space="preserve"> — options considered, your choice, and why)</w:t>
       </w:r>
     </w:p>
     <w:p>
@@ -1893,44 +1837,6 @@
     </w:p>
     <w:p>
       <w:pPr>
-        <w:pStyle w:val="Assessortext"/>
-        <w:spacing w:after="120"/>
-        <w:ind w:left="360"/>
-      </w:pPr>
-      <w:r>
-        <w:t xml:space="preserve">• </w:t>
-      </w:r>
-      <w:r>
-        <w:rPr>
-          <w:b/>
-        </w:rPr>
-        <w:t>Appendix C</w:t>
-      </w:r>
-      <w:r>
-        <w:t xml:space="preserve"> — Test Evidence (logs, screenshots of test outcomes)</w:t>
-      </w:r>
-    </w:p>
-    <w:p>
-      <w:pPr>
-        <w:pStyle w:val="Assessortext"/>
-        <w:spacing w:after="120"/>
-        <w:ind w:left="360"/>
-      </w:pPr>
-      <w:r>
-        <w:t xml:space="preserve">• </w:t>
-      </w:r>
-      <w:r>
-        <w:rPr>
-          <w:b/>
-        </w:rPr>
-        <w:t>Appendix D</w:t>
-      </w:r>
-      <w:r>
-        <w:t xml:space="preserve"> — Reflections (two short reflective responses on the build experience)</w:t>
-      </w:r>
-    </w:p>
-    <w:p>
-      <w:pPr>
         <w:pStyle w:val="Heading2"/>
         <w:spacing w:before="240" w:after="80"/>
       </w:pPr>
@@ -1980,7 +1886,7 @@
         <w:spacing w:after="160"/>
       </w:pPr>
       <w:r>
-        <w:t>Don't paper over the eight Configuration Decisions. The §5 table is one of the most-scrutinised sections.</w:t>
+        <w:t>For each Configuration Decision, name the alternative you considered as well as the one you chose. A choice with no alternative beside it is not a comparison.</w:t>
       </w:r>
     </w:p>
     <w:p>
@@ -1990,15 +1896,6 @@
       </w:pPr>
       <w:r>
         <w:t>The Knowledge Evidence responses (§8) are about your own build. Every answer should reference specific sections, components, or decisions in your report. Generic textbook answers about cloud concepts won't pass.</w:t>
-      </w:r>
-    </w:p>
-    <w:p>
-      <w:pPr>
-        <w:pStyle w:val="Assessortext"/>
-        <w:spacing w:after="160"/>
-      </w:pPr>
-      <w:r>
-        <w:t>The reflections in Appendix D are honest, not promotional. A genuine "here's a decision I'd revise" earns more credit than a varnished "everything was perfect".</w:t>
       </w:r>
     </w:p>
     <w:p>
@@ -2088,7 +1985,7 @@
         <w:spacing w:after="160"/>
       </w:pPr>
       <w:r>
-        <w:t>Supporting sections (where NYS may be balanced against compensating evidence elsewhere): Appendix D Reflections (A12).</w:t>
+        <w:t>There are no supporting sections — every section of the report is covered by a criterion.</w:t>
       </w:r>
     </w:p>
     <w:p>
@@ -2420,7 +2317,7 @@
         <w:spacing w:after="160"/>
       </w:pPr>
       <w:r>
-        <w:t>Baseline CloudWatch alarms named (per the supplied design's §10.2 list)</w:t>
+        <w:t>Both baseline CloudWatch alarms named and evidenced (per the supplied design's §4.10 list): ALB target health status, and RDS free storage low</w:t>
       </w:r>
     </w:p>
     <w:p>
@@ -2515,7 +2412,7 @@
         <w:rPr>
           <w:b/>
         </w:rPr>
-        <w:t>Satisfactory looks like: All 8 decision points justified with rationale tied to the YAT LMS workload (not generic):</w:t>
+        <w:t>Satisfactory looks like: both decisions carry at least two options considered, a stated choice, and a rationale tied to the YAT LMS workload (not generic):</w:t>
       </w:r>
     </w:p>
     <w:tbl>
@@ -2578,7 +2475,7 @@
           </w:tcPr>
           <w:p>
             <w:r>
-              <w:t>EC2 instance type</w:t>
+              <w:t>Application-tier instance type</w:t>
             </w:r>
           </w:p>
         </w:tc>
@@ -2588,7 +2485,7 @@
           </w:tcPr>
           <w:p>
             <w:r>
-              <w:t>Concurrent-user load from the LMS application spec (200–300 typical, 500–700 peak); cost envelope from AT1 CBA; growth headroom</w:t>
+              <w:t>Concurrent-user load from the LMS application spec (200–300 typical, 500–700 peak); growth headroom</w:t>
             </w:r>
           </w:p>
         </w:tc>
@@ -2610,7 +2507,7 @@
           </w:tcPr>
           <w:p>
             <w:r>
-              <w:t>RDS instance class</w:t>
+              <w:t>Database instance class and storage size</w:t>
             </w:r>
           </w:p>
         </w:tc>
@@ -2620,199 +2517,7 @@
           </w:tcPr>
           <w:p>
             <w:r>
-              <w:t>Database workload characteristics (relatively read-heavy for an LMS); concurrent-connection load</w:t>
-            </w:r>
-          </w:p>
-        </w:tc>
-      </w:tr>
-      <w:tr>
-        <w:tc>
-          <w:tcPr>
-            <w:tcW w:type="dxa" w:w="3489"/>
-          </w:tcPr>
-          <w:p>
-            <w:r>
-              <w:t>C3</w:t>
-            </w:r>
-          </w:p>
-        </w:tc>
-        <w:tc>
-          <w:tcPr>
-            <w:tcW w:type="dxa" w:w="3489"/>
-          </w:tcPr>
-          <w:p>
-            <w:r>
-              <w:t>EBS data volume + RDS storage sizing</w:t>
-            </w:r>
-          </w:p>
-        </w:tc>
-        <w:tc>
-          <w:tcPr>
-            <w:tcW w:type="dxa" w:w="3489"/>
-          </w:tcPr>
-          <w:p>
-            <w:r>
-              <w:t>The 178 GB current footprint + ~25 GB/year growth from the LMS app spec; 12-month projection + headroom</w:t>
-            </w:r>
-          </w:p>
-        </w:tc>
-      </w:tr>
-      <w:tr>
-        <w:tc>
-          <w:tcPr>
-            <w:tcW w:type="dxa" w:w="3489"/>
-          </w:tcPr>
-          <w:p>
-            <w:r>
-              <w:t>C4</w:t>
-            </w:r>
-          </w:p>
-        </w:tc>
-        <w:tc>
-          <w:tcPr>
-            <w:tcW w:type="dxa" w:w="3489"/>
-          </w:tcPr>
-          <w:p>
-            <w:r>
-              <w:t>ASG scaling threshold</w:t>
-            </w:r>
-          </w:p>
-        </w:tc>
-        <w:tc>
-          <w:tcPr>
-            <w:tcW w:type="dxa" w:w="3489"/>
-          </w:tcPr>
-          <w:p>
-            <w:r>
-              <w:t>CPU profile expectations during assessment-week peaks; cooldown/cool-off implications</w:t>
-            </w:r>
-          </w:p>
-        </w:tc>
-      </w:tr>
-      <w:tr>
-        <w:tc>
-          <w:tcPr>
-            <w:tcW w:type="dxa" w:w="3489"/>
-          </w:tcPr>
-          <w:p>
-            <w:r>
-              <w:t>C5</w:t>
-            </w:r>
-          </w:p>
-        </w:tc>
-        <w:tc>
-          <w:tcPr>
-            <w:tcW w:type="dxa" w:w="3489"/>
-          </w:tcPr>
-          <w:p>
-            <w:r>
-              <w:t>Permission boundary for MTS-Consultants</w:t>
-            </w:r>
-          </w:p>
-        </w:tc>
-        <w:tc>
-          <w:tcPr>
-            <w:tcW w:type="dxa" w:w="3489"/>
-          </w:tcPr>
-          <w:p>
-            <w:r>
-              <w:t>Specifically the AWS Academy lab access scope</w:t>
-            </w:r>
-          </w:p>
-        </w:tc>
-      </w:tr>
-      <w:tr>
-        <w:tc>
-          <w:tcPr>
-            <w:tcW w:type="dxa" w:w="3489"/>
-          </w:tcPr>
-          <w:p>
-            <w:r>
-              <w:t>C6</w:t>
-            </w:r>
-          </w:p>
-        </w:tc>
-        <w:tc>
-          <w:tcPr>
-            <w:tcW w:type="dxa" w:w="3489"/>
-          </w:tcPr>
-          <w:p>
-            <w:r>
-              <w:t>Bastion / RDP design</w:t>
-            </w:r>
-          </w:p>
-        </w:tc>
-        <w:tc>
-          <w:tcPr>
-            <w:tcW w:type="dxa" w:w="3489"/>
-          </w:tcPr>
-          <w:p>
-            <w:r>
-              <w:t>Security trade-off: bastion host vs SSM Session Manager vs VPN-only</w:t>
-            </w:r>
-          </w:p>
-        </w:tc>
-      </w:tr>
-      <w:tr>
-        <w:tc>
-          <w:tcPr>
-            <w:tcW w:type="dxa" w:w="3489"/>
-          </w:tcPr>
-          <w:p>
-            <w:r>
-              <w:t>C7</w:t>
-            </w:r>
-          </w:p>
-        </w:tc>
-        <w:tc>
-          <w:tcPr>
-            <w:tcW w:type="dxa" w:w="3489"/>
-          </w:tcPr>
-          <w:p>
-            <w:r>
-              <w:t>MySQL engine version</w:t>
-            </w:r>
-          </w:p>
-        </w:tc>
-        <w:tc>
-          <w:tcPr>
-            <w:tcW w:type="dxa" w:w="3489"/>
-          </w:tcPr>
-          <w:p>
-            <w:r>
-              <w:t>DOODLE compatibility (the migration brief says no application upgrade)</w:t>
-            </w:r>
-          </w:p>
-        </w:tc>
-      </w:tr>
-      <w:tr>
-        <w:tc>
-          <w:tcPr>
-            <w:tcW w:type="dxa" w:w="3489"/>
-          </w:tcPr>
-          <w:p>
-            <w:r>
-              <w:t>C8</w:t>
-            </w:r>
-          </w:p>
-        </w:tc>
-        <w:tc>
-          <w:tcPr>
-            <w:tcW w:type="dxa" w:w="3489"/>
-          </w:tcPr>
-          <w:p>
-            <w:r>
-              <w:t>DNS strategy + ACM cert</w:t>
-            </w:r>
-          </w:p>
-        </w:tc>
-        <w:tc>
-          <w:tcPr>
-            <w:tcW w:type="dxa" w:w="3489"/>
-          </w:tcPr>
-          <w:p>
-            <w:r>
-              <w:t>LMS hostname strategy; ACM auto-renewal considerations</w:t>
+              <w:t>Database workload characteristics (read-heavy for an LMS); the current data footprint and its growth rate</w:t>
             </w:r>
           </w:p>
         </w:tc>
@@ -2847,7 +2552,7 @@
         <w:ind w:left="360"/>
       </w:pPr>
       <w:r>
-        <w:t>• Any of C1–C8 left blank or with "TBD"</w:t>
+        <w:t>• Either decision left blank or with "TBD"</w:t>
       </w:r>
     </w:p>
     <w:p>
@@ -2857,7 +2562,7 @@
         <w:ind w:left="360"/>
       </w:pPr>
       <w:r>
-        <w:t>• Generic justifications ("m6i.large is a good general-purpose instance") not tied to YAT workload</w:t>
+        <w:t>• Only the chosen option given, with no alternative considered — the comparison is not evidenced</w:t>
       </w:r>
     </w:p>
     <w:p>
@@ -2867,7 +2572,7 @@
         <w:ind w:left="360"/>
       </w:pPr>
       <w:r>
-        <w:t>• Justification contradicts the workload (e.g. picking a tiny instance after acknowledging 700 peak concurrent users)</w:t>
+        <w:t>• Generic justifications ("m6i.large is a good general-purpose instance") not tied to YAT workload</w:t>
       </w:r>
     </w:p>
     <w:p>
@@ -2877,7 +2582,7 @@
         <w:ind w:left="360"/>
       </w:pPr>
       <w:r>
-        <w:t>• Sizing decisions without calculations shown</w:t>
+        <w:t>• Justification contradicts the workload (e.g. picking a tiny instance after acknowledging 700 peak concurrent users)</w:t>
       </w:r>
     </w:p>
     <w:p>
@@ -2900,19 +2605,16 @@
           <w:color w:val="595959"/>
           <w:sz w:val="18"/>
         </w:rPr>
-        <w:t>UoC evidenced: [ICTCLD401 PC 2.6, 3.2] · [ICTCLD502 PC 4.2, 4.3 partial]. Critical section.</w:t>
-      </w:r>
-    </w:p>
-    <w:p>
-      <w:pPr>
-        <w:pStyle w:val="Assessortext"/>
-        <w:spacing w:before="120" w:after="80"/>
-      </w:pPr>
-      <w:r>
-        <w:rPr>
-          <w:b/>
-        </w:rPr>
-        <w:t>Satisfactory looks like, per test category:</w:t>
+        <w:t>UoC evidenced: [ICTCLD401 PC 2.6, 3.2] · [ICTCLD401 PE 3] · [ICTCLD502 PC 4.2]. Critical section.</w:t>
+      </w:r>
+    </w:p>
+    <w:p>
+      <w:pPr>
+        <w:pStyle w:val="Assessortext"/>
+        <w:spacing w:after="160"/>
+      </w:pPr>
+      <w:r>
+        <w:t>Each test is instrumented: the template gives the student the steps and a box to paste the screenshot into. Mark the screenshot, not the prose.</w:t>
       </w:r>
     </w:p>
     <w:tbl>
@@ -2932,105 +2634,127 @@
           </w:tcPr>
           <w:p>
             <w:r>
-              <w:t>Test category</w:t>
-            </w:r>
-          </w:p>
-        </w:tc>
-        <w:tc>
-          <w:tcPr>
-            <w:tcW w:type="dxa" w:w="5233"/>
-          </w:tcPr>
-          <w:p>
-            <w:r>
-              <w:t>Satisfactory evidence</w:t>
-            </w:r>
-          </w:p>
-        </w:tc>
-      </w:tr>
-      <w:tr>
-        <w:tc>
-          <w:tcPr>
-            <w:tcW w:type="dxa" w:w="5233"/>
-          </w:tcPr>
-          <w:p>
-            <w:r>
-              <w:t>6.1 Connectivity</w:t>
-            </w:r>
-          </w:p>
-        </w:tc>
-        <w:tc>
-          <w:tcPr>
-            <w:tcW w:type="dxa" w:w="5233"/>
-          </w:tcPr>
-          <w:p>
-            <w:r>
-              <w:t>All four tests recorded with Pass/Fail; Appendix C C1, C2 evidence attached</w:t>
-            </w:r>
-          </w:p>
-        </w:tc>
-      </w:tr>
-      <w:tr>
-        <w:tc>
-          <w:tcPr>
-            <w:tcW w:type="dxa" w:w="5233"/>
-          </w:tcPr>
-          <w:p>
-            <w:r>
-              <w:t>6.2 Autoscaling</w:t>
-            </w:r>
-          </w:p>
-        </w:tc>
-        <w:tc>
-          <w:tcPr>
-            <w:tcW w:type="dxa" w:w="5233"/>
-          </w:tcPr>
-          <w:p>
-            <w:r>
-              <w:t>Load applied, scale-out occurred, instance entered service, scale-in followed; Appendix C C3 evidence attached</w:t>
-            </w:r>
-          </w:p>
-        </w:tc>
-      </w:tr>
-      <w:tr>
-        <w:tc>
-          <w:tcPr>
-            <w:tcW w:type="dxa" w:w="5233"/>
-          </w:tcPr>
-          <w:p>
-            <w:r>
-              <w:t>6.3 DB connectivity</w:t>
-            </w:r>
-          </w:p>
-        </w:tc>
-        <w:tc>
-          <w:tcPr>
-            <w:tcW w:type="dxa" w:w="5233"/>
-          </w:tcPr>
-          <w:p>
-            <w:r>
-              <w:t>MySQL client connection established from EC2 over private network; version confirmation matches C7 decision; Appendix C C4 evidence attached</w:t>
-            </w:r>
-          </w:p>
-        </w:tc>
-      </w:tr>
-      <w:tr>
-        <w:tc>
-          <w:tcPr>
-            <w:tcW w:type="dxa" w:w="5233"/>
-          </w:tcPr>
-          <w:p>
-            <w:r>
-              <w:t>6.4 End-to-end smoke</w:t>
-            </w:r>
-          </w:p>
-        </w:tc>
-        <w:tc>
-          <w:tcPr>
-            <w:tcW w:type="dxa" w:w="5233"/>
-          </w:tcPr>
-          <w:p>
-            <w:r>
-              <w:t>LMS reachable via ALB DNS name; HTTP success status; Appendix C C5 evidence attached</w:t>
+              <w:t>Test</w:t>
+            </w:r>
+          </w:p>
+        </w:tc>
+        <w:tc>
+          <w:tcPr>
+            <w:tcW w:type="dxa" w:w="5233"/>
+          </w:tcPr>
+          <w:p>
+            <w:r>
+              <w:t>Satisfactory evidence in the box</w:t>
+            </w:r>
+          </w:p>
+        </w:tc>
+      </w:tr>
+      <w:tr>
+        <w:tc>
+          <w:tcPr>
+            <w:tcW w:type="dxa" w:w="5233"/>
+          </w:tcPr>
+          <w:p>
+            <w:r>
+              <w:t>6.1 Connect to the application server</w:t>
+            </w:r>
+          </w:p>
+        </w:tc>
+        <w:tc>
+          <w:tcPr>
+            <w:tcW w:type="dxa" w:w="5233"/>
+          </w:tcPr>
+          <w:p>
+            <w:r>
+              <w:t>A terminal session on the instance, connection succeeding</w:t>
+            </w:r>
+          </w:p>
+        </w:tc>
+      </w:tr>
+      <w:tr>
+        <w:tc>
+          <w:tcPr>
+            <w:tcW w:type="dxa" w:w="5233"/>
+          </w:tcPr>
+          <w:p>
+            <w:r>
+              <w:t>6.2 Reach the internet</w:t>
+            </w:r>
+          </w:p>
+        </w:tc>
+        <w:tc>
+          <w:tcPr>
+            <w:tcW w:type="dxa" w:w="5233"/>
+          </w:tcPr>
+          <w:p>
+            <w:r>
+              <w:t>The command and an HTTP response header returned through the NAT gateway</w:t>
+            </w:r>
+          </w:p>
+        </w:tc>
+      </w:tr>
+      <w:tr>
+        <w:tc>
+          <w:tcPr>
+            <w:tcW w:type="dxa" w:w="5233"/>
+          </w:tcPr>
+          <w:p>
+            <w:r>
+              <w:t>6.3 Reach the database</w:t>
+            </w:r>
+          </w:p>
+        </w:tc>
+        <w:tc>
+          <w:tcPr>
+            <w:tcW w:type="dxa" w:w="5233"/>
+          </w:tcPr>
+          <w:p>
+            <w:r>
+              <w:t>The command and output confirming port 3306 reachable from the app tier</w:t>
+            </w:r>
+          </w:p>
+        </w:tc>
+      </w:tr>
+      <w:tr>
+        <w:tc>
+          <w:tcPr>
+            <w:tcW w:type="dxa" w:w="5233"/>
+          </w:tcPr>
+          <w:p>
+            <w:r>
+              <w:t>6.4 Reach the load balancer</w:t>
+            </w:r>
+          </w:p>
+        </w:tc>
+        <w:tc>
+          <w:tcPr>
+            <w:tcW w:type="dxa" w:w="5233"/>
+          </w:tcPr>
+          <w:p>
+            <w:r>
+              <w:t>The command and an HTTP response from the load balancer</w:t>
+            </w:r>
+          </w:p>
+        </w:tc>
+      </w:tr>
+      <w:tr>
+        <w:tc>
+          <w:tcPr>
+            <w:tcW w:type="dxa" w:w="5233"/>
+          </w:tcPr>
+          <w:p>
+            <w:r>
+              <w:t>6.5 Automatic scaling</w:t>
+            </w:r>
+          </w:p>
+        </w:tc>
+        <w:tc>
+          <w:tcPr>
+            <w:tcW w:type="dxa" w:w="5233"/>
+          </w:tcPr>
+          <w:p>
+            <w:r>
+              <w:t>The Auto Scaling Activity tab showing both a scale-out and a scale-in entry</w:t>
             </w:r>
           </w:p>
         </w:tc>
@@ -3056,7 +2780,7 @@
         <w:ind w:left="360"/>
       </w:pPr>
       <w:r>
-        <w:t>• Any test category left blank or "not tested"</w:t>
+        <w:t>• Any screenshot box left empty</w:t>
       </w:r>
     </w:p>
     <w:p>
@@ -3066,7 +2790,7 @@
         <w:ind w:left="360"/>
       </w:pPr>
       <w:r>
-        <w:t>• Tests recorded as Pass without evidence to support</w:t>
+        <w:t>• A screenshot that does not show what the box asks for</w:t>
       </w:r>
     </w:p>
     <w:p>
@@ -3076,7 +2800,7 @@
         <w:ind w:left="360"/>
       </w:pPr>
       <w:r>
-        <w:t>• Evidence contradicts the recorded outcome</w:t>
+        <w:t>• Evidence that contradicts the claimed outcome</w:t>
       </w:r>
     </w:p>
     <w:p>
@@ -3086,7 +2810,7 @@
         <w:ind w:left="360"/>
       </w:pPr>
       <w:r>
-        <w:t>• No negative test (RDS NOT publicly reachable) — this is a deliberate test of security posture</w:t>
+        <w:t>• Screenshots from another environment rather than the student's own build</w:t>
       </w:r>
     </w:p>
     <w:p>
@@ -3509,39 +3233,43 @@
         <w:spacing w:after="160"/>
       </w:pPr>
       <w:r>
-        <w:t>Model coverage: Student identifies two DNS resolution points and explains what fails if misconfigured.</w:t>
-      </w:r>
-    </w:p>
-    <w:p>
-      <w:pPr>
-        <w:pStyle w:val="Assessortext"/>
-        <w:spacing w:before="120" w:after="80"/>
-      </w:pPr>
-      <w:r>
-        <w:rPr>
-          <w:b/>
-        </w:rPr>
-        <w:t>Examples:</w:t>
-      </w:r>
-    </w:p>
-    <w:p>
-      <w:pPr>
-        <w:pStyle w:val="Assessortext"/>
-        <w:spacing w:after="80"/>
-        <w:ind w:left="360"/>
-      </w:pPr>
-      <w:r>
-        <w:t>• ALB DNS name — end-users browse to the LMS hostname which resolves (via Route 53 or YAT's authoritative DNS) to the ALB DNS name, which AWS resolves to one of the ALB's IPs. If misconfigured, end-users get the wrong IP or no IP → can't reach the LMS.</w:t>
-      </w:r>
-    </w:p>
-    <w:p>
-      <w:pPr>
-        <w:pStyle w:val="Assessortext"/>
-        <w:spacing w:after="80"/>
-        <w:ind w:left="360"/>
-      </w:pPr>
-      <w:r>
-        <w:t>• RDS endpoint — the EC2 instance connects to RDS via its DNS endpoint (which AWS uses to abstract away which underlying instance is the primary). If misconfigured (e.g. wrong endpoint in app config), the application can't reach the database.</w:t>
+        <w:t>Model coverage: Student explains that the browser cannot reach anything by name alone — DNS translates the LMS hostname into an address the browser can connect to, and in this deployment that address is the load balancer.</w:t>
+      </w:r>
+    </w:p>
+    <w:p>
+      <w:pPr>
+        <w:pStyle w:val="Assessortext"/>
+        <w:spacing w:after="160"/>
+      </w:pPr>
+      <w:r>
+        <w:t>The LMS hostname resolves (via YAT's authoritative DNS) to the load balancer's DNS name, which AWS in turn resolves to one of the load balancer's current IP addresses.</w:t>
+      </w:r>
+    </w:p>
+    <w:p>
+      <w:pPr>
+        <w:pStyle w:val="Assessortext"/>
+        <w:spacing w:after="160"/>
+      </w:pPr>
+      <w:r>
+        <w:t>Because those addresses change, the name is what stays stable — which is why the hostname points at the load balancer rather than at any instance.</w:t>
+      </w:r>
+    </w:p>
+    <w:p>
+      <w:pPr>
+        <w:pStyle w:val="Assessortext"/>
+        <w:spacing w:after="160"/>
+      </w:pPr>
+      <w:r>
+        <w:t>If misconfigured, the browser gets the wrong address or none at all, and staff cannot reach the LMS even though every server behind it is running.</w:t>
+      </w:r>
+    </w:p>
+    <w:p>
+      <w:pPr>
+        <w:pStyle w:val="Assessortext"/>
+        <w:spacing w:after="160"/>
+      </w:pPr>
+      <w:r>
+        <w:t>Accept any answer that shows DNS is the name-to-address step and names the load balancer as the target. A student who also mentions the instance resolving the database endpoint has gone beyond the question — credit it, do not require it.</w:t>
       </w:r>
     </w:p>
     <w:p>
@@ -3556,7 +3284,7 @@
         <w:t xml:space="preserve">NYS: </w:t>
       </w:r>
       <w:r>
-        <w:t>generic "DNS resolves names to IPs" without YAT-specific resolution points named.</w:t>
+        <w:t>generic "DNS resolves names to IPs" with no reference to their own deployment.</w:t>
       </w:r>
     </w:p>
     <w:p>
@@ -3775,7 +3503,7 @@
         <w:spacing w:before="280" w:after="80"/>
       </w:pPr>
       <w:r>
-        <w:t>12. Marking Appendix C — Test Evidence</w:t>
+        <w:t>13. Marking A13 — Document quality</w:t>
       </w:r>
     </w:p>
     <w:p>
@@ -3789,7 +3517,7 @@
           <w:color w:val="595959"/>
           <w:sz w:val="18"/>
         </w:rPr>
-        <w:t>UoC evidenced: [ICTCLD401 PE 3] · [ICTCLD502 PC 4.2, 4.3].</w:t>
+        <w:t>UoC evidenced: [ICTCLD401 FS Writing] · [ICTCLD401 FS Reading] · [ICTCLD502 FS Reading].</w:t>
       </w:r>
     </w:p>
     <w:p>
@@ -3811,7 +3539,7 @@
         <w:ind w:left="360"/>
       </w:pPr>
       <w:r>
-        <w:t>• All 6 evidence items (C1–C6) present</w:t>
+        <w:t>• Plain English, with technical vocabulary used accurately and explained where the reader would need it</w:t>
       </w:r>
     </w:p>
     <w:p>
@@ -3821,7 +3549,7 @@
         <w:ind w:left="360"/>
       </w:pPr>
       <w:r>
-        <w:t>• Evidence is consistent with the outcomes recorded in §6</w:t>
+        <w:t>• Structure and formatting consistent with a professional consulting deliverable for an RTO client</w:t>
       </w:r>
     </w:p>
     <w:p>
@@ -3831,7 +3559,17 @@
         <w:ind w:left="360"/>
       </w:pPr>
       <w:r>
-        <w:t>• Test C6 (negative test — RDS not publicly reachable) explicitly demonstrated</w:t>
+        <w:t>• The supplied design and the LMS application specification have been read correctly — the report does not contradict them on a point of fact</w:t>
+      </w:r>
+    </w:p>
+    <w:p>
+      <w:pPr>
+        <w:pStyle w:val="Assessortext"/>
+        <w:spacing w:after="80"/>
+        <w:ind w:left="360"/>
+      </w:pPr>
+      <w:r>
+        <w:t>• The supplied §2 and §3 are present and unedited</w:t>
       </w:r>
     </w:p>
     <w:p>
@@ -3853,7 +3591,7 @@
         <w:ind w:left="360"/>
       </w:pPr>
       <w:r>
-        <w:t>• Evidence missing for one or more tests</w:t>
+        <w:t>• Hard to follow, or reads as working notes rather than a deliverable</w:t>
       </w:r>
     </w:p>
     <w:p>
@@ -3863,7 +3601,7 @@
         <w:ind w:left="360"/>
       </w:pPr>
       <w:r>
-        <w:t>• Evidence shows the opposite of the recorded §6 outcome</w:t>
+        <w:t>• Technical terms used incorrectly, indicating the supplied documentation was not understood</w:t>
       </w:r>
     </w:p>
     <w:p>
@@ -3873,133 +3611,7 @@
         <w:ind w:left="360"/>
       </w:pPr>
       <w:r>
-        <w:t>• Negative test missing — security posture not verified</w:t>
-      </w:r>
-    </w:p>
-    <w:p>
-      <w:pPr>
-        <w:pStyle w:val="Heading2"/>
-        <w:spacing w:before="280" w:after="80"/>
-      </w:pPr>
-      <w:r>
-        <w:t>13. Marking Appendix D — Reflections</w:t>
-      </w:r>
-    </w:p>
-    <w:p>
-      <w:pPr>
-        <w:pStyle w:val="Assessortext"/>
-        <w:spacing w:after="160"/>
-      </w:pPr>
-      <w:r>
-        <w:rPr>
-          <w:i/>
-          <w:color w:val="595959"/>
-          <w:sz w:val="18"/>
-        </w:rPr>
-        <w:t>UoC evidenced: [ICTCLD401 FS Learning, Planning and organising, Self-management skills].</w:t>
-      </w:r>
-    </w:p>
-    <w:p>
-      <w:pPr>
-        <w:pStyle w:val="Assessortext"/>
-        <w:spacing w:after="160"/>
-      </w:pPr>
-      <w:r>
-        <w:t>UoC evidenced (foundation skill — closest-fit): [ICTCLD401 FS Reading] (A13).</w:t>
-      </w:r>
-    </w:p>
-    <w:p>
-      <w:pPr>
-        <w:pStyle w:val="Assessortext"/>
-        <w:spacing w:before="120" w:after="80"/>
-      </w:pPr>
-      <w:r>
-        <w:rPr>
-          <w:b/>
-        </w:rPr>
-        <w:t>Satisfactory looks like:</w:t>
-      </w:r>
-    </w:p>
-    <w:p>
-      <w:pPr>
-        <w:pStyle w:val="Assessortext"/>
-        <w:spacing w:after="80"/>
-        <w:ind w:left="360"/>
-      </w:pPr>
-      <w:r>
-        <w:t>• Both reflections present</w:t>
-      </w:r>
-    </w:p>
-    <w:p>
-      <w:pPr>
-        <w:pStyle w:val="Assessortext"/>
-        <w:spacing w:after="80"/>
-        <w:ind w:left="360"/>
-      </w:pPr>
-      <w:r>
-        <w:t>• Each is specific to the student's own build (not generic)</w:t>
-      </w:r>
-    </w:p>
-    <w:p>
-      <w:pPr>
-        <w:pStyle w:val="Assessortext"/>
-        <w:spacing w:after="80"/>
-        <w:ind w:left="360"/>
-      </w:pPr>
-      <w:r>
-        <w:t>• R1 names a transferable lesson and how it was arrived at</w:t>
-      </w:r>
-    </w:p>
-    <w:p>
-      <w:pPr>
-        <w:pStyle w:val="Assessortext"/>
-        <w:spacing w:after="80"/>
-        <w:ind w:left="360"/>
-      </w:pPr>
-      <w:r>
-        <w:t>• R2 names a decision validated AND a decision the student would revise</w:t>
-      </w:r>
-    </w:p>
-    <w:p>
-      <w:pPr>
-        <w:pStyle w:val="Assessortext"/>
-        <w:spacing w:before="120" w:after="80"/>
-      </w:pPr>
-      <w:r>
-        <w:rPr>
-          <w:b/>
-        </w:rPr>
-        <w:t>NYS:</w:t>
-      </w:r>
-    </w:p>
-    <w:p>
-      <w:pPr>
-        <w:pStyle w:val="Assessortext"/>
-        <w:spacing w:after="80"/>
-        <w:ind w:left="360"/>
-      </w:pPr>
-      <w:r>
-        <w:t>• Reflections absent or one-sentence-each</w:t>
-      </w:r>
-    </w:p>
-    <w:p>
-      <w:pPr>
-        <w:pStyle w:val="Assessortext"/>
-        <w:spacing w:after="80"/>
-        <w:ind w:left="360"/>
-      </w:pPr>
-      <w:r>
-        <w:t>• All reflections positive — no honest "would revise" content</w:t>
-      </w:r>
-    </w:p>
-    <w:p>
-      <w:pPr>
-        <w:pStyle w:val="Assessortext"/>
-        <w:spacing w:after="80"/>
-        <w:ind w:left="360"/>
-      </w:pPr>
-      <w:r>
-        <w:t>• Generic reflections that don't engage with the actual build (could be cut-pasted into any deployment report)</w:t>
+        <w:t>• Contradicts the supplied design or the application specification</w:t>
       </w:r>
     </w:p>
     <w:p>
@@ -4474,7 +4086,7 @@
           </w:tcPr>
           <w:p>
             <w:r>
-              <w:t>A11</w:t>
+              <w:t>A6</w:t>
             </w:r>
           </w:p>
         </w:tc>
@@ -4651,72 +4263,6 @@
           <w:p>
             <w:r>
               <w:t>A13</w:t>
-            </w:r>
-          </w:p>
-        </w:tc>
-      </w:tr>
-      <w:tr>
-        <w:tc>
-          <w:tcPr>
-            <w:tcW w:type="dxa" w:w="5233"/>
-          </w:tcPr>
-          <w:p>
-            <w:r>
-              <w:t>FS Learning</w:t>
-            </w:r>
-          </w:p>
-        </w:tc>
-        <w:tc>
-          <w:tcPr>
-            <w:tcW w:type="dxa" w:w="5233"/>
-          </w:tcPr>
-          <w:p>
-            <w:r>
-              <w:t>A12</w:t>
-            </w:r>
-          </w:p>
-        </w:tc>
-      </w:tr>
-      <w:tr>
-        <w:tc>
-          <w:tcPr>
-            <w:tcW w:type="dxa" w:w="5233"/>
-          </w:tcPr>
-          <w:p>
-            <w:r>
-              <w:t>FS Planning and organising</w:t>
-            </w:r>
-          </w:p>
-        </w:tc>
-        <w:tc>
-          <w:tcPr>
-            <w:tcW w:type="dxa" w:w="5233"/>
-          </w:tcPr>
-          <w:p>
-            <w:r>
-              <w:t>A12</w:t>
-            </w:r>
-          </w:p>
-        </w:tc>
-      </w:tr>
-      <w:tr>
-        <w:tc>
-          <w:tcPr>
-            <w:tcW w:type="dxa" w:w="5233"/>
-          </w:tcPr>
-          <w:p>
-            <w:r>
-              <w:t>FS Self-management skills</w:t>
-            </w:r>
-          </w:p>
-        </w:tc>
-        <w:tc>
-          <w:tcPr>
-            <w:tcW w:type="dxa" w:w="5233"/>
-          </w:tcPr>
-          <w:p>
-            <w:r>
-              <w:t>A12</w:t>
             </w:r>
           </w:p>
         </w:tc>
@@ -4922,7 +4468,7 @@
           </w:tcPr>
           <w:p>
             <w:r>
-              <w:t>A6 · A11</w:t>
+              <w:t>A6</w:t>
             </w:r>
           </w:p>
         </w:tc>
@@ -4944,7 +4490,7 @@
           </w:tcPr>
           <w:p>
             <w:r>
-              <w:t>A4 · A11 (baseline monitoring only — HA-tuned monitoring is AT3)</w:t>
+              <w:t>A4 (baseline monitoring only — HA-tuned monitoring is AT3)</w:t>
             </w:r>
           </w:p>
         </w:tc>

--- a/S1-CL1-Cloud-Design-Build/assessments/AT2/AT2-Deployment-Assessor.docx
+++ b/S1-CL1-Cloud-Design-Build/assessments/AT2/AT2-Deployment-Assessor.docx
@@ -9582,6 +9582,64 @@
         <w:t>Name the compute, networking and scaling services you deployed. For each, explain the feature it provides and how it supports the YAT LMS specifically.</w:t>
       </w:r>
     </w:p>
+    <w:p>
+      <w:pPr>
+        <w:spacing w:after="60"/>
+      </w:pPr>
+      <w:r>
+        <w:rPr>
+          <w:b/>
+          <w:i w:val="0"/>
+          <w:sz w:val="21"/>
+        </w:rPr>
+        <w:t>Related resources</w:t>
+      </w:r>
+    </w:p>
+    <w:p>
+      <w:pPr>
+        <w:spacing w:after="80"/>
+        <w:ind w:left="340"/>
+      </w:pPr>
+      <w:r>
+        <w:rPr>
+          <w:sz w:val="21"/>
+        </w:rPr>
+        <w:t xml:space="preserve">•  </w:t>
+      </w:r>
+      <w:hyperlink r:id="rId17">
+        <w:r>
+          <w:rPr>
+            <w:sz w:val="21"/>
+            <w:color w:val="0563C1"/>
+            <w:u w:val="single"/>
+          </w:rPr>
+          <w:t>LMS Application Specification — the user population, concurrent load and service-level expectations your services have to support</w:t>
+        </w:r>
+      </w:hyperlink>
+    </w:p>
+    <w:p>
+      <w:pPr>
+        <w:spacing w:after="80"/>
+        <w:ind w:left="340"/>
+      </w:pPr>
+      <w:r>
+        <w:rPr>
+          <w:sz w:val="21"/>
+        </w:rPr>
+        <w:t xml:space="preserve">•  </w:t>
+      </w:r>
+      <w:hyperlink r:id="rId19">
+        <w:r>
+          <w:rPr>
+            <w:sz w:val="21"/>
+            <w:color w:val="0563C1"/>
+            <w:u w:val="single"/>
+          </w:rPr>
+          <w:t>LMS Cloud Architecture — Baseline Design — the design your build implements</w:t>
+        </w:r>
+      </w:hyperlink>
+    </w:p>
+    <w:p/>
     <w:tbl>
       <w:tblPr>
         <w:tblW w:type="auto" w:w="0"/>
@@ -9738,6 +9796,64 @@
         <w:t>In your build: (a) why a managed database service rather than running the database on the server yourself? (b) your build uses block storage in two places — the volumes on the server and the storage behind the database. Explain how block storage differs from object storage, and when each is the right choice for an LMS. (c) why scale horizontally rather than vertically, and what does that trade off?</w:t>
       </w:r>
     </w:p>
+    <w:p>
+      <w:pPr>
+        <w:spacing w:after="60"/>
+      </w:pPr>
+      <w:r>
+        <w:rPr>
+          <w:b/>
+          <w:i w:val="0"/>
+          <w:sz w:val="21"/>
+        </w:rPr>
+        <w:t>Related resources</w:t>
+      </w:r>
+    </w:p>
+    <w:p>
+      <w:pPr>
+        <w:spacing w:after="80"/>
+        <w:ind w:left="340"/>
+      </w:pPr>
+      <w:r>
+        <w:rPr>
+          <w:sz w:val="21"/>
+        </w:rPr>
+        <w:t xml:space="preserve">•  </w:t>
+      </w:r>
+      <w:hyperlink r:id="rId19">
+        <w:r>
+          <w:rPr>
+            <w:sz w:val="21"/>
+            <w:color w:val="0563C1"/>
+            <w:u w:val="single"/>
+          </w:rPr>
+          <w:t>LMS Cloud Architecture — Baseline Design — why the design chose a managed database and a scaling group rather than a single larger server</w:t>
+        </w:r>
+      </w:hyperlink>
+    </w:p>
+    <w:p>
+      <w:pPr>
+        <w:spacing w:after="80"/>
+        <w:ind w:left="340"/>
+      </w:pPr>
+      <w:r>
+        <w:rPr>
+          <w:sz w:val="21"/>
+        </w:rPr>
+        <w:t xml:space="preserve">•  </w:t>
+      </w:r>
+      <w:hyperlink r:id="rId17">
+        <w:r>
+          <w:rPr>
+            <w:sz w:val="21"/>
+            <w:color w:val="0563C1"/>
+            <w:u w:val="single"/>
+          </w:rPr>
+          <w:t>LMS Application Specification — what the LMS stores, which is what the storage choices have to suit</w:t>
+        </w:r>
+      </w:hyperlink>
+    </w:p>
+    <w:p/>
     <w:tbl>
       <w:tblPr>
         <w:tblW w:type="auto" w:w="0"/>
@@ -9994,6 +10110,42 @@
         <w:t>Pick one IAM group you created. Describe the permissions you gave it, the job function it serves, and why its permissions differ from another group in your build.</w:t>
       </w:r>
     </w:p>
+    <w:p>
+      <w:pPr>
+        <w:spacing w:after="60"/>
+      </w:pPr>
+      <w:r>
+        <w:rPr>
+          <w:b/>
+          <w:i w:val="0"/>
+          <w:sz w:val="21"/>
+        </w:rPr>
+        <w:t>Related resources</w:t>
+      </w:r>
+    </w:p>
+    <w:p>
+      <w:pPr>
+        <w:spacing w:after="80"/>
+        <w:ind w:left="340"/>
+      </w:pPr>
+      <w:r>
+        <w:rPr>
+          <w:sz w:val="21"/>
+        </w:rPr>
+        <w:t xml:space="preserve">•  </w:t>
+      </w:r>
+      <w:hyperlink r:id="rId20">
+        <w:r>
+          <w:rPr>
+            <w:sz w:val="21"/>
+            <w:color w:val="0563C1"/>
+            <w:u w:val="single"/>
+          </w:rPr>
+          <w:t>User Access Policy — YAT's role-based access model, its role groups and permissions matrix, and its rules on privileged access</w:t>
+        </w:r>
+      </w:hyperlink>
+    </w:p>
+    <w:p/>
     <w:tbl>
       <w:tblPr>
         <w:tblW w:type="auto" w:w="0"/>
@@ -10092,7 +10244,7 @@
         <w:pStyle w:val="Heading2"/>
       </w:pPr>
       <w:r>
-        <w:t>Pick one security group you configured. State its rules, e...</w:t>
+        <w:t>The yat-lms-db-sg security group you created in task 7 per...</w:t>
       </w:r>
     </w:p>
     <w:p>
@@ -10119,9 +10271,45 @@
           <w:i w:val="0"/>
           <w:sz w:val="21"/>
         </w:rPr>
-        <w:t>Pick one security group you configured. State its rules, explain why you restricted traffic that way, and describe the risk to YAT if that restriction were removed.</w:t>
-      </w:r>
-    </w:p>
+        <w:t>The yat-lms-db-sg security group you created in task 7 permits MySQL traffic on port 3306 from one source only. State the rule exactly as you configured it, explain why the database is restricted this way rather than being reachable from the internet, and describe the risk to YAT if that restriction were removed.</w:t>
+      </w:r>
+    </w:p>
+    <w:p>
+      <w:pPr>
+        <w:spacing w:after="60"/>
+      </w:pPr>
+      <w:r>
+        <w:rPr>
+          <w:b/>
+          <w:i w:val="0"/>
+          <w:sz w:val="21"/>
+        </w:rPr>
+        <w:t>Related resources</w:t>
+      </w:r>
+    </w:p>
+    <w:p>
+      <w:pPr>
+        <w:spacing w:after="80"/>
+        <w:ind w:left="340"/>
+      </w:pPr>
+      <w:r>
+        <w:rPr>
+          <w:sz w:val="21"/>
+        </w:rPr>
+        <w:t xml:space="preserve">•  </w:t>
+      </w:r>
+      <w:hyperlink r:id="rId21">
+        <w:r>
+          <w:rPr>
+            <w:sz w:val="21"/>
+            <w:color w:val="0563C1"/>
+            <w:u w:val="single"/>
+          </w:rPr>
+          <w:t>LMS Application Specification § 4, Data stored — what the MySQL database actually holds</w:t>
+        </w:r>
+      </w:hyperlink>
+    </w:p>
+    <w:p/>
     <w:tbl>
       <w:tblPr>
         <w:tblW w:type="auto" w:w="0"/>
@@ -10167,7 +10355,7 @@
                 <w:color w:val="1F5A5C"/>
                 <w:sz w:val="19"/>
               </w:rPr>
-              <w:t>•  States the actual rules from their build.</w:t>
+              <w:t>•  States the rule as built: inbound MySQL on 3306, source yat-lms-app-sg — the application tier's security group, not an address range and not the internet.</w:t>
             </w:r>
           </w:p>
           <w:p>
@@ -10181,7 +10369,7 @@
                 <w:color w:val="1F5A5C"/>
                 <w:sz w:val="19"/>
               </w:rPr>
-              <w:t>•  Explains the reasoning — e.g. the database accepts traffic only from the application tier, never from the internet.</w:t>
+              <w:t>•  Explains the restriction: only the application tier has any business reaching the database. Naming a security group as the source rather than an address range means the rule follows the instances, however many the Auto Scaling group launches and whatever addresses they get.</w:t>
             </w:r>
           </w:p>
           <w:p>
@@ -10195,7 +10383,21 @@
                 <w:color w:val="1F5A5C"/>
                 <w:sz w:val="19"/>
               </w:rPr>
-              <w:t>•  Names a concrete risk: student personal information exposed, credentials attacked directly from the internet.</w:t>
+              <w:t>•  Names a concrete risk grounded in what the database holds — the ~50 GB of student personal information in § 4 of the specification (names, dates of birth, USIs, enrolment and fee status, assessment results) becomes reachable from the internet and the database engine can be attacked directly for credentials. YAT carries Privacy Act and APP obligations over that data.</w:t>
+            </w:r>
+          </w:p>
+          <w:p>
+            <w:pPr>
+              <w:jc w:val="left"/>
+            </w:pPr>
+            <w:r>
+              <w:rPr>
+                <w:b w:val="0"/>
+                <w:i w:val="0"/>
+                <w:color w:val="1F5A5C"/>
+                <w:sz w:val="19"/>
+              </w:rPr>
+              <w:t>•  A student who says only that it would be "less secure" has not evidenced this.</w:t>
             </w:r>
           </w:p>
         </w:tc>

--- a/S1-CL1-Cloud-Design-Build/assessments/AT2/AT2-Deployment-Assessor.docx
+++ b/S1-CL1-Cloud-Design-Build/assessments/AT2/AT2-Deployment-Assessor.docx
@@ -1684,17 +1684,52 @@
             <w:shd w:val="clear" w:color="auto" w:fill="F8F4ED"/>
           </w:tcPr>
           <w:p>
-            <w:pPr>
-              <w:jc w:val="left"/>
-            </w:pPr>
-            <w:r>
-              <w:rPr>
-                <w:b w:val="0"/>
+            <w:r>
+              <w:rPr>
                 <w:i/>
                 <w:color w:val="C5613B"/>
                 <w:sz w:val="19"/>
               </w:rPr>
               <w:t>SCREENSHOT — the console with the region selector visible, showing the correct region.</w:t>
+            </w:r>
+          </w:p>
+          <w:p>
+            <w:pPr>
+              <w:jc w:val="center"/>
+            </w:pPr>
+            <w:r>
+              <w:drawing>
+                <wp:inline xmlns:a="http://schemas.openxmlformats.org/drawingml/2006/main" xmlns:pic="http://schemas.openxmlformats.org/drawingml/2006/picture">
+                  <wp:extent cx="5760000" cy="4708280"/>
+                  <wp:docPr id="1" name="Picture 1"/>
+                  <wp:cNvGraphicFramePr>
+                    <a:graphicFrameLocks noChangeAspect="1"/>
+                  </wp:cNvGraphicFramePr>
+                  <a:graphic>
+                    <a:graphicData uri="http://schemas.openxmlformats.org/drawingml/2006/picture">
+                      <pic:pic>
+                        <pic:nvPicPr>
+                          <pic:cNvPr id="0" name="task-01.png"/>
+                          <pic:cNvPicPr/>
+                        </pic:nvPicPr>
+                        <pic:blipFill>
+                          <a:blip r:embed="rId19"/>
+                          <a:stretch>
+                            <a:fillRect/>
+                          </a:stretch>
+                        </pic:blipFill>
+                        <pic:spPr>
+                          <a:xfrm>
+                            <a:off x="0" y="0"/>
+                            <a:ext cx="5760000" cy="4708280"/>
+                          </a:xfrm>
+                          <a:prstGeom prst="rect"/>
+                        </pic:spPr>
+                      </pic:pic>
+                    </a:graphicData>
+                  </a:graphic>
+                </wp:inline>
+              </w:drawing>
             </w:r>
           </w:p>
         </w:tc>
@@ -1962,17 +1997,52 @@
             <w:shd w:val="clear" w:color="auto" w:fill="F8F4ED"/>
           </w:tcPr>
           <w:p>
-            <w:pPr>
-              <w:jc w:val="left"/>
-            </w:pPr>
-            <w:r>
-              <w:rPr>
-                <w:b w:val="0"/>
+            <w:r>
+              <w:rPr>
                 <w:i/>
                 <w:color w:val="C5613B"/>
                 <w:sz w:val="19"/>
               </w:rPr>
               <w:t>SCREENSHOT — the VPC details page, showing the name, the CIDR and both DNS settings enabled.</w:t>
+            </w:r>
+          </w:p>
+          <w:p>
+            <w:pPr>
+              <w:jc w:val="center"/>
+            </w:pPr>
+            <w:r>
+              <w:drawing>
+                <wp:inline xmlns:a="http://schemas.openxmlformats.org/drawingml/2006/main" xmlns:pic="http://schemas.openxmlformats.org/drawingml/2006/picture">
+                  <wp:extent cx="5760000" cy="1687029"/>
+                  <wp:docPr id="2" name="Picture 2"/>
+                  <wp:cNvGraphicFramePr>
+                    <a:graphicFrameLocks noChangeAspect="1"/>
+                  </wp:cNvGraphicFramePr>
+                  <a:graphic>
+                    <a:graphicData uri="http://schemas.openxmlformats.org/drawingml/2006/picture">
+                      <pic:pic>
+                        <pic:nvPicPr>
+                          <pic:cNvPr id="0" name="task-02.png"/>
+                          <pic:cNvPicPr/>
+                        </pic:nvPicPr>
+                        <pic:blipFill>
+                          <a:blip r:embed="rId20"/>
+                          <a:stretch>
+                            <a:fillRect/>
+                          </a:stretch>
+                        </pic:blipFill>
+                        <pic:spPr>
+                          <a:xfrm>
+                            <a:off x="0" y="0"/>
+                            <a:ext cx="5760000" cy="1687029"/>
+                          </a:xfrm>
+                          <a:prstGeom prst="rect"/>
+                        </pic:spPr>
+                      </pic:pic>
+                    </a:graphicData>
+                  </a:graphic>
+                </wp:inline>
+              </w:drawing>
             </w:r>
           </w:p>
         </w:tc>
@@ -2324,17 +2394,52 @@
             <w:shd w:val="clear" w:color="auto" w:fill="F8F4ED"/>
           </w:tcPr>
           <w:p>
-            <w:pPr>
-              <w:jc w:val="left"/>
-            </w:pPr>
-            <w:r>
-              <w:rPr>
-                <w:b w:val="0"/>
+            <w:r>
+              <w:rPr>
                 <w:i/>
                 <w:color w:val="C5613B"/>
                 <w:sz w:val="19"/>
               </w:rPr>
               <w:t>SCREENSHOT — the subnet list filtered to your VPC, showing all five with their address ranges and, in particular, the Availability Zone column.</w:t>
+            </w:r>
+          </w:p>
+          <w:p>
+            <w:pPr>
+              <w:jc w:val="center"/>
+            </w:pPr>
+            <w:r>
+              <w:drawing>
+                <wp:inline xmlns:a="http://schemas.openxmlformats.org/drawingml/2006/main" xmlns:pic="http://schemas.openxmlformats.org/drawingml/2006/picture">
+                  <wp:extent cx="5760000" cy="982259"/>
+                  <wp:docPr id="3" name="Picture 3"/>
+                  <wp:cNvGraphicFramePr>
+                    <a:graphicFrameLocks noChangeAspect="1"/>
+                  </wp:cNvGraphicFramePr>
+                  <a:graphic>
+                    <a:graphicData uri="http://schemas.openxmlformats.org/drawingml/2006/picture">
+                      <pic:pic>
+                        <pic:nvPicPr>
+                          <pic:cNvPr id="0" name="task-03.png"/>
+                          <pic:cNvPicPr/>
+                        </pic:nvPicPr>
+                        <pic:blipFill>
+                          <a:blip r:embed="rId21"/>
+                          <a:stretch>
+                            <a:fillRect/>
+                          </a:stretch>
+                        </pic:blipFill>
+                        <pic:spPr>
+                          <a:xfrm>
+                            <a:off x="0" y="0"/>
+                            <a:ext cx="5760000" cy="982259"/>
+                          </a:xfrm>
+                          <a:prstGeom prst="rect"/>
+                        </pic:spPr>
+                      </pic:pic>
+                    </a:graphicData>
+                  </a:graphic>
+                </wp:inline>
+              </w:drawing>
             </w:r>
           </w:p>
         </w:tc>
@@ -2518,17 +2623,52 @@
             <w:shd w:val="clear" w:color="auto" w:fill="F8F4ED"/>
           </w:tcPr>
           <w:p>
-            <w:pPr>
-              <w:jc w:val="left"/>
-            </w:pPr>
-            <w:r>
-              <w:rPr>
-                <w:b w:val="0"/>
+            <w:r>
+              <w:rPr>
                 <w:i/>
                 <w:color w:val="C5613B"/>
                 <w:sz w:val="19"/>
               </w:rPr>
               <w:t>SCREENSHOT — the internet gateway showing State: Attached, and the VPC it is attached to.</w:t>
+            </w:r>
+          </w:p>
+          <w:p>
+            <w:pPr>
+              <w:jc w:val="center"/>
+            </w:pPr>
+            <w:r>
+              <w:drawing>
+                <wp:inline xmlns:a="http://schemas.openxmlformats.org/drawingml/2006/main" xmlns:pic="http://schemas.openxmlformats.org/drawingml/2006/picture">
+                  <wp:extent cx="5760000" cy="860437"/>
+                  <wp:docPr id="4" name="Picture 4"/>
+                  <wp:cNvGraphicFramePr>
+                    <a:graphicFrameLocks noChangeAspect="1"/>
+                  </wp:cNvGraphicFramePr>
+                  <a:graphic>
+                    <a:graphicData uri="http://schemas.openxmlformats.org/drawingml/2006/picture">
+                      <pic:pic>
+                        <pic:nvPicPr>
+                          <pic:cNvPr id="0" name="task-04.png"/>
+                          <pic:cNvPicPr/>
+                        </pic:nvPicPr>
+                        <pic:blipFill>
+                          <a:blip r:embed="rId22"/>
+                          <a:stretch>
+                            <a:fillRect/>
+                          </a:stretch>
+                        </pic:blipFill>
+                        <pic:spPr>
+                          <a:xfrm>
+                            <a:off x="0" y="0"/>
+                            <a:ext cx="5760000" cy="860437"/>
+                          </a:xfrm>
+                          <a:prstGeom prst="rect"/>
+                        </pic:spPr>
+                      </pic:pic>
+                    </a:graphicData>
+                  </a:graphic>
+                </wp:inline>
+              </w:drawing>
             </w:r>
           </w:p>
         </w:tc>
@@ -2838,17 +2978,52 @@
             <w:shd w:val="clear" w:color="auto" w:fill="F8F4ED"/>
           </w:tcPr>
           <w:p>
-            <w:pPr>
-              <w:jc w:val="left"/>
-            </w:pPr>
-            <w:r>
-              <w:rPr>
-                <w:b w:val="0"/>
+            <w:r>
+              <w:rPr>
                 <w:i/>
                 <w:color w:val="C5613B"/>
                 <w:sz w:val="19"/>
               </w:rPr>
               <w:t>SCREENSHOT — the NAT gateway showing State: Available, its subnet and its Elastic IP.</w:t>
+            </w:r>
+          </w:p>
+          <w:p>
+            <w:pPr>
+              <w:jc w:val="center"/>
+            </w:pPr>
+            <w:r>
+              <w:drawing>
+                <wp:inline xmlns:a="http://schemas.openxmlformats.org/drawingml/2006/main" xmlns:pic="http://schemas.openxmlformats.org/drawingml/2006/picture">
+                  <wp:extent cx="5760000" cy="1933032"/>
+                  <wp:docPr id="5" name="Picture 5"/>
+                  <wp:cNvGraphicFramePr>
+                    <a:graphicFrameLocks noChangeAspect="1"/>
+                  </wp:cNvGraphicFramePr>
+                  <a:graphic>
+                    <a:graphicData uri="http://schemas.openxmlformats.org/drawingml/2006/picture">
+                      <pic:pic>
+                        <pic:nvPicPr>
+                          <pic:cNvPr id="0" name="task-05.png"/>
+                          <pic:cNvPicPr/>
+                        </pic:nvPicPr>
+                        <pic:blipFill>
+                          <a:blip r:embed="rId23"/>
+                          <a:stretch>
+                            <a:fillRect/>
+                          </a:stretch>
+                        </pic:blipFill>
+                        <pic:spPr>
+                          <a:xfrm>
+                            <a:off x="0" y="0"/>
+                            <a:ext cx="5760000" cy="1933032"/>
+                          </a:xfrm>
+                          <a:prstGeom prst="rect"/>
+                        </pic:spPr>
+                      </pic:pic>
+                    </a:graphicData>
+                  </a:graphic>
+                </wp:inline>
+              </w:drawing>
             </w:r>
           </w:p>
         </w:tc>
@@ -3074,12 +3249,8 @@
             <w:shd w:val="clear" w:color="auto" w:fill="F8F4ED"/>
           </w:tcPr>
           <w:p>
-            <w:pPr>
-              <w:jc w:val="left"/>
-            </w:pPr>
-            <w:r>
-              <w:rPr>
-                <w:b w:val="0"/>
+            <w:r>
+              <w:rPr>
                 <w:i/>
                 <w:color w:val="C5613B"/>
                 <w:sz w:val="19"/>
@@ -3087,689 +3258,43 @@
               <w:t>SCREENSHOT — both route tables, showing their routes and their subnet associations.</w:t>
             </w:r>
           </w:p>
-        </w:tc>
-      </w:tr>
-    </w:tbl>
-    <w:p/>
-    <w:p>
-      <w:pPr>
-        <w:spacing w:before="200" w:after="0"/>
-      </w:pPr>
-      <w:r>
-        <w:rPr>
-          <w:b/>
-          <w:color w:val="1F5A5C"/>
-          <w:sz w:val="16"/>
-        </w:rPr>
-        <w:t>TASK 7</w:t>
-      </w:r>
-    </w:p>
-    <w:p>
-      <w:pPr>
-        <w:pStyle w:val="Heading2"/>
-      </w:pPr>
-      <w:r>
-        <w:t>Create the three security groups</w:t>
-      </w:r>
-    </w:p>
-    <w:p>
-      <w:pPr>
-        <w:spacing w:after="80"/>
-      </w:pPr>
-      <w:r>
-        <w:rPr>
-          <w:b w:val="0"/>
-          <w:i/>
-          <w:color w:val="6B6660"/>
-          <w:sz w:val="18"/>
-        </w:rPr>
-        <w:t>Evidences: [ICTCLD401 PC 1.7] · [ICTCLD502 PC 1.3]</w:t>
-      </w:r>
-    </w:p>
-    <w:p>
-      <w:pPr>
-        <w:spacing w:after="120"/>
-      </w:pPr>
-      <w:r>
-        <w:rPr>
-          <w:b w:val="0"/>
-          <w:i w:val="0"/>
-          <w:sz w:val="21"/>
-        </w:rPr>
-        <w:t>Create three security groups, using the names and rules below. Create all three as empty shells first, then go back and add the rules — each one names the others as a source, which you cannot do until they exist. AWS will not accept a name starting with sg- : that prefix is reserved for the IDs it generates.</w:t>
-      </w:r>
-    </w:p>
-    <w:tbl>
-      <w:tblPr>
-        <w:tblW w:type="auto" w:w="0"/>
-        <w:tblLook w:firstColumn="1" w:firstRow="1" w:lastColumn="0" w:lastRow="0" w:noHBand="0" w:noVBand="1" w:val="04A0"/>
-      </w:tblPr>
-      <w:tblGrid>
-        <w:gridCol w:w="5233"/>
-        <w:gridCol w:w="5233"/>
-      </w:tblGrid>
-      <w:tr>
-        <w:tc>
-          <w:tcPr>
-            <w:tcW w:type="dxa" w:w="2381"/>
-            <w:tcBorders>
-              <w:top w:val="single" w:sz="4" w:space="0" w:color="E4DED3"/>
-              <w:left w:val="single" w:sz="4" w:space="0" w:color="E4DED3"/>
-              <w:bottom w:val="single" w:sz="4" w:space="0" w:color="E4DED3"/>
-              <w:right w:val="single" w:sz="4" w:space="0" w:color="E4DED3"/>
-            </w:tcBorders>
-            <w:shd w:val="clear" w:color="auto" w:fill="F8F4ED"/>
-          </w:tcPr>
-          <w:p>
-            <w:r>
-              <w:rPr>
-                <w:b/>
-                <w:sz w:val="19"/>
-              </w:rPr>
-              <w:t>yat-lms-alb-sg</w:t>
-            </w:r>
-          </w:p>
-        </w:tc>
-        <w:tc>
-          <w:tcPr>
-            <w:tcW w:type="dxa" w:w="6576"/>
-            <w:tcBorders>
-              <w:top w:val="single" w:sz="4" w:space="0" w:color="E4DED3"/>
-              <w:left w:val="single" w:sz="4" w:space="0" w:color="E4DED3"/>
-              <w:bottom w:val="single" w:sz="4" w:space="0" w:color="E4DED3"/>
-              <w:right w:val="single" w:sz="4" w:space="0" w:color="E4DED3"/>
-            </w:tcBorders>
-          </w:tcPr>
-          <w:p>
-            <w:r>
-              <w:rPr>
-                <w:sz w:val="19"/>
-              </w:rPr>
-              <w:t>inbound HTTP 80 from 0.0.0.0/0</w:t>
-            </w:r>
-          </w:p>
-        </w:tc>
-      </w:tr>
-      <w:tr>
-        <w:tc>
-          <w:tcPr>
-            <w:tcW w:type="dxa" w:w="2381"/>
-            <w:tcBorders>
-              <w:top w:val="single" w:sz="4" w:space="0" w:color="E4DED3"/>
-              <w:left w:val="single" w:sz="4" w:space="0" w:color="E4DED3"/>
-              <w:bottom w:val="single" w:sz="4" w:space="0" w:color="E4DED3"/>
-              <w:right w:val="single" w:sz="4" w:space="0" w:color="E4DED3"/>
-            </w:tcBorders>
-            <w:shd w:val="clear" w:color="auto" w:fill="F8F4ED"/>
-          </w:tcPr>
-          <w:p>
-            <w:r>
-              <w:rPr>
-                <w:b/>
-                <w:sz w:val="19"/>
-              </w:rPr>
-              <w:t>yat-lms-app-sg</w:t>
-            </w:r>
-          </w:p>
-        </w:tc>
-        <w:tc>
-          <w:tcPr>
-            <w:tcW w:type="dxa" w:w="6576"/>
-            <w:tcBorders>
-              <w:top w:val="single" w:sz="4" w:space="0" w:color="E4DED3"/>
-              <w:left w:val="single" w:sz="4" w:space="0" w:color="E4DED3"/>
-              <w:bottom w:val="single" w:sz="4" w:space="0" w:color="E4DED3"/>
-              <w:right w:val="single" w:sz="4" w:space="0" w:color="E4DED3"/>
-            </w:tcBorders>
-          </w:tcPr>
-          <w:p>
-            <w:r>
-              <w:rPr>
-                <w:sz w:val="19"/>
-              </w:rPr>
-              <w:t>inbound HTTP 80 from yat-lms-alb-sg</w:t>
-            </w:r>
-          </w:p>
-        </w:tc>
-      </w:tr>
-      <w:tr>
-        <w:tc>
-          <w:tcPr>
-            <w:tcW w:type="dxa" w:w="2381"/>
-            <w:tcBorders>
-              <w:top w:val="single" w:sz="4" w:space="0" w:color="E4DED3"/>
-              <w:left w:val="single" w:sz="4" w:space="0" w:color="E4DED3"/>
-              <w:bottom w:val="single" w:sz="4" w:space="0" w:color="E4DED3"/>
-              <w:right w:val="single" w:sz="4" w:space="0" w:color="E4DED3"/>
-            </w:tcBorders>
-            <w:shd w:val="clear" w:color="auto" w:fill="F8F4ED"/>
-          </w:tcPr>
-          <w:p>
-            <w:r>
-              <w:rPr>
-                <w:b/>
-                <w:sz w:val="19"/>
-              </w:rPr>
-              <w:t>yat-lms-db-sg</w:t>
-            </w:r>
-          </w:p>
-        </w:tc>
-        <w:tc>
-          <w:tcPr>
-            <w:tcW w:type="dxa" w:w="6576"/>
-            <w:tcBorders>
-              <w:top w:val="single" w:sz="4" w:space="0" w:color="E4DED3"/>
-              <w:left w:val="single" w:sz="4" w:space="0" w:color="E4DED3"/>
-              <w:bottom w:val="single" w:sz="4" w:space="0" w:color="E4DED3"/>
-              <w:right w:val="single" w:sz="4" w:space="0" w:color="E4DED3"/>
-            </w:tcBorders>
-          </w:tcPr>
-          <w:p>
-            <w:r>
-              <w:rPr>
-                <w:sz w:val="19"/>
-              </w:rPr>
-              <w:t>inbound MySQL 3306 from yat-lms-app-sg only</w:t>
-            </w:r>
-          </w:p>
-        </w:tc>
-      </w:tr>
-      <w:tr>
-        <w:tc>
-          <w:tcPr>
-            <w:tcW w:type="dxa" w:w="2381"/>
-            <w:tcBorders>
-              <w:top w:val="single" w:sz="4" w:space="0" w:color="E4DED3"/>
-              <w:left w:val="single" w:sz="4" w:space="0" w:color="E4DED3"/>
-              <w:bottom w:val="single" w:sz="4" w:space="0" w:color="E4DED3"/>
-              <w:right w:val="single" w:sz="4" w:space="0" w:color="E4DED3"/>
-            </w:tcBorders>
-            <w:shd w:val="clear" w:color="auto" w:fill="F8F4ED"/>
-          </w:tcPr>
-          <w:p>
-            <w:r>
-              <w:rPr>
-                <w:b/>
-                <w:sz w:val="19"/>
-              </w:rPr>
-              <w:t>Outbound</w:t>
-            </w:r>
-          </w:p>
-        </w:tc>
-        <w:tc>
-          <w:tcPr>
-            <w:tcW w:type="dxa" w:w="6576"/>
-            <w:tcBorders>
-              <w:top w:val="single" w:sz="4" w:space="0" w:color="E4DED3"/>
-              <w:left w:val="single" w:sz="4" w:space="0" w:color="E4DED3"/>
-              <w:bottom w:val="single" w:sz="4" w:space="0" w:color="E4DED3"/>
-              <w:right w:val="single" w:sz="4" w:space="0" w:color="E4DED3"/>
-            </w:tcBorders>
-          </w:tcPr>
-          <w:p>
-            <w:r>
-              <w:rPr>
-                <w:sz w:val="19"/>
-              </w:rPr>
-              <w:t>leave the default allow-all on all three</w:t>
-            </w:r>
-          </w:p>
-        </w:tc>
-      </w:tr>
-    </w:tbl>
-    <w:p/>
-    <w:p>
-      <w:pPr>
-        <w:spacing w:after="60"/>
-      </w:pPr>
-      <w:r>
-        <w:rPr>
-          <w:b/>
-          <w:i w:val="0"/>
-          <w:sz w:val="21"/>
-        </w:rPr>
-        <w:t>Evidence</w:t>
-      </w:r>
-    </w:p>
-    <w:tbl>
-      <w:tblPr>
-        <w:tblW w:type="auto" w:w="0"/>
-        <w:tblLook w:firstColumn="1" w:firstRow="1" w:lastColumn="0" w:lastRow="0" w:noHBand="0" w:noVBand="1" w:val="04A0"/>
-      </w:tblPr>
-      <w:tblGrid>
-        <w:gridCol w:w="10466"/>
-      </w:tblGrid>
-      <w:tr>
-        <w:tc>
-          <w:tcPr>
-            <w:tcW w:type="dxa" w:w="9411"/>
-            <w:tcBorders>
-              <w:top w:val="single" w:sz="4" w:space="0" w:color="E4DED3"/>
-              <w:left w:val="single" w:sz="4" w:space="0" w:color="E4DED3"/>
-              <w:bottom w:val="single" w:sz="4" w:space="0" w:color="E4DED3"/>
-              <w:right w:val="single" w:sz="4" w:space="0" w:color="E4DED3"/>
-            </w:tcBorders>
-            <w:shd w:val="clear" w:color="auto" w:fill="F8F4ED"/>
-          </w:tcPr>
           <w:p>
             <w:pPr>
-              <w:jc w:val="left"/>
+              <w:jc w:val="center"/>
             </w:pPr>
             <w:r>
-              <w:rPr>
-                <w:b w:val="0"/>
-                <w:i/>
-                <w:color w:val="C5613B"/>
-                <w:sz w:val="19"/>
-              </w:rPr>
-              <w:t>SCREENSHOT — all three security groups with their inbound rules expanded.</w:t>
-            </w:r>
-          </w:p>
-        </w:tc>
-      </w:tr>
-    </w:tbl>
-    <w:p/>
-    <w:p>
-      <w:pPr>
-        <w:spacing w:before="200" w:after="0"/>
-      </w:pPr>
-      <w:r>
-        <w:rPr>
-          <w:b/>
-          <w:color w:val="1F5A5C"/>
-          <w:sz w:val="16"/>
-        </w:rPr>
-        <w:t>TASK 8</w:t>
-      </w:r>
-    </w:p>
-    <w:p>
-      <w:pPr>
-        <w:pStyle w:val="Heading2"/>
-      </w:pPr>
-      <w:r>
-        <w:t>Configure the access model</w:t>
-      </w:r>
-    </w:p>
-    <w:p>
-      <w:pPr>
-        <w:spacing w:after="80"/>
-      </w:pPr>
-      <w:r>
-        <w:rPr>
-          <w:b w:val="0"/>
-          <w:i/>
-          <w:color w:val="6B6660"/>
-          <w:sz w:val="18"/>
-        </w:rPr>
-        <w:t>Evidences: [ICTCLD401 PC 1.5] · [ICTCLD401 PC 2.1]</w:t>
-      </w:r>
-    </w:p>
-    <w:p>
-      <w:pPr>
-        <w:spacing w:after="120"/>
-      </w:pPr>
-      <w:r>
-        <w:rPr>
-          <w:b w:val="0"/>
-          <w:i w:val="0"/>
-          <w:sz w:val="21"/>
-        </w:rPr>
-        <w:t>Create the group that will operate the platform after handover, and a user in it. Complete each form with the values below, submit it, and capture the result.</w:t>
-      </w:r>
-    </w:p>
-    <w:p>
-      <w:pPr>
-        <w:spacing w:before="80" w:after="160"/>
-        <w:ind w:left="227"/>
-      </w:pPr>
-      <w:r>
-        <w:rPr>
-          <w:b/>
-          <w:color w:val="C5613B"/>
-          <w:sz w:val="19"/>
-        </w:rPr>
-        <w:t xml:space="preserve">Environment constraint </w:t>
-      </w:r>
-      <w:r>
-        <w:rPr>
-          <w:i/>
-          <w:color w:val="C5613B"/>
-          <w:sz w:val="19"/>
-        </w:rPr>
-        <w:t>the lab environment does not permit groups or users to be created. This is a known constraint of the AWS educational environment, not a fault in your work — you will be refused, and the refusal is what you capture.</w:t>
-      </w:r>
-    </w:p>
-    <w:tbl>
-      <w:tblPr>
-        <w:tblW w:type="auto" w:w="0"/>
-        <w:tblLook w:firstColumn="1" w:firstRow="1" w:lastColumn="0" w:lastRow="0" w:noHBand="0" w:noVBand="1" w:val="04A0"/>
-      </w:tblPr>
-      <w:tblGrid>
-        <w:gridCol w:w="5233"/>
-        <w:gridCol w:w="5233"/>
-      </w:tblGrid>
-      <w:tr>
-        <w:tc>
-          <w:tcPr>
-            <w:tcW w:type="dxa" w:w="2381"/>
-            <w:tcBorders>
-              <w:top w:val="single" w:sz="4" w:space="0" w:color="E4DED3"/>
-              <w:left w:val="single" w:sz="4" w:space="0" w:color="E4DED3"/>
-              <w:bottom w:val="single" w:sz="4" w:space="0" w:color="E4DED3"/>
-              <w:right w:val="single" w:sz="4" w:space="0" w:color="E4DED3"/>
-            </w:tcBorders>
-            <w:shd w:val="clear" w:color="auto" w:fill="F8F4ED"/>
-          </w:tcPr>
-          <w:p>
-            <w:r>
-              <w:rPr>
-                <w:b/>
-                <w:sz w:val="19"/>
-              </w:rPr>
-              <w:t>Group name</w:t>
-            </w:r>
-          </w:p>
-        </w:tc>
-        <w:tc>
-          <w:tcPr>
-            <w:tcW w:type="dxa" w:w="6576"/>
-            <w:tcBorders>
-              <w:top w:val="single" w:sz="4" w:space="0" w:color="E4DED3"/>
-              <w:left w:val="single" w:sz="4" w:space="0" w:color="E4DED3"/>
-              <w:bottom w:val="single" w:sz="4" w:space="0" w:color="E4DED3"/>
-              <w:right w:val="single" w:sz="4" w:space="0" w:color="E4DED3"/>
-            </w:tcBorders>
-          </w:tcPr>
-          <w:p>
-            <w:r>
-              <w:rPr>
-                <w:sz w:val="19"/>
-              </w:rPr>
-              <w:t>YAT-ICT-Admins</w:t>
-            </w:r>
-          </w:p>
-        </w:tc>
-      </w:tr>
-      <w:tr>
-        <w:tc>
-          <w:tcPr>
-            <w:tcW w:type="dxa" w:w="2381"/>
-            <w:tcBorders>
-              <w:top w:val="single" w:sz="4" w:space="0" w:color="E4DED3"/>
-              <w:left w:val="single" w:sz="4" w:space="0" w:color="E4DED3"/>
-              <w:bottom w:val="single" w:sz="4" w:space="0" w:color="E4DED3"/>
-              <w:right w:val="single" w:sz="4" w:space="0" w:color="E4DED3"/>
-            </w:tcBorders>
-            <w:shd w:val="clear" w:color="auto" w:fill="F8F4ED"/>
-          </w:tcPr>
-          <w:p>
-            <w:r>
-              <w:rPr>
-                <w:b/>
-                <w:sz w:val="19"/>
-              </w:rPr>
-              <w:t>Policy on the group</w:t>
-            </w:r>
-          </w:p>
-        </w:tc>
-        <w:tc>
-          <w:tcPr>
-            <w:tcW w:type="dxa" w:w="6576"/>
-            <w:tcBorders>
-              <w:top w:val="single" w:sz="4" w:space="0" w:color="E4DED3"/>
-              <w:left w:val="single" w:sz="4" w:space="0" w:color="E4DED3"/>
-              <w:bottom w:val="single" w:sz="4" w:space="0" w:color="E4DED3"/>
-              <w:right w:val="single" w:sz="4" w:space="0" w:color="E4DED3"/>
-            </w:tcBorders>
-          </w:tcPr>
-          <w:p>
-            <w:r>
-              <w:rPr>
-                <w:sz w:val="19"/>
-              </w:rPr>
-              <w:t>ReadOnlyAccess  — filter for it and pick the policy named exactly that, not one of the service-specific ones</w:t>
-            </w:r>
-          </w:p>
-        </w:tc>
-      </w:tr>
-      <w:tr>
-        <w:tc>
-          <w:tcPr>
-            <w:tcW w:type="dxa" w:w="2381"/>
-            <w:tcBorders>
-              <w:top w:val="single" w:sz="4" w:space="0" w:color="E4DED3"/>
-              <w:left w:val="single" w:sz="4" w:space="0" w:color="E4DED3"/>
-              <w:bottom w:val="single" w:sz="4" w:space="0" w:color="E4DED3"/>
-              <w:right w:val="single" w:sz="4" w:space="0" w:color="E4DED3"/>
-            </w:tcBorders>
-            <w:shd w:val="clear" w:color="auto" w:fill="F8F4ED"/>
-          </w:tcPr>
-          <w:p>
-            <w:r>
-              <w:rPr>
-                <w:b/>
-                <w:sz w:val="19"/>
-              </w:rPr>
-              <w:t>User name</w:t>
-            </w:r>
-          </w:p>
-        </w:tc>
-        <w:tc>
-          <w:tcPr>
-            <w:tcW w:type="dxa" w:w="6576"/>
-            <w:tcBorders>
-              <w:top w:val="single" w:sz="4" w:space="0" w:color="E4DED3"/>
-              <w:left w:val="single" w:sz="4" w:space="0" w:color="E4DED3"/>
-              <w:bottom w:val="single" w:sz="4" w:space="0" w:color="E4DED3"/>
-              <w:right w:val="single" w:sz="4" w:space="0" w:color="E4DED3"/>
-            </w:tcBorders>
-          </w:tcPr>
-          <w:p>
-            <w:r>
-              <w:rPr>
-                <w:sz w:val="19"/>
-              </w:rPr>
-              <w:t>swalker  (Sam Walker, YAT IT Manager)</w:t>
-            </w:r>
-          </w:p>
-        </w:tc>
-      </w:tr>
-      <w:tr>
-        <w:tc>
-          <w:tcPr>
-            <w:tcW w:type="dxa" w:w="2381"/>
-            <w:tcBorders>
-              <w:top w:val="single" w:sz="4" w:space="0" w:color="E4DED3"/>
-              <w:left w:val="single" w:sz="4" w:space="0" w:color="E4DED3"/>
-              <w:bottom w:val="single" w:sz="4" w:space="0" w:color="E4DED3"/>
-              <w:right w:val="single" w:sz="4" w:space="0" w:color="E4DED3"/>
-            </w:tcBorders>
-            <w:shd w:val="clear" w:color="auto" w:fill="F8F4ED"/>
-          </w:tcPr>
-          <w:p>
-            <w:r>
-              <w:rPr>
-                <w:b/>
-                <w:sz w:val="19"/>
-              </w:rPr>
-              <w:t>Policy on the user</w:t>
-            </w:r>
-          </w:p>
-        </w:tc>
-        <w:tc>
-          <w:tcPr>
-            <w:tcW w:type="dxa" w:w="6576"/>
-            <w:tcBorders>
-              <w:top w:val="single" w:sz="4" w:space="0" w:color="E4DED3"/>
-              <w:left w:val="single" w:sz="4" w:space="0" w:color="E4DED3"/>
-              <w:bottom w:val="single" w:sz="4" w:space="0" w:color="E4DED3"/>
-              <w:right w:val="single" w:sz="4" w:space="0" w:color="E4DED3"/>
-            </w:tcBorders>
-          </w:tcPr>
-          <w:p>
-            <w:r>
-              <w:rPr>
-                <w:sz w:val="19"/>
-              </w:rPr>
-              <w:t>CloudWatchFullAccess</w:t>
-            </w:r>
-          </w:p>
-        </w:tc>
-      </w:tr>
-      <w:tr>
-        <w:tc>
-          <w:tcPr>
-            <w:tcW w:type="dxa" w:w="2381"/>
-            <w:tcBorders>
-              <w:top w:val="single" w:sz="4" w:space="0" w:color="E4DED3"/>
-              <w:left w:val="single" w:sz="4" w:space="0" w:color="E4DED3"/>
-              <w:bottom w:val="single" w:sz="4" w:space="0" w:color="E4DED3"/>
-              <w:right w:val="single" w:sz="4" w:space="0" w:color="E4DED3"/>
-            </w:tcBorders>
-            <w:shd w:val="clear" w:color="auto" w:fill="F8F4ED"/>
-          </w:tcPr>
-          <w:p>
-            <w:r>
-              <w:rPr>
-                <w:b/>
-                <w:sz w:val="19"/>
-              </w:rPr>
-              <w:t>Expected result</w:t>
-            </w:r>
-          </w:p>
-        </w:tc>
-        <w:tc>
-          <w:tcPr>
-            <w:tcW w:type="dxa" w:w="6576"/>
-            <w:tcBorders>
-              <w:top w:val="single" w:sz="4" w:space="0" w:color="E4DED3"/>
-              <w:left w:val="single" w:sz="4" w:space="0" w:color="E4DED3"/>
-              <w:bottom w:val="single" w:sz="4" w:space="0" w:color="E4DED3"/>
-              <w:right w:val="single" w:sz="4" w:space="0" w:color="E4DED3"/>
-            </w:tcBorders>
-          </w:tcPr>
-          <w:p>
-            <w:r>
-              <w:rPr>
-                <w:sz w:val="19"/>
-              </w:rPr>
-              <w:t>both submissions are refused with a permissions error</w:t>
-            </w:r>
-          </w:p>
-        </w:tc>
-      </w:tr>
-    </w:tbl>
-    <w:p/>
-    <w:p>
-      <w:pPr>
-        <w:spacing w:after="60"/>
-      </w:pPr>
-      <w:r>
-        <w:rPr>
-          <w:b/>
-          <w:i w:val="0"/>
-          <w:sz w:val="21"/>
-        </w:rPr>
-        <w:t>Your decision</w:t>
-      </w:r>
-    </w:p>
-    <w:p>
-      <w:pPr>
-        <w:spacing w:after="120"/>
-      </w:pPr>
-      <w:r>
-        <w:rPr>
-          <w:b w:val="0"/>
-          <w:i/>
-          <w:color w:val="6B6660"/>
-          <w:sz w:val="19"/>
-        </w:rPr>
-        <w:t>Why does this group get read access to everything but no ability to change identity settings, when it is the group that operates the whole platform?</w:t>
-      </w:r>
-    </w:p>
-    <w:tbl>
-      <w:tblPr>
-        <w:tblW w:type="auto" w:w="0"/>
-        <w:tblLook w:firstColumn="1" w:firstRow="1" w:lastColumn="0" w:lastRow="0" w:noHBand="0" w:noVBand="1" w:val="04A0"/>
-      </w:tblPr>
-      <w:tblGrid>
-        <w:gridCol w:w="10466"/>
-      </w:tblGrid>
-      <w:tr>
-        <w:tc>
-          <w:tcPr>
-            <w:tcW w:type="dxa" w:w="9411"/>
-            <w:tcBorders>
-              <w:top w:val="single" w:sz="4" w:space="0" w:color="E4DED3"/>
-              <w:left w:val="single" w:sz="4" w:space="0" w:color="E4DED3"/>
-              <w:bottom w:val="single" w:sz="4" w:space="0" w:color="E4DED3"/>
-              <w:right w:val="single" w:sz="4" w:space="0" w:color="E4DED3"/>
-            </w:tcBorders>
-            <w:shd w:val="clear" w:color="auto" w:fill="F8F4ED"/>
-          </w:tcPr>
-          <w:p>
-            <w:pPr>
-              <w:jc w:val="left"/>
-            </w:pPr>
-            <w:r>
-              <w:rPr>
-                <w:b w:val="0"/>
-                <w:i w:val="0"/>
-                <w:color w:val="1F5A5C"/>
-                <w:sz w:val="19"/>
-              </w:rPr>
-              <w:t>Identity is what decides who can grant themselves more access. A group that can rewrite its own permissions has no boundary at all — it could give itself anything. So YAT ICT can see and operate everything, and identity stays with whoever governs the account. The user carries CloudWatch access directly rather than through the group, which shows permissions can sit in either place; groups are for not repeating yourself across many users, not a requirement.</w:t>
-            </w:r>
-          </w:p>
-        </w:tc>
-      </w:tr>
-    </w:tbl>
-    <w:p/>
-    <w:p>
-      <w:pPr>
-        <w:spacing w:after="60"/>
-      </w:pPr>
-      <w:r>
-        <w:rPr>
-          <w:b/>
-          <w:i w:val="0"/>
-          <w:sz w:val="21"/>
-        </w:rPr>
-        <w:t>Evidence</w:t>
-      </w:r>
-    </w:p>
-    <w:tbl>
-      <w:tblPr>
-        <w:tblW w:type="auto" w:w="0"/>
-        <w:tblLook w:firstColumn="1" w:firstRow="1" w:lastColumn="0" w:lastRow="0" w:noHBand="0" w:noVBand="1" w:val="04A0"/>
-      </w:tblPr>
-      <w:tblGrid>
-        <w:gridCol w:w="10466"/>
-      </w:tblGrid>
-      <w:tr>
-        <w:tc>
-          <w:tcPr>
-            <w:tcW w:type="dxa" w:w="9411"/>
-            <w:tcBorders>
-              <w:top w:val="single" w:sz="4" w:space="0" w:color="E4DED3"/>
-              <w:left w:val="single" w:sz="4" w:space="0" w:color="E4DED3"/>
-              <w:bottom w:val="single" w:sz="4" w:space="0" w:color="E4DED3"/>
-              <w:right w:val="single" w:sz="4" w:space="0" w:color="E4DED3"/>
-            </w:tcBorders>
-            <w:shd w:val="clear" w:color="auto" w:fill="F8F4ED"/>
-          </w:tcPr>
-          <w:p>
-            <w:pPr>
-              <w:jc w:val="left"/>
-            </w:pPr>
-            <w:r>
-              <w:rPr>
-                <w:b w:val="0"/>
-                <w:i/>
-                <w:color w:val="C5613B"/>
-                <w:sz w:val="19"/>
-              </w:rPr>
-              <w:t>SCREENSHOT — the completed group form — YAT-ICT-Admins with ReadOnlyAccess attached — and the error returned.</w:t>
+              <w:drawing>
+                <wp:inline xmlns:a="http://schemas.openxmlformats.org/drawingml/2006/main" xmlns:pic="http://schemas.openxmlformats.org/drawingml/2006/picture">
+                  <wp:extent cx="5760000" cy="1786113"/>
+                  <wp:docPr id="6" name="Picture 6"/>
+                  <wp:cNvGraphicFramePr>
+                    <a:graphicFrameLocks noChangeAspect="1"/>
+                  </wp:cNvGraphicFramePr>
+                  <a:graphic>
+                    <a:graphicData uri="http://schemas.openxmlformats.org/drawingml/2006/picture">
+                      <pic:pic>
+                        <pic:nvPicPr>
+                          <pic:cNvPr id="0" name="task-06.1.png"/>
+                          <pic:cNvPicPr/>
+                        </pic:nvPicPr>
+                        <pic:blipFill>
+                          <a:blip r:embed="rId24"/>
+                          <a:stretch>
+                            <a:fillRect/>
+                          </a:stretch>
+                        </pic:blipFill>
+                        <pic:spPr>
+                          <a:xfrm>
+                            <a:off x="0" y="0"/>
+                            <a:ext cx="5760000" cy="1786113"/>
+                          </a:xfrm>
+                          <a:prstGeom prst="rect"/>
+                        </pic:spPr>
+                      </pic:pic>
+                    </a:graphicData>
+                  </a:graphic>
+                </wp:inline>
+              </w:drawing>
             </w:r>
           </w:p>
         </w:tc>
@@ -3797,17 +3322,52 @@
             <w:shd w:val="clear" w:color="auto" w:fill="F8F4ED"/>
           </w:tcPr>
           <w:p>
-            <w:pPr>
-              <w:jc w:val="left"/>
-            </w:pPr>
-            <w:r>
-              <w:rPr>
-                <w:b w:val="0"/>
+            <w:r>
+              <w:rPr>
                 <w:i/>
                 <w:color w:val="C5613B"/>
                 <w:sz w:val="19"/>
               </w:rPr>
-              <w:t>SCREENSHOT — the completed user form — swalker with CloudWatchFullAccess attached — and the error returned.</w:t>
+              <w:t>SCREENSHOT — continued</w:t>
+            </w:r>
+          </w:p>
+          <w:p>
+            <w:pPr>
+              <w:jc w:val="center"/>
+            </w:pPr>
+            <w:r>
+              <w:drawing>
+                <wp:inline xmlns:a="http://schemas.openxmlformats.org/drawingml/2006/main" xmlns:pic="http://schemas.openxmlformats.org/drawingml/2006/picture">
+                  <wp:extent cx="5760000" cy="1900293"/>
+                  <wp:docPr id="7" name="Picture 7"/>
+                  <wp:cNvGraphicFramePr>
+                    <a:graphicFrameLocks noChangeAspect="1"/>
+                  </wp:cNvGraphicFramePr>
+                  <a:graphic>
+                    <a:graphicData uri="http://schemas.openxmlformats.org/drawingml/2006/picture">
+                      <pic:pic>
+                        <pic:nvPicPr>
+                          <pic:cNvPr id="0" name="task-06.2.png"/>
+                          <pic:cNvPicPr/>
+                        </pic:nvPicPr>
+                        <pic:blipFill>
+                          <a:blip r:embed="rId25"/>
+                          <a:stretch>
+                            <a:fillRect/>
+                          </a:stretch>
+                        </pic:blipFill>
+                        <pic:spPr>
+                          <a:xfrm>
+                            <a:off x="0" y="0"/>
+                            <a:ext cx="5760000" cy="1900293"/>
+                          </a:xfrm>
+                          <a:prstGeom prst="rect"/>
+                        </pic:spPr>
+                      </pic:pic>
+                    </a:graphicData>
+                  </a:graphic>
+                </wp:inline>
+              </w:drawing>
             </w:r>
           </w:p>
         </w:tc>
@@ -3824,7 +3384,7 @@
           <w:color w:val="1F5A5C"/>
           <w:sz w:val="16"/>
         </w:rPr>
-        <w:t>TASK 9</w:t>
+        <w:t>TASK 7</w:t>
       </w:r>
     </w:p>
     <w:p>
@@ -3832,7 +3392,7 @@
         <w:pStyle w:val="Heading2"/>
       </w:pPr>
       <w:r>
-        <w:t>Review the instance role</w:t>
+        <w:t>Create the three security groups</w:t>
       </w:r>
     </w:p>
     <w:p>
@@ -3846,7 +3406,7 @@
           <w:color w:val="6B6660"/>
           <w:sz w:val="18"/>
         </w:rPr>
-        <w:t>Evidences: [ICTCLD401 PC 1.6] · [ICTCLD401 PC 1.7]</w:t>
+        <w:t>Evidences: [ICTCLD401 PC 1.7] · [ICTCLD502 PC 1.3]</w:t>
       </w:r>
     </w:p>
     <w:p>
@@ -3859,29 +3419,7 @@
           <w:i w:val="0"/>
           <w:sz w:val="21"/>
         </w:rPr>
-        <w:t>Open the role named below and look at the policies attached to it, then write its name down. Your servers reach the storage buckets and the logging service through this role, so no credentials are ever stored on a server. You select it in the next task.</w:t>
-      </w:r>
-    </w:p>
-    <w:p>
-      <w:pPr>
-        <w:spacing w:before="80" w:after="160"/>
-        <w:ind w:left="227"/>
-      </w:pPr>
-      <w:r>
-        <w:rPr>
-          <w:b/>
-          <w:color w:val="C5613B"/>
-          <w:sz w:val="19"/>
-        </w:rPr>
-        <w:t xml:space="preserve">Environment constraint </w:t>
-      </w:r>
-      <w:r>
-        <w:rPr>
-          <w:i/>
-          <w:color w:val="C5613B"/>
-          <w:sz w:val="19"/>
-        </w:rPr>
-        <w:t>the lab environment supplies this role ready-made and does not permit you to create your own, so this task is a review rather than a build.</w:t>
+        <w:t>Create three security groups, using the names and rules below. Create all three as empty shells first, then go back and add the rules — each one names the others as a source, which you cannot do until they exist. AWS will not accept a name starting with sg- : that prefix is reserved for the IDs it generates.</w:t>
       </w:r>
     </w:p>
     <w:tbl>
@@ -3911,7 +3449,7 @@
                 <w:b/>
                 <w:sz w:val="19"/>
               </w:rPr>
-              <w:t>Go to</w:t>
+              <w:t>yat-lms-alb-sg</w:t>
             </w:r>
           </w:p>
         </w:tc>
@@ -3930,7 +3468,7 @@
               <w:rPr>
                 <w:sz w:val="19"/>
               </w:rPr>
-              <w:t>IAM → Roles</w:t>
+              <w:t>inbound HTTP 80 from 0.0.0.0/0</w:t>
             </w:r>
           </w:p>
         </w:tc>
@@ -3953,7 +3491,7 @@
                 <w:b/>
                 <w:sz w:val="19"/>
               </w:rPr>
-              <w:t>Open</w:t>
+              <w:t>yat-lms-app-sg</w:t>
             </w:r>
           </w:p>
         </w:tc>
@@ -3972,7 +3510,7 @@
               <w:rPr>
                 <w:sz w:val="19"/>
               </w:rPr>
-              <w:t>LabRole  (the role the environment provides)</w:t>
+              <w:t>inbound HTTP 80 from yat-lms-alb-sg</w:t>
             </w:r>
           </w:p>
         </w:tc>
@@ -3995,7 +3533,7 @@
                 <w:b/>
                 <w:sz w:val="19"/>
               </w:rPr>
-              <w:t>Look at</w:t>
+              <w:t>yat-lms-db-sg</w:t>
             </w:r>
           </w:p>
         </w:tc>
@@ -4014,7 +3552,7 @@
               <w:rPr>
                 <w:sz w:val="19"/>
               </w:rPr>
-              <w:t>the Permissions tab — the policies attached to it</w:t>
+              <w:t>inbound MySQL 3306 from yat-lms-app-sg only</w:t>
             </w:r>
           </w:p>
         </w:tc>
@@ -4037,7 +3575,7 @@
                 <w:b/>
                 <w:sz w:val="19"/>
               </w:rPr>
-              <w:t>Answer for yourself</w:t>
+              <w:t>Outbound</w:t>
             </w:r>
           </w:p>
         </w:tc>
@@ -4056,49 +3594,7 @@
               <w:rPr>
                 <w:sz w:val="19"/>
               </w:rPr>
-              <w:t>which services does it let your servers reach?</w:t>
-            </w:r>
-          </w:p>
-        </w:tc>
-      </w:tr>
-      <w:tr>
-        <w:tc>
-          <w:tcPr>
-            <w:tcW w:type="dxa" w:w="2381"/>
-            <w:tcBorders>
-              <w:top w:val="single" w:sz="4" w:space="0" w:color="E4DED3"/>
-              <w:left w:val="single" w:sz="4" w:space="0" w:color="E4DED3"/>
-              <w:bottom w:val="single" w:sz="4" w:space="0" w:color="E4DED3"/>
-              <w:right w:val="single" w:sz="4" w:space="0" w:color="E4DED3"/>
-            </w:tcBorders>
-            <w:shd w:val="clear" w:color="auto" w:fill="F8F4ED"/>
-          </w:tcPr>
-          <w:p>
-            <w:r>
-              <w:rPr>
-                <w:b/>
-                <w:sz w:val="19"/>
-              </w:rPr>
-              <w:t>Write down</w:t>
-            </w:r>
-          </w:p>
-        </w:tc>
-        <w:tc>
-          <w:tcPr>
-            <w:tcW w:type="dxa" w:w="6576"/>
-            <w:tcBorders>
-              <w:top w:val="single" w:sz="4" w:space="0" w:color="E4DED3"/>
-              <w:left w:val="single" w:sz="4" w:space="0" w:color="E4DED3"/>
-              <w:bottom w:val="single" w:sz="4" w:space="0" w:color="E4DED3"/>
-              <w:right w:val="single" w:sz="4" w:space="0" w:color="E4DED3"/>
-            </w:tcBorders>
-          </w:tcPr>
-          <w:p>
-            <w:r>
-              <w:rPr>
-                <w:sz w:val="19"/>
-              </w:rPr>
-              <w:t>the role name, exactly as shown — task 10 asks for it</w:t>
+              <w:t>leave the default allow-all on all three</w:t>
             </w:r>
           </w:p>
         </w:tc>
@@ -4139,17 +3635,198 @@
             <w:shd w:val="clear" w:color="auto" w:fill="F8F4ED"/>
           </w:tcPr>
           <w:p>
-            <w:pPr>
-              <w:jc w:val="left"/>
-            </w:pPr>
-            <w:r>
-              <w:rPr>
-                <w:b w:val="0"/>
+            <w:r>
+              <w:rPr>
                 <w:i/>
                 <w:color w:val="C5613B"/>
                 <w:sz w:val="19"/>
               </w:rPr>
-              <w:t>SCREENSHOT — the LabRole summary page with the Permissions tab open, showing the policies attached to it.</w:t>
+              <w:t>SCREENSHOT — all three security groups with their inbound rules expanded.</w:t>
+            </w:r>
+          </w:p>
+          <w:p>
+            <w:pPr>
+              <w:jc w:val="center"/>
+            </w:pPr>
+            <w:r>
+              <w:drawing>
+                <wp:inline xmlns:a="http://schemas.openxmlformats.org/drawingml/2006/main" xmlns:pic="http://schemas.openxmlformats.org/drawingml/2006/picture">
+                  <wp:extent cx="5760000" cy="1725463"/>
+                  <wp:docPr id="8" name="Picture 8"/>
+                  <wp:cNvGraphicFramePr>
+                    <a:graphicFrameLocks noChangeAspect="1"/>
+                  </wp:cNvGraphicFramePr>
+                  <a:graphic>
+                    <a:graphicData uri="http://schemas.openxmlformats.org/drawingml/2006/picture">
+                      <pic:pic>
+                        <pic:nvPicPr>
+                          <pic:cNvPr id="0" name="task-07.1.png"/>
+                          <pic:cNvPicPr/>
+                        </pic:nvPicPr>
+                        <pic:blipFill>
+                          <a:blip r:embed="rId26"/>
+                          <a:stretch>
+                            <a:fillRect/>
+                          </a:stretch>
+                        </pic:blipFill>
+                        <pic:spPr>
+                          <a:xfrm>
+                            <a:off x="0" y="0"/>
+                            <a:ext cx="5760000" cy="1725463"/>
+                          </a:xfrm>
+                          <a:prstGeom prst="rect"/>
+                        </pic:spPr>
+                      </pic:pic>
+                    </a:graphicData>
+                  </a:graphic>
+                </wp:inline>
+              </w:drawing>
+            </w:r>
+          </w:p>
+        </w:tc>
+      </w:tr>
+    </w:tbl>
+    <w:p/>
+    <w:tbl>
+      <w:tblPr>
+        <w:tblW w:type="auto" w:w="0"/>
+        <w:tblLook w:firstColumn="1" w:firstRow="1" w:lastColumn="0" w:lastRow="0" w:noHBand="0" w:noVBand="1" w:val="04A0"/>
+      </w:tblPr>
+      <w:tblGrid>
+        <w:gridCol w:w="10466"/>
+      </w:tblGrid>
+      <w:tr>
+        <w:tc>
+          <w:tcPr>
+            <w:tcW w:type="dxa" w:w="9411"/>
+            <w:tcBorders>
+              <w:top w:val="single" w:sz="4" w:space="0" w:color="E4DED3"/>
+              <w:left w:val="single" w:sz="4" w:space="0" w:color="E4DED3"/>
+              <w:bottom w:val="single" w:sz="4" w:space="0" w:color="E4DED3"/>
+              <w:right w:val="single" w:sz="4" w:space="0" w:color="E4DED3"/>
+            </w:tcBorders>
+            <w:shd w:val="clear" w:color="auto" w:fill="F8F4ED"/>
+          </w:tcPr>
+          <w:p>
+            <w:r>
+              <w:rPr>
+                <w:i/>
+                <w:color w:val="C5613B"/>
+                <w:sz w:val="19"/>
+              </w:rPr>
+              <w:t>SCREENSHOT — continued</w:t>
+            </w:r>
+          </w:p>
+          <w:p>
+            <w:pPr>
+              <w:jc w:val="center"/>
+            </w:pPr>
+            <w:r>
+              <w:drawing>
+                <wp:inline xmlns:a="http://schemas.openxmlformats.org/drawingml/2006/main" xmlns:pic="http://schemas.openxmlformats.org/drawingml/2006/picture">
+                  <wp:extent cx="5760000" cy="1728426"/>
+                  <wp:docPr id="9" name="Picture 9"/>
+                  <wp:cNvGraphicFramePr>
+                    <a:graphicFrameLocks noChangeAspect="1"/>
+                  </wp:cNvGraphicFramePr>
+                  <a:graphic>
+                    <a:graphicData uri="http://schemas.openxmlformats.org/drawingml/2006/picture">
+                      <pic:pic>
+                        <pic:nvPicPr>
+                          <pic:cNvPr id="0" name="task-07.2.png"/>
+                          <pic:cNvPicPr/>
+                        </pic:nvPicPr>
+                        <pic:blipFill>
+                          <a:blip r:embed="rId27"/>
+                          <a:stretch>
+                            <a:fillRect/>
+                          </a:stretch>
+                        </pic:blipFill>
+                        <pic:spPr>
+                          <a:xfrm>
+                            <a:off x="0" y="0"/>
+                            <a:ext cx="5760000" cy="1728426"/>
+                          </a:xfrm>
+                          <a:prstGeom prst="rect"/>
+                        </pic:spPr>
+                      </pic:pic>
+                    </a:graphicData>
+                  </a:graphic>
+                </wp:inline>
+              </w:drawing>
+            </w:r>
+          </w:p>
+        </w:tc>
+      </w:tr>
+    </w:tbl>
+    <w:p/>
+    <w:tbl>
+      <w:tblPr>
+        <w:tblW w:type="auto" w:w="0"/>
+        <w:tblLook w:firstColumn="1" w:firstRow="1" w:lastColumn="0" w:lastRow="0" w:noHBand="0" w:noVBand="1" w:val="04A0"/>
+      </w:tblPr>
+      <w:tblGrid>
+        <w:gridCol w:w="10466"/>
+      </w:tblGrid>
+      <w:tr>
+        <w:tc>
+          <w:tcPr>
+            <w:tcW w:type="dxa" w:w="9411"/>
+            <w:tcBorders>
+              <w:top w:val="single" w:sz="4" w:space="0" w:color="E4DED3"/>
+              <w:left w:val="single" w:sz="4" w:space="0" w:color="E4DED3"/>
+              <w:bottom w:val="single" w:sz="4" w:space="0" w:color="E4DED3"/>
+              <w:right w:val="single" w:sz="4" w:space="0" w:color="E4DED3"/>
+            </w:tcBorders>
+            <w:shd w:val="clear" w:color="auto" w:fill="F8F4ED"/>
+          </w:tcPr>
+          <w:p>
+            <w:r>
+              <w:rPr>
+                <w:i/>
+                <w:color w:val="C5613B"/>
+                <w:sz w:val="19"/>
+              </w:rPr>
+              <w:t>SCREENSHOT — continued</w:t>
+            </w:r>
+          </w:p>
+          <w:p>
+            <w:pPr>
+              <w:jc w:val="center"/>
+            </w:pPr>
+            <w:r>
+              <w:drawing>
+                <wp:inline xmlns:a="http://schemas.openxmlformats.org/drawingml/2006/main" xmlns:pic="http://schemas.openxmlformats.org/drawingml/2006/picture">
+                  <wp:extent cx="5760000" cy="1773944"/>
+                  <wp:docPr id="10" name="Picture 10"/>
+                  <wp:cNvGraphicFramePr>
+                    <a:graphicFrameLocks noChangeAspect="1"/>
+                  </wp:cNvGraphicFramePr>
+                  <a:graphic>
+                    <a:graphicData uri="http://schemas.openxmlformats.org/drawingml/2006/picture">
+                      <pic:pic>
+                        <pic:nvPicPr>
+                          <pic:cNvPr id="0" name="task-07.3.png"/>
+                          <pic:cNvPicPr/>
+                        </pic:nvPicPr>
+                        <pic:blipFill>
+                          <a:blip r:embed="rId28"/>
+                          <a:stretch>
+                            <a:fillRect/>
+                          </a:stretch>
+                        </pic:blipFill>
+                        <pic:spPr>
+                          <a:xfrm>
+                            <a:off x="0" y="0"/>
+                            <a:ext cx="5760000" cy="1773944"/>
+                          </a:xfrm>
+                          <a:prstGeom prst="rect"/>
+                        </pic:spPr>
+                      </pic:pic>
+                    </a:graphicData>
+                  </a:graphic>
+                </wp:inline>
+              </w:drawing>
             </w:r>
           </w:p>
         </w:tc>
@@ -4166,7 +3843,7 @@
           <w:color w:val="1F5A5C"/>
           <w:sz w:val="16"/>
         </w:rPr>
-        <w:t>TASK 10</w:t>
+        <w:t>TASK 8</w:t>
       </w:r>
     </w:p>
     <w:p>
@@ -4174,7 +3851,7 @@
         <w:pStyle w:val="Heading2"/>
       </w:pPr>
       <w:r>
-        <w:t>Create the launch template</w:t>
+        <w:t>Configure the access model</w:t>
       </w:r>
     </w:p>
     <w:p>
@@ -4188,7 +3865,7 @@
           <w:color w:val="6B6660"/>
           <w:sz w:val="18"/>
         </w:rPr>
-        <w:t>Evidences: [ICTCLD401 PC 2.3] · [ICTCLD401 PC 2.4] · [ICTCLD401 PC 1.1] · [ICTCLD401 PC 1.3]</w:t>
+        <w:t>Evidences: [ICTCLD401 PC 1.5] · [ICTCLD401 PC 2.1]</w:t>
       </w:r>
     </w:p>
     <w:p>
@@ -4201,7 +3878,29 @@
           <w:i w:val="0"/>
           <w:sz w:val="21"/>
         </w:rPr>
-        <w:t>Create a launch template, using the settings below. It defines how every application server is built. The Auto Scaling group creates servers from it, so nothing is configured on a server by hand.</w:t>
+        <w:t>Create the group that will operate the platform after handover, and a user in it. Complete each form with the values below, submit it, and capture the result.</w:t>
+      </w:r>
+    </w:p>
+    <w:p>
+      <w:pPr>
+        <w:spacing w:before="80" w:after="160"/>
+        <w:ind w:left="227"/>
+      </w:pPr>
+      <w:r>
+        <w:rPr>
+          <w:b/>
+          <w:color w:val="C5613B"/>
+          <w:sz w:val="19"/>
+        </w:rPr>
+        <w:t xml:space="preserve">Environment constraint </w:t>
+      </w:r>
+      <w:r>
+        <w:rPr>
+          <w:i/>
+          <w:color w:val="C5613B"/>
+          <w:sz w:val="19"/>
+        </w:rPr>
+        <w:t>the lab environment does not permit groups or users to be created. This is a known constraint of the AWS educational environment, not a fault in your work — you will be refused, and the refusal is what you capture.</w:t>
       </w:r>
     </w:p>
     <w:tbl>
@@ -4231,7 +3930,7 @@
                 <w:b/>
                 <w:sz w:val="19"/>
               </w:rPr>
-              <w:t>Name</w:t>
+              <w:t>Group name</w:t>
             </w:r>
           </w:p>
         </w:tc>
@@ -4250,7 +3949,7 @@
               <w:rPr>
                 <w:sz w:val="19"/>
               </w:rPr>
-              <w:t>yat-lms-lt</w:t>
+              <w:t>YAT-ICT-Admins</w:t>
             </w:r>
           </w:p>
         </w:tc>
@@ -4273,7 +3972,7 @@
                 <w:b/>
                 <w:sz w:val="19"/>
               </w:rPr>
-              <w:t>AMI</w:t>
+              <w:t>Policy on the group</w:t>
             </w:r>
           </w:p>
         </w:tc>
@@ -4292,7 +3991,7 @@
               <w:rPr>
                 <w:sz w:val="19"/>
               </w:rPr>
-              <w:t>Windows Server (latest available)</w:t>
+              <w:t>ReadOnlyAccess  — filter for it and pick the policy named exactly that, not one of the service-specific ones</w:t>
             </w:r>
           </w:p>
         </w:tc>
@@ -4315,7 +4014,7 @@
                 <w:b/>
                 <w:sz w:val="19"/>
               </w:rPr>
-              <w:t>Instance type</w:t>
+              <w:t>User name</w:t>
             </w:r>
           </w:p>
         </w:tc>
@@ -4334,7 +4033,7 @@
               <w:rPr>
                 <w:sz w:val="19"/>
               </w:rPr>
-              <w:t>your choice — see the decision below</w:t>
+              <w:t>swalker  (Sam Walker, YAT IT Manager)</w:t>
             </w:r>
           </w:p>
         </w:tc>
@@ -4357,7 +4056,7 @@
                 <w:b/>
                 <w:sz w:val="19"/>
               </w:rPr>
-              <w:t>Key pair</w:t>
+              <w:t>Policy on the user</w:t>
             </w:r>
           </w:p>
         </w:tc>
@@ -4376,7 +4075,7 @@
               <w:rPr>
                 <w:sz w:val="19"/>
               </w:rPr>
-              <w:t>do not include one</w:t>
+              <w:t>CloudWatchFullAccess</w:t>
             </w:r>
           </w:p>
         </w:tc>
@@ -4399,7 +4098,7 @@
                 <w:b/>
                 <w:sz w:val="19"/>
               </w:rPr>
-              <w:t>Subnet</w:t>
+              <w:t>Expected result</w:t>
             </w:r>
           </w:p>
         </w:tc>
@@ -4418,217 +4117,7 @@
               <w:rPr>
                 <w:sz w:val="19"/>
               </w:rPr>
-              <w:t>do not include one — the Auto Scaling group supplies it</w:t>
-            </w:r>
-          </w:p>
-        </w:tc>
-      </w:tr>
-      <w:tr>
-        <w:tc>
-          <w:tcPr>
-            <w:tcW w:type="dxa" w:w="2381"/>
-            <w:tcBorders>
-              <w:top w:val="single" w:sz="4" w:space="0" w:color="E4DED3"/>
-              <w:left w:val="single" w:sz="4" w:space="0" w:color="E4DED3"/>
-              <w:bottom w:val="single" w:sz="4" w:space="0" w:color="E4DED3"/>
-              <w:right w:val="single" w:sz="4" w:space="0" w:color="E4DED3"/>
-            </w:tcBorders>
-            <w:shd w:val="clear" w:color="auto" w:fill="F8F4ED"/>
-          </w:tcPr>
-          <w:p>
-            <w:r>
-              <w:rPr>
-                <w:b/>
-                <w:sz w:val="19"/>
-              </w:rPr>
-              <w:t>Security group</w:t>
-            </w:r>
-          </w:p>
-        </w:tc>
-        <w:tc>
-          <w:tcPr>
-            <w:tcW w:type="dxa" w:w="6576"/>
-            <w:tcBorders>
-              <w:top w:val="single" w:sz="4" w:space="0" w:color="E4DED3"/>
-              <w:left w:val="single" w:sz="4" w:space="0" w:color="E4DED3"/>
-              <w:bottom w:val="single" w:sz="4" w:space="0" w:color="E4DED3"/>
-              <w:right w:val="single" w:sz="4" w:space="0" w:color="E4DED3"/>
-            </w:tcBorders>
-          </w:tcPr>
-          <w:p>
-            <w:r>
-              <w:rPr>
-                <w:sz w:val="19"/>
-              </w:rPr>
-              <w:t>yat-lms-app-sg</w:t>
-            </w:r>
-          </w:p>
-        </w:tc>
-      </w:tr>
-      <w:tr>
-        <w:tc>
-          <w:tcPr>
-            <w:tcW w:type="dxa" w:w="2381"/>
-            <w:tcBorders>
-              <w:top w:val="single" w:sz="4" w:space="0" w:color="E4DED3"/>
-              <w:left w:val="single" w:sz="4" w:space="0" w:color="E4DED3"/>
-              <w:bottom w:val="single" w:sz="4" w:space="0" w:color="E4DED3"/>
-              <w:right w:val="single" w:sz="4" w:space="0" w:color="E4DED3"/>
-            </w:tcBorders>
-            <w:shd w:val="clear" w:color="auto" w:fill="F8F4ED"/>
-          </w:tcPr>
-          <w:p>
-            <w:r>
-              <w:rPr>
-                <w:b/>
-                <w:sz w:val="19"/>
-              </w:rPr>
-              <w:t>Root volume</w:t>
-            </w:r>
-          </w:p>
-        </w:tc>
-        <w:tc>
-          <w:tcPr>
-            <w:tcW w:type="dxa" w:w="6576"/>
-            <w:tcBorders>
-              <w:top w:val="single" w:sz="4" w:space="0" w:color="E4DED3"/>
-              <w:left w:val="single" w:sz="4" w:space="0" w:color="E4DED3"/>
-              <w:bottom w:val="single" w:sz="4" w:space="0" w:color="E4DED3"/>
-              <w:right w:val="single" w:sz="4" w:space="0" w:color="E4DED3"/>
-            </w:tcBorders>
-          </w:tcPr>
-          <w:p>
-            <w:r>
-              <w:rPr>
-                <w:sz w:val="19"/>
-              </w:rPr>
-              <w:t>gp3, 30 GB</w:t>
-            </w:r>
-          </w:p>
-        </w:tc>
-      </w:tr>
-      <w:tr>
-        <w:tc>
-          <w:tcPr>
-            <w:tcW w:type="dxa" w:w="2381"/>
-            <w:tcBorders>
-              <w:top w:val="single" w:sz="4" w:space="0" w:color="E4DED3"/>
-              <w:left w:val="single" w:sz="4" w:space="0" w:color="E4DED3"/>
-              <w:bottom w:val="single" w:sz="4" w:space="0" w:color="E4DED3"/>
-              <w:right w:val="single" w:sz="4" w:space="0" w:color="E4DED3"/>
-            </w:tcBorders>
-            <w:shd w:val="clear" w:color="auto" w:fill="F8F4ED"/>
-          </w:tcPr>
-          <w:p>
-            <w:r>
-              <w:rPr>
-                <w:b/>
-                <w:sz w:val="19"/>
-              </w:rPr>
-              <w:t>Data volume</w:t>
-            </w:r>
-          </w:p>
-        </w:tc>
-        <w:tc>
-          <w:tcPr>
-            <w:tcW w:type="dxa" w:w="6576"/>
-            <w:tcBorders>
-              <w:top w:val="single" w:sz="4" w:space="0" w:color="E4DED3"/>
-              <w:left w:val="single" w:sz="4" w:space="0" w:color="E4DED3"/>
-              <w:bottom w:val="single" w:sz="4" w:space="0" w:color="E4DED3"/>
-              <w:right w:val="single" w:sz="4" w:space="0" w:color="E4DED3"/>
-            </w:tcBorders>
-          </w:tcPr>
-          <w:p>
-            <w:r>
-              <w:rPr>
-                <w:sz w:val="19"/>
-              </w:rPr>
-              <w:t>add a second volume: gp3, 8 GB, device name xvdb. The console will not accept the volume without a device name, and the /dev/sd... names are greyed out because this is a Windows image</w:t>
-            </w:r>
-          </w:p>
-        </w:tc>
-      </w:tr>
-      <w:tr>
-        <w:tc>
-          <w:tcPr>
-            <w:tcW w:type="dxa" w:w="2381"/>
-            <w:tcBorders>
-              <w:top w:val="single" w:sz="4" w:space="0" w:color="E4DED3"/>
-              <w:left w:val="single" w:sz="4" w:space="0" w:color="E4DED3"/>
-              <w:bottom w:val="single" w:sz="4" w:space="0" w:color="E4DED3"/>
-              <w:right w:val="single" w:sz="4" w:space="0" w:color="E4DED3"/>
-            </w:tcBorders>
-            <w:shd w:val="clear" w:color="auto" w:fill="F8F4ED"/>
-          </w:tcPr>
-          <w:p>
-            <w:r>
-              <w:rPr>
-                <w:b/>
-                <w:sz w:val="19"/>
-              </w:rPr>
-              <w:t>Advanced details → IAM instance profile</w:t>
-            </w:r>
-          </w:p>
-        </w:tc>
-        <w:tc>
-          <w:tcPr>
-            <w:tcW w:type="dxa" w:w="6576"/>
-            <w:tcBorders>
-              <w:top w:val="single" w:sz="4" w:space="0" w:color="E4DED3"/>
-              <w:left w:val="single" w:sz="4" w:space="0" w:color="E4DED3"/>
-              <w:bottom w:val="single" w:sz="4" w:space="0" w:color="E4DED3"/>
-              <w:right w:val="single" w:sz="4" w:space="0" w:color="E4DED3"/>
-            </w:tcBorders>
-          </w:tcPr>
-          <w:p>
-            <w:r>
-              <w:rPr>
-                <w:sz w:val="19"/>
-              </w:rPr>
-              <w:t>LabInstanceProfile</w:t>
-            </w:r>
-          </w:p>
-        </w:tc>
-      </w:tr>
-      <w:tr>
-        <w:tc>
-          <w:tcPr>
-            <w:tcW w:type="dxa" w:w="2381"/>
-            <w:tcBorders>
-              <w:top w:val="single" w:sz="4" w:space="0" w:color="E4DED3"/>
-              <w:left w:val="single" w:sz="4" w:space="0" w:color="E4DED3"/>
-              <w:bottom w:val="single" w:sz="4" w:space="0" w:color="E4DED3"/>
-              <w:right w:val="single" w:sz="4" w:space="0" w:color="E4DED3"/>
-            </w:tcBorders>
-            <w:shd w:val="clear" w:color="auto" w:fill="F8F4ED"/>
-          </w:tcPr>
-          <w:p>
-            <w:r>
-              <w:rPr>
-                <w:b/>
-                <w:sz w:val="19"/>
-              </w:rPr>
-              <w:t>Advanced details → User data</w:t>
-            </w:r>
-          </w:p>
-        </w:tc>
-        <w:tc>
-          <w:tcPr>
-            <w:tcW w:type="dxa" w:w="6576"/>
-            <w:tcBorders>
-              <w:top w:val="single" w:sz="4" w:space="0" w:color="E4DED3"/>
-              <w:left w:val="single" w:sz="4" w:space="0" w:color="E4DED3"/>
-              <w:bottom w:val="single" w:sz="4" w:space="0" w:color="E4DED3"/>
-              <w:right w:val="single" w:sz="4" w:space="0" w:color="E4DED3"/>
-            </w:tcBorders>
-          </w:tcPr>
-          <w:p>
-            <w:r>
-              <w:rPr>
-                <w:sz w:val="19"/>
-              </w:rPr>
-              <w:t>the script below, exactly as written</w:t>
+              <w:t>both submissions are refused with a permissions error</w:t>
             </w:r>
           </w:p>
         </w:tc>
@@ -4645,7 +4134,21 @@
           <w:i w:val="0"/>
           <w:sz w:val="21"/>
         </w:rPr>
-        <w:t>User data</w:t>
+        <w:t>Your decision</w:t>
+      </w:r>
+    </w:p>
+    <w:p>
+      <w:pPr>
+        <w:spacing w:after="120"/>
+      </w:pPr>
+      <w:r>
+        <w:rPr>
+          <w:b w:val="0"/>
+          <w:i/>
+          <w:color w:val="6B6660"/>
+          <w:sz w:val="19"/>
+        </w:rPr>
+        <w:t>Why does this group get read access to everything but no ability to change identity settings, when it is the group that operates the whole platform?</w:t>
       </w:r>
     </w:p>
     <w:tbl>
@@ -4670,74 +4173,16 @@
           </w:tcPr>
           <w:p>
             <w:pPr>
-              <w:spacing w:after="0"/>
+              <w:jc w:val="left"/>
             </w:pPr>
             <w:r>
               <w:rPr>
-                <w:rFonts w:ascii="Consolas" w:hAnsi="Consolas"/>
-                <w:sz w:val="18"/>
-              </w:rPr>
-              <w:t>&lt;powershell&gt;</w:t>
-            </w:r>
-          </w:p>
-          <w:p>
-            <w:pPr>
-              <w:spacing w:after="0"/>
-            </w:pPr>
-            <w:r>
-              <w:rPr>
-                <w:rFonts w:ascii="Consolas" w:hAnsi="Consolas"/>
-                <w:sz w:val="18"/>
-              </w:rPr>
-              <w:t>Install-WindowsFeature -Name Web-Server -IncludeManagementTools</w:t>
-            </w:r>
-          </w:p>
-          <w:p>
-            <w:pPr>
-              <w:spacing w:after="0"/>
-            </w:pPr>
-            <w:r>
-              <w:rPr>
-                <w:rFonts w:ascii="Consolas" w:hAnsi="Consolas"/>
-                <w:sz w:val="18"/>
-              </w:rPr>
-              <w:t>Set-Content -Path "C:\inetpub\wwwroot\index.html" -Value "&lt;html&gt;&lt;body&gt;</w:t>
-            </w:r>
-          </w:p>
-          <w:p>
-            <w:pPr>
-              <w:spacing w:after="0"/>
-            </w:pPr>
-            <w:r>
-              <w:rPr>
-                <w:rFonts w:ascii="Consolas" w:hAnsi="Consolas"/>
-                <w:sz w:val="18"/>
-              </w:rPr>
-              <w:t>&lt;h1&gt;YAT LMS&lt;/h1&gt;&lt;p&gt;Infrastructure ready - awaiting application</w:t>
-            </w:r>
-          </w:p>
-          <w:p>
-            <w:pPr>
-              <w:spacing w:after="0"/>
-            </w:pPr>
-            <w:r>
-              <w:rPr>
-                <w:rFonts w:ascii="Consolas" w:hAnsi="Consolas"/>
-                <w:sz w:val="18"/>
-              </w:rPr>
-              <w:t>deployment.&lt;/p&gt;&lt;/body&gt;&lt;/html&gt;"</w:t>
-            </w:r>
-          </w:p>
-          <w:p>
-            <w:pPr>
-              <w:spacing w:after="0"/>
-            </w:pPr>
-            <w:r>
-              <w:rPr>
-                <w:rFonts w:ascii="Consolas" w:hAnsi="Consolas"/>
-                <w:sz w:val="18"/>
-              </w:rPr>
-              <w:t>&lt;/powershell&gt;</w:t>
+                <w:b w:val="0"/>
+                <w:i w:val="0"/>
+                <w:color w:val="1F5A5C"/>
+                <w:sz w:val="19"/>
+              </w:rPr>
+              <w:t>Identity is what decides who can grant themselves more access. A group that can rewrite its own permissions has no boundary at all — it could give itself anything. So YAT ICT can see and operate everything, and identity stays with whoever governs the account. The user carries CloudWatch access directly rather than through the group, which shows permissions can sit in either place; groups are for not repeating yourself across many users, not a requirement.</w:t>
             </w:r>
           </w:p>
         </w:tc>
@@ -4754,21 +4199,7 @@
           <w:i w:val="0"/>
           <w:sz w:val="21"/>
         </w:rPr>
-        <w:t>Your decision</w:t>
-      </w:r>
-    </w:p>
-    <w:p>
-      <w:pPr>
-        <w:spacing w:after="120"/>
-      </w:pPr>
-      <w:r>
-        <w:rPr>
-          <w:b w:val="0"/>
-          <w:i/>
-          <w:color w:val="6B6660"/>
-          <w:sz w:val="19"/>
-        </w:rPr>
-        <w:t>Choose the instance type for the application tier: t3.micro or t3.small. Name the one you did not choose, say which you chose, and explain why against the LMS workload described in the LMS Application Specification.</w:t>
+        <w:t>Evidence</w:t>
       </w:r>
     </w:p>
     <w:tbl>
@@ -4792,36 +4223,58 @@
             <w:shd w:val="clear" w:color="auto" w:fill="F8F4ED"/>
           </w:tcPr>
           <w:p>
+            <w:r>
+              <w:rPr>
+                <w:i/>
+                <w:color w:val="C5613B"/>
+                <w:sz w:val="19"/>
+              </w:rPr>
+              <w:t>SCREENSHOT — the completed group form — YAT-ICT-Admins with ReadOnlyAccess attached — and the error returned.</w:t>
+            </w:r>
+          </w:p>
+          <w:p>
             <w:pPr>
-              <w:jc w:val="left"/>
+              <w:jc w:val="center"/>
             </w:pPr>
             <w:r>
-              <w:rPr>
-                <w:b w:val="0"/>
-                <w:i w:val="0"/>
-                <w:color w:val="1F5A5C"/>
-                <w:sz w:val="19"/>
-              </w:rPr>
-              <w:t>t3.micro has 1 GiB of memory and t3.small has 2 GiB. Windows Server alone uses most of 1 GiB before the application starts, so t3.micro would spend its time paging and the health check would be slow and unreliable. I chose t3.small. Both are well below what the specification's 200–300 typical concurrent users would need — in production I would size to a general-purpose instance several times this — but this environment caps what I can launch, and t3.small is the better of the two available.</w:t>
+              <w:drawing>
+                <wp:inline xmlns:a="http://schemas.openxmlformats.org/drawingml/2006/main" xmlns:pic="http://schemas.openxmlformats.org/drawingml/2006/picture">
+                  <wp:extent cx="5760000" cy="3437826"/>
+                  <wp:docPr id="11" name="Picture 11"/>
+                  <wp:cNvGraphicFramePr>
+                    <a:graphicFrameLocks noChangeAspect="1"/>
+                  </wp:cNvGraphicFramePr>
+                  <a:graphic>
+                    <a:graphicData uri="http://schemas.openxmlformats.org/drawingml/2006/picture">
+                      <pic:pic>
+                        <pic:nvPicPr>
+                          <pic:cNvPr id="0" name="task-08.1.png"/>
+                          <pic:cNvPicPr/>
+                        </pic:nvPicPr>
+                        <pic:blipFill>
+                          <a:blip r:embed="rId29"/>
+                          <a:stretch>
+                            <a:fillRect/>
+                          </a:stretch>
+                        </pic:blipFill>
+                        <pic:spPr>
+                          <a:xfrm>
+                            <a:off x="0" y="0"/>
+                            <a:ext cx="5760000" cy="3437826"/>
+                          </a:xfrm>
+                          <a:prstGeom prst="rect"/>
+                        </pic:spPr>
+                      </pic:pic>
+                    </a:graphicData>
+                  </a:graphic>
+                </wp:inline>
+              </w:drawing>
             </w:r>
           </w:p>
         </w:tc>
       </w:tr>
     </w:tbl>
     <w:p/>
-    <w:p>
-      <w:pPr>
-        <w:spacing w:after="60"/>
-      </w:pPr>
-      <w:r>
-        <w:rPr>
-          <w:b/>
-          <w:i w:val="0"/>
-          <w:sz w:val="21"/>
-        </w:rPr>
-        <w:t>Evidence</w:t>
-      </w:r>
-    </w:p>
     <w:tbl>
       <w:tblPr>
         <w:tblW w:type="auto" w:w="0"/>
@@ -4843,17 +4296,52 @@
             <w:shd w:val="clear" w:color="auto" w:fill="F8F4ED"/>
           </w:tcPr>
           <w:p>
-            <w:pPr>
-              <w:jc w:val="left"/>
-            </w:pPr>
-            <w:r>
-              <w:rPr>
-                <w:b w:val="0"/>
+            <w:r>
+              <w:rPr>
                 <w:i/>
                 <w:color w:val="C5613B"/>
                 <w:sz w:val="19"/>
               </w:rPr>
-              <w:t>SCREENSHOT — the launch template summary, showing the AMI, instance type, instance profile, security group and both volumes.</w:t>
+              <w:t>SCREENSHOT — the completed user form — swalker with CloudWatchFullAccess attached — and the error returned.</w:t>
+            </w:r>
+          </w:p>
+          <w:p>
+            <w:pPr>
+              <w:jc w:val="center"/>
+            </w:pPr>
+            <w:r>
+              <w:drawing>
+                <wp:inline xmlns:a="http://schemas.openxmlformats.org/drawingml/2006/main" xmlns:pic="http://schemas.openxmlformats.org/drawingml/2006/picture">
+                  <wp:extent cx="5760000" cy="1717206"/>
+                  <wp:docPr id="12" name="Picture 12"/>
+                  <wp:cNvGraphicFramePr>
+                    <a:graphicFrameLocks noChangeAspect="1"/>
+                  </wp:cNvGraphicFramePr>
+                  <a:graphic>
+                    <a:graphicData uri="http://schemas.openxmlformats.org/drawingml/2006/picture">
+                      <pic:pic>
+                        <pic:nvPicPr>
+                          <pic:cNvPr id="0" name="task-08.2.png"/>
+                          <pic:cNvPicPr/>
+                        </pic:nvPicPr>
+                        <pic:blipFill>
+                          <a:blip r:embed="rId30"/>
+                          <a:stretch>
+                            <a:fillRect/>
+                          </a:stretch>
+                        </pic:blipFill>
+                        <pic:spPr>
+                          <a:xfrm>
+                            <a:off x="0" y="0"/>
+                            <a:ext cx="5760000" cy="1717206"/>
+                          </a:xfrm>
+                          <a:prstGeom prst="rect"/>
+                        </pic:spPr>
+                      </pic:pic>
+                    </a:graphicData>
+                  </a:graphic>
+                </wp:inline>
+              </w:drawing>
             </w:r>
           </w:p>
         </w:tc>
@@ -4870,7 +4358,7 @@
           <w:color w:val="1F5A5C"/>
           <w:sz w:val="16"/>
         </w:rPr>
-        <w:t>TASK 11</w:t>
+        <w:t>TASK 9</w:t>
       </w:r>
     </w:p>
     <w:p>
@@ -4878,7 +4366,7 @@
         <w:pStyle w:val="Heading2"/>
       </w:pPr>
       <w:r>
-        <w:t>Create the target group</w:t>
+        <w:t>Review the instance role</w:t>
       </w:r>
     </w:p>
     <w:p>
@@ -4892,7 +4380,7 @@
           <w:color w:val="6B6660"/>
           <w:sz w:val="18"/>
         </w:rPr>
-        <w:t>Evidences: [ICTCLD401 PC 2.2]</w:t>
+        <w:t>Evidences: [ICTCLD401 PC 1.6] · [ICTCLD401 PC 1.7]</w:t>
       </w:r>
     </w:p>
     <w:p>
@@ -4905,7 +4393,29 @@
           <w:i w:val="0"/>
           <w:sz w:val="21"/>
         </w:rPr>
-        <w:t>Create a target group, using the settings below. It is the list of servers the load balancer will send traffic to, and the health check that decides which of them are fit to receive it.</w:t>
+        <w:t>Open the role named below and look at the policies attached to it, then write its name down. Your servers reach the storage buckets and the logging service through this role, so no credentials are ever stored on a server. You select it in the next task.</w:t>
+      </w:r>
+    </w:p>
+    <w:p>
+      <w:pPr>
+        <w:spacing w:before="80" w:after="160"/>
+        <w:ind w:left="227"/>
+      </w:pPr>
+      <w:r>
+        <w:rPr>
+          <w:b/>
+          <w:color w:val="C5613B"/>
+          <w:sz w:val="19"/>
+        </w:rPr>
+        <w:t xml:space="preserve">Environment constraint </w:t>
+      </w:r>
+      <w:r>
+        <w:rPr>
+          <w:i/>
+          <w:color w:val="C5613B"/>
+          <w:sz w:val="19"/>
+        </w:rPr>
+        <w:t>the lab environment supplies this role ready-made and does not permit you to create your own, so this task is a review rather than a build.</w:t>
       </w:r>
     </w:p>
     <w:tbl>
@@ -4935,7 +4445,7 @@
                 <w:b/>
                 <w:sz w:val="19"/>
               </w:rPr>
-              <w:t>Name</w:t>
+              <w:t>Go to</w:t>
             </w:r>
           </w:p>
         </w:tc>
@@ -4954,7 +4464,7 @@
               <w:rPr>
                 <w:sz w:val="19"/>
               </w:rPr>
-              <w:t>yat-lms-tg</w:t>
+              <w:t>IAM → Roles</w:t>
             </w:r>
           </w:p>
         </w:tc>
@@ -4977,7 +4487,7 @@
                 <w:b/>
                 <w:sz w:val="19"/>
               </w:rPr>
-              <w:t>Target type</w:t>
+              <w:t>Open</w:t>
             </w:r>
           </w:p>
         </w:tc>
@@ -4996,7 +4506,7 @@
               <w:rPr>
                 <w:sz w:val="19"/>
               </w:rPr>
-              <w:t>Instances</w:t>
+              <w:t>LabRole  (the role the environment provides)</w:t>
             </w:r>
           </w:p>
         </w:tc>
@@ -5019,7 +4529,7 @@
                 <w:b/>
                 <w:sz w:val="19"/>
               </w:rPr>
-              <w:t>Protocol and port</w:t>
+              <w:t>Look at</w:t>
             </w:r>
           </w:p>
         </w:tc>
@@ -5038,7 +4548,7 @@
               <w:rPr>
                 <w:sz w:val="19"/>
               </w:rPr>
-              <w:t>HTTP, port 80</w:t>
+              <w:t>the Permissions tab — the policies attached to it</w:t>
             </w:r>
           </w:p>
         </w:tc>
@@ -5061,7 +4571,7 @@
                 <w:b/>
                 <w:sz w:val="19"/>
               </w:rPr>
-              <w:t>VPC</w:t>
+              <w:t>Answer for yourself</w:t>
             </w:r>
           </w:p>
         </w:tc>
@@ -5080,7 +4590,7 @@
               <w:rPr>
                 <w:sz w:val="19"/>
               </w:rPr>
-              <w:t>yat-lms-vpc</w:t>
+              <w:t>which services does it let your servers reach?</w:t>
             </w:r>
           </w:p>
         </w:tc>
@@ -5103,7 +4613,7 @@
                 <w:b/>
                 <w:sz w:val="19"/>
               </w:rPr>
-              <w:t>Health check protocol</w:t>
+              <w:t>Write down</w:t>
             </w:r>
           </w:p>
         </w:tc>
@@ -5122,175 +4632,7 @@
               <w:rPr>
                 <w:sz w:val="19"/>
               </w:rPr>
-              <w:t>HTTP</w:t>
-            </w:r>
-          </w:p>
-        </w:tc>
-      </w:tr>
-      <w:tr>
-        <w:tc>
-          <w:tcPr>
-            <w:tcW w:type="dxa" w:w="2381"/>
-            <w:tcBorders>
-              <w:top w:val="single" w:sz="4" w:space="0" w:color="E4DED3"/>
-              <w:left w:val="single" w:sz="4" w:space="0" w:color="E4DED3"/>
-              <w:bottom w:val="single" w:sz="4" w:space="0" w:color="E4DED3"/>
-              <w:right w:val="single" w:sz="4" w:space="0" w:color="E4DED3"/>
-            </w:tcBorders>
-            <w:shd w:val="clear" w:color="auto" w:fill="F8F4ED"/>
-          </w:tcPr>
-          <w:p>
-            <w:r>
-              <w:rPr>
-                <w:b/>
-                <w:sz w:val="19"/>
-              </w:rPr>
-              <w:t>Health check path</w:t>
-            </w:r>
-          </w:p>
-        </w:tc>
-        <w:tc>
-          <w:tcPr>
-            <w:tcW w:type="dxa" w:w="6576"/>
-            <w:tcBorders>
-              <w:top w:val="single" w:sz="4" w:space="0" w:color="E4DED3"/>
-              <w:left w:val="single" w:sz="4" w:space="0" w:color="E4DED3"/>
-              <w:bottom w:val="single" w:sz="4" w:space="0" w:color="E4DED3"/>
-              <w:right w:val="single" w:sz="4" w:space="0" w:color="E4DED3"/>
-            </w:tcBorders>
-          </w:tcPr>
-          <w:p>
-            <w:r>
-              <w:rPr>
-                <w:sz w:val="19"/>
-              </w:rPr>
-              <w:t>/</w:t>
-            </w:r>
-          </w:p>
-        </w:tc>
-      </w:tr>
-      <w:tr>
-        <w:tc>
-          <w:tcPr>
-            <w:tcW w:type="dxa" w:w="2381"/>
-            <w:tcBorders>
-              <w:top w:val="single" w:sz="4" w:space="0" w:color="E4DED3"/>
-              <w:left w:val="single" w:sz="4" w:space="0" w:color="E4DED3"/>
-              <w:bottom w:val="single" w:sz="4" w:space="0" w:color="E4DED3"/>
-              <w:right w:val="single" w:sz="4" w:space="0" w:color="E4DED3"/>
-            </w:tcBorders>
-            <w:shd w:val="clear" w:color="auto" w:fill="F8F4ED"/>
-          </w:tcPr>
-          <w:p>
-            <w:r>
-              <w:rPr>
-                <w:b/>
-                <w:sz w:val="19"/>
-              </w:rPr>
-              <w:t>Interval</w:t>
-            </w:r>
-          </w:p>
-        </w:tc>
-        <w:tc>
-          <w:tcPr>
-            <w:tcW w:type="dxa" w:w="6576"/>
-            <w:tcBorders>
-              <w:top w:val="single" w:sz="4" w:space="0" w:color="E4DED3"/>
-              <w:left w:val="single" w:sz="4" w:space="0" w:color="E4DED3"/>
-              <w:bottom w:val="single" w:sz="4" w:space="0" w:color="E4DED3"/>
-              <w:right w:val="single" w:sz="4" w:space="0" w:color="E4DED3"/>
-            </w:tcBorders>
-          </w:tcPr>
-          <w:p>
-            <w:r>
-              <w:rPr>
-                <w:sz w:val="19"/>
-              </w:rPr>
-              <w:t>30 seconds</w:t>
-            </w:r>
-          </w:p>
-        </w:tc>
-      </w:tr>
-      <w:tr>
-        <w:tc>
-          <w:tcPr>
-            <w:tcW w:type="dxa" w:w="2381"/>
-            <w:tcBorders>
-              <w:top w:val="single" w:sz="4" w:space="0" w:color="E4DED3"/>
-              <w:left w:val="single" w:sz="4" w:space="0" w:color="E4DED3"/>
-              <w:bottom w:val="single" w:sz="4" w:space="0" w:color="E4DED3"/>
-              <w:right w:val="single" w:sz="4" w:space="0" w:color="E4DED3"/>
-            </w:tcBorders>
-            <w:shd w:val="clear" w:color="auto" w:fill="F8F4ED"/>
-          </w:tcPr>
-          <w:p>
-            <w:r>
-              <w:rPr>
-                <w:b/>
-                <w:sz w:val="19"/>
-              </w:rPr>
-              <w:t>Unhealthy threshold</w:t>
-            </w:r>
-          </w:p>
-        </w:tc>
-        <w:tc>
-          <w:tcPr>
-            <w:tcW w:type="dxa" w:w="6576"/>
-            <w:tcBorders>
-              <w:top w:val="single" w:sz="4" w:space="0" w:color="E4DED3"/>
-              <w:left w:val="single" w:sz="4" w:space="0" w:color="E4DED3"/>
-              <w:bottom w:val="single" w:sz="4" w:space="0" w:color="E4DED3"/>
-              <w:right w:val="single" w:sz="4" w:space="0" w:color="E4DED3"/>
-            </w:tcBorders>
-          </w:tcPr>
-          <w:p>
-            <w:r>
-              <w:rPr>
-                <w:sz w:val="19"/>
-              </w:rPr>
-              <w:t>2</w:t>
-            </w:r>
-          </w:p>
-        </w:tc>
-      </w:tr>
-      <w:tr>
-        <w:tc>
-          <w:tcPr>
-            <w:tcW w:type="dxa" w:w="2381"/>
-            <w:tcBorders>
-              <w:top w:val="single" w:sz="4" w:space="0" w:color="E4DED3"/>
-              <w:left w:val="single" w:sz="4" w:space="0" w:color="E4DED3"/>
-              <w:bottom w:val="single" w:sz="4" w:space="0" w:color="E4DED3"/>
-              <w:right w:val="single" w:sz="4" w:space="0" w:color="E4DED3"/>
-            </w:tcBorders>
-            <w:shd w:val="clear" w:color="auto" w:fill="F8F4ED"/>
-          </w:tcPr>
-          <w:p>
-            <w:r>
-              <w:rPr>
-                <w:b/>
-                <w:sz w:val="19"/>
-              </w:rPr>
-              <w:t>Register targets</w:t>
-            </w:r>
-          </w:p>
-        </w:tc>
-        <w:tc>
-          <w:tcPr>
-            <w:tcW w:type="dxa" w:w="6576"/>
-            <w:tcBorders>
-              <w:top w:val="single" w:sz="4" w:space="0" w:color="E4DED3"/>
-              <w:left w:val="single" w:sz="4" w:space="0" w:color="E4DED3"/>
-              <w:bottom w:val="single" w:sz="4" w:space="0" w:color="E4DED3"/>
-              <w:right w:val="single" w:sz="4" w:space="0" w:color="E4DED3"/>
-            </w:tcBorders>
-          </w:tcPr>
-          <w:p>
-            <w:r>
-              <w:rPr>
-                <w:sz w:val="19"/>
-              </w:rPr>
-              <w:t>skip this step and create the group with no targets. The Auto Scaling group registers them for you in task 13</w:t>
+              <w:t>the role name, exactly as shown — task 10 asks for it</w:t>
             </w:r>
           </w:p>
         </w:tc>
@@ -5331,17 +4673,52 @@
             <w:shd w:val="clear" w:color="auto" w:fill="F8F4ED"/>
           </w:tcPr>
           <w:p>
-            <w:pPr>
-              <w:jc w:val="left"/>
-            </w:pPr>
-            <w:r>
-              <w:rPr>
-                <w:b w:val="0"/>
+            <w:r>
+              <w:rPr>
                 <w:i/>
                 <w:color w:val="C5613B"/>
                 <w:sz w:val="19"/>
               </w:rPr>
-              <w:t>SCREENSHOT — the target group summary, showing its protocol, port, VPC and health-check settings.</w:t>
+              <w:t>SCREENSHOT — the LabRole summary page with the Permissions tab open, showing the policies attached to it.</w:t>
+            </w:r>
+          </w:p>
+          <w:p>
+            <w:pPr>
+              <w:jc w:val="center"/>
+            </w:pPr>
+            <w:r>
+              <w:drawing>
+                <wp:inline xmlns:a="http://schemas.openxmlformats.org/drawingml/2006/main" xmlns:pic="http://schemas.openxmlformats.org/drawingml/2006/picture">
+                  <wp:extent cx="5760000" cy="2758383"/>
+                  <wp:docPr id="13" name="Picture 13"/>
+                  <wp:cNvGraphicFramePr>
+                    <a:graphicFrameLocks noChangeAspect="1"/>
+                  </wp:cNvGraphicFramePr>
+                  <a:graphic>
+                    <a:graphicData uri="http://schemas.openxmlformats.org/drawingml/2006/picture">
+                      <pic:pic>
+                        <pic:nvPicPr>
+                          <pic:cNvPr id="0" name="task-09.png"/>
+                          <pic:cNvPicPr/>
+                        </pic:nvPicPr>
+                        <pic:blipFill>
+                          <a:blip r:embed="rId31"/>
+                          <a:stretch>
+                            <a:fillRect/>
+                          </a:stretch>
+                        </pic:blipFill>
+                        <pic:spPr>
+                          <a:xfrm>
+                            <a:off x="0" y="0"/>
+                            <a:ext cx="5760000" cy="2758383"/>
+                          </a:xfrm>
+                          <a:prstGeom prst="rect"/>
+                        </pic:spPr>
+                      </pic:pic>
+                    </a:graphicData>
+                  </a:graphic>
+                </wp:inline>
+              </w:drawing>
             </w:r>
           </w:p>
         </w:tc>
@@ -5358,7 +4735,7 @@
           <w:color w:val="1F5A5C"/>
           <w:sz w:val="16"/>
         </w:rPr>
-        <w:t>TASK 12</w:t>
+        <w:t>TASK 10</w:t>
       </w:r>
     </w:p>
     <w:p>
@@ -5366,7 +4743,7 @@
         <w:pStyle w:val="Heading2"/>
       </w:pPr>
       <w:r>
-        <w:t>Create the load balancer</w:t>
+        <w:t>Create the launch template</w:t>
       </w:r>
     </w:p>
     <w:p>
@@ -5380,7 +4757,7 @@
           <w:color w:val="6B6660"/>
           <w:sz w:val="18"/>
         </w:rPr>
-        <w:t>Evidences: [ICTCLD401 PC 2.2] · [ICTCLD502 PC 4.1]</w:t>
+        <w:t>Evidences: [ICTCLD401 PC 2.3] · [ICTCLD401 PC 2.4] · [ICTCLD401 PC 1.1] · [ICTCLD401 PC 1.3]</w:t>
       </w:r>
     </w:p>
     <w:p>
@@ -5393,7 +4770,7 @@
           <w:i w:val="0"/>
           <w:sz w:val="21"/>
         </w:rPr>
-        <w:t>Create an Application Load Balancer, using the settings below. It sits in front of the application tier and sends traffic only to servers the target group reports as healthy.</w:t>
+        <w:t>Create a launch template, using the settings below. It defines how every application server is built. The Auto Scaling group creates servers from it, so nothing is configured on a server by hand.</w:t>
       </w:r>
     </w:p>
     <w:tbl>
@@ -5423,7 +4800,7 @@
                 <w:b/>
                 <w:sz w:val="19"/>
               </w:rPr>
-              <w:t>Type</w:t>
+              <w:t>Name</w:t>
             </w:r>
           </w:p>
         </w:tc>
@@ -5442,7 +4819,7 @@
               <w:rPr>
                 <w:sz w:val="19"/>
               </w:rPr>
-              <w:t>Application Load Balancer</w:t>
+              <w:t>yat-lms-lt</w:t>
             </w:r>
           </w:p>
         </w:tc>
@@ -5465,7 +4842,7 @@
                 <w:b/>
                 <w:sz w:val="19"/>
               </w:rPr>
-              <w:t>Name</w:t>
+              <w:t>AMI</w:t>
             </w:r>
           </w:p>
         </w:tc>
@@ -5484,7 +4861,7 @@
               <w:rPr>
                 <w:sz w:val="19"/>
               </w:rPr>
-              <w:t>yat-lms-alb</w:t>
+              <w:t>Windows Server (latest available)</w:t>
             </w:r>
           </w:p>
         </w:tc>
@@ -5507,7 +4884,7 @@
                 <w:b/>
                 <w:sz w:val="19"/>
               </w:rPr>
-              <w:t>Scheme</w:t>
+              <w:t>Instance type</w:t>
             </w:r>
           </w:p>
         </w:tc>
@@ -5526,7 +4903,7 @@
               <w:rPr>
                 <w:sz w:val="19"/>
               </w:rPr>
-              <w:t>Internet-facing</w:t>
+              <w:t>your choice — see the decision below</w:t>
             </w:r>
           </w:p>
         </w:tc>
@@ -5549,7 +4926,7 @@
                 <w:b/>
                 <w:sz w:val="19"/>
               </w:rPr>
-              <w:t>VPC</w:t>
+              <w:t>Key pair</w:t>
             </w:r>
           </w:p>
         </w:tc>
@@ -5568,7 +4945,7 @@
               <w:rPr>
                 <w:sz w:val="19"/>
               </w:rPr>
-              <w:t>yat-lms-vpc</w:t>
+              <w:t>do not include one</w:t>
             </w:r>
           </w:p>
         </w:tc>
@@ -5591,7 +4968,7 @@
                 <w:b/>
                 <w:sz w:val="19"/>
               </w:rPr>
-              <w:t>Subnets</w:t>
+              <w:t>Subnet</w:t>
             </w:r>
           </w:p>
         </w:tc>
@@ -5610,7 +4987,7 @@
               <w:rPr>
                 <w:sz w:val="19"/>
               </w:rPr>
-              <w:t>public-web-a and public-web-b. It requires two zones and will not create with only one</w:t>
+              <w:t>do not include one — the Auto Scaling group supplies it</w:t>
             </w:r>
           </w:p>
         </w:tc>
@@ -5652,7 +5029,7 @@
               <w:rPr>
                 <w:sz w:val="19"/>
               </w:rPr>
-              <w:t>yat-lms-alb-sg. Remove the default group if the console adds it</w:t>
+              <w:t>yat-lms-app-sg</w:t>
             </w:r>
           </w:p>
         </w:tc>
@@ -5675,7 +5052,7 @@
                 <w:b/>
                 <w:sz w:val="19"/>
               </w:rPr>
-              <w:t>Listener</w:t>
+              <w:t>Root volume</w:t>
             </w:r>
           </w:p>
         </w:tc>
@@ -5694,7 +5071,7 @@
               <w:rPr>
                 <w:sz w:val="19"/>
               </w:rPr>
-              <w:t>HTTP on port 80</w:t>
+              <w:t>gp3, 30 GB</w:t>
             </w:r>
           </w:p>
         </w:tc>
@@ -5717,7 +5094,7 @@
                 <w:b/>
                 <w:sz w:val="19"/>
               </w:rPr>
-              <w:t>Listener forwards to</w:t>
+              <w:t>Data volume</w:t>
             </w:r>
           </w:p>
         </w:tc>
@@ -5736,7 +5113,91 @@
               <w:rPr>
                 <w:sz w:val="19"/>
               </w:rPr>
-              <w:t>yat-lms-tg</w:t>
+              <w:t>add a second volume: gp3, 8 GB, device name xvdb. The console will not accept the volume without a device name, and the /dev/sd... names are greyed out because this is a Windows image</w:t>
+            </w:r>
+          </w:p>
+        </w:tc>
+      </w:tr>
+      <w:tr>
+        <w:tc>
+          <w:tcPr>
+            <w:tcW w:type="dxa" w:w="2381"/>
+            <w:tcBorders>
+              <w:top w:val="single" w:sz="4" w:space="0" w:color="E4DED3"/>
+              <w:left w:val="single" w:sz="4" w:space="0" w:color="E4DED3"/>
+              <w:bottom w:val="single" w:sz="4" w:space="0" w:color="E4DED3"/>
+              <w:right w:val="single" w:sz="4" w:space="0" w:color="E4DED3"/>
+            </w:tcBorders>
+            <w:shd w:val="clear" w:color="auto" w:fill="F8F4ED"/>
+          </w:tcPr>
+          <w:p>
+            <w:r>
+              <w:rPr>
+                <w:b/>
+                <w:sz w:val="19"/>
+              </w:rPr>
+              <w:t>Advanced details → IAM instance profile</w:t>
+            </w:r>
+          </w:p>
+        </w:tc>
+        <w:tc>
+          <w:tcPr>
+            <w:tcW w:type="dxa" w:w="6576"/>
+            <w:tcBorders>
+              <w:top w:val="single" w:sz="4" w:space="0" w:color="E4DED3"/>
+              <w:left w:val="single" w:sz="4" w:space="0" w:color="E4DED3"/>
+              <w:bottom w:val="single" w:sz="4" w:space="0" w:color="E4DED3"/>
+              <w:right w:val="single" w:sz="4" w:space="0" w:color="E4DED3"/>
+            </w:tcBorders>
+          </w:tcPr>
+          <w:p>
+            <w:r>
+              <w:rPr>
+                <w:sz w:val="19"/>
+              </w:rPr>
+              <w:t>LabInstanceProfile</w:t>
+            </w:r>
+          </w:p>
+        </w:tc>
+      </w:tr>
+      <w:tr>
+        <w:tc>
+          <w:tcPr>
+            <w:tcW w:type="dxa" w:w="2381"/>
+            <w:tcBorders>
+              <w:top w:val="single" w:sz="4" w:space="0" w:color="E4DED3"/>
+              <w:left w:val="single" w:sz="4" w:space="0" w:color="E4DED3"/>
+              <w:bottom w:val="single" w:sz="4" w:space="0" w:color="E4DED3"/>
+              <w:right w:val="single" w:sz="4" w:space="0" w:color="E4DED3"/>
+            </w:tcBorders>
+            <w:shd w:val="clear" w:color="auto" w:fill="F8F4ED"/>
+          </w:tcPr>
+          <w:p>
+            <w:r>
+              <w:rPr>
+                <w:b/>
+                <w:sz w:val="19"/>
+              </w:rPr>
+              <w:t>Advanced details → User data</w:t>
+            </w:r>
+          </w:p>
+        </w:tc>
+        <w:tc>
+          <w:tcPr>
+            <w:tcW w:type="dxa" w:w="6576"/>
+            <w:tcBorders>
+              <w:top w:val="single" w:sz="4" w:space="0" w:color="E4DED3"/>
+              <w:left w:val="single" w:sz="4" w:space="0" w:color="E4DED3"/>
+              <w:bottom w:val="single" w:sz="4" w:space="0" w:color="E4DED3"/>
+              <w:right w:val="single" w:sz="4" w:space="0" w:color="E4DED3"/>
+            </w:tcBorders>
+          </w:tcPr>
+          <w:p>
+            <w:r>
+              <w:rPr>
+                <w:sz w:val="19"/>
+              </w:rPr>
+              <w:t>the script below, exactly as written</w:t>
             </w:r>
           </w:p>
         </w:tc>
@@ -5753,7 +5214,7 @@
           <w:i w:val="0"/>
           <w:sz w:val="21"/>
         </w:rPr>
-        <w:t>Evidence</w:t>
+        <w:t>User data</w:t>
       </w:r>
     </w:p>
     <w:tbl>
@@ -5778,16 +5239,225 @@
           </w:tcPr>
           <w:p>
             <w:pPr>
+              <w:spacing w:after="0"/>
+            </w:pPr>
+            <w:r>
+              <w:rPr>
+                <w:rFonts w:ascii="Consolas" w:hAnsi="Consolas"/>
+                <w:sz w:val="18"/>
+              </w:rPr>
+              <w:t>&lt;powershell&gt;</w:t>
+            </w:r>
+          </w:p>
+          <w:p>
+            <w:pPr>
+              <w:spacing w:after="0"/>
+            </w:pPr>
+            <w:r>
+              <w:rPr>
+                <w:rFonts w:ascii="Consolas" w:hAnsi="Consolas"/>
+                <w:sz w:val="18"/>
+              </w:rPr>
+              <w:t>Install-WindowsFeature -Name Web-Server -IncludeManagementTools</w:t>
+            </w:r>
+          </w:p>
+          <w:p>
+            <w:pPr>
+              <w:spacing w:after="0"/>
+            </w:pPr>
+            <w:r>
+              <w:rPr>
+                <w:rFonts w:ascii="Consolas" w:hAnsi="Consolas"/>
+                <w:sz w:val="18"/>
+              </w:rPr>
+              <w:t>Set-Content -Path "C:\inetpub\wwwroot\index.html" -Value "&lt;html&gt;&lt;body&gt;</w:t>
+            </w:r>
+          </w:p>
+          <w:p>
+            <w:pPr>
+              <w:spacing w:after="0"/>
+            </w:pPr>
+            <w:r>
+              <w:rPr>
+                <w:rFonts w:ascii="Consolas" w:hAnsi="Consolas"/>
+                <w:sz w:val="18"/>
+              </w:rPr>
+              <w:t>&lt;h1&gt;YAT LMS&lt;/h1&gt;&lt;p&gt;Infrastructure ready - awaiting application</w:t>
+            </w:r>
+          </w:p>
+          <w:p>
+            <w:pPr>
+              <w:spacing w:after="0"/>
+            </w:pPr>
+            <w:r>
+              <w:rPr>
+                <w:rFonts w:ascii="Consolas" w:hAnsi="Consolas"/>
+                <w:sz w:val="18"/>
+              </w:rPr>
+              <w:t>deployment.&lt;/p&gt;&lt;/body&gt;&lt;/html&gt;"</w:t>
+            </w:r>
+          </w:p>
+          <w:p>
+            <w:pPr>
+              <w:spacing w:after="0"/>
+            </w:pPr>
+            <w:r>
+              <w:rPr>
+                <w:rFonts w:ascii="Consolas" w:hAnsi="Consolas"/>
+                <w:sz w:val="18"/>
+              </w:rPr>
+              <w:t>&lt;/powershell&gt;</w:t>
+            </w:r>
+          </w:p>
+        </w:tc>
+      </w:tr>
+    </w:tbl>
+    <w:p/>
+    <w:p>
+      <w:pPr>
+        <w:spacing w:after="60"/>
+      </w:pPr>
+      <w:r>
+        <w:rPr>
+          <w:b/>
+          <w:i w:val="0"/>
+          <w:sz w:val="21"/>
+        </w:rPr>
+        <w:t>Your decision</w:t>
+      </w:r>
+    </w:p>
+    <w:p>
+      <w:pPr>
+        <w:spacing w:after="120"/>
+      </w:pPr>
+      <w:r>
+        <w:rPr>
+          <w:b w:val="0"/>
+          <w:i/>
+          <w:color w:val="6B6660"/>
+          <w:sz w:val="19"/>
+        </w:rPr>
+        <w:t>Choose the instance type for the application tier: t3.micro or t3.small. Name the one you did not choose, say which you chose, and explain why against the LMS workload described in the LMS Application Specification.</w:t>
+      </w:r>
+    </w:p>
+    <w:tbl>
+      <w:tblPr>
+        <w:tblW w:type="auto" w:w="0"/>
+        <w:tblLook w:firstColumn="1" w:firstRow="1" w:lastColumn="0" w:lastRow="0" w:noHBand="0" w:noVBand="1" w:val="04A0"/>
+      </w:tblPr>
+      <w:tblGrid>
+        <w:gridCol w:w="10466"/>
+      </w:tblGrid>
+      <w:tr>
+        <w:tc>
+          <w:tcPr>
+            <w:tcW w:type="dxa" w:w="9411"/>
+            <w:tcBorders>
+              <w:top w:val="single" w:sz="4" w:space="0" w:color="E4DED3"/>
+              <w:left w:val="single" w:sz="4" w:space="0" w:color="E4DED3"/>
+              <w:bottom w:val="single" w:sz="4" w:space="0" w:color="E4DED3"/>
+              <w:right w:val="single" w:sz="4" w:space="0" w:color="E4DED3"/>
+            </w:tcBorders>
+            <w:shd w:val="clear" w:color="auto" w:fill="F8F4ED"/>
+          </w:tcPr>
+          <w:p>
+            <w:pPr>
               <w:jc w:val="left"/>
             </w:pPr>
             <w:r>
               <w:rPr>
                 <w:b w:val="0"/>
+                <w:i w:val="0"/>
+                <w:color w:val="1F5A5C"/>
+                <w:sz w:val="19"/>
+              </w:rPr>
+              <w:t>t3.micro has 1 GiB of memory and t3.small has 2 GiB. Windows Server alone uses most of 1 GiB before the application starts, so t3.micro would spend its time paging and the health check would be slow and unreliable. I chose t3.small. Both are well below what the specification's 200–300 typical concurrent users would need — in production I would size to a general-purpose instance several times this — but this environment caps what I can launch, and t3.small is the better of the two available.</w:t>
+            </w:r>
+          </w:p>
+        </w:tc>
+      </w:tr>
+    </w:tbl>
+    <w:p/>
+    <w:p>
+      <w:pPr>
+        <w:spacing w:after="60"/>
+      </w:pPr>
+      <w:r>
+        <w:rPr>
+          <w:b/>
+          <w:i w:val="0"/>
+          <w:sz w:val="21"/>
+        </w:rPr>
+        <w:t>Evidence</w:t>
+      </w:r>
+    </w:p>
+    <w:tbl>
+      <w:tblPr>
+        <w:tblW w:type="auto" w:w="0"/>
+        <w:tblLook w:firstColumn="1" w:firstRow="1" w:lastColumn="0" w:lastRow="0" w:noHBand="0" w:noVBand="1" w:val="04A0"/>
+      </w:tblPr>
+      <w:tblGrid>
+        <w:gridCol w:w="10466"/>
+      </w:tblGrid>
+      <w:tr>
+        <w:tc>
+          <w:tcPr>
+            <w:tcW w:type="dxa" w:w="9411"/>
+            <w:tcBorders>
+              <w:top w:val="single" w:sz="4" w:space="0" w:color="E4DED3"/>
+              <w:left w:val="single" w:sz="4" w:space="0" w:color="E4DED3"/>
+              <w:bottom w:val="single" w:sz="4" w:space="0" w:color="E4DED3"/>
+              <w:right w:val="single" w:sz="4" w:space="0" w:color="E4DED3"/>
+            </w:tcBorders>
+            <w:shd w:val="clear" w:color="auto" w:fill="F8F4ED"/>
+          </w:tcPr>
+          <w:p>
+            <w:r>
+              <w:rPr>
                 <w:i/>
                 <w:color w:val="C5613B"/>
                 <w:sz w:val="19"/>
               </w:rPr>
-              <w:t>SCREENSHOT — the load balancer summary, showing its scheme, DNS name, subnets and security group.</w:t>
+              <w:t>SCREENSHOT — the launch template summary, showing the AMI, instance type, instance profile, security group and both volumes.</w:t>
+            </w:r>
+          </w:p>
+          <w:p>
+            <w:pPr>
+              <w:jc w:val="center"/>
+            </w:pPr>
+            <w:r>
+              <w:drawing>
+                <wp:inline xmlns:a="http://schemas.openxmlformats.org/drawingml/2006/main" xmlns:pic="http://schemas.openxmlformats.org/drawingml/2006/picture">
+                  <wp:extent cx="5760000" cy="2039648"/>
+                  <wp:docPr id="14" name="Picture 14"/>
+                  <wp:cNvGraphicFramePr>
+                    <a:graphicFrameLocks noChangeAspect="1"/>
+                  </wp:cNvGraphicFramePr>
+                  <a:graphic>
+                    <a:graphicData uri="http://schemas.openxmlformats.org/drawingml/2006/picture">
+                      <pic:pic>
+                        <pic:nvPicPr>
+                          <pic:cNvPr id="0" name="task-10.png"/>
+                          <pic:cNvPicPr/>
+                        </pic:nvPicPr>
+                        <pic:blipFill>
+                          <a:blip r:embed="rId32"/>
+                          <a:stretch>
+                            <a:fillRect/>
+                          </a:stretch>
+                        </pic:blipFill>
+                        <pic:spPr>
+                          <a:xfrm>
+                            <a:off x="0" y="0"/>
+                            <a:ext cx="5760000" cy="2039648"/>
+                          </a:xfrm>
+                          <a:prstGeom prst="rect"/>
+                        </pic:spPr>
+                      </pic:pic>
+                    </a:graphicData>
+                  </a:graphic>
+                </wp:inline>
+              </w:drawing>
             </w:r>
           </w:p>
         </w:tc>
@@ -5804,7 +5474,7 @@
           <w:color w:val="1F5A5C"/>
           <w:sz w:val="16"/>
         </w:rPr>
-        <w:t>TASK 13</w:t>
+        <w:t>TASK 11</w:t>
       </w:r>
     </w:p>
     <w:p>
@@ -5812,7 +5482,7 @@
         <w:pStyle w:val="Heading2"/>
       </w:pPr>
       <w:r>
-        <w:t>Create the Auto Scaling group</w:t>
+        <w:t>Create the target group</w:t>
       </w:r>
     </w:p>
     <w:p>
@@ -5826,7 +5496,7 @@
           <w:color w:val="6B6660"/>
           <w:sz w:val="18"/>
         </w:rPr>
-        <w:t>Evidences: [ICTCLD401 PC 3.1] · [ICTCLD401 PE 2]</w:t>
+        <w:t>Evidences: [ICTCLD401 PC 2.2]</w:t>
       </w:r>
     </w:p>
     <w:p>
@@ -5839,7 +5509,7 @@
           <w:i w:val="0"/>
           <w:sz w:val="21"/>
         </w:rPr>
-        <w:t>Create an Auto Scaling group, using the settings below. It adds and removes application servers on its own, without anyone touching the instance count.</w:t>
+        <w:t>Create a target group, using the settings below. It is the list of servers the load balancer will send traffic to, and the health check that decides which of them are fit to receive it.</w:t>
       </w:r>
     </w:p>
     <w:tbl>
@@ -5869,7 +5539,7 @@
                 <w:b/>
                 <w:sz w:val="19"/>
               </w:rPr>
-              <w:t>Step 1 — Launch template</w:t>
+              <w:t>Name</w:t>
             </w:r>
           </w:p>
         </w:tc>
@@ -5888,7 +5558,7 @@
               <w:rPr>
                 <w:sz w:val="19"/>
               </w:rPr>
-              <w:t>yat-lms-lt</w:t>
+              <w:t>yat-lms-tg</w:t>
             </w:r>
           </w:p>
         </w:tc>
@@ -5911,7 +5581,7 @@
                 <w:b/>
                 <w:sz w:val="19"/>
               </w:rPr>
-              <w:t>Step 2 — VPC</w:t>
+              <w:t>Target type</w:t>
             </w:r>
           </w:p>
         </w:tc>
@@ -5930,6 +5600,90 @@
               <w:rPr>
                 <w:sz w:val="19"/>
               </w:rPr>
+              <w:t>Instances</w:t>
+            </w:r>
+          </w:p>
+        </w:tc>
+      </w:tr>
+      <w:tr>
+        <w:tc>
+          <w:tcPr>
+            <w:tcW w:type="dxa" w:w="2381"/>
+            <w:tcBorders>
+              <w:top w:val="single" w:sz="4" w:space="0" w:color="E4DED3"/>
+              <w:left w:val="single" w:sz="4" w:space="0" w:color="E4DED3"/>
+              <w:bottom w:val="single" w:sz="4" w:space="0" w:color="E4DED3"/>
+              <w:right w:val="single" w:sz="4" w:space="0" w:color="E4DED3"/>
+            </w:tcBorders>
+            <w:shd w:val="clear" w:color="auto" w:fill="F8F4ED"/>
+          </w:tcPr>
+          <w:p>
+            <w:r>
+              <w:rPr>
+                <w:b/>
+                <w:sz w:val="19"/>
+              </w:rPr>
+              <w:t>Protocol and port</w:t>
+            </w:r>
+          </w:p>
+        </w:tc>
+        <w:tc>
+          <w:tcPr>
+            <w:tcW w:type="dxa" w:w="6576"/>
+            <w:tcBorders>
+              <w:top w:val="single" w:sz="4" w:space="0" w:color="E4DED3"/>
+              <w:left w:val="single" w:sz="4" w:space="0" w:color="E4DED3"/>
+              <w:bottom w:val="single" w:sz="4" w:space="0" w:color="E4DED3"/>
+              <w:right w:val="single" w:sz="4" w:space="0" w:color="E4DED3"/>
+            </w:tcBorders>
+          </w:tcPr>
+          <w:p>
+            <w:r>
+              <w:rPr>
+                <w:sz w:val="19"/>
+              </w:rPr>
+              <w:t>HTTP, port 80</w:t>
+            </w:r>
+          </w:p>
+        </w:tc>
+      </w:tr>
+      <w:tr>
+        <w:tc>
+          <w:tcPr>
+            <w:tcW w:type="dxa" w:w="2381"/>
+            <w:tcBorders>
+              <w:top w:val="single" w:sz="4" w:space="0" w:color="E4DED3"/>
+              <w:left w:val="single" w:sz="4" w:space="0" w:color="E4DED3"/>
+              <w:bottom w:val="single" w:sz="4" w:space="0" w:color="E4DED3"/>
+              <w:right w:val="single" w:sz="4" w:space="0" w:color="E4DED3"/>
+            </w:tcBorders>
+            <w:shd w:val="clear" w:color="auto" w:fill="F8F4ED"/>
+          </w:tcPr>
+          <w:p>
+            <w:r>
+              <w:rPr>
+                <w:b/>
+                <w:sz w:val="19"/>
+              </w:rPr>
+              <w:t>VPC</w:t>
+            </w:r>
+          </w:p>
+        </w:tc>
+        <w:tc>
+          <w:tcPr>
+            <w:tcW w:type="dxa" w:w="6576"/>
+            <w:tcBorders>
+              <w:top w:val="single" w:sz="4" w:space="0" w:color="E4DED3"/>
+              <w:left w:val="single" w:sz="4" w:space="0" w:color="E4DED3"/>
+              <w:bottom w:val="single" w:sz="4" w:space="0" w:color="E4DED3"/>
+              <w:right w:val="single" w:sz="4" w:space="0" w:color="E4DED3"/>
+            </w:tcBorders>
+          </w:tcPr>
+          <w:p>
+            <w:r>
+              <w:rPr>
+                <w:sz w:val="19"/>
+              </w:rPr>
               <w:t>yat-lms-vpc</w:t>
             </w:r>
           </w:p>
@@ -5953,7 +5707,7 @@
                 <w:b/>
                 <w:sz w:val="19"/>
               </w:rPr>
-              <w:t>Step 2 — Subnet</w:t>
+              <w:t>Health check protocol</w:t>
             </w:r>
           </w:p>
         </w:tc>
@@ -5972,7 +5726,7 @@
               <w:rPr>
                 <w:sz w:val="19"/>
               </w:rPr>
-              <w:t>private-app-a only</w:t>
+              <w:t>HTTP</w:t>
             </w:r>
           </w:p>
         </w:tc>
@@ -5995,7 +5749,7 @@
                 <w:b/>
                 <w:sz w:val="19"/>
               </w:rPr>
-              <w:t>Step 3 — Load balancing</w:t>
+              <w:t>Health check path</w:t>
             </w:r>
           </w:p>
         </w:tc>
@@ -6014,7 +5768,7 @@
               <w:rPr>
                 <w:sz w:val="19"/>
               </w:rPr>
-              <w:t>choose Attach to an existing load balancer, then Choose from your load balancer target groups, and select yat-lms-tg. This step defaults to No load balancer, so it is easily skipped</w:t>
+              <w:t>/</w:t>
             </w:r>
           </w:p>
         </w:tc>
@@ -6037,7 +5791,7 @@
                 <w:b/>
                 <w:sz w:val="19"/>
               </w:rPr>
-              <w:t>Step 3 — Health check type</w:t>
+              <w:t>Interval</w:t>
             </w:r>
           </w:p>
         </w:tc>
@@ -6056,7 +5810,7 @@
               <w:rPr>
                 <w:sz w:val="19"/>
               </w:rPr>
-              <w:t>tick Turn on Elastic Load Balancing health checks; grace period 300 seconds</w:t>
+              <w:t>30 seconds</w:t>
             </w:r>
           </w:p>
         </w:tc>
@@ -6079,7 +5833,7 @@
                 <w:b/>
                 <w:sz w:val="19"/>
               </w:rPr>
-              <w:t>Step 4 — Group size</w:t>
+              <w:t>Unhealthy threshold</w:t>
             </w:r>
           </w:p>
         </w:tc>
@@ -6098,7 +5852,7 @@
               <w:rPr>
                 <w:sz w:val="19"/>
               </w:rPr>
-              <w:t>desired 1, minimum 1, maximum 2</w:t>
+              <w:t>2</w:t>
             </w:r>
           </w:p>
         </w:tc>
@@ -6121,7 +5875,7 @@
                 <w:b/>
                 <w:sz w:val="19"/>
               </w:rPr>
-              <w:t>Step 4 — Scaling policy</w:t>
+              <w:t>Register targets</w:t>
             </w:r>
           </w:p>
         </w:tc>
@@ -6140,49 +5894,7 @@
               <w:rPr>
                 <w:sz w:val="19"/>
               </w:rPr>
-              <w:t>Target tracking, Average CPU utilization, target value 70</w:t>
-            </w:r>
-          </w:p>
-        </w:tc>
-      </w:tr>
-      <w:tr>
-        <w:tc>
-          <w:tcPr>
-            <w:tcW w:type="dxa" w:w="2381"/>
-            <w:tcBorders>
-              <w:top w:val="single" w:sz="4" w:space="0" w:color="E4DED3"/>
-              <w:left w:val="single" w:sz="4" w:space="0" w:color="E4DED3"/>
-              <w:bottom w:val="single" w:sz="4" w:space="0" w:color="E4DED3"/>
-              <w:right w:val="single" w:sz="4" w:space="0" w:color="E4DED3"/>
-            </w:tcBorders>
-            <w:shd w:val="clear" w:color="auto" w:fill="F8F4ED"/>
-          </w:tcPr>
-          <w:p>
-            <w:r>
-              <w:rPr>
-                <w:b/>
-                <w:sz w:val="19"/>
-              </w:rPr>
-              <w:t>Step 4 — Warm-up</w:t>
-            </w:r>
-          </w:p>
-        </w:tc>
-        <w:tc>
-          <w:tcPr>
-            <w:tcW w:type="dxa" w:w="6576"/>
-            <w:tcBorders>
-              <w:top w:val="single" w:sz="4" w:space="0" w:color="E4DED3"/>
-              <w:left w:val="single" w:sz="4" w:space="0" w:color="E4DED3"/>
-              <w:bottom w:val="single" w:sz="4" w:space="0" w:color="E4DED3"/>
-              <w:right w:val="single" w:sz="4" w:space="0" w:color="E4DED3"/>
-            </w:tcBorders>
-          </w:tcPr>
-          <w:p>
-            <w:r>
-              <w:rPr>
-                <w:sz w:val="19"/>
-              </w:rPr>
-              <w:t>60 seconds</w:t>
+              <w:t>skip this step and create the group with no targets. The Auto Scaling group registers them for you in task 13</w:t>
             </w:r>
           </w:p>
         </w:tc>
@@ -6233,7 +5945,7 @@
                 <w:color w:val="C5613B"/>
                 <w:sz w:val="19"/>
               </w:rPr>
-              <w:t>SCREENSHOT — the Auto Scaling group details, showing group size, the attached target group and the scaling policy.</w:t>
+              <w:t>SCREENSHOT — the target group summary, showing its protocol, port, VPC and health-check settings.</w:t>
             </w:r>
           </w:p>
         </w:tc>
@@ -6250,7 +5962,7 @@
           <w:color w:val="1F5A5C"/>
           <w:sz w:val="16"/>
         </w:rPr>
-        <w:t>TASK 14</w:t>
+        <w:t>TASK 12</w:t>
       </w:r>
     </w:p>
     <w:p>
@@ -6258,7 +5970,7 @@
         <w:pStyle w:val="Heading2"/>
       </w:pPr>
       <w:r>
-        <w:t>Create the database subnet group</w:t>
+        <w:t>Create the load balancer</w:t>
       </w:r>
     </w:p>
     <w:p>
@@ -6272,7 +5984,7 @@
           <w:color w:val="6B6660"/>
           <w:sz w:val="18"/>
         </w:rPr>
-        <w:t>Evidences: [ICTCLD401 PC 2.2]</w:t>
+        <w:t>Evidences: [ICTCLD401 PC 2.2] · [ICTCLD502 PC 4.1]</w:t>
       </w:r>
     </w:p>
     <w:p>
@@ -6285,29 +5997,7 @@
           <w:i w:val="0"/>
           <w:sz w:val="21"/>
         </w:rPr>
-        <w:t>Create a database subnet group, using the settings below. It tells the database service which subnets it is allowed to place the database in.</w:t>
-      </w:r>
-    </w:p>
-    <w:p>
-      <w:pPr>
-        <w:spacing w:before="80" w:after="160"/>
-        <w:ind w:left="227"/>
-      </w:pPr>
-      <w:r>
-        <w:rPr>
-          <w:b/>
-          <w:color w:val="C5613B"/>
-          <w:sz w:val="19"/>
-        </w:rPr>
-        <w:t xml:space="preserve">Environment constraint </w:t>
-      </w:r>
-      <w:r>
-        <w:rPr>
-          <w:i/>
-          <w:color w:val="C5613B"/>
-          <w:sz w:val="19"/>
-        </w:rPr>
-        <w:t>create this in the RDS console, not the VPC console — RDS → Subnet groups → Create DB subnet group. It is easy to go looking for it where the subnets themselves live.</w:t>
+        <w:t>Create an Application Load Balancer, using the settings below. It sits in front of the application tier and sends traffic only to servers the target group reports as healthy.</w:t>
       </w:r>
     </w:p>
     <w:tbl>
@@ -6337,6 +6027,48 @@
                 <w:b/>
                 <w:sz w:val="19"/>
               </w:rPr>
+              <w:t>Type</w:t>
+            </w:r>
+          </w:p>
+        </w:tc>
+        <w:tc>
+          <w:tcPr>
+            <w:tcW w:type="dxa" w:w="6576"/>
+            <w:tcBorders>
+              <w:top w:val="single" w:sz="4" w:space="0" w:color="E4DED3"/>
+              <w:left w:val="single" w:sz="4" w:space="0" w:color="E4DED3"/>
+              <w:bottom w:val="single" w:sz="4" w:space="0" w:color="E4DED3"/>
+              <w:right w:val="single" w:sz="4" w:space="0" w:color="E4DED3"/>
+            </w:tcBorders>
+          </w:tcPr>
+          <w:p>
+            <w:r>
+              <w:rPr>
+                <w:sz w:val="19"/>
+              </w:rPr>
+              <w:t>Application Load Balancer</w:t>
+            </w:r>
+          </w:p>
+        </w:tc>
+      </w:tr>
+      <w:tr>
+        <w:tc>
+          <w:tcPr>
+            <w:tcW w:type="dxa" w:w="2381"/>
+            <w:tcBorders>
+              <w:top w:val="single" w:sz="4" w:space="0" w:color="E4DED3"/>
+              <w:left w:val="single" w:sz="4" w:space="0" w:color="E4DED3"/>
+              <w:bottom w:val="single" w:sz="4" w:space="0" w:color="E4DED3"/>
+              <w:right w:val="single" w:sz="4" w:space="0" w:color="E4DED3"/>
+            </w:tcBorders>
+            <w:shd w:val="clear" w:color="auto" w:fill="F8F4ED"/>
+          </w:tcPr>
+          <w:p>
+            <w:r>
+              <w:rPr>
+                <w:b/>
+                <w:sz w:val="19"/>
+              </w:rPr>
               <w:t>Name</w:t>
             </w:r>
           </w:p>
@@ -6356,7 +6088,7 @@
               <w:rPr>
                 <w:sz w:val="19"/>
               </w:rPr>
-              <w:t>yat-lms-db-subnet-group</w:t>
+              <w:t>yat-lms-alb</w:t>
             </w:r>
           </w:p>
         </w:tc>
@@ -6379,6 +6111,48 @@
                 <w:b/>
                 <w:sz w:val="19"/>
               </w:rPr>
+              <w:t>Scheme</w:t>
+            </w:r>
+          </w:p>
+        </w:tc>
+        <w:tc>
+          <w:tcPr>
+            <w:tcW w:type="dxa" w:w="6576"/>
+            <w:tcBorders>
+              <w:top w:val="single" w:sz="4" w:space="0" w:color="E4DED3"/>
+              <w:left w:val="single" w:sz="4" w:space="0" w:color="E4DED3"/>
+              <w:bottom w:val="single" w:sz="4" w:space="0" w:color="E4DED3"/>
+              <w:right w:val="single" w:sz="4" w:space="0" w:color="E4DED3"/>
+            </w:tcBorders>
+          </w:tcPr>
+          <w:p>
+            <w:r>
+              <w:rPr>
+                <w:sz w:val="19"/>
+              </w:rPr>
+              <w:t>Internet-facing</w:t>
+            </w:r>
+          </w:p>
+        </w:tc>
+      </w:tr>
+      <w:tr>
+        <w:tc>
+          <w:tcPr>
+            <w:tcW w:type="dxa" w:w="2381"/>
+            <w:tcBorders>
+              <w:top w:val="single" w:sz="4" w:space="0" w:color="E4DED3"/>
+              <w:left w:val="single" w:sz="4" w:space="0" w:color="E4DED3"/>
+              <w:bottom w:val="single" w:sz="4" w:space="0" w:color="E4DED3"/>
+              <w:right w:val="single" w:sz="4" w:space="0" w:color="E4DED3"/>
+            </w:tcBorders>
+            <w:shd w:val="clear" w:color="auto" w:fill="F8F4ED"/>
+          </w:tcPr>
+          <w:p>
+            <w:r>
+              <w:rPr>
+                <w:b/>
+                <w:sz w:val="19"/>
+              </w:rPr>
               <w:t>VPC</w:t>
             </w:r>
           </w:p>
@@ -6421,7 +6195,7 @@
                 <w:b/>
                 <w:sz w:val="19"/>
               </w:rPr>
-              <w:t>Availability Zones</w:t>
+              <w:t>Subnets</w:t>
             </w:r>
           </w:p>
         </w:tc>
@@ -6440,7 +6214,7 @@
               <w:rPr>
                 <w:sz w:val="19"/>
               </w:rPr>
-              <w:t>us-east-1a and us-east-1b</w:t>
+              <w:t>public-web-a and public-web-b. It requires two zones and will not create with only one</w:t>
             </w:r>
           </w:p>
         </w:tc>
@@ -6463,7 +6237,7 @@
                 <w:b/>
                 <w:sz w:val="19"/>
               </w:rPr>
-              <w:t>Subnets</w:t>
+              <w:t>Security group</w:t>
             </w:r>
           </w:p>
         </w:tc>
@@ -6482,7 +6256,7 @@
               <w:rPr>
                 <w:sz w:val="19"/>
               </w:rPr>
-              <w:t>private-data-a and private-data-b</w:t>
+              <w:t>yat-lms-alb-sg. Remove the default group if the console adds it</w:t>
             </w:r>
           </w:p>
         </w:tc>
@@ -6505,7 +6279,7 @@
                 <w:b/>
                 <w:sz w:val="19"/>
               </w:rPr>
-              <w:t>Why two</w:t>
+              <w:t>Listener</w:t>
             </w:r>
           </w:p>
         </w:tc>
@@ -6524,7 +6298,49 @@
               <w:rPr>
                 <w:sz w:val="19"/>
               </w:rPr>
-              <w:t>the service requires subnets in two zones even though this database is single-AZ. The second one stays empty until the next phase</w:t>
+              <w:t>HTTP on port 80</w:t>
+            </w:r>
+          </w:p>
+        </w:tc>
+      </w:tr>
+      <w:tr>
+        <w:tc>
+          <w:tcPr>
+            <w:tcW w:type="dxa" w:w="2381"/>
+            <w:tcBorders>
+              <w:top w:val="single" w:sz="4" w:space="0" w:color="E4DED3"/>
+              <w:left w:val="single" w:sz="4" w:space="0" w:color="E4DED3"/>
+              <w:bottom w:val="single" w:sz="4" w:space="0" w:color="E4DED3"/>
+              <w:right w:val="single" w:sz="4" w:space="0" w:color="E4DED3"/>
+            </w:tcBorders>
+            <w:shd w:val="clear" w:color="auto" w:fill="F8F4ED"/>
+          </w:tcPr>
+          <w:p>
+            <w:r>
+              <w:rPr>
+                <w:b/>
+                <w:sz w:val="19"/>
+              </w:rPr>
+              <w:t>Listener forwards to</w:t>
+            </w:r>
+          </w:p>
+        </w:tc>
+        <w:tc>
+          <w:tcPr>
+            <w:tcW w:type="dxa" w:w="6576"/>
+            <w:tcBorders>
+              <w:top w:val="single" w:sz="4" w:space="0" w:color="E4DED3"/>
+              <w:left w:val="single" w:sz="4" w:space="0" w:color="E4DED3"/>
+              <w:bottom w:val="single" w:sz="4" w:space="0" w:color="E4DED3"/>
+              <w:right w:val="single" w:sz="4" w:space="0" w:color="E4DED3"/>
+            </w:tcBorders>
+          </w:tcPr>
+          <w:p>
+            <w:r>
+              <w:rPr>
+                <w:sz w:val="19"/>
+              </w:rPr>
+              <w:t>yat-lms-tg</w:t>
             </w:r>
           </w:p>
         </w:tc>
@@ -6565,17 +6381,125 @@
             <w:shd w:val="clear" w:color="auto" w:fill="F8F4ED"/>
           </w:tcPr>
           <w:p>
-            <w:pPr>
-              <w:jc w:val="left"/>
-            </w:pPr>
-            <w:r>
-              <w:rPr>
-                <w:b w:val="0"/>
+            <w:r>
+              <w:rPr>
                 <w:i/>
                 <w:color w:val="C5613B"/>
                 <w:sz w:val="19"/>
               </w:rPr>
-              <w:t>SCREENSHOT — the subnet group summary, showing its VPC and both subnets.</w:t>
+              <w:t>SCREENSHOT — the load balancer summary, showing its scheme, DNS name, subnets and security group.</w:t>
+            </w:r>
+          </w:p>
+          <w:p>
+            <w:pPr>
+              <w:jc w:val="center"/>
+            </w:pPr>
+            <w:r>
+              <w:drawing>
+                <wp:inline xmlns:a="http://schemas.openxmlformats.org/drawingml/2006/main" xmlns:pic="http://schemas.openxmlformats.org/drawingml/2006/picture">
+                  <wp:extent cx="5760000" cy="2851871"/>
+                  <wp:docPr id="15" name="Picture 15"/>
+                  <wp:cNvGraphicFramePr>
+                    <a:graphicFrameLocks noChangeAspect="1"/>
+                  </wp:cNvGraphicFramePr>
+                  <a:graphic>
+                    <a:graphicData uri="http://schemas.openxmlformats.org/drawingml/2006/picture">
+                      <pic:pic>
+                        <pic:nvPicPr>
+                          <pic:cNvPr id="0" name="task-12.1.png"/>
+                          <pic:cNvPicPr/>
+                        </pic:nvPicPr>
+                        <pic:blipFill>
+                          <a:blip r:embed="rId33"/>
+                          <a:stretch>
+                            <a:fillRect/>
+                          </a:stretch>
+                        </pic:blipFill>
+                        <pic:spPr>
+                          <a:xfrm>
+                            <a:off x="0" y="0"/>
+                            <a:ext cx="5760000" cy="2851871"/>
+                          </a:xfrm>
+                          <a:prstGeom prst="rect"/>
+                        </pic:spPr>
+                      </pic:pic>
+                    </a:graphicData>
+                  </a:graphic>
+                </wp:inline>
+              </w:drawing>
+            </w:r>
+          </w:p>
+        </w:tc>
+      </w:tr>
+    </w:tbl>
+    <w:p/>
+    <w:tbl>
+      <w:tblPr>
+        <w:tblW w:type="auto" w:w="0"/>
+        <w:tblLook w:firstColumn="1" w:firstRow="1" w:lastColumn="0" w:lastRow="0" w:noHBand="0" w:noVBand="1" w:val="04A0"/>
+      </w:tblPr>
+      <w:tblGrid>
+        <w:gridCol w:w="10466"/>
+      </w:tblGrid>
+      <w:tr>
+        <w:tc>
+          <w:tcPr>
+            <w:tcW w:type="dxa" w:w="9411"/>
+            <w:tcBorders>
+              <w:top w:val="single" w:sz="4" w:space="0" w:color="E4DED3"/>
+              <w:left w:val="single" w:sz="4" w:space="0" w:color="E4DED3"/>
+              <w:bottom w:val="single" w:sz="4" w:space="0" w:color="E4DED3"/>
+              <w:right w:val="single" w:sz="4" w:space="0" w:color="E4DED3"/>
+            </w:tcBorders>
+            <w:shd w:val="clear" w:color="auto" w:fill="F8F4ED"/>
+          </w:tcPr>
+          <w:p>
+            <w:r>
+              <w:rPr>
+                <w:i/>
+                <w:color w:val="C5613B"/>
+                <w:sz w:val="19"/>
+              </w:rPr>
+              <w:t>SCREENSHOT — continued</w:t>
+            </w:r>
+          </w:p>
+          <w:p>
+            <w:pPr>
+              <w:jc w:val="center"/>
+            </w:pPr>
+            <w:r>
+              <w:drawing>
+                <wp:inline xmlns:a="http://schemas.openxmlformats.org/drawingml/2006/main" xmlns:pic="http://schemas.openxmlformats.org/drawingml/2006/picture">
+                  <wp:extent cx="5760000" cy="2170746"/>
+                  <wp:docPr id="16" name="Picture 16"/>
+                  <wp:cNvGraphicFramePr>
+                    <a:graphicFrameLocks noChangeAspect="1"/>
+                  </wp:cNvGraphicFramePr>
+                  <a:graphic>
+                    <a:graphicData uri="http://schemas.openxmlformats.org/drawingml/2006/picture">
+                      <pic:pic>
+                        <pic:nvPicPr>
+                          <pic:cNvPr id="0" name="task-12.2.png"/>
+                          <pic:cNvPicPr/>
+                        </pic:nvPicPr>
+                        <pic:blipFill>
+                          <a:blip r:embed="rId34"/>
+                          <a:stretch>
+                            <a:fillRect/>
+                          </a:stretch>
+                        </pic:blipFill>
+                        <pic:spPr>
+                          <a:xfrm>
+                            <a:off x="0" y="0"/>
+                            <a:ext cx="5760000" cy="2170746"/>
+                          </a:xfrm>
+                          <a:prstGeom prst="rect"/>
+                        </pic:spPr>
+                      </pic:pic>
+                    </a:graphicData>
+                  </a:graphic>
+                </wp:inline>
+              </w:drawing>
             </w:r>
           </w:p>
         </w:tc>
@@ -6592,7 +6516,7 @@
           <w:color w:val="1F5A5C"/>
           <w:sz w:val="16"/>
         </w:rPr>
-        <w:t>TASK 15</w:t>
+        <w:t>TASK 13</w:t>
       </w:r>
     </w:p>
     <w:p>
@@ -6600,7 +6524,7 @@
         <w:pStyle w:val="Heading2"/>
       </w:pPr>
       <w:r>
-        <w:t>Deploy the database</w:t>
+        <w:t>Create the Auto Scaling group</w:t>
       </w:r>
     </w:p>
     <w:p>
@@ -6614,7 +6538,7 @@
           <w:color w:val="6B6660"/>
           <w:sz w:val="18"/>
         </w:rPr>
-        <w:t>Evidences: [ICTCLD401 PC 2.5] · [ICTCLD401 PC 1.1] · [ICTCLD401 PC 1.3] · [ICTCLD401 PE 2]</w:t>
+        <w:t>Evidences: [ICTCLD401 PC 3.1] · [ICTCLD401 PE 2]</w:t>
       </w:r>
     </w:p>
     <w:p>
@@ -6627,29 +6551,7 @@
           <w:i w:val="0"/>
           <w:sz w:val="21"/>
         </w:rPr>
-        <w:t>Create the database, using the settings below. Create it empty — loading the schema and the data is YAT ICT job, not yours.</w:t>
-      </w:r>
-    </w:p>
-    <w:p>
-      <w:pPr>
-        <w:spacing w:before="80" w:after="160"/>
-        <w:ind w:left="227"/>
-      </w:pPr>
-      <w:r>
-        <w:rPr>
-          <w:b/>
-          <w:color w:val="C5613B"/>
-          <w:sz w:val="19"/>
-        </w:rPr>
-        <w:t xml:space="preserve">Environment constraint </w:t>
-      </w:r>
-      <w:r>
-        <w:rPr>
-          <w:i/>
-          <w:color w:val="C5613B"/>
-          <w:sz w:val="19"/>
-        </w:rPr>
-        <w:t>use Standard create, not Easy create. Easy create chooses the network, the subnet group, the security group and the public-access setting for you and does not let you change them, which is four of the settings this task specifies.</w:t>
+        <w:t>Create an Auto Scaling group, using the settings below. It adds and removes application servers on its own, without anyone touching the instance count.</w:t>
       </w:r>
     </w:p>
     <w:tbl>
@@ -6679,7 +6581,7 @@
                 <w:b/>
                 <w:sz w:val="19"/>
               </w:rPr>
-              <w:t>Creation method</w:t>
+              <w:t>Step 1 — Launch template</w:t>
             </w:r>
           </w:p>
         </w:tc>
@@ -6698,7 +6600,7 @@
               <w:rPr>
                 <w:sz w:val="19"/>
               </w:rPr>
-              <w:t>Standard create</w:t>
+              <w:t>yat-lms-lt</w:t>
             </w:r>
           </w:p>
         </w:tc>
@@ -6721,7 +6623,7 @@
                 <w:b/>
                 <w:sz w:val="19"/>
               </w:rPr>
-              <w:t>Engine</w:t>
+              <w:t>Step 2 — VPC</w:t>
             </w:r>
           </w:p>
         </w:tc>
@@ -6740,7 +6642,7 @@
               <w:rPr>
                 <w:sz w:val="19"/>
               </w:rPr>
-              <w:t>MySQL</w:t>
+              <w:t>yat-lms-vpc</w:t>
             </w:r>
           </w:p>
         </w:tc>
@@ -6763,7 +6665,7 @@
                 <w:b/>
                 <w:sz w:val="19"/>
               </w:rPr>
-              <w:t>Template</w:t>
+              <w:t>Step 2 — Subnet</w:t>
             </w:r>
           </w:p>
         </w:tc>
@@ -6782,7 +6684,7 @@
               <w:rPr>
                 <w:sz w:val="19"/>
               </w:rPr>
-              <w:t>Free tier, if offered</w:t>
+              <w:t>private-app-a only</w:t>
             </w:r>
           </w:p>
         </w:tc>
@@ -6805,7 +6707,7 @@
                 <w:b/>
                 <w:sz w:val="19"/>
               </w:rPr>
-              <w:t>Instance class</w:t>
+              <w:t>Step 3 — Load balancing</w:t>
             </w:r>
           </w:p>
         </w:tc>
@@ -6824,7 +6726,7 @@
               <w:rPr>
                 <w:sz w:val="19"/>
               </w:rPr>
-              <w:t>your choice — see the decision below</w:t>
+              <w:t>choose Attach to an existing load balancer, then Choose from your load balancer target groups, and select yat-lms-tg. This step defaults to No load balancer, so it is easily skipped</w:t>
             </w:r>
           </w:p>
         </w:tc>
@@ -6847,7 +6749,7 @@
                 <w:b/>
                 <w:sz w:val="19"/>
               </w:rPr>
-              <w:t>Storage</w:t>
+              <w:t>Step 3 — Health check type</w:t>
             </w:r>
           </w:p>
         </w:tc>
@@ -6866,7 +6768,7 @@
               <w:rPr>
                 <w:sz w:val="19"/>
               </w:rPr>
-              <w:t>gp3, 20 GB</w:t>
+              <w:t>tick Turn on Elastic Load Balancing health checks; grace period 300 seconds</w:t>
             </w:r>
           </w:p>
         </w:tc>
@@ -6889,7 +6791,7 @@
                 <w:b/>
                 <w:sz w:val="19"/>
               </w:rPr>
-              <w:t>Multi-AZ</w:t>
+              <w:t>Step 4 — Group size</w:t>
             </w:r>
           </w:p>
         </w:tc>
@@ -6908,7 +6810,7 @@
               <w:rPr>
                 <w:sz w:val="19"/>
               </w:rPr>
-              <w:t>Do not create a standby. This build is deliberately single-AZ</w:t>
+              <w:t>desired 1, minimum 1, maximum 2</w:t>
             </w:r>
           </w:p>
         </w:tc>
@@ -6931,7 +6833,7 @@
                 <w:b/>
                 <w:sz w:val="19"/>
               </w:rPr>
-              <w:t>VPC</w:t>
+              <w:t>Step 4 — Scaling policy</w:t>
             </w:r>
           </w:p>
         </w:tc>
@@ -6950,7 +6852,7 @@
               <w:rPr>
                 <w:sz w:val="19"/>
               </w:rPr>
-              <w:t>yat-lms-vpc</w:t>
+              <w:t>Target tracking, Average CPU utilization, target value 70</w:t>
             </w:r>
           </w:p>
         </w:tc>
@@ -6973,7 +6875,7 @@
                 <w:b/>
                 <w:sz w:val="19"/>
               </w:rPr>
-              <w:t>Subnet group</w:t>
+              <w:t>Step 4 — Warm-up</w:t>
             </w:r>
           </w:p>
         </w:tc>
@@ -6992,175 +6894,7 @@
               <w:rPr>
                 <w:sz w:val="19"/>
               </w:rPr>
-              <w:t>yat-lms-db-subnet-group</w:t>
-            </w:r>
-          </w:p>
-        </w:tc>
-      </w:tr>
-      <w:tr>
-        <w:tc>
-          <w:tcPr>
-            <w:tcW w:type="dxa" w:w="2381"/>
-            <w:tcBorders>
-              <w:top w:val="single" w:sz="4" w:space="0" w:color="E4DED3"/>
-              <w:left w:val="single" w:sz="4" w:space="0" w:color="E4DED3"/>
-              <w:bottom w:val="single" w:sz="4" w:space="0" w:color="E4DED3"/>
-              <w:right w:val="single" w:sz="4" w:space="0" w:color="E4DED3"/>
-            </w:tcBorders>
-            <w:shd w:val="clear" w:color="auto" w:fill="F8F4ED"/>
-          </w:tcPr>
-          <w:p>
-            <w:r>
-              <w:rPr>
-                <w:b/>
-                <w:sz w:val="19"/>
-              </w:rPr>
-              <w:t>Public access</w:t>
-            </w:r>
-          </w:p>
-        </w:tc>
-        <w:tc>
-          <w:tcPr>
-            <w:tcW w:type="dxa" w:w="6576"/>
-            <w:tcBorders>
-              <w:top w:val="single" w:sz="4" w:space="0" w:color="E4DED3"/>
-              <w:left w:val="single" w:sz="4" w:space="0" w:color="E4DED3"/>
-              <w:bottom w:val="single" w:sz="4" w:space="0" w:color="E4DED3"/>
-              <w:right w:val="single" w:sz="4" w:space="0" w:color="E4DED3"/>
-            </w:tcBorders>
-          </w:tcPr>
-          <w:p>
-            <w:r>
-              <w:rPr>
-                <w:sz w:val="19"/>
-              </w:rPr>
-              <w:t>No</w:t>
-            </w:r>
-          </w:p>
-        </w:tc>
-      </w:tr>
-      <w:tr>
-        <w:tc>
-          <w:tcPr>
-            <w:tcW w:type="dxa" w:w="2381"/>
-            <w:tcBorders>
-              <w:top w:val="single" w:sz="4" w:space="0" w:color="E4DED3"/>
-              <w:left w:val="single" w:sz="4" w:space="0" w:color="E4DED3"/>
-              <w:bottom w:val="single" w:sz="4" w:space="0" w:color="E4DED3"/>
-              <w:right w:val="single" w:sz="4" w:space="0" w:color="E4DED3"/>
-            </w:tcBorders>
-            <w:shd w:val="clear" w:color="auto" w:fill="F8F4ED"/>
-          </w:tcPr>
-          <w:p>
-            <w:r>
-              <w:rPr>
-                <w:b/>
-                <w:sz w:val="19"/>
-              </w:rPr>
-              <w:t>Security group</w:t>
-            </w:r>
-          </w:p>
-        </w:tc>
-        <w:tc>
-          <w:tcPr>
-            <w:tcW w:type="dxa" w:w="6576"/>
-            <w:tcBorders>
-              <w:top w:val="single" w:sz="4" w:space="0" w:color="E4DED3"/>
-              <w:left w:val="single" w:sz="4" w:space="0" w:color="E4DED3"/>
-              <w:bottom w:val="single" w:sz="4" w:space="0" w:color="E4DED3"/>
-              <w:right w:val="single" w:sz="4" w:space="0" w:color="E4DED3"/>
-            </w:tcBorders>
-          </w:tcPr>
-          <w:p>
-            <w:r>
-              <w:rPr>
-                <w:sz w:val="19"/>
-              </w:rPr>
-              <w:t>yat-lms-db-sg. Remove the default group if the console adds it</w:t>
-            </w:r>
-          </w:p>
-        </w:tc>
-      </w:tr>
-      <w:tr>
-        <w:tc>
-          <w:tcPr>
-            <w:tcW w:type="dxa" w:w="2381"/>
-            <w:tcBorders>
-              <w:top w:val="single" w:sz="4" w:space="0" w:color="E4DED3"/>
-              <w:left w:val="single" w:sz="4" w:space="0" w:color="E4DED3"/>
-              <w:bottom w:val="single" w:sz="4" w:space="0" w:color="E4DED3"/>
-              <w:right w:val="single" w:sz="4" w:space="0" w:color="E4DED3"/>
-            </w:tcBorders>
-            <w:shd w:val="clear" w:color="auto" w:fill="F8F4ED"/>
-          </w:tcPr>
-          <w:p>
-            <w:r>
-              <w:rPr>
-                <w:b/>
-                <w:sz w:val="19"/>
-              </w:rPr>
-              <w:t>Encryption</w:t>
-            </w:r>
-          </w:p>
-        </w:tc>
-        <w:tc>
-          <w:tcPr>
-            <w:tcW w:type="dxa" w:w="6576"/>
-            <w:tcBorders>
-              <w:top w:val="single" w:sz="4" w:space="0" w:color="E4DED3"/>
-              <w:left w:val="single" w:sz="4" w:space="0" w:color="E4DED3"/>
-              <w:bottom w:val="single" w:sz="4" w:space="0" w:color="E4DED3"/>
-              <w:right w:val="single" w:sz="4" w:space="0" w:color="E4DED3"/>
-            </w:tcBorders>
-          </w:tcPr>
-          <w:p>
-            <w:r>
-              <w:rPr>
-                <w:sz w:val="19"/>
-              </w:rPr>
-              <w:t>enabled</w:t>
-            </w:r>
-          </w:p>
-        </w:tc>
-      </w:tr>
-      <w:tr>
-        <w:tc>
-          <w:tcPr>
-            <w:tcW w:type="dxa" w:w="2381"/>
-            <w:tcBorders>
-              <w:top w:val="single" w:sz="4" w:space="0" w:color="E4DED3"/>
-              <w:left w:val="single" w:sz="4" w:space="0" w:color="E4DED3"/>
-              <w:bottom w:val="single" w:sz="4" w:space="0" w:color="E4DED3"/>
-              <w:right w:val="single" w:sz="4" w:space="0" w:color="E4DED3"/>
-            </w:tcBorders>
-            <w:shd w:val="clear" w:color="auto" w:fill="F8F4ED"/>
-          </w:tcPr>
-          <w:p>
-            <w:r>
-              <w:rPr>
-                <w:b/>
-                <w:sz w:val="19"/>
-              </w:rPr>
-              <w:t>Backup retention</w:t>
-            </w:r>
-          </w:p>
-        </w:tc>
-        <w:tc>
-          <w:tcPr>
-            <w:tcW w:type="dxa" w:w="6576"/>
-            <w:tcBorders>
-              <w:top w:val="single" w:sz="4" w:space="0" w:color="E4DED3"/>
-              <w:left w:val="single" w:sz="4" w:space="0" w:color="E4DED3"/>
-              <w:bottom w:val="single" w:sz="4" w:space="0" w:color="E4DED3"/>
-              <w:right w:val="single" w:sz="4" w:space="0" w:color="E4DED3"/>
-            </w:tcBorders>
-          </w:tcPr>
-          <w:p>
-            <w:r>
-              <w:rPr>
-                <w:sz w:val="19"/>
-              </w:rPr>
-              <w:t>7 days</w:t>
+              <w:t>60 seconds</w:t>
             </w:r>
           </w:p>
         </w:tc>
@@ -7177,21 +6911,7 @@
           <w:i w:val="0"/>
           <w:sz w:val="21"/>
         </w:rPr>
-        <w:t>Your decision</w:t>
-      </w:r>
-    </w:p>
-    <w:p>
-      <w:pPr>
-        <w:spacing w:after="120"/>
-      </w:pPr>
-      <w:r>
-        <w:rPr>
-          <w:b w:val="0"/>
-          <w:i/>
-          <w:color w:val="6B6660"/>
-          <w:sz w:val="19"/>
-        </w:rPr>
-        <w:t>Choose the database instance class: db.t3.micro or db.t3.small. Name the one you did not choose, say which you chose, and explain why against the workload.</w:t>
+        <w:t>Evidence</w:t>
       </w:r>
     </w:p>
     <w:tbl>
@@ -7215,68 +6935,52 @@
             <w:shd w:val="clear" w:color="auto" w:fill="F8F4ED"/>
           </w:tcPr>
           <w:p>
-            <w:pPr>
-              <w:jc w:val="left"/>
-            </w:pPr>
-            <w:r>
-              <w:rPr>
-                <w:b w:val="0"/>
-                <w:i w:val="0"/>
-                <w:color w:val="1F5A5C"/>
-                <w:sz w:val="19"/>
-              </w:rPr>
-              <w:t>db.t3.micro has 1 GiB of memory, db.t3.small has 2 GiB. An LMS database is read-heavy and benefits from having enough memory to keep frequently-read pages cached, so I chose db.t3.small. As with the application tier, both are well below what the real workload would need; the environment caps the choice and db.t3.small is the better of the two.</w:t>
-            </w:r>
-          </w:p>
-        </w:tc>
-      </w:tr>
-    </w:tbl>
-    <w:p/>
-    <w:p>
-      <w:pPr>
-        <w:spacing w:after="60"/>
-      </w:pPr>
-      <w:r>
-        <w:rPr>
-          <w:b/>
-          <w:i w:val="0"/>
-          <w:sz w:val="21"/>
-        </w:rPr>
-        <w:t>Evidence</w:t>
-      </w:r>
-    </w:p>
-    <w:tbl>
-      <w:tblPr>
-        <w:tblW w:type="auto" w:w="0"/>
-        <w:tblLook w:firstColumn="1" w:firstRow="1" w:lastColumn="0" w:lastRow="0" w:noHBand="0" w:noVBand="1" w:val="04A0"/>
-      </w:tblPr>
-      <w:tblGrid>
-        <w:gridCol w:w="10466"/>
-      </w:tblGrid>
-      <w:tr>
-        <w:tc>
-          <w:tcPr>
-            <w:tcW w:type="dxa" w:w="9411"/>
-            <w:tcBorders>
-              <w:top w:val="single" w:sz="4" w:space="0" w:color="E4DED3"/>
-              <w:left w:val="single" w:sz="4" w:space="0" w:color="E4DED3"/>
-              <w:bottom w:val="single" w:sz="4" w:space="0" w:color="E4DED3"/>
-              <w:right w:val="single" w:sz="4" w:space="0" w:color="E4DED3"/>
-            </w:tcBorders>
-            <w:shd w:val="clear" w:color="auto" w:fill="F8F4ED"/>
-          </w:tcPr>
-          <w:p>
-            <w:pPr>
-              <w:jc w:val="left"/>
-            </w:pPr>
-            <w:r>
-              <w:rPr>
-                <w:b w:val="0"/>
+            <w:r>
+              <w:rPr>
                 <w:i/>
                 <w:color w:val="C5613B"/>
                 <w:sz w:val="19"/>
               </w:rPr>
-              <w:t>SCREENSHOT — the database summary showing Available, its class, encryption enabled and public access set to No.</w:t>
+              <w:t>SCREENSHOT — the Auto Scaling group details, showing group size, the attached target group and the scaling policy.</w:t>
+            </w:r>
+          </w:p>
+          <w:p>
+            <w:pPr>
+              <w:jc w:val="center"/>
+            </w:pPr>
+            <w:r>
+              <w:drawing>
+                <wp:inline xmlns:a="http://schemas.openxmlformats.org/drawingml/2006/main" xmlns:pic="http://schemas.openxmlformats.org/drawingml/2006/picture">
+                  <wp:extent cx="5760000" cy="4300019"/>
+                  <wp:docPr id="17" name="Picture 17"/>
+                  <wp:cNvGraphicFramePr>
+                    <a:graphicFrameLocks noChangeAspect="1"/>
+                  </wp:cNvGraphicFramePr>
+                  <a:graphic>
+                    <a:graphicData uri="http://schemas.openxmlformats.org/drawingml/2006/picture">
+                      <pic:pic>
+                        <pic:nvPicPr>
+                          <pic:cNvPr id="0" name="task-13.png"/>
+                          <pic:cNvPicPr/>
+                        </pic:nvPicPr>
+                        <pic:blipFill>
+                          <a:blip r:embed="rId35"/>
+                          <a:stretch>
+                            <a:fillRect/>
+                          </a:stretch>
+                        </pic:blipFill>
+                        <pic:spPr>
+                          <a:xfrm>
+                            <a:off x="0" y="0"/>
+                            <a:ext cx="5760000" cy="4300019"/>
+                          </a:xfrm>
+                          <a:prstGeom prst="rect"/>
+                        </pic:spPr>
+                      </pic:pic>
+                    </a:graphicData>
+                  </a:graphic>
+                </wp:inline>
+              </w:drawing>
             </w:r>
           </w:p>
         </w:tc>
@@ -7293,7 +6997,7 @@
           <w:color w:val="1F5A5C"/>
           <w:sz w:val="16"/>
         </w:rPr>
-        <w:t>TASK 16</w:t>
+        <w:t>TASK 14</w:t>
       </w:r>
     </w:p>
     <w:p>
@@ -7301,7 +7005,7 @@
         <w:pStyle w:val="Heading2"/>
       </w:pPr>
       <w:r>
-        <w:t>Create the two monitoring alarms</w:t>
+        <w:t>Create the database subnet group</w:t>
       </w:r>
     </w:p>
     <w:p>
@@ -7315,7 +7019,7 @@
           <w:color w:val="6B6660"/>
           <w:sz w:val="18"/>
         </w:rPr>
-        <w:t>Evidences: [ICTCLD502 PC 4.3]</w:t>
+        <w:t>Evidences: [ICTCLD401 PC 2.2]</w:t>
       </w:r>
     </w:p>
     <w:p>
@@ -7328,7 +7032,29 @@
           <w:i w:val="0"/>
           <w:sz w:val="21"/>
         </w:rPr>
-        <w:t>Create two CloudWatch alarms, using the settings below. They are the baseline monitoring that tells the platform when something is wrong — one watching whether the application tier is serving, one watching whether the database is running out of room.</w:t>
+        <w:t>Create a database subnet group, using the settings below. It tells the database service which subnets it is allowed to place the database in.</w:t>
+      </w:r>
+    </w:p>
+    <w:p>
+      <w:pPr>
+        <w:spacing w:before="80" w:after="160"/>
+        <w:ind w:left="227"/>
+      </w:pPr>
+      <w:r>
+        <w:rPr>
+          <w:b/>
+          <w:color w:val="C5613B"/>
+          <w:sz w:val="19"/>
+        </w:rPr>
+        <w:t xml:space="preserve">Environment constraint </w:t>
+      </w:r>
+      <w:r>
+        <w:rPr>
+          <w:i/>
+          <w:color w:val="C5613B"/>
+          <w:sz w:val="19"/>
+        </w:rPr>
+        <w:t>create this in the RDS console, not the VPC console — RDS → Subnet groups → Create DB subnet group. It is easy to go looking for it where the subnets themselves live.</w:t>
       </w:r>
     </w:p>
     <w:tbl>
@@ -7358,7 +7084,7 @@
                 <w:b/>
                 <w:sz w:val="19"/>
               </w:rPr>
-              <w:t>Notification topic</w:t>
+              <w:t>Name</w:t>
             </w:r>
           </w:p>
         </w:tc>
@@ -7377,7 +7103,7 @@
               <w:rPr>
                 <w:sz w:val="19"/>
               </w:rPr>
-              <w:t>create an SNS topic named yat-lms-alerts with your own email address, and use it for both alarms. You do not need to confirm the subscription email for the alarm to be created</w:t>
+              <w:t>yat-lms-db-subnet-group</w:t>
             </w:r>
           </w:p>
         </w:tc>
@@ -7400,7 +7126,7 @@
                 <w:b/>
                 <w:sz w:val="19"/>
               </w:rPr>
-              <w:t>─ Alarm 1 ─</w:t>
+              <w:t>VPC</w:t>
             </w:r>
           </w:p>
         </w:tc>
@@ -7419,7 +7145,7 @@
               <w:rPr>
                 <w:sz w:val="19"/>
               </w:rPr>
-              <w:t>the application tier is not serving</w:t>
+              <w:t>yat-lms-vpc</w:t>
             </w:r>
           </w:p>
         </w:tc>
@@ -7442,7 +7168,7 @@
                 <w:b/>
                 <w:sz w:val="19"/>
               </w:rPr>
-              <w:t>Metric</w:t>
+              <w:t>Availability Zones</w:t>
             </w:r>
           </w:p>
         </w:tc>
@@ -7461,7 +7187,7 @@
               <w:rPr>
                 <w:sz w:val="19"/>
               </w:rPr>
-              <w:t>Application ELB → Per AppELB, per TG Metrics → UnHealthyHostCount, filtered to yat-lms-alb and yat-lms-tg</w:t>
+              <w:t>us-east-1a and us-east-1b</w:t>
             </w:r>
           </w:p>
         </w:tc>
@@ -7484,7 +7210,7 @@
                 <w:b/>
                 <w:sz w:val="19"/>
               </w:rPr>
-              <w:t>Statistic</w:t>
+              <w:t>Subnets</w:t>
             </w:r>
           </w:p>
         </w:tc>
@@ -7503,7 +7229,7 @@
               <w:rPr>
                 <w:sz w:val="19"/>
               </w:rPr>
-              <w:t>Maximum</w:t>
+              <w:t>private-data-a and private-data-b</w:t>
             </w:r>
           </w:p>
         </w:tc>
@@ -7526,7 +7252,7 @@
                 <w:b/>
                 <w:sz w:val="19"/>
               </w:rPr>
-              <w:t>Period</w:t>
+              <w:t>Why two</w:t>
             </w:r>
           </w:p>
         </w:tc>
@@ -7545,805 +7271,7 @@
               <w:rPr>
                 <w:sz w:val="19"/>
               </w:rPr>
-              <w:t>1 minute</w:t>
-            </w:r>
-          </w:p>
-        </w:tc>
-      </w:tr>
-      <w:tr>
-        <w:tc>
-          <w:tcPr>
-            <w:tcW w:type="dxa" w:w="2381"/>
-            <w:tcBorders>
-              <w:top w:val="single" w:sz="4" w:space="0" w:color="E4DED3"/>
-              <w:left w:val="single" w:sz="4" w:space="0" w:color="E4DED3"/>
-              <w:bottom w:val="single" w:sz="4" w:space="0" w:color="E4DED3"/>
-              <w:right w:val="single" w:sz="4" w:space="0" w:color="E4DED3"/>
-            </w:tcBorders>
-            <w:shd w:val="clear" w:color="auto" w:fill="F8F4ED"/>
-          </w:tcPr>
-          <w:p>
-            <w:r>
-              <w:rPr>
-                <w:b/>
-                <w:sz w:val="19"/>
-              </w:rPr>
-              <w:t>Threshold type</w:t>
-            </w:r>
-          </w:p>
-        </w:tc>
-        <w:tc>
-          <w:tcPr>
-            <w:tcW w:type="dxa" w:w="6576"/>
-            <w:tcBorders>
-              <w:top w:val="single" w:sz="4" w:space="0" w:color="E4DED3"/>
-              <w:left w:val="single" w:sz="4" w:space="0" w:color="E4DED3"/>
-              <w:bottom w:val="single" w:sz="4" w:space="0" w:color="E4DED3"/>
-              <w:right w:val="single" w:sz="4" w:space="0" w:color="E4DED3"/>
-            </w:tcBorders>
-          </w:tcPr>
-          <w:p>
-            <w:r>
-              <w:rPr>
-                <w:sz w:val="19"/>
-              </w:rPr>
-              <w:t>Static</w:t>
-            </w:r>
-          </w:p>
-        </w:tc>
-      </w:tr>
-      <w:tr>
-        <w:tc>
-          <w:tcPr>
-            <w:tcW w:type="dxa" w:w="2381"/>
-            <w:tcBorders>
-              <w:top w:val="single" w:sz="4" w:space="0" w:color="E4DED3"/>
-              <w:left w:val="single" w:sz="4" w:space="0" w:color="E4DED3"/>
-              <w:bottom w:val="single" w:sz="4" w:space="0" w:color="E4DED3"/>
-              <w:right w:val="single" w:sz="4" w:space="0" w:color="E4DED3"/>
-            </w:tcBorders>
-            <w:shd w:val="clear" w:color="auto" w:fill="F8F4ED"/>
-          </w:tcPr>
-          <w:p>
-            <w:r>
-              <w:rPr>
-                <w:b/>
-                <w:sz w:val="19"/>
-              </w:rPr>
-              <w:t>Condition</w:t>
-            </w:r>
-          </w:p>
-        </w:tc>
-        <w:tc>
-          <w:tcPr>
-            <w:tcW w:type="dxa" w:w="6576"/>
-            <w:tcBorders>
-              <w:top w:val="single" w:sz="4" w:space="0" w:color="E4DED3"/>
-              <w:left w:val="single" w:sz="4" w:space="0" w:color="E4DED3"/>
-              <w:bottom w:val="single" w:sz="4" w:space="0" w:color="E4DED3"/>
-              <w:right w:val="single" w:sz="4" w:space="0" w:color="E4DED3"/>
-            </w:tcBorders>
-          </w:tcPr>
-          <w:p>
-            <w:r>
-              <w:rPr>
-                <w:sz w:val="19"/>
-              </w:rPr>
-              <w:t>Whenever UnHealthyHostCount is Greater/Equal than 1</w:t>
-            </w:r>
-          </w:p>
-        </w:tc>
-      </w:tr>
-      <w:tr>
-        <w:tc>
-          <w:tcPr>
-            <w:tcW w:type="dxa" w:w="2381"/>
-            <w:tcBorders>
-              <w:top w:val="single" w:sz="4" w:space="0" w:color="E4DED3"/>
-              <w:left w:val="single" w:sz="4" w:space="0" w:color="E4DED3"/>
-              <w:bottom w:val="single" w:sz="4" w:space="0" w:color="E4DED3"/>
-              <w:right w:val="single" w:sz="4" w:space="0" w:color="E4DED3"/>
-            </w:tcBorders>
-            <w:shd w:val="clear" w:color="auto" w:fill="F8F4ED"/>
-          </w:tcPr>
-          <w:p>
-            <w:r>
-              <w:rPr>
-                <w:b/>
-                <w:sz w:val="19"/>
-              </w:rPr>
-              <w:t>Datapoints to alarm</w:t>
-            </w:r>
-          </w:p>
-        </w:tc>
-        <w:tc>
-          <w:tcPr>
-            <w:tcW w:type="dxa" w:w="6576"/>
-            <w:tcBorders>
-              <w:top w:val="single" w:sz="4" w:space="0" w:color="E4DED3"/>
-              <w:left w:val="single" w:sz="4" w:space="0" w:color="E4DED3"/>
-              <w:bottom w:val="single" w:sz="4" w:space="0" w:color="E4DED3"/>
-              <w:right w:val="single" w:sz="4" w:space="0" w:color="E4DED3"/>
-            </w:tcBorders>
-          </w:tcPr>
-          <w:p>
-            <w:r>
-              <w:rPr>
-                <w:sz w:val="19"/>
-              </w:rPr>
-              <w:t>1 out of 1</w:t>
-            </w:r>
-          </w:p>
-        </w:tc>
-      </w:tr>
-      <w:tr>
-        <w:tc>
-          <w:tcPr>
-            <w:tcW w:type="dxa" w:w="2381"/>
-            <w:tcBorders>
-              <w:top w:val="single" w:sz="4" w:space="0" w:color="E4DED3"/>
-              <w:left w:val="single" w:sz="4" w:space="0" w:color="E4DED3"/>
-              <w:bottom w:val="single" w:sz="4" w:space="0" w:color="E4DED3"/>
-              <w:right w:val="single" w:sz="4" w:space="0" w:color="E4DED3"/>
-            </w:tcBorders>
-            <w:shd w:val="clear" w:color="auto" w:fill="F8F4ED"/>
-          </w:tcPr>
-          <w:p>
-            <w:r>
-              <w:rPr>
-                <w:b/>
-                <w:sz w:val="19"/>
-              </w:rPr>
-              <w:t>Missing data treatment</w:t>
-            </w:r>
-          </w:p>
-        </w:tc>
-        <w:tc>
-          <w:tcPr>
-            <w:tcW w:type="dxa" w:w="6576"/>
-            <w:tcBorders>
-              <w:top w:val="single" w:sz="4" w:space="0" w:color="E4DED3"/>
-              <w:left w:val="single" w:sz="4" w:space="0" w:color="E4DED3"/>
-              <w:bottom w:val="single" w:sz="4" w:space="0" w:color="E4DED3"/>
-              <w:right w:val="single" w:sz="4" w:space="0" w:color="E4DED3"/>
-            </w:tcBorders>
-          </w:tcPr>
-          <w:p>
-            <w:r>
-              <w:rPr>
-                <w:sz w:val="19"/>
-              </w:rPr>
-              <w:t>Treat missing data as missing</w:t>
-            </w:r>
-          </w:p>
-        </w:tc>
-      </w:tr>
-      <w:tr>
-        <w:tc>
-          <w:tcPr>
-            <w:tcW w:type="dxa" w:w="2381"/>
-            <w:tcBorders>
-              <w:top w:val="single" w:sz="4" w:space="0" w:color="E4DED3"/>
-              <w:left w:val="single" w:sz="4" w:space="0" w:color="E4DED3"/>
-              <w:bottom w:val="single" w:sz="4" w:space="0" w:color="E4DED3"/>
-              <w:right w:val="single" w:sz="4" w:space="0" w:color="E4DED3"/>
-            </w:tcBorders>
-            <w:shd w:val="clear" w:color="auto" w:fill="F8F4ED"/>
-          </w:tcPr>
-          <w:p>
-            <w:r>
-              <w:rPr>
-                <w:b/>
-                <w:sz w:val="19"/>
-              </w:rPr>
-              <w:t>Notification</w:t>
-            </w:r>
-          </w:p>
-        </w:tc>
-        <w:tc>
-          <w:tcPr>
-            <w:tcW w:type="dxa" w:w="6576"/>
-            <w:tcBorders>
-              <w:top w:val="single" w:sz="4" w:space="0" w:color="E4DED3"/>
-              <w:left w:val="single" w:sz="4" w:space="0" w:color="E4DED3"/>
-              <w:bottom w:val="single" w:sz="4" w:space="0" w:color="E4DED3"/>
-              <w:right w:val="single" w:sz="4" w:space="0" w:color="E4DED3"/>
-            </w:tcBorders>
-          </w:tcPr>
-          <w:p>
-            <w:r>
-              <w:rPr>
-                <w:sz w:val="19"/>
-              </w:rPr>
-              <w:t>In alarm → yat-lms-alerts</w:t>
-            </w:r>
-          </w:p>
-        </w:tc>
-      </w:tr>
-      <w:tr>
-        <w:tc>
-          <w:tcPr>
-            <w:tcW w:type="dxa" w:w="2381"/>
-            <w:tcBorders>
-              <w:top w:val="single" w:sz="4" w:space="0" w:color="E4DED3"/>
-              <w:left w:val="single" w:sz="4" w:space="0" w:color="E4DED3"/>
-              <w:bottom w:val="single" w:sz="4" w:space="0" w:color="E4DED3"/>
-              <w:right w:val="single" w:sz="4" w:space="0" w:color="E4DED3"/>
-            </w:tcBorders>
-            <w:shd w:val="clear" w:color="auto" w:fill="F8F4ED"/>
-          </w:tcPr>
-          <w:p>
-            <w:r>
-              <w:rPr>
-                <w:b/>
-                <w:sz w:val="19"/>
-              </w:rPr>
-              <w:t>Name</w:t>
-            </w:r>
-          </w:p>
-        </w:tc>
-        <w:tc>
-          <w:tcPr>
-            <w:tcW w:type="dxa" w:w="6576"/>
-            <w:tcBorders>
-              <w:top w:val="single" w:sz="4" w:space="0" w:color="E4DED3"/>
-              <w:left w:val="single" w:sz="4" w:space="0" w:color="E4DED3"/>
-              <w:bottom w:val="single" w:sz="4" w:space="0" w:color="E4DED3"/>
-              <w:right w:val="single" w:sz="4" w:space="0" w:color="E4DED3"/>
-            </w:tcBorders>
-          </w:tcPr>
-          <w:p>
-            <w:r>
-              <w:rPr>
-                <w:sz w:val="19"/>
-              </w:rPr>
-              <w:t>yat-lms-unhealthy-hosts</w:t>
-            </w:r>
-          </w:p>
-        </w:tc>
-      </w:tr>
-      <w:tr>
-        <w:tc>
-          <w:tcPr>
-            <w:tcW w:type="dxa" w:w="2381"/>
-            <w:tcBorders>
-              <w:top w:val="single" w:sz="4" w:space="0" w:color="E4DED3"/>
-              <w:left w:val="single" w:sz="4" w:space="0" w:color="E4DED3"/>
-              <w:bottom w:val="single" w:sz="4" w:space="0" w:color="E4DED3"/>
-              <w:right w:val="single" w:sz="4" w:space="0" w:color="E4DED3"/>
-            </w:tcBorders>
-            <w:shd w:val="clear" w:color="auto" w:fill="F8F4ED"/>
-          </w:tcPr>
-          <w:p>
-            <w:r>
-              <w:rPr>
-                <w:b/>
-                <w:sz w:val="19"/>
-              </w:rPr>
-              <w:t>Description</w:t>
-            </w:r>
-          </w:p>
-        </w:tc>
-        <w:tc>
-          <w:tcPr>
-            <w:tcW w:type="dxa" w:w="6576"/>
-            <w:tcBorders>
-              <w:top w:val="single" w:sz="4" w:space="0" w:color="E4DED3"/>
-              <w:left w:val="single" w:sz="4" w:space="0" w:color="E4DED3"/>
-              <w:bottom w:val="single" w:sz="4" w:space="0" w:color="E4DED3"/>
-              <w:right w:val="single" w:sz="4" w:space="0" w:color="E4DED3"/>
-            </w:tcBorders>
-          </w:tcPr>
-          <w:p>
-            <w:r>
-              <w:rPr>
-                <w:sz w:val="19"/>
-              </w:rPr>
-              <w:t>any target behind the load balancer has failed its health check</w:t>
-            </w:r>
-          </w:p>
-        </w:tc>
-      </w:tr>
-      <w:tr>
-        <w:tc>
-          <w:tcPr>
-            <w:tcW w:type="dxa" w:w="2381"/>
-            <w:tcBorders>
-              <w:top w:val="single" w:sz="4" w:space="0" w:color="E4DED3"/>
-              <w:left w:val="single" w:sz="4" w:space="0" w:color="E4DED3"/>
-              <w:bottom w:val="single" w:sz="4" w:space="0" w:color="E4DED3"/>
-              <w:right w:val="single" w:sz="4" w:space="0" w:color="E4DED3"/>
-            </w:tcBorders>
-            <w:shd w:val="clear" w:color="auto" w:fill="F8F4ED"/>
-          </w:tcPr>
-          <w:p>
-            <w:r>
-              <w:rPr>
-                <w:b/>
-                <w:sz w:val="19"/>
-              </w:rPr>
-              <w:t>─ Alarm 2 ─</w:t>
-            </w:r>
-          </w:p>
-        </w:tc>
-        <w:tc>
-          <w:tcPr>
-            <w:tcW w:type="dxa" w:w="6576"/>
-            <w:tcBorders>
-              <w:top w:val="single" w:sz="4" w:space="0" w:color="E4DED3"/>
-              <w:left w:val="single" w:sz="4" w:space="0" w:color="E4DED3"/>
-              <w:bottom w:val="single" w:sz="4" w:space="0" w:color="E4DED3"/>
-              <w:right w:val="single" w:sz="4" w:space="0" w:color="E4DED3"/>
-            </w:tcBorders>
-          </w:tcPr>
-          <w:p>
-            <w:r>
-              <w:rPr>
-                <w:sz w:val="19"/>
-              </w:rPr>
-              <w:t>the database is running out of room</w:t>
-            </w:r>
-          </w:p>
-        </w:tc>
-      </w:tr>
-      <w:tr>
-        <w:tc>
-          <w:tcPr>
-            <w:tcW w:type="dxa" w:w="2381"/>
-            <w:tcBorders>
-              <w:top w:val="single" w:sz="4" w:space="0" w:color="E4DED3"/>
-              <w:left w:val="single" w:sz="4" w:space="0" w:color="E4DED3"/>
-              <w:bottom w:val="single" w:sz="4" w:space="0" w:color="E4DED3"/>
-              <w:right w:val="single" w:sz="4" w:space="0" w:color="E4DED3"/>
-            </w:tcBorders>
-            <w:shd w:val="clear" w:color="auto" w:fill="F8F4ED"/>
-          </w:tcPr>
-          <w:p>
-            <w:r>
-              <w:rPr>
-                <w:b/>
-                <w:sz w:val="19"/>
-              </w:rPr>
-              <w:t>Metric</w:t>
-            </w:r>
-          </w:p>
-        </w:tc>
-        <w:tc>
-          <w:tcPr>
-            <w:tcW w:type="dxa" w:w="6576"/>
-            <w:tcBorders>
-              <w:top w:val="single" w:sz="4" w:space="0" w:color="E4DED3"/>
-              <w:left w:val="single" w:sz="4" w:space="0" w:color="E4DED3"/>
-              <w:bottom w:val="single" w:sz="4" w:space="0" w:color="E4DED3"/>
-              <w:right w:val="single" w:sz="4" w:space="0" w:color="E4DED3"/>
-            </w:tcBorders>
-          </w:tcPr>
-          <w:p>
-            <w:r>
-              <w:rPr>
-                <w:sz w:val="19"/>
-              </w:rPr>
-              <w:t>RDS → Per-Database Metrics → FreeStorageSpace, filtered to your database instance</w:t>
-            </w:r>
-          </w:p>
-        </w:tc>
-      </w:tr>
-      <w:tr>
-        <w:tc>
-          <w:tcPr>
-            <w:tcW w:type="dxa" w:w="2381"/>
-            <w:tcBorders>
-              <w:top w:val="single" w:sz="4" w:space="0" w:color="E4DED3"/>
-              <w:left w:val="single" w:sz="4" w:space="0" w:color="E4DED3"/>
-              <w:bottom w:val="single" w:sz="4" w:space="0" w:color="E4DED3"/>
-              <w:right w:val="single" w:sz="4" w:space="0" w:color="E4DED3"/>
-            </w:tcBorders>
-            <w:shd w:val="clear" w:color="auto" w:fill="F8F4ED"/>
-          </w:tcPr>
-          <w:p>
-            <w:r>
-              <w:rPr>
-                <w:b/>
-                <w:sz w:val="19"/>
-              </w:rPr>
-              <w:t>Statistic</w:t>
-            </w:r>
-          </w:p>
-        </w:tc>
-        <w:tc>
-          <w:tcPr>
-            <w:tcW w:type="dxa" w:w="6576"/>
-            <w:tcBorders>
-              <w:top w:val="single" w:sz="4" w:space="0" w:color="E4DED3"/>
-              <w:left w:val="single" w:sz="4" w:space="0" w:color="E4DED3"/>
-              <w:bottom w:val="single" w:sz="4" w:space="0" w:color="E4DED3"/>
-              <w:right w:val="single" w:sz="4" w:space="0" w:color="E4DED3"/>
-            </w:tcBorders>
-          </w:tcPr>
-          <w:p>
-            <w:r>
-              <w:rPr>
-                <w:sz w:val="19"/>
-              </w:rPr>
-              <w:t>Minimum</w:t>
-            </w:r>
-          </w:p>
-        </w:tc>
-      </w:tr>
-      <w:tr>
-        <w:tc>
-          <w:tcPr>
-            <w:tcW w:type="dxa" w:w="2381"/>
-            <w:tcBorders>
-              <w:top w:val="single" w:sz="4" w:space="0" w:color="E4DED3"/>
-              <w:left w:val="single" w:sz="4" w:space="0" w:color="E4DED3"/>
-              <w:bottom w:val="single" w:sz="4" w:space="0" w:color="E4DED3"/>
-              <w:right w:val="single" w:sz="4" w:space="0" w:color="E4DED3"/>
-            </w:tcBorders>
-            <w:shd w:val="clear" w:color="auto" w:fill="F8F4ED"/>
-          </w:tcPr>
-          <w:p>
-            <w:r>
-              <w:rPr>
-                <w:b/>
-                <w:sz w:val="19"/>
-              </w:rPr>
-              <w:t>Period</w:t>
-            </w:r>
-          </w:p>
-        </w:tc>
-        <w:tc>
-          <w:tcPr>
-            <w:tcW w:type="dxa" w:w="6576"/>
-            <w:tcBorders>
-              <w:top w:val="single" w:sz="4" w:space="0" w:color="E4DED3"/>
-              <w:left w:val="single" w:sz="4" w:space="0" w:color="E4DED3"/>
-              <w:bottom w:val="single" w:sz="4" w:space="0" w:color="E4DED3"/>
-              <w:right w:val="single" w:sz="4" w:space="0" w:color="E4DED3"/>
-            </w:tcBorders>
-          </w:tcPr>
-          <w:p>
-            <w:r>
-              <w:rPr>
-                <w:sz w:val="19"/>
-              </w:rPr>
-              <w:t>5 minutes</w:t>
-            </w:r>
-          </w:p>
-        </w:tc>
-      </w:tr>
-      <w:tr>
-        <w:tc>
-          <w:tcPr>
-            <w:tcW w:type="dxa" w:w="2381"/>
-            <w:tcBorders>
-              <w:top w:val="single" w:sz="4" w:space="0" w:color="E4DED3"/>
-              <w:left w:val="single" w:sz="4" w:space="0" w:color="E4DED3"/>
-              <w:bottom w:val="single" w:sz="4" w:space="0" w:color="E4DED3"/>
-              <w:right w:val="single" w:sz="4" w:space="0" w:color="E4DED3"/>
-            </w:tcBorders>
-            <w:shd w:val="clear" w:color="auto" w:fill="F8F4ED"/>
-          </w:tcPr>
-          <w:p>
-            <w:r>
-              <w:rPr>
-                <w:b/>
-                <w:sz w:val="19"/>
-              </w:rPr>
-              <w:t>Threshold type</w:t>
-            </w:r>
-          </w:p>
-        </w:tc>
-        <w:tc>
-          <w:tcPr>
-            <w:tcW w:type="dxa" w:w="6576"/>
-            <w:tcBorders>
-              <w:top w:val="single" w:sz="4" w:space="0" w:color="E4DED3"/>
-              <w:left w:val="single" w:sz="4" w:space="0" w:color="E4DED3"/>
-              <w:bottom w:val="single" w:sz="4" w:space="0" w:color="E4DED3"/>
-              <w:right w:val="single" w:sz="4" w:space="0" w:color="E4DED3"/>
-            </w:tcBorders>
-          </w:tcPr>
-          <w:p>
-            <w:r>
-              <w:rPr>
-                <w:sz w:val="19"/>
-              </w:rPr>
-              <w:t>Static</w:t>
-            </w:r>
-          </w:p>
-        </w:tc>
-      </w:tr>
-      <w:tr>
-        <w:tc>
-          <w:tcPr>
-            <w:tcW w:type="dxa" w:w="2381"/>
-            <w:tcBorders>
-              <w:top w:val="single" w:sz="4" w:space="0" w:color="E4DED3"/>
-              <w:left w:val="single" w:sz="4" w:space="0" w:color="E4DED3"/>
-              <w:bottom w:val="single" w:sz="4" w:space="0" w:color="E4DED3"/>
-              <w:right w:val="single" w:sz="4" w:space="0" w:color="E4DED3"/>
-            </w:tcBorders>
-            <w:shd w:val="clear" w:color="auto" w:fill="F8F4ED"/>
-          </w:tcPr>
-          <w:p>
-            <w:r>
-              <w:rPr>
-                <w:b/>
-                <w:sz w:val="19"/>
-              </w:rPr>
-              <w:t>Condition</w:t>
-            </w:r>
-          </w:p>
-        </w:tc>
-        <w:tc>
-          <w:tcPr>
-            <w:tcW w:type="dxa" w:w="6576"/>
-            <w:tcBorders>
-              <w:top w:val="single" w:sz="4" w:space="0" w:color="E4DED3"/>
-              <w:left w:val="single" w:sz="4" w:space="0" w:color="E4DED3"/>
-              <w:bottom w:val="single" w:sz="4" w:space="0" w:color="E4DED3"/>
-              <w:right w:val="single" w:sz="4" w:space="0" w:color="E4DED3"/>
-            </w:tcBorders>
-          </w:tcPr>
-          <w:p>
-            <w:r>
-              <w:rPr>
-                <w:sz w:val="19"/>
-              </w:rPr>
-              <w:t>Whenever FreeStorageSpace is Lower than 3221225472</w:t>
-            </w:r>
-          </w:p>
-        </w:tc>
-      </w:tr>
-      <w:tr>
-        <w:tc>
-          <w:tcPr>
-            <w:tcW w:type="dxa" w:w="2381"/>
-            <w:tcBorders>
-              <w:top w:val="single" w:sz="4" w:space="0" w:color="E4DED3"/>
-              <w:left w:val="single" w:sz="4" w:space="0" w:color="E4DED3"/>
-              <w:bottom w:val="single" w:sz="4" w:space="0" w:color="E4DED3"/>
-              <w:right w:val="single" w:sz="4" w:space="0" w:color="E4DED3"/>
-            </w:tcBorders>
-            <w:shd w:val="clear" w:color="auto" w:fill="F8F4ED"/>
-          </w:tcPr>
-          <w:p>
-            <w:r>
-              <w:rPr>
-                <w:b/>
-                <w:sz w:val="19"/>
-              </w:rPr>
-              <w:t>About that number</w:t>
-            </w:r>
-          </w:p>
-        </w:tc>
-        <w:tc>
-          <w:tcPr>
-            <w:tcW w:type="dxa" w:w="6576"/>
-            <w:tcBorders>
-              <w:top w:val="single" w:sz="4" w:space="0" w:color="E4DED3"/>
-              <w:left w:val="single" w:sz="4" w:space="0" w:color="E4DED3"/>
-              <w:bottom w:val="single" w:sz="4" w:space="0" w:color="E4DED3"/>
-              <w:right w:val="single" w:sz="4" w:space="0" w:color="E4DED3"/>
-            </w:tcBorders>
-          </w:tcPr>
-          <w:p>
-            <w:r>
-              <w:rPr>
-                <w:sz w:val="19"/>
-              </w:rPr>
-              <w:t>it is bytes — 15% of the 20 GiB you allocated. Type the raw digits, no commas and no units. The graph above the field renders in GB, but the field itself is bytes</w:t>
-            </w:r>
-          </w:p>
-        </w:tc>
-      </w:tr>
-      <w:tr>
-        <w:tc>
-          <w:tcPr>
-            <w:tcW w:type="dxa" w:w="2381"/>
-            <w:tcBorders>
-              <w:top w:val="single" w:sz="4" w:space="0" w:color="E4DED3"/>
-              <w:left w:val="single" w:sz="4" w:space="0" w:color="E4DED3"/>
-              <w:bottom w:val="single" w:sz="4" w:space="0" w:color="E4DED3"/>
-              <w:right w:val="single" w:sz="4" w:space="0" w:color="E4DED3"/>
-            </w:tcBorders>
-            <w:shd w:val="clear" w:color="auto" w:fill="F8F4ED"/>
-          </w:tcPr>
-          <w:p>
-            <w:r>
-              <w:rPr>
-                <w:b/>
-                <w:sz w:val="19"/>
-              </w:rPr>
-              <w:t>Datapoints to alarm</w:t>
-            </w:r>
-          </w:p>
-        </w:tc>
-        <w:tc>
-          <w:tcPr>
-            <w:tcW w:type="dxa" w:w="6576"/>
-            <w:tcBorders>
-              <w:top w:val="single" w:sz="4" w:space="0" w:color="E4DED3"/>
-              <w:left w:val="single" w:sz="4" w:space="0" w:color="E4DED3"/>
-              <w:bottom w:val="single" w:sz="4" w:space="0" w:color="E4DED3"/>
-              <w:right w:val="single" w:sz="4" w:space="0" w:color="E4DED3"/>
-            </w:tcBorders>
-          </w:tcPr>
-          <w:p>
-            <w:r>
-              <w:rPr>
-                <w:sz w:val="19"/>
-              </w:rPr>
-              <w:t>2 out of 2</w:t>
-            </w:r>
-          </w:p>
-        </w:tc>
-      </w:tr>
-      <w:tr>
-        <w:tc>
-          <w:tcPr>
-            <w:tcW w:type="dxa" w:w="2381"/>
-            <w:tcBorders>
-              <w:top w:val="single" w:sz="4" w:space="0" w:color="E4DED3"/>
-              <w:left w:val="single" w:sz="4" w:space="0" w:color="E4DED3"/>
-              <w:bottom w:val="single" w:sz="4" w:space="0" w:color="E4DED3"/>
-              <w:right w:val="single" w:sz="4" w:space="0" w:color="E4DED3"/>
-            </w:tcBorders>
-            <w:shd w:val="clear" w:color="auto" w:fill="F8F4ED"/>
-          </w:tcPr>
-          <w:p>
-            <w:r>
-              <w:rPr>
-                <w:b/>
-                <w:sz w:val="19"/>
-              </w:rPr>
-              <w:t>Missing data treatment</w:t>
-            </w:r>
-          </w:p>
-        </w:tc>
-        <w:tc>
-          <w:tcPr>
-            <w:tcW w:type="dxa" w:w="6576"/>
-            <w:tcBorders>
-              <w:top w:val="single" w:sz="4" w:space="0" w:color="E4DED3"/>
-              <w:left w:val="single" w:sz="4" w:space="0" w:color="E4DED3"/>
-              <w:bottom w:val="single" w:sz="4" w:space="0" w:color="E4DED3"/>
-              <w:right w:val="single" w:sz="4" w:space="0" w:color="E4DED3"/>
-            </w:tcBorders>
-          </w:tcPr>
-          <w:p>
-            <w:r>
-              <w:rPr>
-                <w:sz w:val="19"/>
-              </w:rPr>
-              <w:t>Treat missing data as missing</w:t>
-            </w:r>
-          </w:p>
-        </w:tc>
-      </w:tr>
-      <w:tr>
-        <w:tc>
-          <w:tcPr>
-            <w:tcW w:type="dxa" w:w="2381"/>
-            <w:tcBorders>
-              <w:top w:val="single" w:sz="4" w:space="0" w:color="E4DED3"/>
-              <w:left w:val="single" w:sz="4" w:space="0" w:color="E4DED3"/>
-              <w:bottom w:val="single" w:sz="4" w:space="0" w:color="E4DED3"/>
-              <w:right w:val="single" w:sz="4" w:space="0" w:color="E4DED3"/>
-            </w:tcBorders>
-            <w:shd w:val="clear" w:color="auto" w:fill="F8F4ED"/>
-          </w:tcPr>
-          <w:p>
-            <w:r>
-              <w:rPr>
-                <w:b/>
-                <w:sz w:val="19"/>
-              </w:rPr>
-              <w:t>Notification</w:t>
-            </w:r>
-          </w:p>
-        </w:tc>
-        <w:tc>
-          <w:tcPr>
-            <w:tcW w:type="dxa" w:w="6576"/>
-            <w:tcBorders>
-              <w:top w:val="single" w:sz="4" w:space="0" w:color="E4DED3"/>
-              <w:left w:val="single" w:sz="4" w:space="0" w:color="E4DED3"/>
-              <w:bottom w:val="single" w:sz="4" w:space="0" w:color="E4DED3"/>
-              <w:right w:val="single" w:sz="4" w:space="0" w:color="E4DED3"/>
-            </w:tcBorders>
-          </w:tcPr>
-          <w:p>
-            <w:r>
-              <w:rPr>
-                <w:sz w:val="19"/>
-              </w:rPr>
-              <w:t>In alarm → yat-lms-alerts</w:t>
-            </w:r>
-          </w:p>
-        </w:tc>
-      </w:tr>
-      <w:tr>
-        <w:tc>
-          <w:tcPr>
-            <w:tcW w:type="dxa" w:w="2381"/>
-            <w:tcBorders>
-              <w:top w:val="single" w:sz="4" w:space="0" w:color="E4DED3"/>
-              <w:left w:val="single" w:sz="4" w:space="0" w:color="E4DED3"/>
-              <w:bottom w:val="single" w:sz="4" w:space="0" w:color="E4DED3"/>
-              <w:right w:val="single" w:sz="4" w:space="0" w:color="E4DED3"/>
-            </w:tcBorders>
-            <w:shd w:val="clear" w:color="auto" w:fill="F8F4ED"/>
-          </w:tcPr>
-          <w:p>
-            <w:r>
-              <w:rPr>
-                <w:b/>
-                <w:sz w:val="19"/>
-              </w:rPr>
-              <w:t>Name</w:t>
-            </w:r>
-          </w:p>
-        </w:tc>
-        <w:tc>
-          <w:tcPr>
-            <w:tcW w:type="dxa" w:w="6576"/>
-            <w:tcBorders>
-              <w:top w:val="single" w:sz="4" w:space="0" w:color="E4DED3"/>
-              <w:left w:val="single" w:sz="4" w:space="0" w:color="E4DED3"/>
-              <w:bottom w:val="single" w:sz="4" w:space="0" w:color="E4DED3"/>
-              <w:right w:val="single" w:sz="4" w:space="0" w:color="E4DED3"/>
-            </w:tcBorders>
-          </w:tcPr>
-          <w:p>
-            <w:r>
-              <w:rPr>
-                <w:sz w:val="19"/>
-              </w:rPr>
-              <w:t>yat-lms-db-storage-low</w:t>
-            </w:r>
-          </w:p>
-        </w:tc>
-      </w:tr>
-      <w:tr>
-        <w:tc>
-          <w:tcPr>
-            <w:tcW w:type="dxa" w:w="2381"/>
-            <w:tcBorders>
-              <w:top w:val="single" w:sz="4" w:space="0" w:color="E4DED3"/>
-              <w:left w:val="single" w:sz="4" w:space="0" w:color="E4DED3"/>
-              <w:bottom w:val="single" w:sz="4" w:space="0" w:color="E4DED3"/>
-              <w:right w:val="single" w:sz="4" w:space="0" w:color="E4DED3"/>
-            </w:tcBorders>
-            <w:shd w:val="clear" w:color="auto" w:fill="F8F4ED"/>
-          </w:tcPr>
-          <w:p>
-            <w:r>
-              <w:rPr>
-                <w:b/>
-                <w:sz w:val="19"/>
-              </w:rPr>
-              <w:t>Description</w:t>
-            </w:r>
-          </w:p>
-        </w:tc>
-        <w:tc>
-          <w:tcPr>
-            <w:tcW w:type="dxa" w:w="6576"/>
-            <w:tcBorders>
-              <w:top w:val="single" w:sz="4" w:space="0" w:color="E4DED3"/>
-              <w:left w:val="single" w:sz="4" w:space="0" w:color="E4DED3"/>
-              <w:bottom w:val="single" w:sz="4" w:space="0" w:color="E4DED3"/>
-              <w:right w:val="single" w:sz="4" w:space="0" w:color="E4DED3"/>
-            </w:tcBorders>
-          </w:tcPr>
-          <w:p>
-            <w:r>
-              <w:rPr>
-                <w:sz w:val="19"/>
-              </w:rPr>
-              <w:t>record the allocated size the threshold is based on — 15% of 20 GiB allocated. The number alone does not tell anyone whether it is still correct after the storage is resized</w:t>
+              <w:t>the service requires subnets in two zones even though this database is single-AZ. The second one stays empty until the next phase</w:t>
             </w:r>
           </w:p>
         </w:tc>
@@ -8384,17 +7312,52 @@
             <w:shd w:val="clear" w:color="auto" w:fill="F8F4ED"/>
           </w:tcPr>
           <w:p>
-            <w:pPr>
-              <w:jc w:val="left"/>
-            </w:pPr>
-            <w:r>
-              <w:rPr>
-                <w:b w:val="0"/>
+            <w:r>
+              <w:rPr>
                 <w:i/>
                 <w:color w:val="C5613B"/>
                 <w:sz w:val="19"/>
               </w:rPr>
-              <w:t>SCREENSHOT — the alarm list showing both alarms with their metrics, thresholds and current state.</w:t>
+              <w:t>SCREENSHOT — the subnet group summary, showing its VPC and both subnets.</w:t>
+            </w:r>
+          </w:p>
+          <w:p>
+            <w:pPr>
+              <w:jc w:val="center"/>
+            </w:pPr>
+            <w:r>
+              <w:drawing>
+                <wp:inline xmlns:a="http://schemas.openxmlformats.org/drawingml/2006/main" xmlns:pic="http://schemas.openxmlformats.org/drawingml/2006/picture">
+                  <wp:extent cx="5760000" cy="3024890"/>
+                  <wp:docPr id="18" name="Picture 18"/>
+                  <wp:cNvGraphicFramePr>
+                    <a:graphicFrameLocks noChangeAspect="1"/>
+                  </wp:cNvGraphicFramePr>
+                  <a:graphic>
+                    <a:graphicData uri="http://schemas.openxmlformats.org/drawingml/2006/picture">
+                      <pic:pic>
+                        <pic:nvPicPr>
+                          <pic:cNvPr id="0" name="task-14.png"/>
+                          <pic:cNvPicPr/>
+                        </pic:nvPicPr>
+                        <pic:blipFill>
+                          <a:blip r:embed="rId36"/>
+                          <a:stretch>
+                            <a:fillRect/>
+                          </a:stretch>
+                        </pic:blipFill>
+                        <pic:spPr>
+                          <a:xfrm>
+                            <a:off x="0" y="0"/>
+                            <a:ext cx="5760000" cy="3024890"/>
+                          </a:xfrm>
+                          <a:prstGeom prst="rect"/>
+                        </pic:spPr>
+                      </pic:pic>
+                    </a:graphicData>
+                  </a:graphic>
+                </wp:inline>
+              </w:drawing>
             </w:r>
           </w:p>
         </w:tc>
@@ -8403,15 +7366,605 @@
     <w:p/>
     <w:p>
       <w:pPr>
-        <w:pStyle w:val="Heading1"/>
-      </w:pPr>
-      <w:r>
-        <w:t>Testing</w:t>
-      </w:r>
-    </w:p>
-    <w:p>
-      <w:pPr>
-        <w:spacing w:after="200"/>
+        <w:spacing w:before="200" w:after="0"/>
+      </w:pPr>
+      <w:r>
+        <w:rPr>
+          <w:b/>
+          <w:color w:val="1F5A5C"/>
+          <w:sz w:val="16"/>
+        </w:rPr>
+        <w:t>TASK 15</w:t>
+      </w:r>
+    </w:p>
+    <w:p>
+      <w:pPr>
+        <w:pStyle w:val="Heading2"/>
+      </w:pPr>
+      <w:r>
+        <w:t>Deploy the database</w:t>
+      </w:r>
+    </w:p>
+    <w:p>
+      <w:pPr>
+        <w:spacing w:after="80"/>
+      </w:pPr>
+      <w:r>
+        <w:rPr>
+          <w:b w:val="0"/>
+          <w:i/>
+          <w:color w:val="6B6660"/>
+          <w:sz w:val="18"/>
+        </w:rPr>
+        <w:t>Evidences: [ICTCLD401 PC 2.5] · [ICTCLD401 PC 1.1] · [ICTCLD401 PC 1.3] · [ICTCLD401 PE 2]</w:t>
+      </w:r>
+    </w:p>
+    <w:p>
+      <w:pPr>
+        <w:spacing w:after="120"/>
+      </w:pPr>
+      <w:r>
+        <w:rPr>
+          <w:b w:val="0"/>
+          <w:i w:val="0"/>
+          <w:sz w:val="21"/>
+        </w:rPr>
+        <w:t>Create the database, using the settings below. Create it empty — loading the schema and the data is YAT ICT job, not yours.</w:t>
+      </w:r>
+    </w:p>
+    <w:p>
+      <w:pPr>
+        <w:spacing w:before="80" w:after="160"/>
+        <w:ind w:left="227"/>
+      </w:pPr>
+      <w:r>
+        <w:rPr>
+          <w:b/>
+          <w:color w:val="C5613B"/>
+          <w:sz w:val="19"/>
+        </w:rPr>
+        <w:t xml:space="preserve">Environment constraint </w:t>
+      </w:r>
+      <w:r>
+        <w:rPr>
+          <w:i/>
+          <w:color w:val="C5613B"/>
+          <w:sz w:val="19"/>
+        </w:rPr>
+        <w:t>use Standard create, not Easy create. Easy create chooses the network, the subnet group, the security group and the public-access setting for you and does not let you change them, which is four of the settings this task specifies.</w:t>
+      </w:r>
+    </w:p>
+    <w:tbl>
+      <w:tblPr>
+        <w:tblW w:type="auto" w:w="0"/>
+        <w:tblLook w:firstColumn="1" w:firstRow="1" w:lastColumn="0" w:lastRow="0" w:noHBand="0" w:noVBand="1" w:val="04A0"/>
+      </w:tblPr>
+      <w:tblGrid>
+        <w:gridCol w:w="5233"/>
+        <w:gridCol w:w="5233"/>
+      </w:tblGrid>
+      <w:tr>
+        <w:tc>
+          <w:tcPr>
+            <w:tcW w:type="dxa" w:w="2381"/>
+            <w:tcBorders>
+              <w:top w:val="single" w:sz="4" w:space="0" w:color="E4DED3"/>
+              <w:left w:val="single" w:sz="4" w:space="0" w:color="E4DED3"/>
+              <w:bottom w:val="single" w:sz="4" w:space="0" w:color="E4DED3"/>
+              <w:right w:val="single" w:sz="4" w:space="0" w:color="E4DED3"/>
+            </w:tcBorders>
+            <w:shd w:val="clear" w:color="auto" w:fill="F8F4ED"/>
+          </w:tcPr>
+          <w:p>
+            <w:r>
+              <w:rPr>
+                <w:b/>
+                <w:sz w:val="19"/>
+              </w:rPr>
+              <w:t>Creation method</w:t>
+            </w:r>
+          </w:p>
+        </w:tc>
+        <w:tc>
+          <w:tcPr>
+            <w:tcW w:type="dxa" w:w="6576"/>
+            <w:tcBorders>
+              <w:top w:val="single" w:sz="4" w:space="0" w:color="E4DED3"/>
+              <w:left w:val="single" w:sz="4" w:space="0" w:color="E4DED3"/>
+              <w:bottom w:val="single" w:sz="4" w:space="0" w:color="E4DED3"/>
+              <w:right w:val="single" w:sz="4" w:space="0" w:color="E4DED3"/>
+            </w:tcBorders>
+          </w:tcPr>
+          <w:p>
+            <w:r>
+              <w:rPr>
+                <w:sz w:val="19"/>
+              </w:rPr>
+              <w:t>Standard create</w:t>
+            </w:r>
+          </w:p>
+        </w:tc>
+      </w:tr>
+      <w:tr>
+        <w:tc>
+          <w:tcPr>
+            <w:tcW w:type="dxa" w:w="2381"/>
+            <w:tcBorders>
+              <w:top w:val="single" w:sz="4" w:space="0" w:color="E4DED3"/>
+              <w:left w:val="single" w:sz="4" w:space="0" w:color="E4DED3"/>
+              <w:bottom w:val="single" w:sz="4" w:space="0" w:color="E4DED3"/>
+              <w:right w:val="single" w:sz="4" w:space="0" w:color="E4DED3"/>
+            </w:tcBorders>
+            <w:shd w:val="clear" w:color="auto" w:fill="F8F4ED"/>
+          </w:tcPr>
+          <w:p>
+            <w:r>
+              <w:rPr>
+                <w:b/>
+                <w:sz w:val="19"/>
+              </w:rPr>
+              <w:t>Engine</w:t>
+            </w:r>
+          </w:p>
+        </w:tc>
+        <w:tc>
+          <w:tcPr>
+            <w:tcW w:type="dxa" w:w="6576"/>
+            <w:tcBorders>
+              <w:top w:val="single" w:sz="4" w:space="0" w:color="E4DED3"/>
+              <w:left w:val="single" w:sz="4" w:space="0" w:color="E4DED3"/>
+              <w:bottom w:val="single" w:sz="4" w:space="0" w:color="E4DED3"/>
+              <w:right w:val="single" w:sz="4" w:space="0" w:color="E4DED3"/>
+            </w:tcBorders>
+          </w:tcPr>
+          <w:p>
+            <w:r>
+              <w:rPr>
+                <w:sz w:val="19"/>
+              </w:rPr>
+              <w:t>MySQL</w:t>
+            </w:r>
+          </w:p>
+        </w:tc>
+      </w:tr>
+      <w:tr>
+        <w:tc>
+          <w:tcPr>
+            <w:tcW w:type="dxa" w:w="2381"/>
+            <w:tcBorders>
+              <w:top w:val="single" w:sz="4" w:space="0" w:color="E4DED3"/>
+              <w:left w:val="single" w:sz="4" w:space="0" w:color="E4DED3"/>
+              <w:bottom w:val="single" w:sz="4" w:space="0" w:color="E4DED3"/>
+              <w:right w:val="single" w:sz="4" w:space="0" w:color="E4DED3"/>
+            </w:tcBorders>
+            <w:shd w:val="clear" w:color="auto" w:fill="F8F4ED"/>
+          </w:tcPr>
+          <w:p>
+            <w:r>
+              <w:rPr>
+                <w:b/>
+                <w:sz w:val="19"/>
+              </w:rPr>
+              <w:t>Template</w:t>
+            </w:r>
+          </w:p>
+        </w:tc>
+        <w:tc>
+          <w:tcPr>
+            <w:tcW w:type="dxa" w:w="6576"/>
+            <w:tcBorders>
+              <w:top w:val="single" w:sz="4" w:space="0" w:color="E4DED3"/>
+              <w:left w:val="single" w:sz="4" w:space="0" w:color="E4DED3"/>
+              <w:bottom w:val="single" w:sz="4" w:space="0" w:color="E4DED3"/>
+              <w:right w:val="single" w:sz="4" w:space="0" w:color="E4DED3"/>
+            </w:tcBorders>
+          </w:tcPr>
+          <w:p>
+            <w:r>
+              <w:rPr>
+                <w:sz w:val="19"/>
+              </w:rPr>
+              <w:t>Free tier, if offered</w:t>
+            </w:r>
+          </w:p>
+        </w:tc>
+      </w:tr>
+      <w:tr>
+        <w:tc>
+          <w:tcPr>
+            <w:tcW w:type="dxa" w:w="2381"/>
+            <w:tcBorders>
+              <w:top w:val="single" w:sz="4" w:space="0" w:color="E4DED3"/>
+              <w:left w:val="single" w:sz="4" w:space="0" w:color="E4DED3"/>
+              <w:bottom w:val="single" w:sz="4" w:space="0" w:color="E4DED3"/>
+              <w:right w:val="single" w:sz="4" w:space="0" w:color="E4DED3"/>
+            </w:tcBorders>
+            <w:shd w:val="clear" w:color="auto" w:fill="F8F4ED"/>
+          </w:tcPr>
+          <w:p>
+            <w:r>
+              <w:rPr>
+                <w:b/>
+                <w:sz w:val="19"/>
+              </w:rPr>
+              <w:t>Instance class</w:t>
+            </w:r>
+          </w:p>
+        </w:tc>
+        <w:tc>
+          <w:tcPr>
+            <w:tcW w:type="dxa" w:w="6576"/>
+            <w:tcBorders>
+              <w:top w:val="single" w:sz="4" w:space="0" w:color="E4DED3"/>
+              <w:left w:val="single" w:sz="4" w:space="0" w:color="E4DED3"/>
+              <w:bottom w:val="single" w:sz="4" w:space="0" w:color="E4DED3"/>
+              <w:right w:val="single" w:sz="4" w:space="0" w:color="E4DED3"/>
+            </w:tcBorders>
+          </w:tcPr>
+          <w:p>
+            <w:r>
+              <w:rPr>
+                <w:sz w:val="19"/>
+              </w:rPr>
+              <w:t>your choice — see the decision below</w:t>
+            </w:r>
+          </w:p>
+        </w:tc>
+      </w:tr>
+      <w:tr>
+        <w:tc>
+          <w:tcPr>
+            <w:tcW w:type="dxa" w:w="2381"/>
+            <w:tcBorders>
+              <w:top w:val="single" w:sz="4" w:space="0" w:color="E4DED3"/>
+              <w:left w:val="single" w:sz="4" w:space="0" w:color="E4DED3"/>
+              <w:bottom w:val="single" w:sz="4" w:space="0" w:color="E4DED3"/>
+              <w:right w:val="single" w:sz="4" w:space="0" w:color="E4DED3"/>
+            </w:tcBorders>
+            <w:shd w:val="clear" w:color="auto" w:fill="F8F4ED"/>
+          </w:tcPr>
+          <w:p>
+            <w:r>
+              <w:rPr>
+                <w:b/>
+                <w:sz w:val="19"/>
+              </w:rPr>
+              <w:t>Storage</w:t>
+            </w:r>
+          </w:p>
+        </w:tc>
+        <w:tc>
+          <w:tcPr>
+            <w:tcW w:type="dxa" w:w="6576"/>
+            <w:tcBorders>
+              <w:top w:val="single" w:sz="4" w:space="0" w:color="E4DED3"/>
+              <w:left w:val="single" w:sz="4" w:space="0" w:color="E4DED3"/>
+              <w:bottom w:val="single" w:sz="4" w:space="0" w:color="E4DED3"/>
+              <w:right w:val="single" w:sz="4" w:space="0" w:color="E4DED3"/>
+            </w:tcBorders>
+          </w:tcPr>
+          <w:p>
+            <w:r>
+              <w:rPr>
+                <w:sz w:val="19"/>
+              </w:rPr>
+              <w:t>gp3, 20 GB</w:t>
+            </w:r>
+          </w:p>
+        </w:tc>
+      </w:tr>
+      <w:tr>
+        <w:tc>
+          <w:tcPr>
+            <w:tcW w:type="dxa" w:w="2381"/>
+            <w:tcBorders>
+              <w:top w:val="single" w:sz="4" w:space="0" w:color="E4DED3"/>
+              <w:left w:val="single" w:sz="4" w:space="0" w:color="E4DED3"/>
+              <w:bottom w:val="single" w:sz="4" w:space="0" w:color="E4DED3"/>
+              <w:right w:val="single" w:sz="4" w:space="0" w:color="E4DED3"/>
+            </w:tcBorders>
+            <w:shd w:val="clear" w:color="auto" w:fill="F8F4ED"/>
+          </w:tcPr>
+          <w:p>
+            <w:r>
+              <w:rPr>
+                <w:b/>
+                <w:sz w:val="19"/>
+              </w:rPr>
+              <w:t>Multi-AZ</w:t>
+            </w:r>
+          </w:p>
+        </w:tc>
+        <w:tc>
+          <w:tcPr>
+            <w:tcW w:type="dxa" w:w="6576"/>
+            <w:tcBorders>
+              <w:top w:val="single" w:sz="4" w:space="0" w:color="E4DED3"/>
+              <w:left w:val="single" w:sz="4" w:space="0" w:color="E4DED3"/>
+              <w:bottom w:val="single" w:sz="4" w:space="0" w:color="E4DED3"/>
+              <w:right w:val="single" w:sz="4" w:space="0" w:color="E4DED3"/>
+            </w:tcBorders>
+          </w:tcPr>
+          <w:p>
+            <w:r>
+              <w:rPr>
+                <w:sz w:val="19"/>
+              </w:rPr>
+              <w:t>Do not create a standby. This build is deliberately single-AZ</w:t>
+            </w:r>
+          </w:p>
+        </w:tc>
+      </w:tr>
+      <w:tr>
+        <w:tc>
+          <w:tcPr>
+            <w:tcW w:type="dxa" w:w="2381"/>
+            <w:tcBorders>
+              <w:top w:val="single" w:sz="4" w:space="0" w:color="E4DED3"/>
+              <w:left w:val="single" w:sz="4" w:space="0" w:color="E4DED3"/>
+              <w:bottom w:val="single" w:sz="4" w:space="0" w:color="E4DED3"/>
+              <w:right w:val="single" w:sz="4" w:space="0" w:color="E4DED3"/>
+            </w:tcBorders>
+            <w:shd w:val="clear" w:color="auto" w:fill="F8F4ED"/>
+          </w:tcPr>
+          <w:p>
+            <w:r>
+              <w:rPr>
+                <w:b/>
+                <w:sz w:val="19"/>
+              </w:rPr>
+              <w:t>VPC</w:t>
+            </w:r>
+          </w:p>
+        </w:tc>
+        <w:tc>
+          <w:tcPr>
+            <w:tcW w:type="dxa" w:w="6576"/>
+            <w:tcBorders>
+              <w:top w:val="single" w:sz="4" w:space="0" w:color="E4DED3"/>
+              <w:left w:val="single" w:sz="4" w:space="0" w:color="E4DED3"/>
+              <w:bottom w:val="single" w:sz="4" w:space="0" w:color="E4DED3"/>
+              <w:right w:val="single" w:sz="4" w:space="0" w:color="E4DED3"/>
+            </w:tcBorders>
+          </w:tcPr>
+          <w:p>
+            <w:r>
+              <w:rPr>
+                <w:sz w:val="19"/>
+              </w:rPr>
+              <w:t>yat-lms-vpc</w:t>
+            </w:r>
+          </w:p>
+        </w:tc>
+      </w:tr>
+      <w:tr>
+        <w:tc>
+          <w:tcPr>
+            <w:tcW w:type="dxa" w:w="2381"/>
+            <w:tcBorders>
+              <w:top w:val="single" w:sz="4" w:space="0" w:color="E4DED3"/>
+              <w:left w:val="single" w:sz="4" w:space="0" w:color="E4DED3"/>
+              <w:bottom w:val="single" w:sz="4" w:space="0" w:color="E4DED3"/>
+              <w:right w:val="single" w:sz="4" w:space="0" w:color="E4DED3"/>
+            </w:tcBorders>
+            <w:shd w:val="clear" w:color="auto" w:fill="F8F4ED"/>
+          </w:tcPr>
+          <w:p>
+            <w:r>
+              <w:rPr>
+                <w:b/>
+                <w:sz w:val="19"/>
+              </w:rPr>
+              <w:t>Subnet group</w:t>
+            </w:r>
+          </w:p>
+        </w:tc>
+        <w:tc>
+          <w:tcPr>
+            <w:tcW w:type="dxa" w:w="6576"/>
+            <w:tcBorders>
+              <w:top w:val="single" w:sz="4" w:space="0" w:color="E4DED3"/>
+              <w:left w:val="single" w:sz="4" w:space="0" w:color="E4DED3"/>
+              <w:bottom w:val="single" w:sz="4" w:space="0" w:color="E4DED3"/>
+              <w:right w:val="single" w:sz="4" w:space="0" w:color="E4DED3"/>
+            </w:tcBorders>
+          </w:tcPr>
+          <w:p>
+            <w:r>
+              <w:rPr>
+                <w:sz w:val="19"/>
+              </w:rPr>
+              <w:t>yat-lms-db-subnet-group</w:t>
+            </w:r>
+          </w:p>
+        </w:tc>
+      </w:tr>
+      <w:tr>
+        <w:tc>
+          <w:tcPr>
+            <w:tcW w:type="dxa" w:w="2381"/>
+            <w:tcBorders>
+              <w:top w:val="single" w:sz="4" w:space="0" w:color="E4DED3"/>
+              <w:left w:val="single" w:sz="4" w:space="0" w:color="E4DED3"/>
+              <w:bottom w:val="single" w:sz="4" w:space="0" w:color="E4DED3"/>
+              <w:right w:val="single" w:sz="4" w:space="0" w:color="E4DED3"/>
+            </w:tcBorders>
+            <w:shd w:val="clear" w:color="auto" w:fill="F8F4ED"/>
+          </w:tcPr>
+          <w:p>
+            <w:r>
+              <w:rPr>
+                <w:b/>
+                <w:sz w:val="19"/>
+              </w:rPr>
+              <w:t>Public access</w:t>
+            </w:r>
+          </w:p>
+        </w:tc>
+        <w:tc>
+          <w:tcPr>
+            <w:tcW w:type="dxa" w:w="6576"/>
+            <w:tcBorders>
+              <w:top w:val="single" w:sz="4" w:space="0" w:color="E4DED3"/>
+              <w:left w:val="single" w:sz="4" w:space="0" w:color="E4DED3"/>
+              <w:bottom w:val="single" w:sz="4" w:space="0" w:color="E4DED3"/>
+              <w:right w:val="single" w:sz="4" w:space="0" w:color="E4DED3"/>
+            </w:tcBorders>
+          </w:tcPr>
+          <w:p>
+            <w:r>
+              <w:rPr>
+                <w:sz w:val="19"/>
+              </w:rPr>
+              <w:t>No</w:t>
+            </w:r>
+          </w:p>
+        </w:tc>
+      </w:tr>
+      <w:tr>
+        <w:tc>
+          <w:tcPr>
+            <w:tcW w:type="dxa" w:w="2381"/>
+            <w:tcBorders>
+              <w:top w:val="single" w:sz="4" w:space="0" w:color="E4DED3"/>
+              <w:left w:val="single" w:sz="4" w:space="0" w:color="E4DED3"/>
+              <w:bottom w:val="single" w:sz="4" w:space="0" w:color="E4DED3"/>
+              <w:right w:val="single" w:sz="4" w:space="0" w:color="E4DED3"/>
+            </w:tcBorders>
+            <w:shd w:val="clear" w:color="auto" w:fill="F8F4ED"/>
+          </w:tcPr>
+          <w:p>
+            <w:r>
+              <w:rPr>
+                <w:b/>
+                <w:sz w:val="19"/>
+              </w:rPr>
+              <w:t>Security group</w:t>
+            </w:r>
+          </w:p>
+        </w:tc>
+        <w:tc>
+          <w:tcPr>
+            <w:tcW w:type="dxa" w:w="6576"/>
+            <w:tcBorders>
+              <w:top w:val="single" w:sz="4" w:space="0" w:color="E4DED3"/>
+              <w:left w:val="single" w:sz="4" w:space="0" w:color="E4DED3"/>
+              <w:bottom w:val="single" w:sz="4" w:space="0" w:color="E4DED3"/>
+              <w:right w:val="single" w:sz="4" w:space="0" w:color="E4DED3"/>
+            </w:tcBorders>
+          </w:tcPr>
+          <w:p>
+            <w:r>
+              <w:rPr>
+                <w:sz w:val="19"/>
+              </w:rPr>
+              <w:t>yat-lms-db-sg. Remove the default group if the console adds it</w:t>
+            </w:r>
+          </w:p>
+        </w:tc>
+      </w:tr>
+      <w:tr>
+        <w:tc>
+          <w:tcPr>
+            <w:tcW w:type="dxa" w:w="2381"/>
+            <w:tcBorders>
+              <w:top w:val="single" w:sz="4" w:space="0" w:color="E4DED3"/>
+              <w:left w:val="single" w:sz="4" w:space="0" w:color="E4DED3"/>
+              <w:bottom w:val="single" w:sz="4" w:space="0" w:color="E4DED3"/>
+              <w:right w:val="single" w:sz="4" w:space="0" w:color="E4DED3"/>
+            </w:tcBorders>
+            <w:shd w:val="clear" w:color="auto" w:fill="F8F4ED"/>
+          </w:tcPr>
+          <w:p>
+            <w:r>
+              <w:rPr>
+                <w:b/>
+                <w:sz w:val="19"/>
+              </w:rPr>
+              <w:t>Encryption</w:t>
+            </w:r>
+          </w:p>
+        </w:tc>
+        <w:tc>
+          <w:tcPr>
+            <w:tcW w:type="dxa" w:w="6576"/>
+            <w:tcBorders>
+              <w:top w:val="single" w:sz="4" w:space="0" w:color="E4DED3"/>
+              <w:left w:val="single" w:sz="4" w:space="0" w:color="E4DED3"/>
+              <w:bottom w:val="single" w:sz="4" w:space="0" w:color="E4DED3"/>
+              <w:right w:val="single" w:sz="4" w:space="0" w:color="E4DED3"/>
+            </w:tcBorders>
+          </w:tcPr>
+          <w:p>
+            <w:r>
+              <w:rPr>
+                <w:sz w:val="19"/>
+              </w:rPr>
+              <w:t>enabled</w:t>
+            </w:r>
+          </w:p>
+        </w:tc>
+      </w:tr>
+      <w:tr>
+        <w:tc>
+          <w:tcPr>
+            <w:tcW w:type="dxa" w:w="2381"/>
+            <w:tcBorders>
+              <w:top w:val="single" w:sz="4" w:space="0" w:color="E4DED3"/>
+              <w:left w:val="single" w:sz="4" w:space="0" w:color="E4DED3"/>
+              <w:bottom w:val="single" w:sz="4" w:space="0" w:color="E4DED3"/>
+              <w:right w:val="single" w:sz="4" w:space="0" w:color="E4DED3"/>
+            </w:tcBorders>
+            <w:shd w:val="clear" w:color="auto" w:fill="F8F4ED"/>
+          </w:tcPr>
+          <w:p>
+            <w:r>
+              <w:rPr>
+                <w:b/>
+                <w:sz w:val="19"/>
+              </w:rPr>
+              <w:t>Backup retention</w:t>
+            </w:r>
+          </w:p>
+        </w:tc>
+        <w:tc>
+          <w:tcPr>
+            <w:tcW w:type="dxa" w:w="6576"/>
+            <w:tcBorders>
+              <w:top w:val="single" w:sz="4" w:space="0" w:color="E4DED3"/>
+              <w:left w:val="single" w:sz="4" w:space="0" w:color="E4DED3"/>
+              <w:bottom w:val="single" w:sz="4" w:space="0" w:color="E4DED3"/>
+              <w:right w:val="single" w:sz="4" w:space="0" w:color="E4DED3"/>
+            </w:tcBorders>
+          </w:tcPr>
+          <w:p>
+            <w:r>
+              <w:rPr>
+                <w:sz w:val="19"/>
+              </w:rPr>
+              <w:t>7 days</w:t>
+            </w:r>
+          </w:p>
+        </w:tc>
+      </w:tr>
+    </w:tbl>
+    <w:p/>
+    <w:p>
+      <w:pPr>
+        <w:spacing w:after="60"/>
+      </w:pPr>
+      <w:r>
+        <w:rPr>
+          <w:b/>
+          <w:i w:val="0"/>
+          <w:sz w:val="21"/>
+        </w:rPr>
+        <w:t>Your decision</w:t>
+      </w:r>
+    </w:p>
+    <w:p>
+      <w:pPr>
+        <w:spacing w:after="120"/>
       </w:pPr>
       <w:r>
         <w:rPr>
@@ -8420,126 +7973,7 @@
           <w:color w:val="6B6660"/>
           <w:sz w:val="19"/>
         </w:rPr>
-        <w:t>Five tests confirm the build works. Each tells you what it demonstrates and the steps to run it. Follow the steps, then paste the screenshot into the box. If a test does not pass, fix the problem, run it again, and note what you changed.</w:t>
-      </w:r>
-    </w:p>
-    <w:p>
-      <w:pPr>
-        <w:spacing w:before="200" w:after="0"/>
-      </w:pPr>
-      <w:r>
-        <w:rPr>
-          <w:b/>
-          <w:color w:val="1F5A5C"/>
-          <w:sz w:val="16"/>
-        </w:rPr>
-        <w:t>TEST 1</w:t>
-      </w:r>
-    </w:p>
-    <w:p>
-      <w:pPr>
-        <w:pStyle w:val="Heading2"/>
-      </w:pPr>
-      <w:r>
-        <w:t>Connect to the application server</w:t>
-      </w:r>
-    </w:p>
-    <w:p>
-      <w:pPr>
-        <w:spacing w:after="80"/>
-      </w:pPr>
-      <w:r>
-        <w:rPr>
-          <w:b w:val="0"/>
-          <w:i/>
-          <w:color w:val="6B6660"/>
-          <w:sz w:val="18"/>
-        </w:rPr>
-        <w:t>Evidences: [ICTCLD401 PE 3]</w:t>
-      </w:r>
-    </w:p>
-    <w:p>
-      <w:pPr>
-        <w:spacing w:after="120"/>
-      </w:pPr>
-      <w:r>
-        <w:rPr>
-          <w:b w:val="0"/>
-          <w:i w:val="0"/>
-          <w:sz w:val="21"/>
-        </w:rPr>
-        <w:t>Connect to your application server using Session Manager, then run the command below. This shows you can reach the server you built.</w:t>
-      </w:r>
-    </w:p>
-    <w:p>
-      <w:pPr>
-        <w:spacing w:after="60"/>
-        <w:ind w:left="340"/>
-      </w:pPr>
-      <w:r>
-        <w:rPr>
-          <w:b/>
-          <w:sz w:val="21"/>
-        </w:rPr>
-        <w:t xml:space="preserve">1.  </w:t>
-      </w:r>
-      <w:r>
-        <w:rPr>
-          <w:sz w:val="21"/>
-        </w:rPr>
-        <w:t>Open EC2 → Instances and select the running instance.</w:t>
-      </w:r>
-    </w:p>
-    <w:p>
-      <w:pPr>
-        <w:spacing w:after="60"/>
-        <w:ind w:left="340"/>
-      </w:pPr>
-      <w:r>
-        <w:rPr>
-          <w:b/>
-          <w:sz w:val="21"/>
-        </w:rPr>
-        <w:t xml:space="preserve">2.  </w:t>
-      </w:r>
-      <w:r>
-        <w:rPr>
-          <w:sz w:val="21"/>
-        </w:rPr>
-        <w:t>Choose Connect, then the Session Manager tab, then Connect.</w:t>
-      </w:r>
-    </w:p>
-    <w:p>
-      <w:pPr>
-        <w:spacing w:after="60"/>
-        <w:ind w:left="340"/>
-      </w:pPr>
-      <w:r>
-        <w:rPr>
-          <w:b/>
-          <w:sz w:val="21"/>
-        </w:rPr>
-        <w:t xml:space="preserve">3.  </w:t>
-      </w:r>
-      <w:r>
-        <w:rPr>
-          <w:sz w:val="21"/>
-        </w:rPr>
-        <w:t>A PowerShell session opens in the browser. Run the command below.</w:t>
-      </w:r>
-    </w:p>
-    <w:p/>
-    <w:p>
-      <w:pPr>
-        <w:spacing w:after="60"/>
-      </w:pPr>
-      <w:r>
-        <w:rPr>
-          <w:b/>
-          <w:i w:val="0"/>
-          <w:sz w:val="21"/>
-        </w:rPr>
-        <w:t>Run this</w:t>
+        <w:t>Choose the database instance class: db.t3.micro or db.t3.small. Name the one you did not choose, say which you chose, and explain why against the workload.</w:t>
       </w:r>
     </w:p>
     <w:tbl>
@@ -8564,42 +7998,22 @@
           </w:tcPr>
           <w:p>
             <w:pPr>
-              <w:spacing w:after="0"/>
+              <w:jc w:val="left"/>
             </w:pPr>
             <w:r>
               <w:rPr>
-                <w:rFonts w:ascii="Consolas" w:hAnsi="Consolas"/>
-                <w:sz w:val="18"/>
-              </w:rPr>
-              <w:t>hostname</w:t>
+                <w:b w:val="0"/>
+                <w:i w:val="0"/>
+                <w:color w:val="1F5A5C"/>
+                <w:sz w:val="19"/>
+              </w:rPr>
+              <w:t>db.t3.micro has 1 GiB of memory, db.t3.small has 2 GiB. An LMS database is read-heavy and benefits from having enough memory to keep frequently-read pages cached, so I chose db.t3.small. As with the application tier, both are well below what the real workload would need; the environment caps the choice and db.t3.small is the better of the two.</w:t>
             </w:r>
           </w:p>
         </w:tc>
       </w:tr>
     </w:tbl>
     <w:p/>
-    <w:p>
-      <w:pPr>
-        <w:spacing w:before="80" w:after="160"/>
-        <w:ind w:left="227"/>
-      </w:pPr>
-      <w:r>
-        <w:rPr>
-          <w:b/>
-          <w:color w:val="C5613B"/>
-          <w:sz w:val="19"/>
-        </w:rPr>
-        <w:t xml:space="preserve">Environment constraint </w:t>
-      </w:r>
-      <w:r>
-        <w:rPr>
-          <w:i/>
-          <w:color w:val="C5613B"/>
-          <w:sz w:val="19"/>
-        </w:rPr>
-        <w:t>Session Manager needs no key pair, no open port and no public IP address. That is why your server can sit in a private subnet with nothing exposed to the internet and still be reachable by you.</w:t>
-      </w:r>
-    </w:p>
     <w:p>
       <w:pPr>
         <w:spacing w:after="60"/>
@@ -8634,17 +8048,52 @@
             <w:shd w:val="clear" w:color="auto" w:fill="F8F4ED"/>
           </w:tcPr>
           <w:p>
-            <w:pPr>
-              <w:jc w:val="left"/>
-            </w:pPr>
-            <w:r>
-              <w:rPr>
-                <w:b w:val="0"/>
+            <w:r>
+              <w:rPr>
                 <w:i/>
                 <w:color w:val="C5613B"/>
                 <w:sz w:val="19"/>
               </w:rPr>
-              <w:t>SCREENSHOT — the session window, showing the connection open and the hostname it returned.</w:t>
+              <w:t>SCREENSHOT — the database summary showing Available, its class, encryption enabled and public access set to No.</w:t>
+            </w:r>
+          </w:p>
+          <w:p>
+            <w:pPr>
+              <w:jc w:val="center"/>
+            </w:pPr>
+            <w:r>
+              <w:drawing>
+                <wp:inline xmlns:a="http://schemas.openxmlformats.org/drawingml/2006/main" xmlns:pic="http://schemas.openxmlformats.org/drawingml/2006/picture">
+                  <wp:extent cx="5760000" cy="3115730"/>
+                  <wp:docPr id="19" name="Picture 19"/>
+                  <wp:cNvGraphicFramePr>
+                    <a:graphicFrameLocks noChangeAspect="1"/>
+                  </wp:cNvGraphicFramePr>
+                  <a:graphic>
+                    <a:graphicData uri="http://schemas.openxmlformats.org/drawingml/2006/picture">
+                      <pic:pic>
+                        <pic:nvPicPr>
+                          <pic:cNvPr id="0" name="task-15.png"/>
+                          <pic:cNvPicPr/>
+                        </pic:nvPicPr>
+                        <pic:blipFill>
+                          <a:blip r:embed="rId37"/>
+                          <a:stretch>
+                            <a:fillRect/>
+                          </a:stretch>
+                        </pic:blipFill>
+                        <pic:spPr>
+                          <a:xfrm>
+                            <a:off x="0" y="0"/>
+                            <a:ext cx="5760000" cy="3115730"/>
+                          </a:xfrm>
+                          <a:prstGeom prst="rect"/>
+                        </pic:spPr>
+                      </pic:pic>
+                    </a:graphicData>
+                  </a:graphic>
+                </wp:inline>
+              </w:drawing>
             </w:r>
           </w:p>
         </w:tc>
@@ -8661,7 +8110,7 @@
           <w:color w:val="1F5A5C"/>
           <w:sz w:val="16"/>
         </w:rPr>
-        <w:t>TEST 2</w:t>
+        <w:t>TASK 16</w:t>
       </w:r>
     </w:p>
     <w:p>
@@ -8669,7 +8118,7 @@
         <w:pStyle w:val="Heading2"/>
       </w:pPr>
       <w:r>
-        <w:t>Reach the internet from the application server</w:t>
+        <w:t>Create the two monitoring alarms</w:t>
       </w:r>
     </w:p>
     <w:p>
@@ -8683,7 +8132,7 @@
           <w:color w:val="6B6660"/>
           <w:sz w:val="18"/>
         </w:rPr>
-        <w:t>Evidences: [ICTCLD401 PC 2.6]</w:t>
+        <w:t>Evidences: [ICTCLD502 PC 4.3]</w:t>
       </w:r>
     </w:p>
     <w:p>
@@ -8696,47 +8145,1027 @@
           <w:i w:val="0"/>
           <w:sz w:val="21"/>
         </w:rPr>
-        <w:t>Run the command below in the session you opened in test 1. This shows the server can reach the internet through the NAT gateway.</w:t>
-      </w:r>
-    </w:p>
-    <w:p>
-      <w:pPr>
-        <w:spacing w:after="60"/>
-        <w:ind w:left="340"/>
-      </w:pPr>
-      <w:r>
-        <w:rPr>
-          <w:b/>
-          <w:sz w:val="21"/>
-        </w:rPr>
-        <w:t xml:space="preserve">1.  </w:t>
-      </w:r>
-      <w:r>
-        <w:rPr>
-          <w:sz w:val="21"/>
-        </w:rPr>
-        <w:t>Run the command below.</w:t>
-      </w:r>
-    </w:p>
-    <w:p>
-      <w:pPr>
-        <w:spacing w:after="60"/>
-        <w:ind w:left="340"/>
-      </w:pPr>
-      <w:r>
-        <w:rPr>
-          <w:b/>
-          <w:sz w:val="21"/>
-        </w:rPr>
-        <w:t xml:space="preserve">2.  </w:t>
-      </w:r>
-      <w:r>
-        <w:rPr>
-          <w:sz w:val="21"/>
-        </w:rPr>
-        <w:t>Confirm it returns StatusCode 200.</w:t>
-      </w:r>
-    </w:p>
+        <w:t>Create two CloudWatch alarms, using the settings below. They are the baseline monitoring that tells the platform when something is wrong — one watching whether the application tier is serving, one watching whether the database is running out of room.</w:t>
+      </w:r>
+    </w:p>
+    <w:tbl>
+      <w:tblPr>
+        <w:tblW w:type="auto" w:w="0"/>
+        <w:tblLook w:firstColumn="1" w:firstRow="1" w:lastColumn="0" w:lastRow="0" w:noHBand="0" w:noVBand="1" w:val="04A0"/>
+      </w:tblPr>
+      <w:tblGrid>
+        <w:gridCol w:w="5233"/>
+        <w:gridCol w:w="5233"/>
+      </w:tblGrid>
+      <w:tr>
+        <w:tc>
+          <w:tcPr>
+            <w:tcW w:type="dxa" w:w="2381"/>
+            <w:tcBorders>
+              <w:top w:val="single" w:sz="4" w:space="0" w:color="E4DED3"/>
+              <w:left w:val="single" w:sz="4" w:space="0" w:color="E4DED3"/>
+              <w:bottom w:val="single" w:sz="4" w:space="0" w:color="E4DED3"/>
+              <w:right w:val="single" w:sz="4" w:space="0" w:color="E4DED3"/>
+            </w:tcBorders>
+            <w:shd w:val="clear" w:color="auto" w:fill="F8F4ED"/>
+          </w:tcPr>
+          <w:p>
+            <w:r>
+              <w:rPr>
+                <w:b/>
+                <w:sz w:val="19"/>
+              </w:rPr>
+              <w:t>Notification topic</w:t>
+            </w:r>
+          </w:p>
+        </w:tc>
+        <w:tc>
+          <w:tcPr>
+            <w:tcW w:type="dxa" w:w="6576"/>
+            <w:tcBorders>
+              <w:top w:val="single" w:sz="4" w:space="0" w:color="E4DED3"/>
+              <w:left w:val="single" w:sz="4" w:space="0" w:color="E4DED3"/>
+              <w:bottom w:val="single" w:sz="4" w:space="0" w:color="E4DED3"/>
+              <w:right w:val="single" w:sz="4" w:space="0" w:color="E4DED3"/>
+            </w:tcBorders>
+          </w:tcPr>
+          <w:p>
+            <w:r>
+              <w:rPr>
+                <w:sz w:val="19"/>
+              </w:rPr>
+              <w:t>create an SNS topic named yat-lms-alerts with your own email address, and use it for both alarms. You do not need to confirm the subscription email for the alarm to be created</w:t>
+            </w:r>
+          </w:p>
+        </w:tc>
+      </w:tr>
+      <w:tr>
+        <w:tc>
+          <w:tcPr>
+            <w:tcW w:type="dxa" w:w="2381"/>
+            <w:tcBorders>
+              <w:top w:val="single" w:sz="4" w:space="0" w:color="E4DED3"/>
+              <w:left w:val="single" w:sz="4" w:space="0" w:color="E4DED3"/>
+              <w:bottom w:val="single" w:sz="4" w:space="0" w:color="E4DED3"/>
+              <w:right w:val="single" w:sz="4" w:space="0" w:color="E4DED3"/>
+            </w:tcBorders>
+            <w:shd w:val="clear" w:color="auto" w:fill="F8F4ED"/>
+          </w:tcPr>
+          <w:p>
+            <w:r>
+              <w:rPr>
+                <w:b/>
+                <w:sz w:val="19"/>
+              </w:rPr>
+              <w:t>─ Alarm 1 ─</w:t>
+            </w:r>
+          </w:p>
+        </w:tc>
+        <w:tc>
+          <w:tcPr>
+            <w:tcW w:type="dxa" w:w="6576"/>
+            <w:tcBorders>
+              <w:top w:val="single" w:sz="4" w:space="0" w:color="E4DED3"/>
+              <w:left w:val="single" w:sz="4" w:space="0" w:color="E4DED3"/>
+              <w:bottom w:val="single" w:sz="4" w:space="0" w:color="E4DED3"/>
+              <w:right w:val="single" w:sz="4" w:space="0" w:color="E4DED3"/>
+            </w:tcBorders>
+          </w:tcPr>
+          <w:p>
+            <w:r>
+              <w:rPr>
+                <w:sz w:val="19"/>
+              </w:rPr>
+              <w:t>the application tier is not serving</w:t>
+            </w:r>
+          </w:p>
+        </w:tc>
+      </w:tr>
+      <w:tr>
+        <w:tc>
+          <w:tcPr>
+            <w:tcW w:type="dxa" w:w="2381"/>
+            <w:tcBorders>
+              <w:top w:val="single" w:sz="4" w:space="0" w:color="E4DED3"/>
+              <w:left w:val="single" w:sz="4" w:space="0" w:color="E4DED3"/>
+              <w:bottom w:val="single" w:sz="4" w:space="0" w:color="E4DED3"/>
+              <w:right w:val="single" w:sz="4" w:space="0" w:color="E4DED3"/>
+            </w:tcBorders>
+            <w:shd w:val="clear" w:color="auto" w:fill="F8F4ED"/>
+          </w:tcPr>
+          <w:p>
+            <w:r>
+              <w:rPr>
+                <w:b/>
+                <w:sz w:val="19"/>
+              </w:rPr>
+              <w:t>Metric</w:t>
+            </w:r>
+          </w:p>
+        </w:tc>
+        <w:tc>
+          <w:tcPr>
+            <w:tcW w:type="dxa" w:w="6576"/>
+            <w:tcBorders>
+              <w:top w:val="single" w:sz="4" w:space="0" w:color="E4DED3"/>
+              <w:left w:val="single" w:sz="4" w:space="0" w:color="E4DED3"/>
+              <w:bottom w:val="single" w:sz="4" w:space="0" w:color="E4DED3"/>
+              <w:right w:val="single" w:sz="4" w:space="0" w:color="E4DED3"/>
+            </w:tcBorders>
+          </w:tcPr>
+          <w:p>
+            <w:r>
+              <w:rPr>
+                <w:sz w:val="19"/>
+              </w:rPr>
+              <w:t>Application ELB → Per AppELB, per TG Metrics → UnHealthyHostCount, filtered to yat-lms-alb and yat-lms-tg</w:t>
+            </w:r>
+          </w:p>
+        </w:tc>
+      </w:tr>
+      <w:tr>
+        <w:tc>
+          <w:tcPr>
+            <w:tcW w:type="dxa" w:w="2381"/>
+            <w:tcBorders>
+              <w:top w:val="single" w:sz="4" w:space="0" w:color="E4DED3"/>
+              <w:left w:val="single" w:sz="4" w:space="0" w:color="E4DED3"/>
+              <w:bottom w:val="single" w:sz="4" w:space="0" w:color="E4DED3"/>
+              <w:right w:val="single" w:sz="4" w:space="0" w:color="E4DED3"/>
+            </w:tcBorders>
+            <w:shd w:val="clear" w:color="auto" w:fill="F8F4ED"/>
+          </w:tcPr>
+          <w:p>
+            <w:r>
+              <w:rPr>
+                <w:b/>
+                <w:sz w:val="19"/>
+              </w:rPr>
+              <w:t>Statistic</w:t>
+            </w:r>
+          </w:p>
+        </w:tc>
+        <w:tc>
+          <w:tcPr>
+            <w:tcW w:type="dxa" w:w="6576"/>
+            <w:tcBorders>
+              <w:top w:val="single" w:sz="4" w:space="0" w:color="E4DED3"/>
+              <w:left w:val="single" w:sz="4" w:space="0" w:color="E4DED3"/>
+              <w:bottom w:val="single" w:sz="4" w:space="0" w:color="E4DED3"/>
+              <w:right w:val="single" w:sz="4" w:space="0" w:color="E4DED3"/>
+            </w:tcBorders>
+          </w:tcPr>
+          <w:p>
+            <w:r>
+              <w:rPr>
+                <w:sz w:val="19"/>
+              </w:rPr>
+              <w:t>Maximum</w:t>
+            </w:r>
+          </w:p>
+        </w:tc>
+      </w:tr>
+      <w:tr>
+        <w:tc>
+          <w:tcPr>
+            <w:tcW w:type="dxa" w:w="2381"/>
+            <w:tcBorders>
+              <w:top w:val="single" w:sz="4" w:space="0" w:color="E4DED3"/>
+              <w:left w:val="single" w:sz="4" w:space="0" w:color="E4DED3"/>
+              <w:bottom w:val="single" w:sz="4" w:space="0" w:color="E4DED3"/>
+              <w:right w:val="single" w:sz="4" w:space="0" w:color="E4DED3"/>
+            </w:tcBorders>
+            <w:shd w:val="clear" w:color="auto" w:fill="F8F4ED"/>
+          </w:tcPr>
+          <w:p>
+            <w:r>
+              <w:rPr>
+                <w:b/>
+                <w:sz w:val="19"/>
+              </w:rPr>
+              <w:t>Period</w:t>
+            </w:r>
+          </w:p>
+        </w:tc>
+        <w:tc>
+          <w:tcPr>
+            <w:tcW w:type="dxa" w:w="6576"/>
+            <w:tcBorders>
+              <w:top w:val="single" w:sz="4" w:space="0" w:color="E4DED3"/>
+              <w:left w:val="single" w:sz="4" w:space="0" w:color="E4DED3"/>
+              <w:bottom w:val="single" w:sz="4" w:space="0" w:color="E4DED3"/>
+              <w:right w:val="single" w:sz="4" w:space="0" w:color="E4DED3"/>
+            </w:tcBorders>
+          </w:tcPr>
+          <w:p>
+            <w:r>
+              <w:rPr>
+                <w:sz w:val="19"/>
+              </w:rPr>
+              <w:t>1 minute</w:t>
+            </w:r>
+          </w:p>
+        </w:tc>
+      </w:tr>
+      <w:tr>
+        <w:tc>
+          <w:tcPr>
+            <w:tcW w:type="dxa" w:w="2381"/>
+            <w:tcBorders>
+              <w:top w:val="single" w:sz="4" w:space="0" w:color="E4DED3"/>
+              <w:left w:val="single" w:sz="4" w:space="0" w:color="E4DED3"/>
+              <w:bottom w:val="single" w:sz="4" w:space="0" w:color="E4DED3"/>
+              <w:right w:val="single" w:sz="4" w:space="0" w:color="E4DED3"/>
+            </w:tcBorders>
+            <w:shd w:val="clear" w:color="auto" w:fill="F8F4ED"/>
+          </w:tcPr>
+          <w:p>
+            <w:r>
+              <w:rPr>
+                <w:b/>
+                <w:sz w:val="19"/>
+              </w:rPr>
+              <w:t>Threshold type</w:t>
+            </w:r>
+          </w:p>
+        </w:tc>
+        <w:tc>
+          <w:tcPr>
+            <w:tcW w:type="dxa" w:w="6576"/>
+            <w:tcBorders>
+              <w:top w:val="single" w:sz="4" w:space="0" w:color="E4DED3"/>
+              <w:left w:val="single" w:sz="4" w:space="0" w:color="E4DED3"/>
+              <w:bottom w:val="single" w:sz="4" w:space="0" w:color="E4DED3"/>
+              <w:right w:val="single" w:sz="4" w:space="0" w:color="E4DED3"/>
+            </w:tcBorders>
+          </w:tcPr>
+          <w:p>
+            <w:r>
+              <w:rPr>
+                <w:sz w:val="19"/>
+              </w:rPr>
+              <w:t>Static</w:t>
+            </w:r>
+          </w:p>
+        </w:tc>
+      </w:tr>
+      <w:tr>
+        <w:tc>
+          <w:tcPr>
+            <w:tcW w:type="dxa" w:w="2381"/>
+            <w:tcBorders>
+              <w:top w:val="single" w:sz="4" w:space="0" w:color="E4DED3"/>
+              <w:left w:val="single" w:sz="4" w:space="0" w:color="E4DED3"/>
+              <w:bottom w:val="single" w:sz="4" w:space="0" w:color="E4DED3"/>
+              <w:right w:val="single" w:sz="4" w:space="0" w:color="E4DED3"/>
+            </w:tcBorders>
+            <w:shd w:val="clear" w:color="auto" w:fill="F8F4ED"/>
+          </w:tcPr>
+          <w:p>
+            <w:r>
+              <w:rPr>
+                <w:b/>
+                <w:sz w:val="19"/>
+              </w:rPr>
+              <w:t>Condition</w:t>
+            </w:r>
+          </w:p>
+        </w:tc>
+        <w:tc>
+          <w:tcPr>
+            <w:tcW w:type="dxa" w:w="6576"/>
+            <w:tcBorders>
+              <w:top w:val="single" w:sz="4" w:space="0" w:color="E4DED3"/>
+              <w:left w:val="single" w:sz="4" w:space="0" w:color="E4DED3"/>
+              <w:bottom w:val="single" w:sz="4" w:space="0" w:color="E4DED3"/>
+              <w:right w:val="single" w:sz="4" w:space="0" w:color="E4DED3"/>
+            </w:tcBorders>
+          </w:tcPr>
+          <w:p>
+            <w:r>
+              <w:rPr>
+                <w:sz w:val="19"/>
+              </w:rPr>
+              <w:t>Whenever UnHealthyHostCount is Greater/Equal than 1</w:t>
+            </w:r>
+          </w:p>
+        </w:tc>
+      </w:tr>
+      <w:tr>
+        <w:tc>
+          <w:tcPr>
+            <w:tcW w:type="dxa" w:w="2381"/>
+            <w:tcBorders>
+              <w:top w:val="single" w:sz="4" w:space="0" w:color="E4DED3"/>
+              <w:left w:val="single" w:sz="4" w:space="0" w:color="E4DED3"/>
+              <w:bottom w:val="single" w:sz="4" w:space="0" w:color="E4DED3"/>
+              <w:right w:val="single" w:sz="4" w:space="0" w:color="E4DED3"/>
+            </w:tcBorders>
+            <w:shd w:val="clear" w:color="auto" w:fill="F8F4ED"/>
+          </w:tcPr>
+          <w:p>
+            <w:r>
+              <w:rPr>
+                <w:b/>
+                <w:sz w:val="19"/>
+              </w:rPr>
+              <w:t>Datapoints to alarm</w:t>
+            </w:r>
+          </w:p>
+        </w:tc>
+        <w:tc>
+          <w:tcPr>
+            <w:tcW w:type="dxa" w:w="6576"/>
+            <w:tcBorders>
+              <w:top w:val="single" w:sz="4" w:space="0" w:color="E4DED3"/>
+              <w:left w:val="single" w:sz="4" w:space="0" w:color="E4DED3"/>
+              <w:bottom w:val="single" w:sz="4" w:space="0" w:color="E4DED3"/>
+              <w:right w:val="single" w:sz="4" w:space="0" w:color="E4DED3"/>
+            </w:tcBorders>
+          </w:tcPr>
+          <w:p>
+            <w:r>
+              <w:rPr>
+                <w:sz w:val="19"/>
+              </w:rPr>
+              <w:t>1 out of 1</w:t>
+            </w:r>
+          </w:p>
+        </w:tc>
+      </w:tr>
+      <w:tr>
+        <w:tc>
+          <w:tcPr>
+            <w:tcW w:type="dxa" w:w="2381"/>
+            <w:tcBorders>
+              <w:top w:val="single" w:sz="4" w:space="0" w:color="E4DED3"/>
+              <w:left w:val="single" w:sz="4" w:space="0" w:color="E4DED3"/>
+              <w:bottom w:val="single" w:sz="4" w:space="0" w:color="E4DED3"/>
+              <w:right w:val="single" w:sz="4" w:space="0" w:color="E4DED3"/>
+            </w:tcBorders>
+            <w:shd w:val="clear" w:color="auto" w:fill="F8F4ED"/>
+          </w:tcPr>
+          <w:p>
+            <w:r>
+              <w:rPr>
+                <w:b/>
+                <w:sz w:val="19"/>
+              </w:rPr>
+              <w:t>Missing data treatment</w:t>
+            </w:r>
+          </w:p>
+        </w:tc>
+        <w:tc>
+          <w:tcPr>
+            <w:tcW w:type="dxa" w:w="6576"/>
+            <w:tcBorders>
+              <w:top w:val="single" w:sz="4" w:space="0" w:color="E4DED3"/>
+              <w:left w:val="single" w:sz="4" w:space="0" w:color="E4DED3"/>
+              <w:bottom w:val="single" w:sz="4" w:space="0" w:color="E4DED3"/>
+              <w:right w:val="single" w:sz="4" w:space="0" w:color="E4DED3"/>
+            </w:tcBorders>
+          </w:tcPr>
+          <w:p>
+            <w:r>
+              <w:rPr>
+                <w:sz w:val="19"/>
+              </w:rPr>
+              <w:t>Treat missing data as missing</w:t>
+            </w:r>
+          </w:p>
+        </w:tc>
+      </w:tr>
+      <w:tr>
+        <w:tc>
+          <w:tcPr>
+            <w:tcW w:type="dxa" w:w="2381"/>
+            <w:tcBorders>
+              <w:top w:val="single" w:sz="4" w:space="0" w:color="E4DED3"/>
+              <w:left w:val="single" w:sz="4" w:space="0" w:color="E4DED3"/>
+              <w:bottom w:val="single" w:sz="4" w:space="0" w:color="E4DED3"/>
+              <w:right w:val="single" w:sz="4" w:space="0" w:color="E4DED3"/>
+            </w:tcBorders>
+            <w:shd w:val="clear" w:color="auto" w:fill="F8F4ED"/>
+          </w:tcPr>
+          <w:p>
+            <w:r>
+              <w:rPr>
+                <w:b/>
+                <w:sz w:val="19"/>
+              </w:rPr>
+              <w:t>Notification</w:t>
+            </w:r>
+          </w:p>
+        </w:tc>
+        <w:tc>
+          <w:tcPr>
+            <w:tcW w:type="dxa" w:w="6576"/>
+            <w:tcBorders>
+              <w:top w:val="single" w:sz="4" w:space="0" w:color="E4DED3"/>
+              <w:left w:val="single" w:sz="4" w:space="0" w:color="E4DED3"/>
+              <w:bottom w:val="single" w:sz="4" w:space="0" w:color="E4DED3"/>
+              <w:right w:val="single" w:sz="4" w:space="0" w:color="E4DED3"/>
+            </w:tcBorders>
+          </w:tcPr>
+          <w:p>
+            <w:r>
+              <w:rPr>
+                <w:sz w:val="19"/>
+              </w:rPr>
+              <w:t>In alarm → yat-lms-alerts</w:t>
+            </w:r>
+          </w:p>
+        </w:tc>
+      </w:tr>
+      <w:tr>
+        <w:tc>
+          <w:tcPr>
+            <w:tcW w:type="dxa" w:w="2381"/>
+            <w:tcBorders>
+              <w:top w:val="single" w:sz="4" w:space="0" w:color="E4DED3"/>
+              <w:left w:val="single" w:sz="4" w:space="0" w:color="E4DED3"/>
+              <w:bottom w:val="single" w:sz="4" w:space="0" w:color="E4DED3"/>
+              <w:right w:val="single" w:sz="4" w:space="0" w:color="E4DED3"/>
+            </w:tcBorders>
+            <w:shd w:val="clear" w:color="auto" w:fill="F8F4ED"/>
+          </w:tcPr>
+          <w:p>
+            <w:r>
+              <w:rPr>
+                <w:b/>
+                <w:sz w:val="19"/>
+              </w:rPr>
+              <w:t>Name</w:t>
+            </w:r>
+          </w:p>
+        </w:tc>
+        <w:tc>
+          <w:tcPr>
+            <w:tcW w:type="dxa" w:w="6576"/>
+            <w:tcBorders>
+              <w:top w:val="single" w:sz="4" w:space="0" w:color="E4DED3"/>
+              <w:left w:val="single" w:sz="4" w:space="0" w:color="E4DED3"/>
+              <w:bottom w:val="single" w:sz="4" w:space="0" w:color="E4DED3"/>
+              <w:right w:val="single" w:sz="4" w:space="0" w:color="E4DED3"/>
+            </w:tcBorders>
+          </w:tcPr>
+          <w:p>
+            <w:r>
+              <w:rPr>
+                <w:sz w:val="19"/>
+              </w:rPr>
+              <w:t>yat-lms-unhealthy-hosts</w:t>
+            </w:r>
+          </w:p>
+        </w:tc>
+      </w:tr>
+      <w:tr>
+        <w:tc>
+          <w:tcPr>
+            <w:tcW w:type="dxa" w:w="2381"/>
+            <w:tcBorders>
+              <w:top w:val="single" w:sz="4" w:space="0" w:color="E4DED3"/>
+              <w:left w:val="single" w:sz="4" w:space="0" w:color="E4DED3"/>
+              <w:bottom w:val="single" w:sz="4" w:space="0" w:color="E4DED3"/>
+              <w:right w:val="single" w:sz="4" w:space="0" w:color="E4DED3"/>
+            </w:tcBorders>
+            <w:shd w:val="clear" w:color="auto" w:fill="F8F4ED"/>
+          </w:tcPr>
+          <w:p>
+            <w:r>
+              <w:rPr>
+                <w:b/>
+                <w:sz w:val="19"/>
+              </w:rPr>
+              <w:t>Description</w:t>
+            </w:r>
+          </w:p>
+        </w:tc>
+        <w:tc>
+          <w:tcPr>
+            <w:tcW w:type="dxa" w:w="6576"/>
+            <w:tcBorders>
+              <w:top w:val="single" w:sz="4" w:space="0" w:color="E4DED3"/>
+              <w:left w:val="single" w:sz="4" w:space="0" w:color="E4DED3"/>
+              <w:bottom w:val="single" w:sz="4" w:space="0" w:color="E4DED3"/>
+              <w:right w:val="single" w:sz="4" w:space="0" w:color="E4DED3"/>
+            </w:tcBorders>
+          </w:tcPr>
+          <w:p>
+            <w:r>
+              <w:rPr>
+                <w:sz w:val="19"/>
+              </w:rPr>
+              <w:t>any target behind the load balancer has failed its health check</w:t>
+            </w:r>
+          </w:p>
+        </w:tc>
+      </w:tr>
+      <w:tr>
+        <w:tc>
+          <w:tcPr>
+            <w:tcW w:type="dxa" w:w="2381"/>
+            <w:tcBorders>
+              <w:top w:val="single" w:sz="4" w:space="0" w:color="E4DED3"/>
+              <w:left w:val="single" w:sz="4" w:space="0" w:color="E4DED3"/>
+              <w:bottom w:val="single" w:sz="4" w:space="0" w:color="E4DED3"/>
+              <w:right w:val="single" w:sz="4" w:space="0" w:color="E4DED3"/>
+            </w:tcBorders>
+            <w:shd w:val="clear" w:color="auto" w:fill="F8F4ED"/>
+          </w:tcPr>
+          <w:p>
+            <w:r>
+              <w:rPr>
+                <w:b/>
+                <w:sz w:val="19"/>
+              </w:rPr>
+              <w:t>─ Alarm 2 ─</w:t>
+            </w:r>
+          </w:p>
+        </w:tc>
+        <w:tc>
+          <w:tcPr>
+            <w:tcW w:type="dxa" w:w="6576"/>
+            <w:tcBorders>
+              <w:top w:val="single" w:sz="4" w:space="0" w:color="E4DED3"/>
+              <w:left w:val="single" w:sz="4" w:space="0" w:color="E4DED3"/>
+              <w:bottom w:val="single" w:sz="4" w:space="0" w:color="E4DED3"/>
+              <w:right w:val="single" w:sz="4" w:space="0" w:color="E4DED3"/>
+            </w:tcBorders>
+          </w:tcPr>
+          <w:p>
+            <w:r>
+              <w:rPr>
+                <w:sz w:val="19"/>
+              </w:rPr>
+              <w:t>the database is running out of room</w:t>
+            </w:r>
+          </w:p>
+        </w:tc>
+      </w:tr>
+      <w:tr>
+        <w:tc>
+          <w:tcPr>
+            <w:tcW w:type="dxa" w:w="2381"/>
+            <w:tcBorders>
+              <w:top w:val="single" w:sz="4" w:space="0" w:color="E4DED3"/>
+              <w:left w:val="single" w:sz="4" w:space="0" w:color="E4DED3"/>
+              <w:bottom w:val="single" w:sz="4" w:space="0" w:color="E4DED3"/>
+              <w:right w:val="single" w:sz="4" w:space="0" w:color="E4DED3"/>
+            </w:tcBorders>
+            <w:shd w:val="clear" w:color="auto" w:fill="F8F4ED"/>
+          </w:tcPr>
+          <w:p>
+            <w:r>
+              <w:rPr>
+                <w:b/>
+                <w:sz w:val="19"/>
+              </w:rPr>
+              <w:t>Metric</w:t>
+            </w:r>
+          </w:p>
+        </w:tc>
+        <w:tc>
+          <w:tcPr>
+            <w:tcW w:type="dxa" w:w="6576"/>
+            <w:tcBorders>
+              <w:top w:val="single" w:sz="4" w:space="0" w:color="E4DED3"/>
+              <w:left w:val="single" w:sz="4" w:space="0" w:color="E4DED3"/>
+              <w:bottom w:val="single" w:sz="4" w:space="0" w:color="E4DED3"/>
+              <w:right w:val="single" w:sz="4" w:space="0" w:color="E4DED3"/>
+            </w:tcBorders>
+          </w:tcPr>
+          <w:p>
+            <w:r>
+              <w:rPr>
+                <w:sz w:val="19"/>
+              </w:rPr>
+              <w:t>RDS → Per-Database Metrics → FreeStorageSpace, filtered to your database instance</w:t>
+            </w:r>
+          </w:p>
+        </w:tc>
+      </w:tr>
+      <w:tr>
+        <w:tc>
+          <w:tcPr>
+            <w:tcW w:type="dxa" w:w="2381"/>
+            <w:tcBorders>
+              <w:top w:val="single" w:sz="4" w:space="0" w:color="E4DED3"/>
+              <w:left w:val="single" w:sz="4" w:space="0" w:color="E4DED3"/>
+              <w:bottom w:val="single" w:sz="4" w:space="0" w:color="E4DED3"/>
+              <w:right w:val="single" w:sz="4" w:space="0" w:color="E4DED3"/>
+            </w:tcBorders>
+            <w:shd w:val="clear" w:color="auto" w:fill="F8F4ED"/>
+          </w:tcPr>
+          <w:p>
+            <w:r>
+              <w:rPr>
+                <w:b/>
+                <w:sz w:val="19"/>
+              </w:rPr>
+              <w:t>Statistic</w:t>
+            </w:r>
+          </w:p>
+        </w:tc>
+        <w:tc>
+          <w:tcPr>
+            <w:tcW w:type="dxa" w:w="6576"/>
+            <w:tcBorders>
+              <w:top w:val="single" w:sz="4" w:space="0" w:color="E4DED3"/>
+              <w:left w:val="single" w:sz="4" w:space="0" w:color="E4DED3"/>
+              <w:bottom w:val="single" w:sz="4" w:space="0" w:color="E4DED3"/>
+              <w:right w:val="single" w:sz="4" w:space="0" w:color="E4DED3"/>
+            </w:tcBorders>
+          </w:tcPr>
+          <w:p>
+            <w:r>
+              <w:rPr>
+                <w:sz w:val="19"/>
+              </w:rPr>
+              <w:t>Minimum</w:t>
+            </w:r>
+          </w:p>
+        </w:tc>
+      </w:tr>
+      <w:tr>
+        <w:tc>
+          <w:tcPr>
+            <w:tcW w:type="dxa" w:w="2381"/>
+            <w:tcBorders>
+              <w:top w:val="single" w:sz="4" w:space="0" w:color="E4DED3"/>
+              <w:left w:val="single" w:sz="4" w:space="0" w:color="E4DED3"/>
+              <w:bottom w:val="single" w:sz="4" w:space="0" w:color="E4DED3"/>
+              <w:right w:val="single" w:sz="4" w:space="0" w:color="E4DED3"/>
+            </w:tcBorders>
+            <w:shd w:val="clear" w:color="auto" w:fill="F8F4ED"/>
+          </w:tcPr>
+          <w:p>
+            <w:r>
+              <w:rPr>
+                <w:b/>
+                <w:sz w:val="19"/>
+              </w:rPr>
+              <w:t>Period</w:t>
+            </w:r>
+          </w:p>
+        </w:tc>
+        <w:tc>
+          <w:tcPr>
+            <w:tcW w:type="dxa" w:w="6576"/>
+            <w:tcBorders>
+              <w:top w:val="single" w:sz="4" w:space="0" w:color="E4DED3"/>
+              <w:left w:val="single" w:sz="4" w:space="0" w:color="E4DED3"/>
+              <w:bottom w:val="single" w:sz="4" w:space="0" w:color="E4DED3"/>
+              <w:right w:val="single" w:sz="4" w:space="0" w:color="E4DED3"/>
+            </w:tcBorders>
+          </w:tcPr>
+          <w:p>
+            <w:r>
+              <w:rPr>
+                <w:sz w:val="19"/>
+              </w:rPr>
+              <w:t>5 minutes</w:t>
+            </w:r>
+          </w:p>
+        </w:tc>
+      </w:tr>
+      <w:tr>
+        <w:tc>
+          <w:tcPr>
+            <w:tcW w:type="dxa" w:w="2381"/>
+            <w:tcBorders>
+              <w:top w:val="single" w:sz="4" w:space="0" w:color="E4DED3"/>
+              <w:left w:val="single" w:sz="4" w:space="0" w:color="E4DED3"/>
+              <w:bottom w:val="single" w:sz="4" w:space="0" w:color="E4DED3"/>
+              <w:right w:val="single" w:sz="4" w:space="0" w:color="E4DED3"/>
+            </w:tcBorders>
+            <w:shd w:val="clear" w:color="auto" w:fill="F8F4ED"/>
+          </w:tcPr>
+          <w:p>
+            <w:r>
+              <w:rPr>
+                <w:b/>
+                <w:sz w:val="19"/>
+              </w:rPr>
+              <w:t>Threshold type</w:t>
+            </w:r>
+          </w:p>
+        </w:tc>
+        <w:tc>
+          <w:tcPr>
+            <w:tcW w:type="dxa" w:w="6576"/>
+            <w:tcBorders>
+              <w:top w:val="single" w:sz="4" w:space="0" w:color="E4DED3"/>
+              <w:left w:val="single" w:sz="4" w:space="0" w:color="E4DED3"/>
+              <w:bottom w:val="single" w:sz="4" w:space="0" w:color="E4DED3"/>
+              <w:right w:val="single" w:sz="4" w:space="0" w:color="E4DED3"/>
+            </w:tcBorders>
+          </w:tcPr>
+          <w:p>
+            <w:r>
+              <w:rPr>
+                <w:sz w:val="19"/>
+              </w:rPr>
+              <w:t>Static</w:t>
+            </w:r>
+          </w:p>
+        </w:tc>
+      </w:tr>
+      <w:tr>
+        <w:tc>
+          <w:tcPr>
+            <w:tcW w:type="dxa" w:w="2381"/>
+            <w:tcBorders>
+              <w:top w:val="single" w:sz="4" w:space="0" w:color="E4DED3"/>
+              <w:left w:val="single" w:sz="4" w:space="0" w:color="E4DED3"/>
+              <w:bottom w:val="single" w:sz="4" w:space="0" w:color="E4DED3"/>
+              <w:right w:val="single" w:sz="4" w:space="0" w:color="E4DED3"/>
+            </w:tcBorders>
+            <w:shd w:val="clear" w:color="auto" w:fill="F8F4ED"/>
+          </w:tcPr>
+          <w:p>
+            <w:r>
+              <w:rPr>
+                <w:b/>
+                <w:sz w:val="19"/>
+              </w:rPr>
+              <w:t>Condition</w:t>
+            </w:r>
+          </w:p>
+        </w:tc>
+        <w:tc>
+          <w:tcPr>
+            <w:tcW w:type="dxa" w:w="6576"/>
+            <w:tcBorders>
+              <w:top w:val="single" w:sz="4" w:space="0" w:color="E4DED3"/>
+              <w:left w:val="single" w:sz="4" w:space="0" w:color="E4DED3"/>
+              <w:bottom w:val="single" w:sz="4" w:space="0" w:color="E4DED3"/>
+              <w:right w:val="single" w:sz="4" w:space="0" w:color="E4DED3"/>
+            </w:tcBorders>
+          </w:tcPr>
+          <w:p>
+            <w:r>
+              <w:rPr>
+                <w:sz w:val="19"/>
+              </w:rPr>
+              <w:t>Whenever FreeStorageSpace is Lower than 3221225472</w:t>
+            </w:r>
+          </w:p>
+        </w:tc>
+      </w:tr>
+      <w:tr>
+        <w:tc>
+          <w:tcPr>
+            <w:tcW w:type="dxa" w:w="2381"/>
+            <w:tcBorders>
+              <w:top w:val="single" w:sz="4" w:space="0" w:color="E4DED3"/>
+              <w:left w:val="single" w:sz="4" w:space="0" w:color="E4DED3"/>
+              <w:bottom w:val="single" w:sz="4" w:space="0" w:color="E4DED3"/>
+              <w:right w:val="single" w:sz="4" w:space="0" w:color="E4DED3"/>
+            </w:tcBorders>
+            <w:shd w:val="clear" w:color="auto" w:fill="F8F4ED"/>
+          </w:tcPr>
+          <w:p>
+            <w:r>
+              <w:rPr>
+                <w:b/>
+                <w:sz w:val="19"/>
+              </w:rPr>
+              <w:t>About that number</w:t>
+            </w:r>
+          </w:p>
+        </w:tc>
+        <w:tc>
+          <w:tcPr>
+            <w:tcW w:type="dxa" w:w="6576"/>
+            <w:tcBorders>
+              <w:top w:val="single" w:sz="4" w:space="0" w:color="E4DED3"/>
+              <w:left w:val="single" w:sz="4" w:space="0" w:color="E4DED3"/>
+              <w:bottom w:val="single" w:sz="4" w:space="0" w:color="E4DED3"/>
+              <w:right w:val="single" w:sz="4" w:space="0" w:color="E4DED3"/>
+            </w:tcBorders>
+          </w:tcPr>
+          <w:p>
+            <w:r>
+              <w:rPr>
+                <w:sz w:val="19"/>
+              </w:rPr>
+              <w:t>it is bytes — 15% of the 20 GiB you allocated. Type the raw digits, no commas and no units. The graph above the field renders in GB, but the field itself is bytes</w:t>
+            </w:r>
+          </w:p>
+        </w:tc>
+      </w:tr>
+      <w:tr>
+        <w:tc>
+          <w:tcPr>
+            <w:tcW w:type="dxa" w:w="2381"/>
+            <w:tcBorders>
+              <w:top w:val="single" w:sz="4" w:space="0" w:color="E4DED3"/>
+              <w:left w:val="single" w:sz="4" w:space="0" w:color="E4DED3"/>
+              <w:bottom w:val="single" w:sz="4" w:space="0" w:color="E4DED3"/>
+              <w:right w:val="single" w:sz="4" w:space="0" w:color="E4DED3"/>
+            </w:tcBorders>
+            <w:shd w:val="clear" w:color="auto" w:fill="F8F4ED"/>
+          </w:tcPr>
+          <w:p>
+            <w:r>
+              <w:rPr>
+                <w:b/>
+                <w:sz w:val="19"/>
+              </w:rPr>
+              <w:t>Datapoints to alarm</w:t>
+            </w:r>
+          </w:p>
+        </w:tc>
+        <w:tc>
+          <w:tcPr>
+            <w:tcW w:type="dxa" w:w="6576"/>
+            <w:tcBorders>
+              <w:top w:val="single" w:sz="4" w:space="0" w:color="E4DED3"/>
+              <w:left w:val="single" w:sz="4" w:space="0" w:color="E4DED3"/>
+              <w:bottom w:val="single" w:sz="4" w:space="0" w:color="E4DED3"/>
+              <w:right w:val="single" w:sz="4" w:space="0" w:color="E4DED3"/>
+            </w:tcBorders>
+          </w:tcPr>
+          <w:p>
+            <w:r>
+              <w:rPr>
+                <w:sz w:val="19"/>
+              </w:rPr>
+              <w:t>2 out of 2</w:t>
+            </w:r>
+          </w:p>
+        </w:tc>
+      </w:tr>
+      <w:tr>
+        <w:tc>
+          <w:tcPr>
+            <w:tcW w:type="dxa" w:w="2381"/>
+            <w:tcBorders>
+              <w:top w:val="single" w:sz="4" w:space="0" w:color="E4DED3"/>
+              <w:left w:val="single" w:sz="4" w:space="0" w:color="E4DED3"/>
+              <w:bottom w:val="single" w:sz="4" w:space="0" w:color="E4DED3"/>
+              <w:right w:val="single" w:sz="4" w:space="0" w:color="E4DED3"/>
+            </w:tcBorders>
+            <w:shd w:val="clear" w:color="auto" w:fill="F8F4ED"/>
+          </w:tcPr>
+          <w:p>
+            <w:r>
+              <w:rPr>
+                <w:b/>
+                <w:sz w:val="19"/>
+              </w:rPr>
+              <w:t>Missing data treatment</w:t>
+            </w:r>
+          </w:p>
+        </w:tc>
+        <w:tc>
+          <w:tcPr>
+            <w:tcW w:type="dxa" w:w="6576"/>
+            <w:tcBorders>
+              <w:top w:val="single" w:sz="4" w:space="0" w:color="E4DED3"/>
+              <w:left w:val="single" w:sz="4" w:space="0" w:color="E4DED3"/>
+              <w:bottom w:val="single" w:sz="4" w:space="0" w:color="E4DED3"/>
+              <w:right w:val="single" w:sz="4" w:space="0" w:color="E4DED3"/>
+            </w:tcBorders>
+          </w:tcPr>
+          <w:p>
+            <w:r>
+              <w:rPr>
+                <w:sz w:val="19"/>
+              </w:rPr>
+              <w:t>Treat missing data as missing</w:t>
+            </w:r>
+          </w:p>
+        </w:tc>
+      </w:tr>
+      <w:tr>
+        <w:tc>
+          <w:tcPr>
+            <w:tcW w:type="dxa" w:w="2381"/>
+            <w:tcBorders>
+              <w:top w:val="single" w:sz="4" w:space="0" w:color="E4DED3"/>
+              <w:left w:val="single" w:sz="4" w:space="0" w:color="E4DED3"/>
+              <w:bottom w:val="single" w:sz="4" w:space="0" w:color="E4DED3"/>
+              <w:right w:val="single" w:sz="4" w:space="0" w:color="E4DED3"/>
+            </w:tcBorders>
+            <w:shd w:val="clear" w:color="auto" w:fill="F8F4ED"/>
+          </w:tcPr>
+          <w:p>
+            <w:r>
+              <w:rPr>
+                <w:b/>
+                <w:sz w:val="19"/>
+              </w:rPr>
+              <w:t>Notification</w:t>
+            </w:r>
+          </w:p>
+        </w:tc>
+        <w:tc>
+          <w:tcPr>
+            <w:tcW w:type="dxa" w:w="6576"/>
+            <w:tcBorders>
+              <w:top w:val="single" w:sz="4" w:space="0" w:color="E4DED3"/>
+              <w:left w:val="single" w:sz="4" w:space="0" w:color="E4DED3"/>
+              <w:bottom w:val="single" w:sz="4" w:space="0" w:color="E4DED3"/>
+              <w:right w:val="single" w:sz="4" w:space="0" w:color="E4DED3"/>
+            </w:tcBorders>
+          </w:tcPr>
+          <w:p>
+            <w:r>
+              <w:rPr>
+                <w:sz w:val="19"/>
+              </w:rPr>
+              <w:t>In alarm → yat-lms-alerts</w:t>
+            </w:r>
+          </w:p>
+        </w:tc>
+      </w:tr>
+      <w:tr>
+        <w:tc>
+          <w:tcPr>
+            <w:tcW w:type="dxa" w:w="2381"/>
+            <w:tcBorders>
+              <w:top w:val="single" w:sz="4" w:space="0" w:color="E4DED3"/>
+              <w:left w:val="single" w:sz="4" w:space="0" w:color="E4DED3"/>
+              <w:bottom w:val="single" w:sz="4" w:space="0" w:color="E4DED3"/>
+              <w:right w:val="single" w:sz="4" w:space="0" w:color="E4DED3"/>
+            </w:tcBorders>
+            <w:shd w:val="clear" w:color="auto" w:fill="F8F4ED"/>
+          </w:tcPr>
+          <w:p>
+            <w:r>
+              <w:rPr>
+                <w:b/>
+                <w:sz w:val="19"/>
+              </w:rPr>
+              <w:t>Name</w:t>
+            </w:r>
+          </w:p>
+        </w:tc>
+        <w:tc>
+          <w:tcPr>
+            <w:tcW w:type="dxa" w:w="6576"/>
+            <w:tcBorders>
+              <w:top w:val="single" w:sz="4" w:space="0" w:color="E4DED3"/>
+              <w:left w:val="single" w:sz="4" w:space="0" w:color="E4DED3"/>
+              <w:bottom w:val="single" w:sz="4" w:space="0" w:color="E4DED3"/>
+              <w:right w:val="single" w:sz="4" w:space="0" w:color="E4DED3"/>
+            </w:tcBorders>
+          </w:tcPr>
+          <w:p>
+            <w:r>
+              <w:rPr>
+                <w:sz w:val="19"/>
+              </w:rPr>
+              <w:t>yat-lms-db-storage-low</w:t>
+            </w:r>
+          </w:p>
+        </w:tc>
+      </w:tr>
+      <w:tr>
+        <w:tc>
+          <w:tcPr>
+            <w:tcW w:type="dxa" w:w="2381"/>
+            <w:tcBorders>
+              <w:top w:val="single" w:sz="4" w:space="0" w:color="E4DED3"/>
+              <w:left w:val="single" w:sz="4" w:space="0" w:color="E4DED3"/>
+              <w:bottom w:val="single" w:sz="4" w:space="0" w:color="E4DED3"/>
+              <w:right w:val="single" w:sz="4" w:space="0" w:color="E4DED3"/>
+            </w:tcBorders>
+            <w:shd w:val="clear" w:color="auto" w:fill="F8F4ED"/>
+          </w:tcPr>
+          <w:p>
+            <w:r>
+              <w:rPr>
+                <w:b/>
+                <w:sz w:val="19"/>
+              </w:rPr>
+              <w:t>Description</w:t>
+            </w:r>
+          </w:p>
+        </w:tc>
+        <w:tc>
+          <w:tcPr>
+            <w:tcW w:type="dxa" w:w="6576"/>
+            <w:tcBorders>
+              <w:top w:val="single" w:sz="4" w:space="0" w:color="E4DED3"/>
+              <w:left w:val="single" w:sz="4" w:space="0" w:color="E4DED3"/>
+              <w:bottom w:val="single" w:sz="4" w:space="0" w:color="E4DED3"/>
+              <w:right w:val="single" w:sz="4" w:space="0" w:color="E4DED3"/>
+            </w:tcBorders>
+          </w:tcPr>
+          <w:p>
+            <w:r>
+              <w:rPr>
+                <w:sz w:val="19"/>
+              </w:rPr>
+              <w:t>record the allocated size the threshold is based on — 15% of 20 GiB allocated. The number alone does not tell anyone whether it is still correct after the storage is resized</w:t>
+            </w:r>
+          </w:p>
+        </w:tc>
+      </w:tr>
+    </w:tbl>
     <w:p/>
     <w:p>
       <w:pPr>
@@ -8748,7 +9177,7 @@
           <w:i w:val="0"/>
           <w:sz w:val="21"/>
         </w:rPr>
-        <w:t>Run this</w:t>
+        <w:t>Evidence</w:t>
       </w:r>
     </w:p>
     <w:tbl>
@@ -8772,46 +9201,58 @@
             <w:shd w:val="clear" w:color="auto" w:fill="F8F4ED"/>
           </w:tcPr>
           <w:p>
+            <w:r>
+              <w:rPr>
+                <w:i/>
+                <w:color w:val="C5613B"/>
+                <w:sz w:val="19"/>
+              </w:rPr>
+              <w:t>SCREENSHOT — the alarm list showing both alarms with their metrics, thresholds and current state.</w:t>
+            </w:r>
+          </w:p>
+          <w:p>
             <w:pPr>
-              <w:spacing w:after="0"/>
+              <w:jc w:val="center"/>
             </w:pPr>
             <w:r>
-              <w:rPr>
-                <w:rFonts w:ascii="Consolas" w:hAnsi="Consolas"/>
-                <w:sz w:val="18"/>
-              </w:rPr>
-              <w:t>Invoke-WebRequest -Uri https://aws.amazon.com -UseBasicParsing |</w:t>
-            </w:r>
-          </w:p>
-          <w:p>
-            <w:pPr>
-              <w:spacing w:after="0"/>
-            </w:pPr>
-            <w:r>
-              <w:rPr>
-                <w:rFonts w:ascii="Consolas" w:hAnsi="Consolas"/>
-                <w:sz w:val="18"/>
-              </w:rPr>
-              <w:t xml:space="preserve">    Select-Object StatusCode</w:t>
+              <w:drawing>
+                <wp:inline xmlns:a="http://schemas.openxmlformats.org/drawingml/2006/main" xmlns:pic="http://schemas.openxmlformats.org/drawingml/2006/picture">
+                  <wp:extent cx="5760000" cy="3099912"/>
+                  <wp:docPr id="20" name="Picture 20"/>
+                  <wp:cNvGraphicFramePr>
+                    <a:graphicFrameLocks noChangeAspect="1"/>
+                  </wp:cNvGraphicFramePr>
+                  <a:graphic>
+                    <a:graphicData uri="http://schemas.openxmlformats.org/drawingml/2006/picture">
+                      <pic:pic>
+                        <pic:nvPicPr>
+                          <pic:cNvPr id="0" name="task-16.1.png"/>
+                          <pic:cNvPicPr/>
+                        </pic:nvPicPr>
+                        <pic:blipFill>
+                          <a:blip r:embed="rId38"/>
+                          <a:stretch>
+                            <a:fillRect/>
+                          </a:stretch>
+                        </pic:blipFill>
+                        <pic:spPr>
+                          <a:xfrm>
+                            <a:off x="0" y="0"/>
+                            <a:ext cx="5760000" cy="3099912"/>
+                          </a:xfrm>
+                          <a:prstGeom prst="rect"/>
+                        </pic:spPr>
+                      </pic:pic>
+                    </a:graphicData>
+                  </a:graphic>
+                </wp:inline>
+              </w:drawing>
             </w:r>
           </w:p>
         </w:tc>
       </w:tr>
     </w:tbl>
     <w:p/>
-    <w:p>
-      <w:pPr>
-        <w:spacing w:after="60"/>
-      </w:pPr>
-      <w:r>
-        <w:rPr>
-          <w:b/>
-          <w:i w:val="0"/>
-          <w:sz w:val="21"/>
-        </w:rPr>
-        <w:t>Evidence</w:t>
-      </w:r>
-    </w:p>
     <w:tbl>
       <w:tblPr>
         <w:tblW w:type="auto" w:w="0"/>
@@ -8833,23 +9274,80 @@
             <w:shd w:val="clear" w:color="auto" w:fill="F8F4ED"/>
           </w:tcPr>
           <w:p>
-            <w:pPr>
-              <w:jc w:val="left"/>
-            </w:pPr>
-            <w:r>
-              <w:rPr>
-                <w:b w:val="0"/>
+            <w:r>
+              <w:rPr>
                 <w:i/>
                 <w:color w:val="C5613B"/>
                 <w:sz w:val="19"/>
               </w:rPr>
-              <w:t>SCREENSHOT — the command and the status code it returned.</w:t>
+              <w:t>SCREENSHOT — continued</w:t>
+            </w:r>
+          </w:p>
+          <w:p>
+            <w:pPr>
+              <w:jc w:val="center"/>
+            </w:pPr>
+            <w:r>
+              <w:drawing>
+                <wp:inline xmlns:a="http://schemas.openxmlformats.org/drawingml/2006/main" xmlns:pic="http://schemas.openxmlformats.org/drawingml/2006/picture">
+                  <wp:extent cx="5760000" cy="2170198"/>
+                  <wp:docPr id="21" name="Picture 21"/>
+                  <wp:cNvGraphicFramePr>
+                    <a:graphicFrameLocks noChangeAspect="1"/>
+                  </wp:cNvGraphicFramePr>
+                  <a:graphic>
+                    <a:graphicData uri="http://schemas.openxmlformats.org/drawingml/2006/picture">
+                      <pic:pic>
+                        <pic:nvPicPr>
+                          <pic:cNvPr id="0" name="task-16.2.png"/>
+                          <pic:cNvPicPr/>
+                        </pic:nvPicPr>
+                        <pic:blipFill>
+                          <a:blip r:embed="rId39"/>
+                          <a:stretch>
+                            <a:fillRect/>
+                          </a:stretch>
+                        </pic:blipFill>
+                        <pic:spPr>
+                          <a:xfrm>
+                            <a:off x="0" y="0"/>
+                            <a:ext cx="5760000" cy="2170198"/>
+                          </a:xfrm>
+                          <a:prstGeom prst="rect"/>
+                        </pic:spPr>
+                      </pic:pic>
+                    </a:graphicData>
+                  </a:graphic>
+                </wp:inline>
+              </w:drawing>
             </w:r>
           </w:p>
         </w:tc>
       </w:tr>
     </w:tbl>
     <w:p/>
+    <w:p>
+      <w:pPr>
+        <w:pStyle w:val="Heading1"/>
+      </w:pPr>
+      <w:r>
+        <w:t>Testing</w:t>
+      </w:r>
+    </w:p>
+    <w:p>
+      <w:pPr>
+        <w:spacing w:after="200"/>
+      </w:pPr>
+      <w:r>
+        <w:rPr>
+          <w:b w:val="0"/>
+          <w:i/>
+          <w:color w:val="6B6660"/>
+          <w:sz w:val="19"/>
+        </w:rPr>
+        <w:t>Five tests confirm the build works. Each tells you what it demonstrates and the steps to run it. Follow the steps, then paste the screenshot into the box. If a test does not pass, fix the problem, run it again, and note what you changed.</w:t>
+      </w:r>
+    </w:p>
     <w:p>
       <w:pPr>
         <w:spacing w:before="200" w:after="0"/>
@@ -8860,7 +9358,7 @@
           <w:color w:val="1F5A5C"/>
           <w:sz w:val="16"/>
         </w:rPr>
-        <w:t>TEST 3</w:t>
+        <w:t>TEST 1</w:t>
       </w:r>
     </w:p>
     <w:p>
@@ -8868,7 +9366,7 @@
         <w:pStyle w:val="Heading2"/>
       </w:pPr>
       <w:r>
-        <w:t>Reach the database from the application server</w:t>
+        <w:t>Connect to the application server</w:t>
       </w:r>
     </w:p>
     <w:p>
@@ -8882,7 +9380,7 @@
           <w:color w:val="6B6660"/>
           <w:sz w:val="18"/>
         </w:rPr>
-        <w:t>Evidences: [ICTCLD401 PC 2.6] · [ICTCLD502 PC 4.2]</w:t>
+        <w:t>Evidences: [ICTCLD401 PE 3]</w:t>
       </w:r>
     </w:p>
     <w:p>
@@ -8895,7 +9393,7 @@
           <w:i w:val="0"/>
           <w:sz w:val="21"/>
         </w:rPr>
-        <w:t>Run the command below in the same session. This shows the application tier can reach the database tier privately, over the database port.</w:t>
+        <w:t>Connect to your application server using Session Manager, then run the command below. This shows you can reach the server you built.</w:t>
       </w:r>
     </w:p>
     <w:p>
@@ -8914,7 +9412,7 @@
         <w:rPr>
           <w:sz w:val="21"/>
         </w:rPr>
-        <w:t>Open RDS → Databases → your database → Connectivity &amp; security, and copy the Endpoint. It looks like yat-lms-db.something.us-east-1.rds.amazonaws.com</w:t>
+        <w:t>Open EC2 → Instances and select the running instance.</w:t>
       </w:r>
     </w:p>
     <w:p>
@@ -8933,7 +9431,7 @@
         <w:rPr>
           <w:sz w:val="21"/>
         </w:rPr>
-        <w:t>Run the command below, replacing &lt;YOUR-DB-ENDPOINT&gt; with the address you just copied. Do not paste the command as it is written — it will fail to resolve.</w:t>
+        <w:t>Choose Connect, then the Session Manager tab, then Connect.</w:t>
       </w:r>
     </w:p>
     <w:p>
@@ -8952,7 +9450,7 @@
         <w:rPr>
           <w:sz w:val="21"/>
         </w:rPr>
-        <w:t>Confirm the result reads TcpTestSucceeded : True.</w:t>
+        <w:t>A PowerShell session opens in the browser. Run the command below.</w:t>
       </w:r>
     </w:p>
     <w:p/>
@@ -8998,13 +9496,35 @@
                 <w:rFonts w:ascii="Consolas" w:hAnsi="Consolas"/>
                 <w:sz w:val="18"/>
               </w:rPr>
-              <w:t>Test-NetConnection &lt;YOUR-DB-ENDPOINT&gt; -Port 3306</w:t>
+              <w:t>hostname</w:t>
             </w:r>
           </w:p>
         </w:tc>
       </w:tr>
     </w:tbl>
     <w:p/>
+    <w:p>
+      <w:pPr>
+        <w:spacing w:before="80" w:after="160"/>
+        <w:ind w:left="227"/>
+      </w:pPr>
+      <w:r>
+        <w:rPr>
+          <w:b/>
+          <w:color w:val="C5613B"/>
+          <w:sz w:val="19"/>
+        </w:rPr>
+        <w:t xml:space="preserve">Environment constraint </w:t>
+      </w:r>
+      <w:r>
+        <w:rPr>
+          <w:i/>
+          <w:color w:val="C5613B"/>
+          <w:sz w:val="19"/>
+        </w:rPr>
+        <w:t>Session Manager needs no key pair, no open port and no public IP address. That is why your server can sit in a private subnet with nothing exposed to the internet and still be reachable by you.</w:t>
+      </w:r>
+    </w:p>
     <w:p>
       <w:pPr>
         <w:spacing w:after="60"/>
@@ -9039,17 +9559,52 @@
             <w:shd w:val="clear" w:color="auto" w:fill="F8F4ED"/>
           </w:tcPr>
           <w:p>
-            <w:pPr>
-              <w:jc w:val="left"/>
-            </w:pPr>
-            <w:r>
-              <w:rPr>
-                <w:b w:val="0"/>
+            <w:r>
+              <w:rPr>
                 <w:i/>
                 <w:color w:val="C5613B"/>
                 <w:sz w:val="19"/>
               </w:rPr>
-              <w:t>SCREENSHOT — the command and its output showing TcpTestSucceeded : True.</w:t>
+              <w:t>SCREENSHOT — the session window, showing the connection open and the hostname it returned.</w:t>
+            </w:r>
+          </w:p>
+          <w:p>
+            <w:pPr>
+              <w:jc w:val="center"/>
+            </w:pPr>
+            <w:r>
+              <w:drawing>
+                <wp:inline xmlns:a="http://schemas.openxmlformats.org/drawingml/2006/main" xmlns:pic="http://schemas.openxmlformats.org/drawingml/2006/picture">
+                  <wp:extent cx="5760000" cy="1708138"/>
+                  <wp:docPr id="22" name="Picture 22"/>
+                  <wp:cNvGraphicFramePr>
+                    <a:graphicFrameLocks noChangeAspect="1"/>
+                  </wp:cNvGraphicFramePr>
+                  <a:graphic>
+                    <a:graphicData uri="http://schemas.openxmlformats.org/drawingml/2006/picture">
+                      <pic:pic>
+                        <pic:nvPicPr>
+                          <pic:cNvPr id="0" name="test-01.png"/>
+                          <pic:cNvPicPr/>
+                        </pic:nvPicPr>
+                        <pic:blipFill>
+                          <a:blip r:embed="rId40"/>
+                          <a:stretch>
+                            <a:fillRect/>
+                          </a:stretch>
+                        </pic:blipFill>
+                        <pic:spPr>
+                          <a:xfrm>
+                            <a:off x="0" y="0"/>
+                            <a:ext cx="5760000" cy="1708138"/>
+                          </a:xfrm>
+                          <a:prstGeom prst="rect"/>
+                        </pic:spPr>
+                      </pic:pic>
+                    </a:graphicData>
+                  </a:graphic>
+                </wp:inline>
+              </w:drawing>
             </w:r>
           </w:p>
         </w:tc>
@@ -9066,7 +9621,7 @@
           <w:color w:val="1F5A5C"/>
           <w:sz w:val="16"/>
         </w:rPr>
-        <w:t>TEST 4</w:t>
+        <w:t>TEST 2</w:t>
       </w:r>
     </w:p>
     <w:p>
@@ -9074,7 +9629,7 @@
         <w:pStyle w:val="Heading2"/>
       </w:pPr>
       <w:r>
-        <w:t>Reach the application through the load balancer</w:t>
+        <w:t>Reach the internet from the application server</w:t>
       </w:r>
     </w:p>
     <w:p>
@@ -9088,7 +9643,7 @@
           <w:color w:val="6B6660"/>
           <w:sz w:val="18"/>
         </w:rPr>
-        <w:t>Evidences: [ICTCLD401 PC 2.6] · [ICTCLD502 PC 4.2]</w:t>
+        <w:t>Evidences: [ICTCLD401 PC 2.6]</w:t>
       </w:r>
     </w:p>
     <w:p>
@@ -9101,7 +9656,7 @@
           <w:i w:val="0"/>
           <w:sz w:val="21"/>
         </w:rPr>
-        <w:t>Open your load balancer address in a web browser on your own computer. This shows the whole path works — the internet reaches the load balancer, the load balancer reaches your private server, and the server serves the page.</w:t>
+        <w:t>Run the command below in the session you opened in test 1. This shows the server can reach the internet through the NAT gateway.</w:t>
       </w:r>
     </w:p>
     <w:p>
@@ -9120,7 +9675,7 @@
         <w:rPr>
           <w:sz w:val="21"/>
         </w:rPr>
-        <w:t>Open EC2 → Load Balancers and copy the DNS name of yat-lms-alb.</w:t>
+        <w:t>Run the command below.</w:t>
       </w:r>
     </w:p>
     <w:p>
@@ -9139,51 +9694,10 @@
         <w:rPr>
           <w:sz w:val="21"/>
         </w:rPr>
-        <w:t>Paste it into a browser tab on your own machine, with http:// in front of it.</w:t>
-      </w:r>
-    </w:p>
-    <w:p>
-      <w:pPr>
-        <w:spacing w:after="60"/>
-        <w:ind w:left="340"/>
-      </w:pPr>
-      <w:r>
-        <w:rPr>
-          <w:b/>
-          <w:sz w:val="21"/>
-        </w:rPr>
-        <w:t xml:space="preserve">3.  </w:t>
-      </w:r>
-      <w:r>
-        <w:rPr>
-          <w:sz w:val="21"/>
-        </w:rPr>
-        <w:t>Confirm the placeholder page loads.</w:t>
+        <w:t>Confirm it returns StatusCode 200.</w:t>
       </w:r>
     </w:p>
     <w:p/>
-    <w:p>
-      <w:pPr>
-        <w:spacing w:before="80" w:after="160"/>
-        <w:ind w:left="227"/>
-      </w:pPr>
-      <w:r>
-        <w:rPr>
-          <w:b/>
-          <w:color w:val="C5613B"/>
-          <w:sz w:val="19"/>
-        </w:rPr>
-        <w:t xml:space="preserve">Environment constraint </w:t>
-      </w:r>
-      <w:r>
-        <w:rPr>
-          <w:i/>
-          <w:color w:val="C5613B"/>
-          <w:sz w:val="19"/>
-        </w:rPr>
-        <w:t>your server has no public address, so what you are reaching is the load balancer. It is the only thing allowed to talk to the server, which is what the security groups enforce.</w:t>
-      </w:r>
-    </w:p>
     <w:p>
       <w:pPr>
         <w:spacing w:after="60"/>
@@ -9194,7 +9708,7 @@
           <w:i w:val="0"/>
           <w:sz w:val="21"/>
         </w:rPr>
-        <w:t>Evidence</w:t>
+        <w:t>Run this</w:t>
       </w:r>
     </w:p>
     <w:tbl>
@@ -9219,248 +9733,32 @@
           </w:tcPr>
           <w:p>
             <w:pPr>
-              <w:jc w:val="left"/>
+              <w:spacing w:after="0"/>
             </w:pPr>
             <w:r>
               <w:rPr>
-                <w:b w:val="0"/>
-                <w:i/>
-                <w:color w:val="C5613B"/>
-                <w:sz w:val="19"/>
-              </w:rPr>
-              <w:t>SCREENSHOT — the browser showing the page, with the load balancer address visible in the address bar.</w:t>
+                <w:rFonts w:ascii="Consolas" w:hAnsi="Consolas"/>
+                <w:sz w:val="18"/>
+              </w:rPr>
+              <w:t>Invoke-WebRequest -Uri https://aws.amazon.com -UseBasicParsing |</w:t>
+            </w:r>
+          </w:p>
+          <w:p>
+            <w:pPr>
+              <w:spacing w:after="0"/>
+            </w:pPr>
+            <w:r>
+              <w:rPr>
+                <w:rFonts w:ascii="Consolas" w:hAnsi="Consolas"/>
+                <w:sz w:val="18"/>
+              </w:rPr>
+              <w:t xml:space="preserve">    Select-Object StatusCode</w:t>
             </w:r>
           </w:p>
         </w:tc>
       </w:tr>
     </w:tbl>
     <w:p/>
-    <w:p>
-      <w:pPr>
-        <w:spacing w:before="200" w:after="0"/>
-      </w:pPr>
-      <w:r>
-        <w:rPr>
-          <w:b/>
-          <w:color w:val="1F5A5C"/>
-          <w:sz w:val="16"/>
-        </w:rPr>
-        <w:t>TEST 5</w:t>
-      </w:r>
-    </w:p>
-    <w:p>
-      <w:pPr>
-        <w:pStyle w:val="Heading2"/>
-      </w:pPr>
-      <w:r>
-        <w:t>Automatic scaling</w:t>
-      </w:r>
-    </w:p>
-    <w:p>
-      <w:pPr>
-        <w:spacing w:after="80"/>
-      </w:pPr>
-      <w:r>
-        <w:rPr>
-          <w:b w:val="0"/>
-          <w:i/>
-          <w:color w:val="6B6660"/>
-          <w:sz w:val="18"/>
-        </w:rPr>
-        <w:t>Evidences: [ICTCLD401 PC 3.2]</w:t>
-      </w:r>
-    </w:p>
-    <w:p>
-      <w:pPr>
-        <w:spacing w:after="120"/>
-      </w:pPr>
-      <w:r>
-        <w:rPr>
-          <w:b w:val="0"/>
-          <w:i w:val="0"/>
-          <w:sz w:val="21"/>
-        </w:rPr>
-        <w:t>Change the scaling policy as described below and watch what happens. This shows the Auto Scaling group adds and removes servers on its own, without you changing the instance count.</w:t>
-      </w:r>
-    </w:p>
-    <w:p>
-      <w:pPr>
-        <w:spacing w:after="60"/>
-        <w:ind w:left="340"/>
-      </w:pPr>
-      <w:r>
-        <w:rPr>
-          <w:b/>
-          <w:sz w:val="21"/>
-        </w:rPr>
-        <w:t xml:space="preserve">1.  </w:t>
-      </w:r>
-      <w:r>
-        <w:rPr>
-          <w:sz w:val="21"/>
-        </w:rPr>
-        <w:t>Open EC2 → Instances, select your running instance and open the Monitoring tab. Read the CPU utilization figure — on an idle server it will be low, often only one or two percent.</w:t>
-      </w:r>
-    </w:p>
-    <w:p>
-      <w:pPr>
-        <w:spacing w:after="60"/>
-        <w:ind w:left="340"/>
-      </w:pPr>
-      <w:r>
-        <w:rPr>
-          <w:b/>
-          <w:sz w:val="21"/>
-        </w:rPr>
-        <w:t xml:space="preserve">2.  </w:t>
-      </w:r>
-      <w:r>
-        <w:rPr>
-          <w:sz w:val="21"/>
-        </w:rPr>
-        <w:t>Open your Auto Scaling group and go to the Automatic scaling tab.</w:t>
-      </w:r>
-    </w:p>
-    <w:p>
-      <w:pPr>
-        <w:spacing w:after="60"/>
-        <w:ind w:left="340"/>
-      </w:pPr>
-      <w:r>
-        <w:rPr>
-          <w:b/>
-          <w:sz w:val="21"/>
-        </w:rPr>
-        <w:t xml:space="preserve">3.  </w:t>
-      </w:r>
-      <w:r>
-        <w:rPr>
-          <w:sz w:val="21"/>
-        </w:rPr>
-        <w:t>Edit the target tracking policy and set the target value BELOW the figure you just read, then save. The policy keeps average CPU at the target, so a target above current usage tells it to scale in rather than out. If your reading is very low, use 1.</w:t>
-      </w:r>
-    </w:p>
-    <w:p>
-      <w:pPr>
-        <w:spacing w:after="60"/>
-        <w:ind w:left="340"/>
-      </w:pPr>
-      <w:r>
-        <w:rPr>
-          <w:b/>
-          <w:sz w:val="21"/>
-        </w:rPr>
-        <w:t xml:space="preserve">4.  </w:t>
-      </w:r>
-      <w:r>
-        <w:rPr>
-          <w:sz w:val="21"/>
-        </w:rPr>
-        <w:t>Watch the Activity tab until a second instance launches and enters service.</w:t>
-      </w:r>
-    </w:p>
-    <w:p>
-      <w:pPr>
-        <w:spacing w:after="60"/>
-        <w:ind w:left="340"/>
-      </w:pPr>
-      <w:r>
-        <w:rPr>
-          <w:b/>
-          <w:sz w:val="21"/>
-        </w:rPr>
-        <w:t xml:space="preserve">5.  </w:t>
-      </w:r>
-      <w:r>
-        <w:rPr>
-          <w:sz w:val="21"/>
-        </w:rPr>
-        <w:t>Edit the policy again, raise the target value to 90, and save.</w:t>
-      </w:r>
-    </w:p>
-    <w:p>
-      <w:pPr>
-        <w:spacing w:after="60"/>
-        <w:ind w:left="340"/>
-      </w:pPr>
-      <w:r>
-        <w:rPr>
-          <w:b/>
-          <w:sz w:val="21"/>
-        </w:rPr>
-        <w:t xml:space="preserve">6.  </w:t>
-      </w:r>
-      <w:r>
-        <w:rPr>
-          <w:sz w:val="21"/>
-        </w:rPr>
-        <w:t>Watch the Activity tab until the group scales back to one instance.</w:t>
-      </w:r>
-    </w:p>
-    <w:p>
-      <w:pPr>
-        <w:spacing w:after="60"/>
-        <w:ind w:left="340"/>
-      </w:pPr>
-      <w:r>
-        <w:rPr>
-          <w:b/>
-          <w:sz w:val="21"/>
-        </w:rPr>
-        <w:t xml:space="preserve">7.  </w:t>
-      </w:r>
-      <w:r>
-        <w:rPr>
-          <w:sz w:val="21"/>
-        </w:rPr>
-        <w:t>Set the target value back to 70.</w:t>
-      </w:r>
-    </w:p>
-    <w:p/>
-    <w:p>
-      <w:pPr>
-        <w:spacing w:before="80" w:after="160"/>
-        <w:ind w:left="227"/>
-      </w:pPr>
-      <w:r>
-        <w:rPr>
-          <w:b/>
-          <w:color w:val="C5613B"/>
-          <w:sz w:val="19"/>
-        </w:rPr>
-        <w:t xml:space="preserve">Environment constraint </w:t>
-      </w:r>
-      <w:r>
-        <w:rPr>
-          <w:i/>
-          <w:color w:val="C5613B"/>
-          <w:sz w:val="19"/>
-        </w:rPr>
-        <w:t>scaling in is slower than scaling out — give it several minutes before deciding it has not worked.</w:t>
-      </w:r>
-    </w:p>
-    <w:p>
-      <w:pPr>
-        <w:spacing w:before="80" w:after="160"/>
-        <w:ind w:left="227"/>
-      </w:pPr>
-      <w:r>
-        <w:rPr>
-          <w:b/>
-          <w:color w:val="1F5A5C"/>
-          <w:sz w:val="19"/>
-        </w:rPr>
-        <w:t xml:space="preserve">Assessor note </w:t>
-      </w:r>
-      <w:r>
-        <w:rPr>
-          <w:i/>
-          <w:color w:val="1F5A5C"/>
-          <w:sz w:val="19"/>
-        </w:rPr>
-        <w:t>proven in the lab: an idle Windows t3.small read about 6% CPU, and setting the target value to 1 triggered a scale-out within a few minutes. Expect students to report readings of a few percent and targets of 1. A student who reports a higher reading and a correspondingly higher target has done the same thing correctly. Scale-in takes noticeably longer than scale-out, so a submission showing a long gap between the two Activity entries is normal, not a fault.</w:t>
-      </w:r>
-    </w:p>
     <w:p>
       <w:pPr>
         <w:spacing w:after="60"/>
@@ -9495,17 +9793,819 @@
             <w:shd w:val="clear" w:color="auto" w:fill="F8F4ED"/>
           </w:tcPr>
           <w:p>
-            <w:pPr>
-              <w:jc w:val="left"/>
-            </w:pPr>
-            <w:r>
-              <w:rPr>
-                <w:b w:val="0"/>
+            <w:r>
+              <w:rPr>
                 <w:i/>
                 <w:color w:val="C5613B"/>
                 <w:sz w:val="19"/>
               </w:rPr>
+              <w:t>SCREENSHOT — the command and the status code it returned.</w:t>
+            </w:r>
+          </w:p>
+          <w:p>
+            <w:pPr>
+              <w:jc w:val="center"/>
+            </w:pPr>
+            <w:r>
+              <w:drawing>
+                <wp:inline xmlns:a="http://schemas.openxmlformats.org/drawingml/2006/main" xmlns:pic="http://schemas.openxmlformats.org/drawingml/2006/picture">
+                  <wp:extent cx="5760000" cy="2394073"/>
+                  <wp:docPr id="23" name="Picture 23"/>
+                  <wp:cNvGraphicFramePr>
+                    <a:graphicFrameLocks noChangeAspect="1"/>
+                  </wp:cNvGraphicFramePr>
+                  <a:graphic>
+                    <a:graphicData uri="http://schemas.openxmlformats.org/drawingml/2006/picture">
+                      <pic:pic>
+                        <pic:nvPicPr>
+                          <pic:cNvPr id="0" name="test-02.png"/>
+                          <pic:cNvPicPr/>
+                        </pic:nvPicPr>
+                        <pic:blipFill>
+                          <a:blip r:embed="rId41"/>
+                          <a:stretch>
+                            <a:fillRect/>
+                          </a:stretch>
+                        </pic:blipFill>
+                        <pic:spPr>
+                          <a:xfrm>
+                            <a:off x="0" y="0"/>
+                            <a:ext cx="5760000" cy="2394073"/>
+                          </a:xfrm>
+                          <a:prstGeom prst="rect"/>
+                        </pic:spPr>
+                      </pic:pic>
+                    </a:graphicData>
+                  </a:graphic>
+                </wp:inline>
+              </w:drawing>
+            </w:r>
+          </w:p>
+        </w:tc>
+      </w:tr>
+    </w:tbl>
+    <w:p/>
+    <w:p>
+      <w:pPr>
+        <w:spacing w:before="200" w:after="0"/>
+      </w:pPr>
+      <w:r>
+        <w:rPr>
+          <w:b/>
+          <w:color w:val="1F5A5C"/>
+          <w:sz w:val="16"/>
+        </w:rPr>
+        <w:t>TEST 3</w:t>
+      </w:r>
+    </w:p>
+    <w:p>
+      <w:pPr>
+        <w:pStyle w:val="Heading2"/>
+      </w:pPr>
+      <w:r>
+        <w:t>Reach the database from the application server</w:t>
+      </w:r>
+    </w:p>
+    <w:p>
+      <w:pPr>
+        <w:spacing w:after="80"/>
+      </w:pPr>
+      <w:r>
+        <w:rPr>
+          <w:b w:val="0"/>
+          <w:i/>
+          <w:color w:val="6B6660"/>
+          <w:sz w:val="18"/>
+        </w:rPr>
+        <w:t>Evidences: [ICTCLD401 PC 2.6] · [ICTCLD502 PC 4.2]</w:t>
+      </w:r>
+    </w:p>
+    <w:p>
+      <w:pPr>
+        <w:spacing w:after="120"/>
+      </w:pPr>
+      <w:r>
+        <w:rPr>
+          <w:b w:val="0"/>
+          <w:i w:val="0"/>
+          <w:sz w:val="21"/>
+        </w:rPr>
+        <w:t>Run the command below in the same session. This shows the application tier can reach the database tier privately, over the database port.</w:t>
+      </w:r>
+    </w:p>
+    <w:p>
+      <w:pPr>
+        <w:spacing w:after="60"/>
+        <w:ind w:left="340"/>
+      </w:pPr>
+      <w:r>
+        <w:rPr>
+          <w:b/>
+          <w:sz w:val="21"/>
+        </w:rPr>
+        <w:t xml:space="preserve">1.  </w:t>
+      </w:r>
+      <w:r>
+        <w:rPr>
+          <w:sz w:val="21"/>
+        </w:rPr>
+        <w:t>Open RDS → Databases → your database → Connectivity &amp; security, and copy the Endpoint. It looks like yat-lms-db.something.us-east-1.rds.amazonaws.com</w:t>
+      </w:r>
+    </w:p>
+    <w:p>
+      <w:pPr>
+        <w:spacing w:after="60"/>
+        <w:ind w:left="340"/>
+      </w:pPr>
+      <w:r>
+        <w:rPr>
+          <w:b/>
+          <w:sz w:val="21"/>
+        </w:rPr>
+        <w:t xml:space="preserve">2.  </w:t>
+      </w:r>
+      <w:r>
+        <w:rPr>
+          <w:sz w:val="21"/>
+        </w:rPr>
+        <w:t>Run the command below, replacing &lt;YOUR-DB-ENDPOINT&gt; with the address you just copied. Do not paste the command as it is written — it will fail to resolve.</w:t>
+      </w:r>
+    </w:p>
+    <w:p>
+      <w:pPr>
+        <w:spacing w:after="60"/>
+        <w:ind w:left="340"/>
+      </w:pPr>
+      <w:r>
+        <w:rPr>
+          <w:b/>
+          <w:sz w:val="21"/>
+        </w:rPr>
+        <w:t xml:space="preserve">3.  </w:t>
+      </w:r>
+      <w:r>
+        <w:rPr>
+          <w:sz w:val="21"/>
+        </w:rPr>
+        <w:t>Confirm the result reads TcpTestSucceeded : True.</w:t>
+      </w:r>
+    </w:p>
+    <w:p/>
+    <w:p>
+      <w:pPr>
+        <w:spacing w:after="60"/>
+      </w:pPr>
+      <w:r>
+        <w:rPr>
+          <w:b/>
+          <w:i w:val="0"/>
+          <w:sz w:val="21"/>
+        </w:rPr>
+        <w:t>Run this</w:t>
+      </w:r>
+    </w:p>
+    <w:tbl>
+      <w:tblPr>
+        <w:tblW w:type="auto" w:w="0"/>
+        <w:tblLook w:firstColumn="1" w:firstRow="1" w:lastColumn="0" w:lastRow="0" w:noHBand="0" w:noVBand="1" w:val="04A0"/>
+      </w:tblPr>
+      <w:tblGrid>
+        <w:gridCol w:w="10466"/>
+      </w:tblGrid>
+      <w:tr>
+        <w:tc>
+          <w:tcPr>
+            <w:tcW w:type="dxa" w:w="9411"/>
+            <w:tcBorders>
+              <w:top w:val="single" w:sz="4" w:space="0" w:color="E4DED3"/>
+              <w:left w:val="single" w:sz="4" w:space="0" w:color="E4DED3"/>
+              <w:bottom w:val="single" w:sz="4" w:space="0" w:color="E4DED3"/>
+              <w:right w:val="single" w:sz="4" w:space="0" w:color="E4DED3"/>
+            </w:tcBorders>
+            <w:shd w:val="clear" w:color="auto" w:fill="F8F4ED"/>
+          </w:tcPr>
+          <w:p>
+            <w:pPr>
+              <w:spacing w:after="0"/>
+            </w:pPr>
+            <w:r>
+              <w:rPr>
+                <w:rFonts w:ascii="Consolas" w:hAnsi="Consolas"/>
+                <w:sz w:val="18"/>
+              </w:rPr>
+              <w:t>Test-NetConnection &lt;YOUR-DB-ENDPOINT&gt; -Port 3306</w:t>
+            </w:r>
+          </w:p>
+        </w:tc>
+      </w:tr>
+    </w:tbl>
+    <w:p/>
+    <w:p>
+      <w:pPr>
+        <w:spacing w:after="60"/>
+      </w:pPr>
+      <w:r>
+        <w:rPr>
+          <w:b/>
+          <w:i w:val="0"/>
+          <w:sz w:val="21"/>
+        </w:rPr>
+        <w:t>Evidence</w:t>
+      </w:r>
+    </w:p>
+    <w:tbl>
+      <w:tblPr>
+        <w:tblW w:type="auto" w:w="0"/>
+        <w:tblLook w:firstColumn="1" w:firstRow="1" w:lastColumn="0" w:lastRow="0" w:noHBand="0" w:noVBand="1" w:val="04A0"/>
+      </w:tblPr>
+      <w:tblGrid>
+        <w:gridCol w:w="10466"/>
+      </w:tblGrid>
+      <w:tr>
+        <w:tc>
+          <w:tcPr>
+            <w:tcW w:type="dxa" w:w="9411"/>
+            <w:tcBorders>
+              <w:top w:val="single" w:sz="4" w:space="0" w:color="E4DED3"/>
+              <w:left w:val="single" w:sz="4" w:space="0" w:color="E4DED3"/>
+              <w:bottom w:val="single" w:sz="4" w:space="0" w:color="E4DED3"/>
+              <w:right w:val="single" w:sz="4" w:space="0" w:color="E4DED3"/>
+            </w:tcBorders>
+            <w:shd w:val="clear" w:color="auto" w:fill="F8F4ED"/>
+          </w:tcPr>
+          <w:p>
+            <w:r>
+              <w:rPr>
+                <w:i/>
+                <w:color w:val="C5613B"/>
+                <w:sz w:val="19"/>
+              </w:rPr>
+              <w:t>SCREENSHOT — the command and its output showing TcpTestSucceeded : True.</w:t>
+            </w:r>
+          </w:p>
+          <w:p>
+            <w:pPr>
+              <w:jc w:val="center"/>
+            </w:pPr>
+            <w:r>
+              <w:drawing>
+                <wp:inline xmlns:a="http://schemas.openxmlformats.org/drawingml/2006/main" xmlns:pic="http://schemas.openxmlformats.org/drawingml/2006/picture">
+                  <wp:extent cx="5760000" cy="1867740"/>
+                  <wp:docPr id="24" name="Picture 24"/>
+                  <wp:cNvGraphicFramePr>
+                    <a:graphicFrameLocks noChangeAspect="1"/>
+                  </wp:cNvGraphicFramePr>
+                  <a:graphic>
+                    <a:graphicData uri="http://schemas.openxmlformats.org/drawingml/2006/picture">
+                      <pic:pic>
+                        <pic:nvPicPr>
+                          <pic:cNvPr id="0" name="test-03.png"/>
+                          <pic:cNvPicPr/>
+                        </pic:nvPicPr>
+                        <pic:blipFill>
+                          <a:blip r:embed="rId42"/>
+                          <a:stretch>
+                            <a:fillRect/>
+                          </a:stretch>
+                        </pic:blipFill>
+                        <pic:spPr>
+                          <a:xfrm>
+                            <a:off x="0" y="0"/>
+                            <a:ext cx="5760000" cy="1867740"/>
+                          </a:xfrm>
+                          <a:prstGeom prst="rect"/>
+                        </pic:spPr>
+                      </pic:pic>
+                    </a:graphicData>
+                  </a:graphic>
+                </wp:inline>
+              </w:drawing>
+            </w:r>
+          </w:p>
+        </w:tc>
+      </w:tr>
+    </w:tbl>
+    <w:p/>
+    <w:p>
+      <w:pPr>
+        <w:spacing w:before="200" w:after="0"/>
+      </w:pPr>
+      <w:r>
+        <w:rPr>
+          <w:b/>
+          <w:color w:val="1F5A5C"/>
+          <w:sz w:val="16"/>
+        </w:rPr>
+        <w:t>TEST 4</w:t>
+      </w:r>
+    </w:p>
+    <w:p>
+      <w:pPr>
+        <w:pStyle w:val="Heading2"/>
+      </w:pPr>
+      <w:r>
+        <w:t>Reach the application through the load balancer</w:t>
+      </w:r>
+    </w:p>
+    <w:p>
+      <w:pPr>
+        <w:spacing w:after="80"/>
+      </w:pPr>
+      <w:r>
+        <w:rPr>
+          <w:b w:val="0"/>
+          <w:i/>
+          <w:color w:val="6B6660"/>
+          <w:sz w:val="18"/>
+        </w:rPr>
+        <w:t>Evidences: [ICTCLD401 PC 2.6] · [ICTCLD502 PC 4.2]</w:t>
+      </w:r>
+    </w:p>
+    <w:p>
+      <w:pPr>
+        <w:spacing w:after="120"/>
+      </w:pPr>
+      <w:r>
+        <w:rPr>
+          <w:b w:val="0"/>
+          <w:i w:val="0"/>
+          <w:sz w:val="21"/>
+        </w:rPr>
+        <w:t>Open your load balancer address in a web browser on your own computer. This shows the whole path works — the internet reaches the load balancer, the load balancer reaches your private server, and the server serves the page.</w:t>
+      </w:r>
+    </w:p>
+    <w:p>
+      <w:pPr>
+        <w:spacing w:after="60"/>
+        <w:ind w:left="340"/>
+      </w:pPr>
+      <w:r>
+        <w:rPr>
+          <w:b/>
+          <w:sz w:val="21"/>
+        </w:rPr>
+        <w:t xml:space="preserve">1.  </w:t>
+      </w:r>
+      <w:r>
+        <w:rPr>
+          <w:sz w:val="21"/>
+        </w:rPr>
+        <w:t>Open EC2 → Load Balancers and copy the DNS name of yat-lms-alb.</w:t>
+      </w:r>
+    </w:p>
+    <w:p>
+      <w:pPr>
+        <w:spacing w:after="60"/>
+        <w:ind w:left="340"/>
+      </w:pPr>
+      <w:r>
+        <w:rPr>
+          <w:b/>
+          <w:sz w:val="21"/>
+        </w:rPr>
+        <w:t xml:space="preserve">2.  </w:t>
+      </w:r>
+      <w:r>
+        <w:rPr>
+          <w:sz w:val="21"/>
+        </w:rPr>
+        <w:t>Paste it into a browser tab on your own machine, with http:// in front of it.</w:t>
+      </w:r>
+    </w:p>
+    <w:p>
+      <w:pPr>
+        <w:spacing w:after="60"/>
+        <w:ind w:left="340"/>
+      </w:pPr>
+      <w:r>
+        <w:rPr>
+          <w:b/>
+          <w:sz w:val="21"/>
+        </w:rPr>
+        <w:t xml:space="preserve">3.  </w:t>
+      </w:r>
+      <w:r>
+        <w:rPr>
+          <w:sz w:val="21"/>
+        </w:rPr>
+        <w:t>Confirm the placeholder page loads.</w:t>
+      </w:r>
+    </w:p>
+    <w:p/>
+    <w:p>
+      <w:pPr>
+        <w:spacing w:before="80" w:after="160"/>
+        <w:ind w:left="227"/>
+      </w:pPr>
+      <w:r>
+        <w:rPr>
+          <w:b/>
+          <w:color w:val="C5613B"/>
+          <w:sz w:val="19"/>
+        </w:rPr>
+        <w:t xml:space="preserve">Environment constraint </w:t>
+      </w:r>
+      <w:r>
+        <w:rPr>
+          <w:i/>
+          <w:color w:val="C5613B"/>
+          <w:sz w:val="19"/>
+        </w:rPr>
+        <w:t>your server has no public address, so what you are reaching is the load balancer. It is the only thing allowed to talk to the server, which is what the security groups enforce.</w:t>
+      </w:r>
+    </w:p>
+    <w:p>
+      <w:pPr>
+        <w:spacing w:after="60"/>
+      </w:pPr>
+      <w:r>
+        <w:rPr>
+          <w:b/>
+          <w:i w:val="0"/>
+          <w:sz w:val="21"/>
+        </w:rPr>
+        <w:t>Evidence</w:t>
+      </w:r>
+    </w:p>
+    <w:tbl>
+      <w:tblPr>
+        <w:tblW w:type="auto" w:w="0"/>
+        <w:tblLook w:firstColumn="1" w:firstRow="1" w:lastColumn="0" w:lastRow="0" w:noHBand="0" w:noVBand="1" w:val="04A0"/>
+      </w:tblPr>
+      <w:tblGrid>
+        <w:gridCol w:w="10466"/>
+      </w:tblGrid>
+      <w:tr>
+        <w:tc>
+          <w:tcPr>
+            <w:tcW w:type="dxa" w:w="9411"/>
+            <w:tcBorders>
+              <w:top w:val="single" w:sz="4" w:space="0" w:color="E4DED3"/>
+              <w:left w:val="single" w:sz="4" w:space="0" w:color="E4DED3"/>
+              <w:bottom w:val="single" w:sz="4" w:space="0" w:color="E4DED3"/>
+              <w:right w:val="single" w:sz="4" w:space="0" w:color="E4DED3"/>
+            </w:tcBorders>
+            <w:shd w:val="clear" w:color="auto" w:fill="F8F4ED"/>
+          </w:tcPr>
+          <w:p>
+            <w:r>
+              <w:rPr>
+                <w:i/>
+                <w:color w:val="C5613B"/>
+                <w:sz w:val="19"/>
+              </w:rPr>
+              <w:t>SCREENSHOT — the browser showing the page, with the load balancer address visible in the address bar.</w:t>
+            </w:r>
+          </w:p>
+          <w:p>
+            <w:pPr>
+              <w:jc w:val="center"/>
+            </w:pPr>
+            <w:r>
+              <w:drawing>
+                <wp:inline xmlns:a="http://schemas.openxmlformats.org/drawingml/2006/main" xmlns:pic="http://schemas.openxmlformats.org/drawingml/2006/picture">
+                  <wp:extent cx="5760000" cy="2003855"/>
+                  <wp:docPr id="25" name="Picture 25"/>
+                  <wp:cNvGraphicFramePr>
+                    <a:graphicFrameLocks noChangeAspect="1"/>
+                  </wp:cNvGraphicFramePr>
+                  <a:graphic>
+                    <a:graphicData uri="http://schemas.openxmlformats.org/drawingml/2006/picture">
+                      <pic:pic>
+                        <pic:nvPicPr>
+                          <pic:cNvPr id="0" name="test-04.png"/>
+                          <pic:cNvPicPr/>
+                        </pic:nvPicPr>
+                        <pic:blipFill>
+                          <a:blip r:embed="rId43"/>
+                          <a:stretch>
+                            <a:fillRect/>
+                          </a:stretch>
+                        </pic:blipFill>
+                        <pic:spPr>
+                          <a:xfrm>
+                            <a:off x="0" y="0"/>
+                            <a:ext cx="5760000" cy="2003855"/>
+                          </a:xfrm>
+                          <a:prstGeom prst="rect"/>
+                        </pic:spPr>
+                      </pic:pic>
+                    </a:graphicData>
+                  </a:graphic>
+                </wp:inline>
+              </w:drawing>
+            </w:r>
+          </w:p>
+        </w:tc>
+      </w:tr>
+    </w:tbl>
+    <w:p/>
+    <w:p>
+      <w:pPr>
+        <w:spacing w:before="200" w:after="0"/>
+      </w:pPr>
+      <w:r>
+        <w:rPr>
+          <w:b/>
+          <w:color w:val="1F5A5C"/>
+          <w:sz w:val="16"/>
+        </w:rPr>
+        <w:t>TEST 5</w:t>
+      </w:r>
+    </w:p>
+    <w:p>
+      <w:pPr>
+        <w:pStyle w:val="Heading2"/>
+      </w:pPr>
+      <w:r>
+        <w:t>Automatic scaling</w:t>
+      </w:r>
+    </w:p>
+    <w:p>
+      <w:pPr>
+        <w:spacing w:after="80"/>
+      </w:pPr>
+      <w:r>
+        <w:rPr>
+          <w:b w:val="0"/>
+          <w:i/>
+          <w:color w:val="6B6660"/>
+          <w:sz w:val="18"/>
+        </w:rPr>
+        <w:t>Evidences: [ICTCLD401 PC 3.2]</w:t>
+      </w:r>
+    </w:p>
+    <w:p>
+      <w:pPr>
+        <w:spacing w:after="120"/>
+      </w:pPr>
+      <w:r>
+        <w:rPr>
+          <w:b w:val="0"/>
+          <w:i w:val="0"/>
+          <w:sz w:val="21"/>
+        </w:rPr>
+        <w:t>Change the scaling policy as described below and watch what happens. This shows the Auto Scaling group adds and removes servers on its own, without you changing the instance count.</w:t>
+      </w:r>
+    </w:p>
+    <w:p>
+      <w:pPr>
+        <w:spacing w:after="60"/>
+        <w:ind w:left="340"/>
+      </w:pPr>
+      <w:r>
+        <w:rPr>
+          <w:b/>
+          <w:sz w:val="21"/>
+        </w:rPr>
+        <w:t xml:space="preserve">1.  </w:t>
+      </w:r>
+      <w:r>
+        <w:rPr>
+          <w:sz w:val="21"/>
+        </w:rPr>
+        <w:t>Open EC2 → Instances, select your running instance and open the Monitoring tab. Read the CPU utilization figure — on an idle server it will be low, often only one or two percent.</w:t>
+      </w:r>
+    </w:p>
+    <w:p>
+      <w:pPr>
+        <w:spacing w:after="60"/>
+        <w:ind w:left="340"/>
+      </w:pPr>
+      <w:r>
+        <w:rPr>
+          <w:b/>
+          <w:sz w:val="21"/>
+        </w:rPr>
+        <w:t xml:space="preserve">2.  </w:t>
+      </w:r>
+      <w:r>
+        <w:rPr>
+          <w:sz w:val="21"/>
+        </w:rPr>
+        <w:t>Open your Auto Scaling group and go to the Automatic scaling tab.</w:t>
+      </w:r>
+    </w:p>
+    <w:p>
+      <w:pPr>
+        <w:spacing w:after="60"/>
+        <w:ind w:left="340"/>
+      </w:pPr>
+      <w:r>
+        <w:rPr>
+          <w:b/>
+          <w:sz w:val="21"/>
+        </w:rPr>
+        <w:t xml:space="preserve">3.  </w:t>
+      </w:r>
+      <w:r>
+        <w:rPr>
+          <w:sz w:val="21"/>
+        </w:rPr>
+        <w:t>Edit the target tracking policy and set the target value BELOW the figure you just read, then save. The policy keeps average CPU at the target, so a target above current usage tells it to scale in rather than out. If your reading is very low, use 1.</w:t>
+      </w:r>
+    </w:p>
+    <w:p>
+      <w:pPr>
+        <w:spacing w:after="60"/>
+        <w:ind w:left="340"/>
+      </w:pPr>
+      <w:r>
+        <w:rPr>
+          <w:b/>
+          <w:sz w:val="21"/>
+        </w:rPr>
+        <w:t xml:space="preserve">4.  </w:t>
+      </w:r>
+      <w:r>
+        <w:rPr>
+          <w:sz w:val="21"/>
+        </w:rPr>
+        <w:t>Watch the Activity tab until a second instance launches and enters service.</w:t>
+      </w:r>
+    </w:p>
+    <w:p>
+      <w:pPr>
+        <w:spacing w:after="60"/>
+        <w:ind w:left="340"/>
+      </w:pPr>
+      <w:r>
+        <w:rPr>
+          <w:b/>
+          <w:sz w:val="21"/>
+        </w:rPr>
+        <w:t xml:space="preserve">5.  </w:t>
+      </w:r>
+      <w:r>
+        <w:rPr>
+          <w:sz w:val="21"/>
+        </w:rPr>
+        <w:t>Edit the policy again, raise the target value to 90, and save.</w:t>
+      </w:r>
+    </w:p>
+    <w:p>
+      <w:pPr>
+        <w:spacing w:after="60"/>
+        <w:ind w:left="340"/>
+      </w:pPr>
+      <w:r>
+        <w:rPr>
+          <w:b/>
+          <w:sz w:val="21"/>
+        </w:rPr>
+        <w:t xml:space="preserve">6.  </w:t>
+      </w:r>
+      <w:r>
+        <w:rPr>
+          <w:sz w:val="21"/>
+        </w:rPr>
+        <w:t>Watch the Activity tab until the group scales back to one instance.</w:t>
+      </w:r>
+    </w:p>
+    <w:p>
+      <w:pPr>
+        <w:spacing w:after="60"/>
+        <w:ind w:left="340"/>
+      </w:pPr>
+      <w:r>
+        <w:rPr>
+          <w:b/>
+          <w:sz w:val="21"/>
+        </w:rPr>
+        <w:t xml:space="preserve">7.  </w:t>
+      </w:r>
+      <w:r>
+        <w:rPr>
+          <w:sz w:val="21"/>
+        </w:rPr>
+        <w:t>Set the target value back to 70.</w:t>
+      </w:r>
+    </w:p>
+    <w:p/>
+    <w:p>
+      <w:pPr>
+        <w:spacing w:before="80" w:after="160"/>
+        <w:ind w:left="227"/>
+      </w:pPr>
+      <w:r>
+        <w:rPr>
+          <w:b/>
+          <w:color w:val="C5613B"/>
+          <w:sz w:val="19"/>
+        </w:rPr>
+        <w:t xml:space="preserve">Environment constraint </w:t>
+      </w:r>
+      <w:r>
+        <w:rPr>
+          <w:i/>
+          <w:color w:val="C5613B"/>
+          <w:sz w:val="19"/>
+        </w:rPr>
+        <w:t>scaling in is slower than scaling out — give it several minutes before deciding it has not worked.</w:t>
+      </w:r>
+    </w:p>
+    <w:p>
+      <w:pPr>
+        <w:spacing w:before="80" w:after="160"/>
+        <w:ind w:left="227"/>
+      </w:pPr>
+      <w:r>
+        <w:rPr>
+          <w:b/>
+          <w:color w:val="1F5A5C"/>
+          <w:sz w:val="19"/>
+        </w:rPr>
+        <w:t xml:space="preserve">Assessor note </w:t>
+      </w:r>
+      <w:r>
+        <w:rPr>
+          <w:i/>
+          <w:color w:val="1F5A5C"/>
+          <w:sz w:val="19"/>
+        </w:rPr>
+        <w:t>proven in the lab: an idle Windows t3.small read about 6% CPU, and setting the target value to 1 triggered a scale-out within a few minutes. Expect students to report readings of a few percent and targets of 1. A student who reports a higher reading and a correspondingly higher target has done the same thing correctly. Scale-in takes noticeably longer than scale-out, so a submission showing a long gap between the two Activity entries is normal, not a fault.</w:t>
+      </w:r>
+    </w:p>
+    <w:p>
+      <w:pPr>
+        <w:spacing w:after="60"/>
+      </w:pPr>
+      <w:r>
+        <w:rPr>
+          <w:b/>
+          <w:i w:val="0"/>
+          <w:sz w:val="21"/>
+        </w:rPr>
+        <w:t>Evidence</w:t>
+      </w:r>
+    </w:p>
+    <w:tbl>
+      <w:tblPr>
+        <w:tblW w:type="auto" w:w="0"/>
+        <w:tblLook w:firstColumn="1" w:firstRow="1" w:lastColumn="0" w:lastRow="0" w:noHBand="0" w:noVBand="1" w:val="04A0"/>
+      </w:tblPr>
+      <w:tblGrid>
+        <w:gridCol w:w="10466"/>
+      </w:tblGrid>
+      <w:tr>
+        <w:tc>
+          <w:tcPr>
+            <w:tcW w:type="dxa" w:w="9411"/>
+            <w:tcBorders>
+              <w:top w:val="single" w:sz="4" w:space="0" w:color="E4DED3"/>
+              <w:left w:val="single" w:sz="4" w:space="0" w:color="E4DED3"/>
+              <w:bottom w:val="single" w:sz="4" w:space="0" w:color="E4DED3"/>
+              <w:right w:val="single" w:sz="4" w:space="0" w:color="E4DED3"/>
+            </w:tcBorders>
+            <w:shd w:val="clear" w:color="auto" w:fill="F8F4ED"/>
+          </w:tcPr>
+          <w:p>
+            <w:r>
+              <w:rPr>
+                <w:i/>
+                <w:color w:val="C5613B"/>
+                <w:sz w:val="19"/>
+              </w:rPr>
               <w:t>SCREENSHOT — the Activity tab, showing both the scale-out and the scale-in entries with their times.</w:t>
+            </w:r>
+          </w:p>
+          <w:p>
+            <w:pPr>
+              <w:jc w:val="center"/>
+            </w:pPr>
+            <w:r>
+              <w:drawing>
+                <wp:inline xmlns:a="http://schemas.openxmlformats.org/drawingml/2006/main" xmlns:pic="http://schemas.openxmlformats.org/drawingml/2006/picture">
+                  <wp:extent cx="5760000" cy="1704753"/>
+                  <wp:docPr id="26" name="Picture 26"/>
+                  <wp:cNvGraphicFramePr>
+                    <a:graphicFrameLocks noChangeAspect="1"/>
+                  </wp:cNvGraphicFramePr>
+                  <a:graphic>
+                    <a:graphicData uri="http://schemas.openxmlformats.org/drawingml/2006/picture">
+                      <pic:pic>
+                        <pic:nvPicPr>
+                          <pic:cNvPr id="0" name="test-05.png"/>
+                          <pic:cNvPicPr/>
+                        </pic:nvPicPr>
+                        <pic:blipFill>
+                          <a:blip r:embed="rId44"/>
+                          <a:stretch>
+                            <a:fillRect/>
+                          </a:stretch>
+                        </pic:blipFill>
+                        <pic:spPr>
+                          <a:xfrm>
+                            <a:off x="0" y="0"/>
+                            <a:ext cx="5760000" cy="1704753"/>
+                          </a:xfrm>
+                          <a:prstGeom prst="rect"/>
+                        </pic:spPr>
+                      </pic:pic>
+                    </a:graphicData>
+                  </a:graphic>
+                </wp:inline>
+              </w:drawing>
             </w:r>
           </w:p>
         </w:tc>
@@ -9628,7 +10728,7 @@
         </w:rPr>
         <w:t xml:space="preserve">•  </w:t>
       </w:r>
-      <w:hyperlink r:id="rId19">
+      <w:hyperlink r:id="rId45">
         <w:r>
           <w:rPr>
             <w:sz w:val="21"/>
@@ -9820,7 +10920,7 @@
         </w:rPr>
         <w:t xml:space="preserve">•  </w:t>
       </w:r>
-      <w:hyperlink r:id="rId19">
+      <w:hyperlink r:id="rId45">
         <w:r>
           <w:rPr>
             <w:sz w:val="21"/>
@@ -10134,7 +11234,7 @@
         </w:rPr>
         <w:t xml:space="preserve">•  </w:t>
       </w:r>
-      <w:hyperlink r:id="rId20">
+      <w:hyperlink r:id="rId46">
         <w:r>
           <w:rPr>
             <w:sz w:val="21"/>
@@ -10298,7 +11398,7 @@
         </w:rPr>
         <w:t xml:space="preserve">•  </w:t>
       </w:r>
-      <w:hyperlink r:id="rId21">
+      <w:hyperlink r:id="rId47">
         <w:r>
           <w:rPr>
             <w:sz w:val="21"/>

--- a/S1-CL1-Cloud-Design-Build/assessments/AT2/AT2-Deployment-Assessor.docx
+++ b/S1-CL1-Cloud-Design-Build/assessments/AT2/AT2-Deployment-Assessor.docx
@@ -1759,20 +1759,6 @@
     </w:p>
     <w:p>
       <w:pPr>
-        <w:spacing w:after="80"/>
-      </w:pPr>
-      <w:r>
-        <w:rPr>
-          <w:b w:val="0"/>
-          <w:i/>
-          <w:color w:val="6B6660"/>
-          <w:sz w:val="18"/>
-        </w:rPr>
-        <w:t>Evidences: [ICTCLD401 PC 2.2] · [ICTCLD401 PE 1]</w:t>
-      </w:r>
-    </w:p>
-    <w:p>
-      <w:pPr>
         <w:spacing w:after="120"/>
       </w:pPr>
       <w:r>
@@ -1976,79 +1962,20 @@
         <w:t>Evidence</w:t>
       </w:r>
     </w:p>
-    <w:tbl>
-      <w:tblPr>
-        <w:tblW w:type="auto" w:w="0"/>
-        <w:tblLook w:firstColumn="1" w:firstRow="1" w:lastColumn="0" w:lastRow="0" w:noHBand="0" w:noVBand="1" w:val="04A0"/>
-      </w:tblPr>
-      <w:tblGrid>
-        <w:gridCol w:w="10466"/>
-      </w:tblGrid>
-      <w:tr>
-        <w:tc>
-          <w:tcPr>
-            <w:tcW w:type="dxa" w:w="9411"/>
-            <w:tcBorders>
-              <w:top w:val="single" w:sz="4" w:space="0" w:color="E4DED3"/>
-              <w:left w:val="single" w:sz="4" w:space="0" w:color="E4DED3"/>
-              <w:bottom w:val="single" w:sz="4" w:space="0" w:color="E4DED3"/>
-              <w:right w:val="single" w:sz="4" w:space="0" w:color="E4DED3"/>
-            </w:tcBorders>
-            <w:shd w:val="clear" w:color="auto" w:fill="F8F4ED"/>
-          </w:tcPr>
-          <w:p>
-            <w:r>
-              <w:rPr>
-                <w:i/>
-                <w:color w:val="C5613B"/>
-                <w:sz w:val="19"/>
-              </w:rPr>
-              <w:t>SCREENSHOT — the VPC details page, showing the name, the CIDR and both DNS settings enabled.</w:t>
-            </w:r>
-          </w:p>
-          <w:p>
-            <w:pPr>
-              <w:jc w:val="center"/>
-            </w:pPr>
-            <w:r>
-              <w:drawing>
-                <wp:inline xmlns:a="http://schemas.openxmlformats.org/drawingml/2006/main" xmlns:pic="http://schemas.openxmlformats.org/drawingml/2006/picture">
-                  <wp:extent cx="5760000" cy="1687029"/>
-                  <wp:docPr id="2" name="Picture 2"/>
-                  <wp:cNvGraphicFramePr>
-                    <a:graphicFrameLocks noChangeAspect="1"/>
-                  </wp:cNvGraphicFramePr>
-                  <a:graphic>
-                    <a:graphicData uri="http://schemas.openxmlformats.org/drawingml/2006/picture">
-                      <pic:pic>
-                        <pic:nvPicPr>
-                          <pic:cNvPr id="0" name="task-02.png"/>
-                          <pic:cNvPicPr/>
-                        </pic:nvPicPr>
-                        <pic:blipFill>
-                          <a:blip r:embed="rId20"/>
-                          <a:stretch>
-                            <a:fillRect/>
-                          </a:stretch>
-                        </pic:blipFill>
-                        <pic:spPr>
-                          <a:xfrm>
-                            <a:off x="0" y="0"/>
-                            <a:ext cx="5760000" cy="1687029"/>
-                          </a:xfrm>
-                          <a:prstGeom prst="rect"/>
-                        </pic:spPr>
-                      </pic:pic>
-                    </a:graphicData>
-                  </a:graphic>
-                </wp:inline>
-              </w:drawing>
-            </w:r>
-          </w:p>
-        </w:tc>
-      </w:tr>
-    </w:tbl>
-    <w:p/>
+    <w:p>
+      <w:pPr>
+        <w:spacing w:after="200"/>
+      </w:pPr>
+      <w:r>
+        <w:rPr>
+          <w:b w:val="0"/>
+          <w:i/>
+          <w:color w:val="6B6660"/>
+          <w:sz w:val="19"/>
+        </w:rPr>
+        <w:t>No screenshot required. Creating the VPC is not an assessable action on its own — it is the prerequisite for everything that follows, all of which is built inside it.</w:t>
+      </w:r>
+    </w:p>
     <w:p>
       <w:pPr>
         <w:spacing w:before="200" w:after="0"/>
@@ -2411,7 +2338,7 @@
               <w:drawing>
                 <wp:inline xmlns:a="http://schemas.openxmlformats.org/drawingml/2006/main" xmlns:pic="http://schemas.openxmlformats.org/drawingml/2006/picture">
                   <wp:extent cx="5760000" cy="982259"/>
-                  <wp:docPr id="3" name="Picture 3"/>
+                  <wp:docPr id="2" name="Picture 2"/>
                   <wp:cNvGraphicFramePr>
                     <a:graphicFrameLocks noChangeAspect="1"/>
                   </wp:cNvGraphicFramePr>
@@ -2423,7 +2350,7 @@
                           <pic:cNvPicPr/>
                         </pic:nvPicPr>
                         <pic:blipFill>
-                          <a:blip r:embed="rId21"/>
+                          <a:blip r:embed="rId20"/>
                           <a:stretch>
                             <a:fillRect/>
                           </a:stretch>
@@ -2640,7 +2567,7 @@
               <w:drawing>
                 <wp:inline xmlns:a="http://schemas.openxmlformats.org/drawingml/2006/main" xmlns:pic="http://schemas.openxmlformats.org/drawingml/2006/picture">
                   <wp:extent cx="5760000" cy="860437"/>
-                  <wp:docPr id="4" name="Picture 4"/>
+                  <wp:docPr id="3" name="Picture 3"/>
                   <wp:cNvGraphicFramePr>
                     <a:graphicFrameLocks noChangeAspect="1"/>
                   </wp:cNvGraphicFramePr>
@@ -2652,7 +2579,7 @@
                           <pic:cNvPicPr/>
                         </pic:nvPicPr>
                         <pic:blipFill>
-                          <a:blip r:embed="rId22"/>
+                          <a:blip r:embed="rId21"/>
                           <a:stretch>
                             <a:fillRect/>
                           </a:stretch>
@@ -2995,7 +2922,7 @@
               <w:drawing>
                 <wp:inline xmlns:a="http://schemas.openxmlformats.org/drawingml/2006/main" xmlns:pic="http://schemas.openxmlformats.org/drawingml/2006/picture">
                   <wp:extent cx="5760000" cy="1933032"/>
-                  <wp:docPr id="5" name="Picture 5"/>
+                  <wp:docPr id="4" name="Picture 4"/>
                   <wp:cNvGraphicFramePr>
                     <a:graphicFrameLocks noChangeAspect="1"/>
                   </wp:cNvGraphicFramePr>
@@ -3007,7 +2934,7 @@
                           <pic:cNvPicPr/>
                         </pic:nvPicPr>
                         <pic:blipFill>
-                          <a:blip r:embed="rId23"/>
+                          <a:blip r:embed="rId22"/>
                           <a:stretch>
                             <a:fillRect/>
                           </a:stretch>
@@ -3266,7 +3193,7 @@
               <w:drawing>
                 <wp:inline xmlns:a="http://schemas.openxmlformats.org/drawingml/2006/main" xmlns:pic="http://schemas.openxmlformats.org/drawingml/2006/picture">
                   <wp:extent cx="5760000" cy="1786113"/>
-                  <wp:docPr id="6" name="Picture 6"/>
+                  <wp:docPr id="5" name="Picture 5"/>
                   <wp:cNvGraphicFramePr>
                     <a:graphicFrameLocks noChangeAspect="1"/>
                   </wp:cNvGraphicFramePr>
@@ -3278,7 +3205,7 @@
                           <pic:cNvPicPr/>
                         </pic:nvPicPr>
                         <pic:blipFill>
-                          <a:blip r:embed="rId24"/>
+                          <a:blip r:embed="rId23"/>
                           <a:stretch>
                             <a:fillRect/>
                           </a:stretch>
@@ -3339,7 +3266,7 @@
               <w:drawing>
                 <wp:inline xmlns:a="http://schemas.openxmlformats.org/drawingml/2006/main" xmlns:pic="http://schemas.openxmlformats.org/drawingml/2006/picture">
                   <wp:extent cx="5760000" cy="1900293"/>
-                  <wp:docPr id="7" name="Picture 7"/>
+                  <wp:docPr id="6" name="Picture 6"/>
                   <wp:cNvGraphicFramePr>
                     <a:graphicFrameLocks noChangeAspect="1"/>
                   </wp:cNvGraphicFramePr>
@@ -3351,7 +3278,7 @@
                           <pic:cNvPicPr/>
                         </pic:nvPicPr>
                         <pic:blipFill>
-                          <a:blip r:embed="rId25"/>
+                          <a:blip r:embed="rId24"/>
                           <a:stretch>
                             <a:fillRect/>
                           </a:stretch>
@@ -3652,7 +3579,7 @@
               <w:drawing>
                 <wp:inline xmlns:a="http://schemas.openxmlformats.org/drawingml/2006/main" xmlns:pic="http://schemas.openxmlformats.org/drawingml/2006/picture">
                   <wp:extent cx="5760000" cy="1725463"/>
-                  <wp:docPr id="8" name="Picture 8"/>
+                  <wp:docPr id="7" name="Picture 7"/>
                   <wp:cNvGraphicFramePr>
                     <a:graphicFrameLocks noChangeAspect="1"/>
                   </wp:cNvGraphicFramePr>
@@ -3664,7 +3591,7 @@
                           <pic:cNvPicPr/>
                         </pic:nvPicPr>
                         <pic:blipFill>
-                          <a:blip r:embed="rId26"/>
+                          <a:blip r:embed="rId25"/>
                           <a:stretch>
                             <a:fillRect/>
                           </a:stretch>
@@ -3725,7 +3652,7 @@
               <w:drawing>
                 <wp:inline xmlns:a="http://schemas.openxmlformats.org/drawingml/2006/main" xmlns:pic="http://schemas.openxmlformats.org/drawingml/2006/picture">
                   <wp:extent cx="5760000" cy="1728426"/>
-                  <wp:docPr id="9" name="Picture 9"/>
+                  <wp:docPr id="8" name="Picture 8"/>
                   <wp:cNvGraphicFramePr>
                     <a:graphicFrameLocks noChangeAspect="1"/>
                   </wp:cNvGraphicFramePr>
@@ -3737,7 +3664,7 @@
                           <pic:cNvPicPr/>
                         </pic:nvPicPr>
                         <pic:blipFill>
-                          <a:blip r:embed="rId27"/>
+                          <a:blip r:embed="rId26"/>
                           <a:stretch>
                             <a:fillRect/>
                           </a:stretch>
@@ -3798,7 +3725,7 @@
               <w:drawing>
                 <wp:inline xmlns:a="http://schemas.openxmlformats.org/drawingml/2006/main" xmlns:pic="http://schemas.openxmlformats.org/drawingml/2006/picture">
                   <wp:extent cx="5760000" cy="1773944"/>
-                  <wp:docPr id="10" name="Picture 10"/>
+                  <wp:docPr id="9" name="Picture 9"/>
                   <wp:cNvGraphicFramePr>
                     <a:graphicFrameLocks noChangeAspect="1"/>
                   </wp:cNvGraphicFramePr>
@@ -3810,7 +3737,7 @@
                           <pic:cNvPicPr/>
                         </pic:nvPicPr>
                         <pic:blipFill>
-                          <a:blip r:embed="rId28"/>
+                          <a:blip r:embed="rId27"/>
                           <a:stretch>
                             <a:fillRect/>
                           </a:stretch>
@@ -4240,7 +4167,7 @@
               <w:drawing>
                 <wp:inline xmlns:a="http://schemas.openxmlformats.org/drawingml/2006/main" xmlns:pic="http://schemas.openxmlformats.org/drawingml/2006/picture">
                   <wp:extent cx="5760000" cy="3437826"/>
-                  <wp:docPr id="11" name="Picture 11"/>
+                  <wp:docPr id="10" name="Picture 10"/>
                   <wp:cNvGraphicFramePr>
                     <a:graphicFrameLocks noChangeAspect="1"/>
                   </wp:cNvGraphicFramePr>
@@ -4252,7 +4179,7 @@
                           <pic:cNvPicPr/>
                         </pic:nvPicPr>
                         <pic:blipFill>
-                          <a:blip r:embed="rId29"/>
+                          <a:blip r:embed="rId28"/>
                           <a:stretch>
                             <a:fillRect/>
                           </a:stretch>
@@ -4313,7 +4240,7 @@
               <w:drawing>
                 <wp:inline xmlns:a="http://schemas.openxmlformats.org/drawingml/2006/main" xmlns:pic="http://schemas.openxmlformats.org/drawingml/2006/picture">
                   <wp:extent cx="5760000" cy="1717206"/>
-                  <wp:docPr id="12" name="Picture 12"/>
+                  <wp:docPr id="11" name="Picture 11"/>
                   <wp:cNvGraphicFramePr>
                     <a:graphicFrameLocks noChangeAspect="1"/>
                   </wp:cNvGraphicFramePr>
@@ -4325,7 +4252,7 @@
                           <pic:cNvPicPr/>
                         </pic:nvPicPr>
                         <pic:blipFill>
-                          <a:blip r:embed="rId30"/>
+                          <a:blip r:embed="rId29"/>
                           <a:stretch>
                             <a:fillRect/>
                           </a:stretch>
@@ -4690,7 +4617,7 @@
               <w:drawing>
                 <wp:inline xmlns:a="http://schemas.openxmlformats.org/drawingml/2006/main" xmlns:pic="http://schemas.openxmlformats.org/drawingml/2006/picture">
                   <wp:extent cx="5760000" cy="2758383"/>
-                  <wp:docPr id="13" name="Picture 13"/>
+                  <wp:docPr id="12" name="Picture 12"/>
                   <wp:cNvGraphicFramePr>
                     <a:graphicFrameLocks noChangeAspect="1"/>
                   </wp:cNvGraphicFramePr>
@@ -4702,7 +4629,7 @@
                           <pic:cNvPicPr/>
                         </pic:nvPicPr>
                         <pic:blipFill>
-                          <a:blip r:embed="rId31"/>
+                          <a:blip r:embed="rId30"/>
                           <a:stretch>
                             <a:fillRect/>
                           </a:stretch>
@@ -5429,7 +5356,7 @@
               <w:drawing>
                 <wp:inline xmlns:a="http://schemas.openxmlformats.org/drawingml/2006/main" xmlns:pic="http://schemas.openxmlformats.org/drawingml/2006/picture">
                   <wp:extent cx="5760000" cy="2039648"/>
-                  <wp:docPr id="14" name="Picture 14"/>
+                  <wp:docPr id="13" name="Picture 13"/>
                   <wp:cNvGraphicFramePr>
                     <a:graphicFrameLocks noChangeAspect="1"/>
                   </wp:cNvGraphicFramePr>
@@ -5441,7 +5368,7 @@
                           <pic:cNvPicPr/>
                         </pic:nvPicPr>
                         <pic:blipFill>
-                          <a:blip r:embed="rId32"/>
+                          <a:blip r:embed="rId31"/>
                           <a:stretch>
                             <a:fillRect/>
                           </a:stretch>
@@ -5487,20 +5414,6 @@
     </w:p>
     <w:p>
       <w:pPr>
-        <w:spacing w:after="80"/>
-      </w:pPr>
-      <w:r>
-        <w:rPr>
-          <w:b w:val="0"/>
-          <w:i/>
-          <w:color w:val="6B6660"/>
-          <w:sz w:val="18"/>
-        </w:rPr>
-        <w:t>Evidences: [ICTCLD401 PC 2.2]</w:t>
-      </w:r>
-    </w:p>
-    <w:p>
-      <w:pPr>
         <w:spacing w:after="120"/>
       </w:pPr>
       <w:r>
@@ -5914,44 +5827,20 @@
         <w:t>Evidence</w:t>
       </w:r>
     </w:p>
-    <w:tbl>
-      <w:tblPr>
-        <w:tblW w:type="auto" w:w="0"/>
-        <w:tblLook w:firstColumn="1" w:firstRow="1" w:lastColumn="0" w:lastRow="0" w:noHBand="0" w:noVBand="1" w:val="04A0"/>
-      </w:tblPr>
-      <w:tblGrid>
-        <w:gridCol w:w="10466"/>
-      </w:tblGrid>
-      <w:tr>
-        <w:tc>
-          <w:tcPr>
-            <w:tcW w:type="dxa" w:w="9411"/>
-            <w:tcBorders>
-              <w:top w:val="single" w:sz="4" w:space="0" w:color="E4DED3"/>
-              <w:left w:val="single" w:sz="4" w:space="0" w:color="E4DED3"/>
-              <w:bottom w:val="single" w:sz="4" w:space="0" w:color="E4DED3"/>
-              <w:right w:val="single" w:sz="4" w:space="0" w:color="E4DED3"/>
-            </w:tcBorders>
-            <w:shd w:val="clear" w:color="auto" w:fill="F8F4ED"/>
-          </w:tcPr>
-          <w:p>
-            <w:pPr>
-              <w:jc w:val="left"/>
-            </w:pPr>
-            <w:r>
-              <w:rPr>
-                <w:b w:val="0"/>
-                <w:i/>
-                <w:color w:val="C5613B"/>
-                <w:sz w:val="19"/>
-              </w:rPr>
-              <w:t>SCREENSHOT — the target group summary, showing its protocol, port, VPC and health-check settings.</w:t>
-            </w:r>
-          </w:p>
-        </w:tc>
-      </w:tr>
-    </w:tbl>
-    <w:p/>
+    <w:p>
+      <w:pPr>
+        <w:spacing w:after="200"/>
+      </w:pPr>
+      <w:r>
+        <w:rPr>
+          <w:b w:val="0"/>
+          <w:i/>
+          <w:color w:val="6B6660"/>
+          <w:sz w:val="19"/>
+        </w:rPr>
+        <w:t>No screenshot required. Creating the target group is not an assessable action on its own — it is the prerequisite for the load balancer, which sends traffic to it, and the Auto Scaling group, which fills it with servers.</w:t>
+      </w:r>
+    </w:p>
     <w:p>
       <w:pPr>
         <w:spacing w:before="200" w:after="0"/>
@@ -6398,7 +6287,7 @@
               <w:drawing>
                 <wp:inline xmlns:a="http://schemas.openxmlformats.org/drawingml/2006/main" xmlns:pic="http://schemas.openxmlformats.org/drawingml/2006/picture">
                   <wp:extent cx="5760000" cy="2851871"/>
-                  <wp:docPr id="15" name="Picture 15"/>
+                  <wp:docPr id="14" name="Picture 14"/>
                   <wp:cNvGraphicFramePr>
                     <a:graphicFrameLocks noChangeAspect="1"/>
                   </wp:cNvGraphicFramePr>
@@ -6410,7 +6299,7 @@
                           <pic:cNvPicPr/>
                         </pic:nvPicPr>
                         <pic:blipFill>
-                          <a:blip r:embed="rId33"/>
+                          <a:blip r:embed="rId32"/>
                           <a:stretch>
                             <a:fillRect/>
                           </a:stretch>
@@ -6471,7 +6360,7 @@
               <w:drawing>
                 <wp:inline xmlns:a="http://schemas.openxmlformats.org/drawingml/2006/main" xmlns:pic="http://schemas.openxmlformats.org/drawingml/2006/picture">
                   <wp:extent cx="5760000" cy="2170746"/>
-                  <wp:docPr id="16" name="Picture 16"/>
+                  <wp:docPr id="15" name="Picture 15"/>
                   <wp:cNvGraphicFramePr>
                     <a:graphicFrameLocks noChangeAspect="1"/>
                   </wp:cNvGraphicFramePr>
@@ -6483,7 +6372,7 @@
                           <pic:cNvPicPr/>
                         </pic:nvPicPr>
                         <pic:blipFill>
-                          <a:blip r:embed="rId34"/>
+                          <a:blip r:embed="rId33"/>
                           <a:stretch>
                             <a:fillRect/>
                           </a:stretch>
@@ -6952,7 +6841,7 @@
               <w:drawing>
                 <wp:inline xmlns:a="http://schemas.openxmlformats.org/drawingml/2006/main" xmlns:pic="http://schemas.openxmlformats.org/drawingml/2006/picture">
                   <wp:extent cx="5760000" cy="4300019"/>
-                  <wp:docPr id="17" name="Picture 17"/>
+                  <wp:docPr id="16" name="Picture 16"/>
                   <wp:cNvGraphicFramePr>
                     <a:graphicFrameLocks noChangeAspect="1"/>
                   </wp:cNvGraphicFramePr>
@@ -6964,7 +6853,7 @@
                           <pic:cNvPicPr/>
                         </pic:nvPicPr>
                         <pic:blipFill>
-                          <a:blip r:embed="rId35"/>
+                          <a:blip r:embed="rId34"/>
                           <a:stretch>
                             <a:fillRect/>
                           </a:stretch>
@@ -7010,20 +6899,6 @@
     </w:p>
     <w:p>
       <w:pPr>
-        <w:spacing w:after="80"/>
-      </w:pPr>
-      <w:r>
-        <w:rPr>
-          <w:b w:val="0"/>
-          <w:i/>
-          <w:color w:val="6B6660"/>
-          <w:sz w:val="18"/>
-        </w:rPr>
-        <w:t>Evidences: [ICTCLD401 PC 2.2]</w:t>
-      </w:r>
-    </w:p>
-    <w:p>
-      <w:pPr>
         <w:spacing w:after="120"/>
       </w:pPr>
       <w:r>
@@ -7291,79 +7166,20 @@
         <w:t>Evidence</w:t>
       </w:r>
     </w:p>
-    <w:tbl>
-      <w:tblPr>
-        <w:tblW w:type="auto" w:w="0"/>
-        <w:tblLook w:firstColumn="1" w:firstRow="1" w:lastColumn="0" w:lastRow="0" w:noHBand="0" w:noVBand="1" w:val="04A0"/>
-      </w:tblPr>
-      <w:tblGrid>
-        <w:gridCol w:w="10466"/>
-      </w:tblGrid>
-      <w:tr>
-        <w:tc>
-          <w:tcPr>
-            <w:tcW w:type="dxa" w:w="9411"/>
-            <w:tcBorders>
-              <w:top w:val="single" w:sz="4" w:space="0" w:color="E4DED3"/>
-              <w:left w:val="single" w:sz="4" w:space="0" w:color="E4DED3"/>
-              <w:bottom w:val="single" w:sz="4" w:space="0" w:color="E4DED3"/>
-              <w:right w:val="single" w:sz="4" w:space="0" w:color="E4DED3"/>
-            </w:tcBorders>
-            <w:shd w:val="clear" w:color="auto" w:fill="F8F4ED"/>
-          </w:tcPr>
-          <w:p>
-            <w:r>
-              <w:rPr>
-                <w:i/>
-                <w:color w:val="C5613B"/>
-                <w:sz w:val="19"/>
-              </w:rPr>
-              <w:t>SCREENSHOT — the subnet group summary, showing its VPC and both subnets.</w:t>
-            </w:r>
-          </w:p>
-          <w:p>
-            <w:pPr>
-              <w:jc w:val="center"/>
-            </w:pPr>
-            <w:r>
-              <w:drawing>
-                <wp:inline xmlns:a="http://schemas.openxmlformats.org/drawingml/2006/main" xmlns:pic="http://schemas.openxmlformats.org/drawingml/2006/picture">
-                  <wp:extent cx="5760000" cy="3024890"/>
-                  <wp:docPr id="18" name="Picture 18"/>
-                  <wp:cNvGraphicFramePr>
-                    <a:graphicFrameLocks noChangeAspect="1"/>
-                  </wp:cNvGraphicFramePr>
-                  <a:graphic>
-                    <a:graphicData uri="http://schemas.openxmlformats.org/drawingml/2006/picture">
-                      <pic:pic>
-                        <pic:nvPicPr>
-                          <pic:cNvPr id="0" name="task-14.png"/>
-                          <pic:cNvPicPr/>
-                        </pic:nvPicPr>
-                        <pic:blipFill>
-                          <a:blip r:embed="rId36"/>
-                          <a:stretch>
-                            <a:fillRect/>
-                          </a:stretch>
-                        </pic:blipFill>
-                        <pic:spPr>
-                          <a:xfrm>
-                            <a:off x="0" y="0"/>
-                            <a:ext cx="5760000" cy="3024890"/>
-                          </a:xfrm>
-                          <a:prstGeom prst="rect"/>
-                        </pic:spPr>
-                      </pic:pic>
-                    </a:graphicData>
-                  </a:graphic>
-                </wp:inline>
-              </w:drawing>
-            </w:r>
-          </w:p>
-        </w:tc>
-      </w:tr>
-    </w:tbl>
-    <w:p/>
+    <w:p>
+      <w:pPr>
+        <w:spacing w:after="200"/>
+      </w:pPr>
+      <w:r>
+        <w:rPr>
+          <w:b w:val="0"/>
+          <w:i/>
+          <w:color w:val="6B6660"/>
+          <w:sz w:val="19"/>
+        </w:rPr>
+        <w:t>No screenshot required. Creating the subnet group is not an assessable action on its own — it is the prerequisite for the database, which cannot be created without one.</w:t>
+      </w:r>
+    </w:p>
     <w:p>
       <w:pPr>
         <w:spacing w:before="200" w:after="0"/>
@@ -8065,7 +7881,7 @@
               <w:drawing>
                 <wp:inline xmlns:a="http://schemas.openxmlformats.org/drawingml/2006/main" xmlns:pic="http://schemas.openxmlformats.org/drawingml/2006/picture">
                   <wp:extent cx="5760000" cy="3115730"/>
-                  <wp:docPr id="19" name="Picture 19"/>
+                  <wp:docPr id="17" name="Picture 17"/>
                   <wp:cNvGraphicFramePr>
                     <a:graphicFrameLocks noChangeAspect="1"/>
                   </wp:cNvGraphicFramePr>
@@ -8077,7 +7893,7 @@
                           <pic:cNvPicPr/>
                         </pic:nvPicPr>
                         <pic:blipFill>
-                          <a:blip r:embed="rId37"/>
+                          <a:blip r:embed="rId35"/>
                           <a:stretch>
                             <a:fillRect/>
                           </a:stretch>
@@ -9218,7 +9034,7 @@
               <w:drawing>
                 <wp:inline xmlns:a="http://schemas.openxmlformats.org/drawingml/2006/main" xmlns:pic="http://schemas.openxmlformats.org/drawingml/2006/picture">
                   <wp:extent cx="5760000" cy="3099912"/>
-                  <wp:docPr id="20" name="Picture 20"/>
+                  <wp:docPr id="18" name="Picture 18"/>
                   <wp:cNvGraphicFramePr>
                     <a:graphicFrameLocks noChangeAspect="1"/>
                   </wp:cNvGraphicFramePr>
@@ -9230,7 +9046,7 @@
                           <pic:cNvPicPr/>
                         </pic:nvPicPr>
                         <pic:blipFill>
-                          <a:blip r:embed="rId38"/>
+                          <a:blip r:embed="rId36"/>
                           <a:stretch>
                             <a:fillRect/>
                           </a:stretch>
@@ -9291,7 +9107,7 @@
               <w:drawing>
                 <wp:inline xmlns:a="http://schemas.openxmlformats.org/drawingml/2006/main" xmlns:pic="http://schemas.openxmlformats.org/drawingml/2006/picture">
                   <wp:extent cx="5760000" cy="2170198"/>
-                  <wp:docPr id="21" name="Picture 21"/>
+                  <wp:docPr id="19" name="Picture 19"/>
                   <wp:cNvGraphicFramePr>
                     <a:graphicFrameLocks noChangeAspect="1"/>
                   </wp:cNvGraphicFramePr>
@@ -9303,7 +9119,7 @@
                           <pic:cNvPicPr/>
                         </pic:nvPicPr>
                         <pic:blipFill>
-                          <a:blip r:embed="rId39"/>
+                          <a:blip r:embed="rId37"/>
                           <a:stretch>
                             <a:fillRect/>
                           </a:stretch>
@@ -9576,7 +9392,7 @@
               <w:drawing>
                 <wp:inline xmlns:a="http://schemas.openxmlformats.org/drawingml/2006/main" xmlns:pic="http://schemas.openxmlformats.org/drawingml/2006/picture">
                   <wp:extent cx="5760000" cy="1708138"/>
-                  <wp:docPr id="22" name="Picture 22"/>
+                  <wp:docPr id="20" name="Picture 20"/>
                   <wp:cNvGraphicFramePr>
                     <a:graphicFrameLocks noChangeAspect="1"/>
                   </wp:cNvGraphicFramePr>
@@ -9588,7 +9404,7 @@
                           <pic:cNvPicPr/>
                         </pic:nvPicPr>
                         <pic:blipFill>
-                          <a:blip r:embed="rId40"/>
+                          <a:blip r:embed="rId38"/>
                           <a:stretch>
                             <a:fillRect/>
                           </a:stretch>
@@ -9810,7 +9626,7 @@
               <w:drawing>
                 <wp:inline xmlns:a="http://schemas.openxmlformats.org/drawingml/2006/main" xmlns:pic="http://schemas.openxmlformats.org/drawingml/2006/picture">
                   <wp:extent cx="5760000" cy="2394073"/>
-                  <wp:docPr id="23" name="Picture 23"/>
+                  <wp:docPr id="21" name="Picture 21"/>
                   <wp:cNvGraphicFramePr>
                     <a:graphicFrameLocks noChangeAspect="1"/>
                   </wp:cNvGraphicFramePr>
@@ -9822,7 +9638,7 @@
                           <pic:cNvPicPr/>
                         </pic:nvPicPr>
                         <pic:blipFill>
-                          <a:blip r:embed="rId41"/>
+                          <a:blip r:embed="rId39"/>
                           <a:stretch>
                             <a:fillRect/>
                           </a:stretch>
@@ -10051,7 +9867,7 @@
               <w:drawing>
                 <wp:inline xmlns:a="http://schemas.openxmlformats.org/drawingml/2006/main" xmlns:pic="http://schemas.openxmlformats.org/drawingml/2006/picture">
                   <wp:extent cx="5760000" cy="1867740"/>
-                  <wp:docPr id="24" name="Picture 24"/>
+                  <wp:docPr id="22" name="Picture 22"/>
                   <wp:cNvGraphicFramePr>
                     <a:graphicFrameLocks noChangeAspect="1"/>
                   </wp:cNvGraphicFramePr>
@@ -10063,7 +9879,7 @@
                           <pic:cNvPicPr/>
                         </pic:nvPicPr>
                         <pic:blipFill>
-                          <a:blip r:embed="rId42"/>
+                          <a:blip r:embed="rId40"/>
                           <a:stretch>
                             <a:fillRect/>
                           </a:stretch>
@@ -10265,7 +10081,7 @@
               <w:drawing>
                 <wp:inline xmlns:a="http://schemas.openxmlformats.org/drawingml/2006/main" xmlns:pic="http://schemas.openxmlformats.org/drawingml/2006/picture">
                   <wp:extent cx="5760000" cy="2003855"/>
-                  <wp:docPr id="25" name="Picture 25"/>
+                  <wp:docPr id="23" name="Picture 23"/>
                   <wp:cNvGraphicFramePr>
                     <a:graphicFrameLocks noChangeAspect="1"/>
                   </wp:cNvGraphicFramePr>
@@ -10277,7 +10093,7 @@
                           <pic:cNvPicPr/>
                         </pic:nvPicPr>
                         <pic:blipFill>
-                          <a:blip r:embed="rId43"/>
+                          <a:blip r:embed="rId41"/>
                           <a:stretch>
                             <a:fillRect/>
                           </a:stretch>
@@ -10577,7 +10393,7 @@
               <w:drawing>
                 <wp:inline xmlns:a="http://schemas.openxmlformats.org/drawingml/2006/main" xmlns:pic="http://schemas.openxmlformats.org/drawingml/2006/picture">
                   <wp:extent cx="5760000" cy="1704753"/>
-                  <wp:docPr id="26" name="Picture 26"/>
+                  <wp:docPr id="24" name="Picture 24"/>
                   <wp:cNvGraphicFramePr>
                     <a:graphicFrameLocks noChangeAspect="1"/>
                   </wp:cNvGraphicFramePr>
@@ -10589,7 +10405,7 @@
                           <pic:cNvPicPr/>
                         </pic:nvPicPr>
                         <pic:blipFill>
-                          <a:blip r:embed="rId44"/>
+                          <a:blip r:embed="rId42"/>
                           <a:stretch>
                             <a:fillRect/>
                           </a:stretch>
@@ -10728,7 +10544,7 @@
         </w:rPr>
         <w:t xml:space="preserve">•  </w:t>
       </w:r>
-      <w:hyperlink r:id="rId45">
+      <w:hyperlink r:id="rId43">
         <w:r>
           <w:rPr>
             <w:sz w:val="21"/>
@@ -10920,7 +10736,7 @@
         </w:rPr>
         <w:t xml:space="preserve">•  </w:t>
       </w:r>
-      <w:hyperlink r:id="rId45">
+      <w:hyperlink r:id="rId43">
         <w:r>
           <w:rPr>
             <w:sz w:val="21"/>
@@ -11234,7 +11050,7 @@
         </w:rPr>
         <w:t xml:space="preserve">•  </w:t>
       </w:r>
-      <w:hyperlink r:id="rId46">
+      <w:hyperlink r:id="rId44">
         <w:r>
           <w:rPr>
             <w:sz w:val="21"/>
@@ -11398,7 +11214,7 @@
         </w:rPr>
         <w:t xml:space="preserve">•  </w:t>
       </w:r>
-      <w:hyperlink r:id="rId47">
+      <w:hyperlink r:id="rId45">
         <w:r>
           <w:rPr>
             <w:sz w:val="21"/>

--- a/S1-CL1-Cloud-Design-Build/assessments/AT2/AT2-Deployment-Assessor.docx
+++ b/S1-CL1-Cloud-Design-Build/assessments/AT2/AT2-Deployment-Assessor.docx
@@ -8556,7 +8556,7 @@
               <w:rPr>
                 <w:sz w:val="19"/>
               </w:rPr>
-              <w:t>RDS → Per-Database Metrics → FreeStorageSpace, filtered to your database instance</w:t>
+              <w:t>RDS → DBInstanceIdentifier, then filter for FreeStorageSpace and tick the row for your database</w:t>
             </w:r>
           </w:p>
         </w:tc>

--- a/S1-CL1-Cloud-Design-Build/assessments/AT2/AT2-Deployment-Assessor.docx
+++ b/S1-CL1-Cloud-Design-Build/assessments/AT2/AT2-Deployment-Assessor.docx
@@ -430,7 +430,7 @@
               <w:pStyle w:val="Assessortext"/>
             </w:pPr>
             <w:r>
-              <w:t>Students are assessed on the implementation of a supplied AWS cloud architecture for the YAT LMS migration, and the production of a Deployment Report documenting the build.</w:t>
+              <w:t>Students are assessed on the implementation of a supplied AWS cloud architecture for the YAT LMS migration, worked through and recorded in a guided build run sheet.</w:t>
             </w:r>
           </w:p>
           <w:p>
@@ -438,7 +438,7 @@
               <w:pStyle w:val="Assessortext"/>
             </w:pPr>
             <w:r>
-              <w:t>The assessment is a single-task project delivered as one written artefact (the Deployment Report) with one populated appendix. Implementation occurs in the AWS Academy lab environment authorised for this cluster. There is no presentation or observation event — all assessment evidence is captured in the Deployment Report and its appendices.</w:t>
+              <w:t>The assessment is a single-task project delivered as one document: the build run sheet in the second half of this instrument, which the student works through and fills in as they build. Implementation occurs in the AWS Academy lab environment authorised for this cluster. There is no presentation or observation event — every piece of evidence is captured in the run sheet itself, in the box beside the task it evidences.</w:t>
             </w:r>
           </w:p>
           <w:p>
@@ -478,7 +478,7 @@
               <w:pStyle w:val="Assessortext"/>
             </w:pPr>
             <w:r>
-              <w:t>Submission: the completed Deployment Report (.docx) with the evidence appendix populated is submitted via the LMS.</w:t>
+              <w:t>Submission: the completed run sheet (.docx) is submitted via the LMS. There are no separate files — the screenshots and written answers sit in the document itself.</w:t>
             </w:r>
           </w:p>
           <w:p>
@@ -565,7 +565,7 @@
               <w:pStyle w:val="Assessortext"/>
             </w:pPr>
             <w:r>
-              <w:t>Produce a Deployment Report documenting the build, using the YAT-provided Deployment Report template. The report covers what was built, configuration decisions made where the supplied design left them open, testing and validation outcomes, an operational handover for YAT IT, written responses to six contextual Knowledge Evidence questions about the student's own build, and one appendix of evidence.</w:t>
+              <w:t>Work through the build run sheet, recording the build as they go. It covers what was built, the two configuration decisions the supplied design leaves open, five tests with their results, written responses to six contextual Knowledge Evidence questions about the student's own build, and where the completed run sheet was filed.</w:t>
             </w:r>
           </w:p>
           <w:p>
@@ -573,7 +573,7 @@
               <w:pStyle w:val="Assessortext"/>
             </w:pPr>
             <w:r>
-              <w:t>The Deployment Report is the single submitted deliverable. All build evidence (screenshots, test results) is captured in the report's appendices — there is no separate portfolio submission and no presentation event.</w:t>
+              <w:t>The completed run sheet is the single submitted deliverable. Each screenshot sits in the box beside the task it evidences rather than in an appendix — there is no separate portfolio submission and no presentation event.</w:t>
             </w:r>
           </w:p>
           <w:p>
@@ -605,7 +605,7 @@
               <w:pStyle w:val="Assessortext"/>
             </w:pPr>
             <w:r>
-              <w:t>All scenario materials, organisational policies, supplied design, report template, and previous-project examples for YAT College are available on the YAT intranet — students sign in to the intranet at the start of the engagement and refer to it throughout.</w:t>
+              <w:t>All scenario materials, organisational policies, the supplied design, and previous-project examples for YAT College are available on the YAT intranet — students sign in to the intranet at the start of the engagement and refer to it throughout.</w:t>
             </w:r>
           </w:p>
         </w:tc>
@@ -834,7 +834,7 @@
           <w:p>
             <w:pPr/>
             <w:r>
-              <w:t>Submit a completed Deployment Report (.docx) using the YAT-supplied template, with every section you are asked to write and every appendix populated</w:t>
+              <w:t>Submit the completed run sheet (.docx) with every task, test, decision and question answered, and every evidence box filled</w:t>
             </w:r>
           </w:p>
         </w:tc>
@@ -1116,7 +1116,7 @@
           <w:p>
             <w:pPr/>
             <w:r>
-              <w:t>[ICTCLD401 PC 1.2] · [ICTCLD401 PC 1.7] · [ICTCLD401 PC 2.2] · [ICTCLD401 PE 1] · [ICTCLD502 PC 1.3]</w:t>
+              <w:t>[ICTCLD401 PC 1.7] · [ICTCLD401 PC 2.2] · [ICTCLD401 PE 1] · [ICTCLD502 PC 1.3]</w:t>
             </w:r>
           </w:p>
         </w:tc>
@@ -1138,7 +1138,7 @@
           </w:tcPr>
           <w:p>
             <w:r>
-              <w:t>A2 Identity and access (tasks 1, 8-9) — student accesses the platform, creates the four IAM groups, enables MFA on an administrator, and creates the instance role so no credentials are stored on a server</w:t>
+              <w:t>A2 Identity and access (tasks 1, 8-9) — student accesses the platform; works through the group and user creation to the point of submission and captures the environment’s refusal, with the permissions reasoning in the decision box; and reviews the supplied instance role, naming the services it lets the servers reach. The refusal is the evidence — do not expect created groups, an enabled MFA device, or a student-created role</w:t>
             </w:r>
           </w:p>
           <w:p>
@@ -1172,7 +1172,7 @@
           <w:p>
             <w:pPr/>
             <w:r>
-              <w:t>[ICTCLD401 PC 2.3] · [ICTCLD401 PC 3.1] · [ICTCLD502 PC 4.1] · [ICTCLD401 PE 2]</w:t>
+              <w:t>[ICTCLD401 PC 2.3] · [ICTCLD401 PC 2.4] · [ICTCLD401 PC 3.1] · [ICTCLD502 PC 4.1] · [ICTCLD401 PE 2]</w:t>
             </w:r>
           </w:p>
         </w:tc>
@@ -1200,7 +1200,7 @@
           <w:p>
             <w:pPr/>
             <w:r>
-              <w:t>[ICTCLD401 PC 2.4] · [ICTCLD401 PC 2.5] · [ICTCLD401 PE 2]</w:t>
+              <w:t>[ICTCLD401 PC 2.5] · [ICTCLD401 PE 2]</w:t>
             </w:r>
           </w:p>
         </w:tc>
@@ -1250,12 +1250,40 @@
           </w:tcPr>
           <w:p>
             <w:r>
-              <w:t>A6 Configuration decisions (tasks 10 and 15) — for each of the two decisions the run sheet leaves open, student names the option not chosen, states the choice made, and justifies it against the YAT LMS workload. Naming the gap between what the environment permits and what the workload needs is a satisfactory answer</w:t>
+              <w:t>A6 Shared responsibility (task 17) — student assigns responsibility for securing each component of the platform they built — facilities, operating system, database engine and host, network access rules, identity, and the data — naming the party and what that party actually does, and identifies which responsibilities the managed database moved and which it did not. A correct list with no statement of what each party does, or the data placed anywhere but with YAT, is not satisfactory</w:t>
             </w:r>
           </w:p>
           <w:p>
             <w:pPr/>
             <w:r>
+              <w:t>[ICTCLD401 PC 1.2]</w:t>
+            </w:r>
+          </w:p>
+        </w:tc>
+        <w:tc>
+          <w:tcPr>
+            <w:tcW w:type="dxa" w:w="1934"/>
+          </w:tcPr>
+          <w:p>
+            <w:r>
+              <w:t>☐ Yes  ☐ No</w:t>
+            </w:r>
+          </w:p>
+        </w:tc>
+      </w:tr>
+      <w:tr>
+        <w:tc>
+          <w:tcPr>
+            <w:tcW w:type="dxa" w:w="8697"/>
+          </w:tcPr>
+          <w:p>
+            <w:r>
+              <w:t>A7 Configuration decisions (tasks 10 and 15) — for each of the two decisions the run sheet leaves open, student names the option not chosen, states the choice made, and justifies it against the YAT LMS workload. Naming the gap between what the environment permits and what the workload needs is a satisfactory answer</w:t>
+            </w:r>
+          </w:p>
+          <w:p>
+            <w:pPr/>
+            <w:r>
               <w:t>[ICTCLD401 PC 1.1] · [ICTCLD401 PC 1.3]</w:t>
             </w:r>
           </w:p>
@@ -1278,7 +1306,7 @@
           </w:tcPr>
           <w:p>
             <w:r>
-              <w:t>A7 Testing (T1-T5) — student connects to the application server, reaches the internet, the database and the load balancer from it, and demonstrates the Auto Scaling group scaling out and back in on its own. Each screenshot shows what its box asks for</w:t>
+              <w:t>A8 Testing (T1-T5) — student connects to the application server, reaches the internet, the database and the load balancer from it, and demonstrates the Auto Scaling group scaling out and back in on its own. Each screenshot shows what its box asks for</w:t>
             </w:r>
           </w:p>
           <w:p>
@@ -1306,7 +1334,7 @@
           </w:tcPr>
           <w:p>
             <w:r>
-              <w:t>A8 Knowledge questions (Q1-Q6) — student answers all six with reference to their own build, not generically, in clear written English</w:t>
+              <w:t>A9 Knowledge questions (Q1-Q6) — student answers all six with reference to their own build, not generically, in clear written English</w:t>
             </w:r>
           </w:p>
           <w:p>
@@ -1334,7 +1362,7 @@
           </w:tcPr>
           <w:p>
             <w:r>
-              <w:t>A9 Handover — student states where the completed run sheet was filed and which YAT policy required that location</w:t>
+              <w:t>A10 Handover — student states where the completed run sheet was filed and which YAT policy required that location</w:t>
             </w:r>
           </w:p>
           <w:p>
@@ -9144,6 +9172,563 @@
     <w:p/>
     <w:p>
       <w:pPr>
+        <w:spacing w:before="200" w:after="0"/>
+      </w:pPr>
+      <w:r>
+        <w:rPr>
+          <w:b/>
+          <w:color w:val="1F5A5C"/>
+          <w:sz w:val="16"/>
+        </w:rPr>
+        <w:t>TASK 17</w:t>
+      </w:r>
+    </w:p>
+    <w:p>
+      <w:pPr>
+        <w:pStyle w:val="Heading2"/>
+      </w:pPr>
+      <w:r>
+        <w:t>Assign the security responsibilities</w:t>
+      </w:r>
+    </w:p>
+    <w:p>
+      <w:pPr>
+        <w:spacing w:after="80"/>
+      </w:pPr>
+      <w:r>
+        <w:rPr>
+          <w:b w:val="0"/>
+          <w:i/>
+          <w:color w:val="6B6660"/>
+          <w:sz w:val="18"/>
+        </w:rPr>
+        <w:t>Evidences: [ICTCLD401 PC 1.2]</w:t>
+      </w:r>
+    </w:p>
+    <w:p>
+      <w:pPr>
+        <w:spacing w:after="120"/>
+      </w:pPr>
+      <w:r>
+        <w:rPr>
+          <w:b w:val="0"/>
+          <w:i w:val="0"/>
+          <w:sz w:val="21"/>
+        </w:rPr>
+        <w:t>The platform is built. Work through it component by component and record who is responsible for securing each part — AWS or YAT — and what securing it actually involves. Answer for the environment you have just built, naming your own resources; this is not a question about cloud computing in general.</w:t>
+      </w:r>
+    </w:p>
+    <w:tbl>
+      <w:tblPr>
+        <w:tblW w:type="auto" w:w="0"/>
+        <w:tblLook w:firstColumn="1" w:firstRow="1" w:lastColumn="0" w:lastRow="0" w:noHBand="0" w:noVBand="1" w:val="04A0"/>
+      </w:tblPr>
+      <w:tblGrid>
+        <w:gridCol w:w="5233"/>
+        <w:gridCol w:w="5233"/>
+      </w:tblGrid>
+      <w:tr>
+        <w:tc>
+          <w:tcPr>
+            <w:tcW w:type="dxa" w:w="2381"/>
+            <w:tcBorders>
+              <w:top w:val="single" w:sz="4" w:space="0" w:color="E4DED3"/>
+              <w:left w:val="single" w:sz="4" w:space="0" w:color="E4DED3"/>
+              <w:bottom w:val="single" w:sz="4" w:space="0" w:color="E4DED3"/>
+              <w:right w:val="single" w:sz="4" w:space="0" w:color="E4DED3"/>
+            </w:tcBorders>
+            <w:shd w:val="clear" w:color="auto" w:fill="F8F4ED"/>
+          </w:tcPr>
+          <w:p>
+            <w:r>
+              <w:rPr>
+                <w:b/>
+                <w:sz w:val="19"/>
+              </w:rPr>
+              <w:t>The physical facilities</w:t>
+            </w:r>
+          </w:p>
+        </w:tc>
+        <w:tc>
+          <w:tcPr>
+            <w:tcW w:type="dxa" w:w="6576"/>
+            <w:tcBorders>
+              <w:top w:val="single" w:sz="4" w:space="0" w:color="E4DED3"/>
+              <w:left w:val="single" w:sz="4" w:space="0" w:color="E4DED3"/>
+              <w:bottom w:val="single" w:sz="4" w:space="0" w:color="E4DED3"/>
+              <w:right w:val="single" w:sz="4" w:space="0" w:color="E4DED3"/>
+            </w:tcBorders>
+          </w:tcPr>
+          <w:p>
+            <w:r>
+              <w:rPr>
+                <w:sz w:val="19"/>
+              </w:rPr>
+              <w:t>the data centres, hardware and network the platform runs on</w:t>
+            </w:r>
+          </w:p>
+        </w:tc>
+      </w:tr>
+      <w:tr>
+        <w:tc>
+          <w:tcPr>
+            <w:tcW w:type="dxa" w:w="2381"/>
+            <w:tcBorders>
+              <w:top w:val="single" w:sz="4" w:space="0" w:color="E4DED3"/>
+              <w:left w:val="single" w:sz="4" w:space="0" w:color="E4DED3"/>
+              <w:bottom w:val="single" w:sz="4" w:space="0" w:color="E4DED3"/>
+              <w:right w:val="single" w:sz="4" w:space="0" w:color="E4DED3"/>
+            </w:tcBorders>
+            <w:shd w:val="clear" w:color="auto" w:fill="F8F4ED"/>
+          </w:tcPr>
+          <w:p>
+            <w:r>
+              <w:rPr>
+                <w:b/>
+                <w:sz w:val="19"/>
+              </w:rPr>
+              <w:t>The server operating system</w:t>
+            </w:r>
+          </w:p>
+        </w:tc>
+        <w:tc>
+          <w:tcPr>
+            <w:tcW w:type="dxa" w:w="6576"/>
+            <w:tcBorders>
+              <w:top w:val="single" w:sz="4" w:space="0" w:color="E4DED3"/>
+              <w:left w:val="single" w:sz="4" w:space="0" w:color="E4DED3"/>
+              <w:bottom w:val="single" w:sz="4" w:space="0" w:color="E4DED3"/>
+              <w:right w:val="single" w:sz="4" w:space="0" w:color="E4DED3"/>
+            </w:tcBorders>
+          </w:tcPr>
+          <w:p>
+            <w:r>
+              <w:rPr>
+                <w:sz w:val="19"/>
+              </w:rPr>
+              <w:t>the instances your Auto Scaling group launches from the launch template</w:t>
+            </w:r>
+          </w:p>
+        </w:tc>
+      </w:tr>
+      <w:tr>
+        <w:tc>
+          <w:tcPr>
+            <w:tcW w:type="dxa" w:w="2381"/>
+            <w:tcBorders>
+              <w:top w:val="single" w:sz="4" w:space="0" w:color="E4DED3"/>
+              <w:left w:val="single" w:sz="4" w:space="0" w:color="E4DED3"/>
+              <w:bottom w:val="single" w:sz="4" w:space="0" w:color="E4DED3"/>
+              <w:right w:val="single" w:sz="4" w:space="0" w:color="E4DED3"/>
+            </w:tcBorders>
+            <w:shd w:val="clear" w:color="auto" w:fill="F8F4ED"/>
+          </w:tcPr>
+          <w:p>
+            <w:r>
+              <w:rPr>
+                <w:b/>
+                <w:sz w:val="19"/>
+              </w:rPr>
+              <w:t>The database engine and its host</w:t>
+            </w:r>
+          </w:p>
+        </w:tc>
+        <w:tc>
+          <w:tcPr>
+            <w:tcW w:type="dxa" w:w="6576"/>
+            <w:tcBorders>
+              <w:top w:val="single" w:sz="4" w:space="0" w:color="E4DED3"/>
+              <w:left w:val="single" w:sz="4" w:space="0" w:color="E4DED3"/>
+              <w:bottom w:val="single" w:sz="4" w:space="0" w:color="E4DED3"/>
+              <w:right w:val="single" w:sz="4" w:space="0" w:color="E4DED3"/>
+            </w:tcBorders>
+          </w:tcPr>
+          <w:p>
+            <w:r>
+              <w:rPr>
+                <w:sz w:val="19"/>
+              </w:rPr>
+              <w:t>the managed database you deployed in task 15</w:t>
+            </w:r>
+          </w:p>
+        </w:tc>
+      </w:tr>
+      <w:tr>
+        <w:tc>
+          <w:tcPr>
+            <w:tcW w:type="dxa" w:w="2381"/>
+            <w:tcBorders>
+              <w:top w:val="single" w:sz="4" w:space="0" w:color="E4DED3"/>
+              <w:left w:val="single" w:sz="4" w:space="0" w:color="E4DED3"/>
+              <w:bottom w:val="single" w:sz="4" w:space="0" w:color="E4DED3"/>
+              <w:right w:val="single" w:sz="4" w:space="0" w:color="E4DED3"/>
+            </w:tcBorders>
+            <w:shd w:val="clear" w:color="auto" w:fill="F8F4ED"/>
+          </w:tcPr>
+          <w:p>
+            <w:r>
+              <w:rPr>
+                <w:b/>
+                <w:sz w:val="19"/>
+              </w:rPr>
+              <w:t>Network access rules</w:t>
+            </w:r>
+          </w:p>
+        </w:tc>
+        <w:tc>
+          <w:tcPr>
+            <w:tcW w:type="dxa" w:w="6576"/>
+            <w:tcBorders>
+              <w:top w:val="single" w:sz="4" w:space="0" w:color="E4DED3"/>
+              <w:left w:val="single" w:sz="4" w:space="0" w:color="E4DED3"/>
+              <w:bottom w:val="single" w:sz="4" w:space="0" w:color="E4DED3"/>
+              <w:right w:val="single" w:sz="4" w:space="0" w:color="E4DED3"/>
+            </w:tcBorders>
+          </w:tcPr>
+          <w:p>
+            <w:r>
+              <w:rPr>
+                <w:sz w:val="19"/>
+              </w:rPr>
+              <w:t>the three security groups and the route tables you built in tasks 6 and 7</w:t>
+            </w:r>
+          </w:p>
+        </w:tc>
+      </w:tr>
+      <w:tr>
+        <w:tc>
+          <w:tcPr>
+            <w:tcW w:type="dxa" w:w="2381"/>
+            <w:tcBorders>
+              <w:top w:val="single" w:sz="4" w:space="0" w:color="E4DED3"/>
+              <w:left w:val="single" w:sz="4" w:space="0" w:color="E4DED3"/>
+              <w:bottom w:val="single" w:sz="4" w:space="0" w:color="E4DED3"/>
+              <w:right w:val="single" w:sz="4" w:space="0" w:color="E4DED3"/>
+            </w:tcBorders>
+            <w:shd w:val="clear" w:color="auto" w:fill="F8F4ED"/>
+          </w:tcPr>
+          <w:p>
+            <w:r>
+              <w:rPr>
+                <w:b/>
+                <w:sz w:val="19"/>
+              </w:rPr>
+              <w:t>Identity and permissions</w:t>
+            </w:r>
+          </w:p>
+        </w:tc>
+        <w:tc>
+          <w:tcPr>
+            <w:tcW w:type="dxa" w:w="6576"/>
+            <w:tcBorders>
+              <w:top w:val="single" w:sz="4" w:space="0" w:color="E4DED3"/>
+              <w:left w:val="single" w:sz="4" w:space="0" w:color="E4DED3"/>
+              <w:bottom w:val="single" w:sz="4" w:space="0" w:color="E4DED3"/>
+              <w:right w:val="single" w:sz="4" w:space="0" w:color="E4DED3"/>
+            </w:tcBorders>
+          </w:tcPr>
+          <w:p>
+            <w:r>
+              <w:rPr>
+                <w:sz w:val="19"/>
+              </w:rPr>
+              <w:t>the group and user from task 8, and the instance role from task 9</w:t>
+            </w:r>
+          </w:p>
+        </w:tc>
+      </w:tr>
+      <w:tr>
+        <w:tc>
+          <w:tcPr>
+            <w:tcW w:type="dxa" w:w="2381"/>
+            <w:tcBorders>
+              <w:top w:val="single" w:sz="4" w:space="0" w:color="E4DED3"/>
+              <w:left w:val="single" w:sz="4" w:space="0" w:color="E4DED3"/>
+              <w:bottom w:val="single" w:sz="4" w:space="0" w:color="E4DED3"/>
+              <w:right w:val="single" w:sz="4" w:space="0" w:color="E4DED3"/>
+            </w:tcBorders>
+            <w:shd w:val="clear" w:color="auto" w:fill="F8F4ED"/>
+          </w:tcPr>
+          <w:p>
+            <w:r>
+              <w:rPr>
+                <w:b/>
+                <w:sz w:val="19"/>
+              </w:rPr>
+              <w:t>The data itself</w:t>
+            </w:r>
+          </w:p>
+        </w:tc>
+        <w:tc>
+          <w:tcPr>
+            <w:tcW w:type="dxa" w:w="6576"/>
+            <w:tcBorders>
+              <w:top w:val="single" w:sz="4" w:space="0" w:color="E4DED3"/>
+              <w:left w:val="single" w:sz="4" w:space="0" w:color="E4DED3"/>
+              <w:bottom w:val="single" w:sz="4" w:space="0" w:color="E4DED3"/>
+              <w:right w:val="single" w:sz="4" w:space="0" w:color="E4DED3"/>
+            </w:tcBorders>
+          </w:tcPr>
+          <w:p>
+            <w:r>
+              <w:rPr>
+                <w:sz w:val="19"/>
+              </w:rPr>
+              <w:t>what the LMS stores in the database and on its volumes</w:t>
+            </w:r>
+          </w:p>
+        </w:tc>
+      </w:tr>
+      <w:tr>
+        <w:tc>
+          <w:tcPr>
+            <w:tcW w:type="dxa" w:w="2381"/>
+            <w:tcBorders>
+              <w:top w:val="single" w:sz="4" w:space="0" w:color="E4DED3"/>
+              <w:left w:val="single" w:sz="4" w:space="0" w:color="E4DED3"/>
+              <w:bottom w:val="single" w:sz="4" w:space="0" w:color="E4DED3"/>
+              <w:right w:val="single" w:sz="4" w:space="0" w:color="E4DED3"/>
+            </w:tcBorders>
+            <w:shd w:val="clear" w:color="auto" w:fill="F8F4ED"/>
+          </w:tcPr>
+          <w:p>
+            <w:r>
+              <w:rPr>
+                <w:b/>
+                <w:sz w:val="19"/>
+              </w:rPr>
+              <w:t>For each one</w:t>
+            </w:r>
+          </w:p>
+        </w:tc>
+        <w:tc>
+          <w:tcPr>
+            <w:tcW w:type="dxa" w:w="6576"/>
+            <w:tcBorders>
+              <w:top w:val="single" w:sz="4" w:space="0" w:color="E4DED3"/>
+              <w:left w:val="single" w:sz="4" w:space="0" w:color="E4DED3"/>
+              <w:bottom w:val="single" w:sz="4" w:space="0" w:color="E4DED3"/>
+              <w:right w:val="single" w:sz="4" w:space="0" w:color="E4DED3"/>
+            </w:tcBorders>
+          </w:tcPr>
+          <w:p>
+            <w:r>
+              <w:rPr>
+                <w:sz w:val="19"/>
+              </w:rPr>
+              <w:t>name the responsible party, and say in one sentence what that party actually does to secure it</w:t>
+            </w:r>
+          </w:p>
+        </w:tc>
+      </w:tr>
+    </w:tbl>
+    <w:p/>
+    <w:p>
+      <w:pPr>
+        <w:spacing w:after="60"/>
+      </w:pPr>
+      <w:r>
+        <w:rPr>
+          <w:b/>
+          <w:i w:val="0"/>
+          <w:sz w:val="21"/>
+        </w:rPr>
+        <w:t>Your assignment</w:t>
+      </w:r>
+    </w:p>
+    <w:p>
+      <w:pPr>
+        <w:spacing w:after="120"/>
+      </w:pPr>
+      <w:r>
+        <w:rPr>
+          <w:b w:val="0"/>
+          <w:i/>
+          <w:color w:val="6B6660"/>
+          <w:sz w:val="19"/>
+        </w:rPr>
+        <w:t>For each component above, name who secures it and what securing it involves. Then answer one more question: which of these responsibilities moved from YAT to AWS because the design uses a managed database rather than the database engine installed on a server — and which did not move?</w:t>
+      </w:r>
+    </w:p>
+    <w:tbl>
+      <w:tblPr>
+        <w:tblW w:type="auto" w:w="0"/>
+        <w:tblLook w:firstColumn="1" w:firstRow="1" w:lastColumn="0" w:lastRow="0" w:noHBand="0" w:noVBand="1" w:val="04A0"/>
+      </w:tblPr>
+      <w:tblGrid>
+        <w:gridCol w:w="10466"/>
+      </w:tblGrid>
+      <w:tr>
+        <w:tc>
+          <w:tcPr>
+            <w:tcW w:type="dxa" w:w="9411"/>
+            <w:tcBorders>
+              <w:top w:val="single" w:sz="4" w:space="0" w:color="E4DED3"/>
+              <w:left w:val="single" w:sz="4" w:space="0" w:color="E4DED3"/>
+              <w:bottom w:val="single" w:sz="4" w:space="0" w:color="E4DED3"/>
+              <w:right w:val="single" w:sz="4" w:space="0" w:color="E4DED3"/>
+            </w:tcBorders>
+            <w:shd w:val="clear" w:color="auto" w:fill="F8F4ED"/>
+          </w:tcPr>
+          <w:p>
+            <w:pPr>
+              <w:jc w:val="left"/>
+            </w:pPr>
+            <w:r>
+              <w:rPr>
+                <w:b/>
+                <w:i w:val="0"/>
+                <w:color w:val="1F5A5C"/>
+                <w:sz w:val="19"/>
+              </w:rPr>
+              <w:t>Key points the answer should touch on:</w:t>
+            </w:r>
+          </w:p>
+          <w:p>
+            <w:pPr>
+              <w:jc w:val="left"/>
+            </w:pPr>
+            <w:r>
+              <w:rPr>
+                <w:b w:val="0"/>
+                <w:i w:val="0"/>
+                <w:color w:val="1F5A5C"/>
+                <w:sz w:val="19"/>
+              </w:rPr>
+              <w:t>•  Physical facilities — AWS. Data centre access, hardware, power and cooling. YAT cannot affect it and is not accountable for it.</w:t>
+            </w:r>
+          </w:p>
+          <w:p>
+            <w:pPr>
+              <w:jc w:val="left"/>
+            </w:pPr>
+            <w:r>
+              <w:rPr>
+                <w:b w:val="0"/>
+                <w:i w:val="0"/>
+                <w:color w:val="1F5A5C"/>
+                <w:sz w:val="19"/>
+              </w:rPr>
+              <w:t>•  Server operating system — YAT. Patching, hardening and configuration of the instances. AWS supplies the image; its state from first boot onwards is YAT's.</w:t>
+            </w:r>
+          </w:p>
+          <w:p>
+            <w:pPr>
+              <w:jc w:val="left"/>
+            </w:pPr>
+            <w:r>
+              <w:rPr>
+                <w:b w:val="0"/>
+                <w:i w:val="0"/>
+                <w:color w:val="1F5A5C"/>
+                <w:sz w:val="19"/>
+              </w:rPr>
+              <w:t>•  Database engine and host — split, and the split is the point. AWS installs and patches the engine, maintains the host and runs the backup mechanism. YAT owns the schema, the data, and who is permitted to connect.</w:t>
+            </w:r>
+          </w:p>
+          <w:p>
+            <w:pPr>
+              <w:jc w:val="left"/>
+            </w:pPr>
+            <w:r>
+              <w:rPr>
+                <w:b w:val="0"/>
+                <w:i w:val="0"/>
+                <w:color w:val="1F5A5C"/>
+                <w:sz w:val="19"/>
+              </w:rPr>
+              <w:t>•  Network access rules — YAT. The security groups and route tables are customer configuration. A rule that exposes the database is not something AWS will catch.</w:t>
+            </w:r>
+          </w:p>
+          <w:p>
+            <w:pPr>
+              <w:jc w:val="left"/>
+            </w:pPr>
+            <w:r>
+              <w:rPr>
+                <w:b w:val="0"/>
+                <w:i w:val="0"/>
+                <w:color w:val="1F5A5C"/>
+                <w:sz w:val="19"/>
+              </w:rPr>
+              <w:t>•  Identity and permissions — YAT. Who exists, what they may do, and the role the servers assume.</w:t>
+            </w:r>
+          </w:p>
+          <w:p>
+            <w:pPr>
+              <w:jc w:val="left"/>
+            </w:pPr>
+            <w:r>
+              <w:rPr>
+                <w:b w:val="0"/>
+                <w:i w:val="0"/>
+                <w:color w:val="1F5A5C"/>
+                <w:sz w:val="19"/>
+              </w:rPr>
+              <w:t>•  The data — YAT, always, under every service model. Responsibility for content never transfers.</w:t>
+            </w:r>
+          </w:p>
+          <w:p>
+            <w:pPr>
+              <w:jc w:val="left"/>
+            </w:pPr>
+            <w:r>
+              <w:rPr>
+                <w:b w:val="0"/>
+                <w:i w:val="0"/>
+                <w:color w:val="1F5A5C"/>
+                <w:sz w:val="19"/>
+              </w:rPr>
+              <w:t>•  The impact question: choosing a managed database moved engine patching, host maintenance and backup execution to AWS. It did not move the data, the access rules, or who may connect — those stay with YAT whichever way the database is run. A student who says the managed service made the database 'AWS's responsibility' has missed the distinction this task exists to draw.</w:t>
+            </w:r>
+          </w:p>
+          <w:p>
+            <w:pPr>
+              <w:jc w:val="left"/>
+            </w:pPr>
+            <w:r>
+              <w:rPr>
+                <w:b w:val="0"/>
+                <w:i w:val="0"/>
+                <w:color w:val="1F5A5C"/>
+                <w:sz w:val="19"/>
+              </w:rPr>
+              <w:t>•  A student who lists the split without saying what each party actually does, or who places the data anywhere but with YAT, has not evidenced this.</w:t>
+            </w:r>
+          </w:p>
+        </w:tc>
+      </w:tr>
+    </w:tbl>
+    <w:p/>
+    <w:p>
+      <w:pPr>
+        <w:spacing w:after="60"/>
+      </w:pPr>
+      <w:r>
+        <w:rPr>
+          <w:b/>
+          <w:i w:val="0"/>
+          <w:sz w:val="21"/>
+        </w:rPr>
+        <w:t>Evidence</w:t>
+      </w:r>
+    </w:p>
+    <w:p>
+      <w:pPr>
+        <w:spacing w:after="200"/>
+      </w:pPr>
+      <w:r>
+        <w:rPr>
+          <w:b w:val="0"/>
+          <w:i/>
+          <w:color w:val="6B6660"/>
+          <w:sz w:val="19"/>
+        </w:rPr>
+        <w:t>No screenshot required. Your written assignment above is the evidence for this task.</w:t>
+      </w:r>
+    </w:p>
+    <w:p>
+      <w:pPr>
         <w:pStyle w:val="Heading1"/>
       </w:pPr>
       <w:r>
@@ -11675,6 +12260,28 @@
           </w:tcPr>
           <w:p>
             <w:r>
+              <w:t>A7</w:t>
+            </w:r>
+          </w:p>
+        </w:tc>
+      </w:tr>
+      <w:tr>
+        <w:tc>
+          <w:tcPr>
+            <w:tcW w:type="dxa" w:w="5233"/>
+          </w:tcPr>
+          <w:p>
+            <w:r>
+              <w:t>[ICTCLD401 PC 1.2] Identify impact of shared security responsibility models</w:t>
+            </w:r>
+          </w:p>
+        </w:tc>
+        <w:tc>
+          <w:tcPr>
+            <w:tcW w:type="dxa" w:w="5233"/>
+          </w:tcPr>
+          <w:p>
+            <w:r>
               <w:t>A6</w:t>
             </w:r>
           </w:p>
@@ -11687,7 +12294,7 @@
           </w:tcPr>
           <w:p>
             <w:r>
-              <w:t>[ICTCLD401 PC 1.2] Identify impact of shared security responsibility models</w:t>
+              <w:t>[ICTCLD401 PC 1.3] Select best cloud computing solution and service</w:t>
             </w:r>
           </w:p>
         </w:tc>
@@ -11697,6 +12304,94 @@
           </w:tcPr>
           <w:p>
             <w:r>
+              <w:t>A7</w:t>
+            </w:r>
+          </w:p>
+        </w:tc>
+      </w:tr>
+      <w:tr>
+        <w:tc>
+          <w:tcPr>
+            <w:tcW w:type="dxa" w:w="5233"/>
+          </w:tcPr>
+          <w:p>
+            <w:r>
+              <w:t>[ICTCLD401 PC 1.4] Access account on cloud platform</w:t>
+            </w:r>
+          </w:p>
+        </w:tc>
+        <w:tc>
+          <w:tcPr>
+            <w:tcW w:type="dxa" w:w="5233"/>
+          </w:tcPr>
+          <w:p>
+            <w:r>
+              <w:t>A2</w:t>
+            </w:r>
+          </w:p>
+        </w:tc>
+      </w:tr>
+      <w:tr>
+        <w:tc>
+          <w:tcPr>
+            <w:tcW w:type="dxa" w:w="5233"/>
+          </w:tcPr>
+          <w:p>
+            <w:r>
+              <w:t>[ICTCLD401 PC 1.5] Identify user access protocols and policies</w:t>
+            </w:r>
+          </w:p>
+        </w:tc>
+        <w:tc>
+          <w:tcPr>
+            <w:tcW w:type="dxa" w:w="5233"/>
+          </w:tcPr>
+          <w:p>
+            <w:r>
+              <w:t>A2</w:t>
+            </w:r>
+          </w:p>
+        </w:tc>
+      </w:tr>
+      <w:tr>
+        <w:tc>
+          <w:tcPr>
+            <w:tcW w:type="dxa" w:w="5233"/>
+          </w:tcPr>
+          <w:p>
+            <w:r>
+              <w:t>[ICTCLD401 PC 1.6] Configure access functions within cloud environment</w:t>
+            </w:r>
+          </w:p>
+        </w:tc>
+        <w:tc>
+          <w:tcPr>
+            <w:tcW w:type="dxa" w:w="5233"/>
+          </w:tcPr>
+          <w:p>
+            <w:r>
+              <w:t>A2</w:t>
+            </w:r>
+          </w:p>
+        </w:tc>
+      </w:tr>
+      <w:tr>
+        <w:tc>
+          <w:tcPr>
+            <w:tcW w:type="dxa" w:w="5233"/>
+          </w:tcPr>
+          <w:p>
+            <w:r>
+              <w:t>[ICTCLD401 PC 1.7] Identify and assign security responsibilities</w:t>
+            </w:r>
+          </w:p>
+        </w:tc>
+        <w:tc>
+          <w:tcPr>
+            <w:tcW w:type="dxa" w:w="5233"/>
+          </w:tcPr>
+          <w:p>
+            <w:r>
               <w:t>A1</w:t>
             </w:r>
           </w:p>
@@ -11709,7 +12404,7 @@
           </w:tcPr>
           <w:p>
             <w:r>
-              <w:t>[ICTCLD401 PC 1.3] Select best cloud computing solution and service</w:t>
+              <w:t>[ICTCLD401 PC 2.1] Create users and groups</w:t>
             </w:r>
           </w:p>
         </w:tc>
@@ -11719,7 +12414,7 @@
           </w:tcPr>
           <w:p>
             <w:r>
-              <w:t>A6</w:t>
+              <w:t>A2</w:t>
             </w:r>
           </w:p>
         </w:tc>
@@ -11731,7 +12426,7 @@
           </w:tcPr>
           <w:p>
             <w:r>
-              <w:t>[ICTCLD401 PC 1.4] Access account on cloud platform</w:t>
+              <w:t>[ICTCLD401 PC 2.2] Create virtual multi-tier network</w:t>
             </w:r>
           </w:p>
         </w:tc>
@@ -11741,7 +12436,7 @@
           </w:tcPr>
           <w:p>
             <w:r>
-              <w:t>A2</w:t>
+              <w:t>A1</w:t>
             </w:r>
           </w:p>
         </w:tc>
@@ -11753,7 +12448,7 @@
           </w:tcPr>
           <w:p>
             <w:r>
-              <w:t>[ICTCLD401 PC 1.5] Identify user access protocols and policies</w:t>
+              <w:t>[ICTCLD401 PC 2.3] Create virtual machine</w:t>
             </w:r>
           </w:p>
         </w:tc>
@@ -11763,7 +12458,7 @@
           </w:tcPr>
           <w:p>
             <w:r>
-              <w:t>A2</w:t>
+              <w:t>A3</w:t>
             </w:r>
           </w:p>
         </w:tc>
@@ -11775,7 +12470,7 @@
           </w:tcPr>
           <w:p>
             <w:r>
-              <w:t>[ICTCLD401 PC 1.6] Configure access functions within cloud environment</w:t>
+              <w:t>[ICTCLD401 PC 2.4] Define, add and expand storage</w:t>
             </w:r>
           </w:p>
         </w:tc>
@@ -11785,7 +12480,7 @@
           </w:tcPr>
           <w:p>
             <w:r>
-              <w:t>A2</w:t>
+              <w:t>A3</w:t>
             </w:r>
           </w:p>
         </w:tc>
@@ -11797,7 +12492,7 @@
           </w:tcPr>
           <w:p>
             <w:r>
-              <w:t>[ICTCLD401 PC 1.7] Identify and assign security responsibilities</w:t>
+              <w:t>[ICTCLD401 PC 2.5] Deploy a managed database</w:t>
             </w:r>
           </w:p>
         </w:tc>
@@ -11807,6 +12502,116 @@
           </w:tcPr>
           <w:p>
             <w:r>
+              <w:t>A4</w:t>
+            </w:r>
+          </w:p>
+        </w:tc>
+      </w:tr>
+      <w:tr>
+        <w:tc>
+          <w:tcPr>
+            <w:tcW w:type="dxa" w:w="5233"/>
+          </w:tcPr>
+          <w:p>
+            <w:r>
+              <w:t>[ICTCLD401 PC 2.6] Test external network access</w:t>
+            </w:r>
+          </w:p>
+        </w:tc>
+        <w:tc>
+          <w:tcPr>
+            <w:tcW w:type="dxa" w:w="5233"/>
+          </w:tcPr>
+          <w:p>
+            <w:r>
+              <w:t>A8</w:t>
+            </w:r>
+          </w:p>
+        </w:tc>
+      </w:tr>
+      <w:tr>
+        <w:tc>
+          <w:tcPr>
+            <w:tcW w:type="dxa" w:w="5233"/>
+          </w:tcPr>
+          <w:p>
+            <w:r>
+              <w:t>[ICTCLD401 PC 3.1] Configure and apply autoscaling</w:t>
+            </w:r>
+          </w:p>
+        </w:tc>
+        <w:tc>
+          <w:tcPr>
+            <w:tcW w:type="dxa" w:w="5233"/>
+          </w:tcPr>
+          <w:p>
+            <w:r>
+              <w:t>A3</w:t>
+            </w:r>
+          </w:p>
+        </w:tc>
+      </w:tr>
+      <w:tr>
+        <w:tc>
+          <w:tcPr>
+            <w:tcW w:type="dxa" w:w="5233"/>
+          </w:tcPr>
+          <w:p>
+            <w:r>
+              <w:t>[ICTCLD401 PC 3.2] Test automatic scaling</w:t>
+            </w:r>
+          </w:p>
+        </w:tc>
+        <w:tc>
+          <w:tcPr>
+            <w:tcW w:type="dxa" w:w="5233"/>
+          </w:tcPr>
+          <w:p>
+            <w:r>
+              <w:t>A8</w:t>
+            </w:r>
+          </w:p>
+        </w:tc>
+      </w:tr>
+      <w:tr>
+        <w:tc>
+          <w:tcPr>
+            <w:tcW w:type="dxa" w:w="5233"/>
+          </w:tcPr>
+          <w:p>
+            <w:r>
+              <w:t>[ICTCLD401 PC 4.3] Save and store user documentation per organisational policies</w:t>
+            </w:r>
+          </w:p>
+        </w:tc>
+        <w:tc>
+          <w:tcPr>
+            <w:tcW w:type="dxa" w:w="5233"/>
+          </w:tcPr>
+          <w:p>
+            <w:r>
+              <w:t>A10</w:t>
+            </w:r>
+          </w:p>
+        </w:tc>
+      </w:tr>
+      <w:tr>
+        <w:tc>
+          <w:tcPr>
+            <w:tcW w:type="dxa" w:w="5233"/>
+          </w:tcPr>
+          <w:p>
+            <w:r>
+              <w:t>[ICTCLD401 PE 1] Build at least one simple virtual network capable of supporting a workload</w:t>
+            </w:r>
+          </w:p>
+        </w:tc>
+        <w:tc>
+          <w:tcPr>
+            <w:tcW w:type="dxa" w:w="5233"/>
+          </w:tcPr>
+          <w:p>
+            <w:r>
               <w:t>A1</w:t>
             </w:r>
           </w:p>
@@ -11819,7 +12624,7 @@
           </w:tcPr>
           <w:p>
             <w:r>
-              <w:t>[ICTCLD401 PC 2.1] Create users and groups</w:t>
+              <w:t>[ICTCLD401 PE 2] Configure compute, storage, database and autoscaling resources within virtual network</w:t>
             </w:r>
           </w:p>
         </w:tc>
@@ -11829,7 +12634,7 @@
           </w:tcPr>
           <w:p>
             <w:r>
-              <w:t>A2</w:t>
+              <w:t>A3 · A4</w:t>
             </w:r>
           </w:p>
         </w:tc>
@@ -11841,7 +12646,7 @@
           </w:tcPr>
           <w:p>
             <w:r>
-              <w:t>[ICTCLD401 PC 2.2] Create virtual multi-tier network</w:t>
+              <w:t>[ICTCLD401 PE 3] Conduct simple tests to confirm access to resources</w:t>
             </w:r>
           </w:p>
         </w:tc>
@@ -11851,7 +12656,7 @@
           </w:tcPr>
           <w:p>
             <w:r>
-              <w:t>A1</w:t>
+              <w:t>A8</w:t>
             </w:r>
           </w:p>
         </w:tc>
@@ -11863,7 +12668,7 @@
           </w:tcPr>
           <w:p>
             <w:r>
-              <w:t>[ICTCLD401 PC 2.3] Create virtual machine</w:t>
+              <w:t>[ICTCLD401 KE 5] VM/networking/scaling features (VM sizing, load balancing, autoscaling, monitoring, storage backups, virtual networks/traffic routing)</w:t>
             </w:r>
           </w:p>
         </w:tc>
@@ -11873,7 +12678,7 @@
           </w:tcPr>
           <w:p>
             <w:r>
-              <w:t>A3</w:t>
+              <w:t>A9 (Q1)</w:t>
             </w:r>
           </w:p>
         </w:tc>
@@ -11885,7 +12690,7 @@
           </w:tcPr>
           <w:p>
             <w:r>
-              <w:t>[ICTCLD401 PC 2.4] Define, add and expand storage</w:t>
+              <w:t>[ICTCLD401 KE 6] Vertical vs horizontal scaling; VM vs physical; RDBMS/DW/NoSQL; self-hosted vs managed vs cloud-native DB; storage options (block/object/archive/network filesystems)</w:t>
             </w:r>
           </w:p>
         </w:tc>
@@ -11895,7 +12700,7 @@
           </w:tcPr>
           <w:p>
             <w:r>
-              <w:t>A4</w:t>
+              <w:t>A9 (Q2)</w:t>
             </w:r>
           </w:p>
         </w:tc>
@@ -11907,7 +12712,7 @@
           </w:tcPr>
           <w:p>
             <w:r>
-              <w:t>[ICTCLD401 PC 2.5] Deploy a managed database</w:t>
+              <w:t>[ICTCLD401 KE 7] User, business and vendor responsibilities according to shared security responsibility models</w:t>
             </w:r>
           </w:p>
         </w:tc>
@@ -11917,7 +12722,7 @@
           </w:tcPr>
           <w:p>
             <w:r>
-              <w:t>A4</w:t>
+              <w:t>A9 (Q3)</w:t>
             </w:r>
           </w:p>
         </w:tc>
@@ -11929,7 +12734,7 @@
           </w:tcPr>
           <w:p>
             <w:r>
-              <w:t>[ICTCLD401 PC 2.6] Test external network access</w:t>
+              <w:t>[ICTCLD401 KE 8] User access protocols and policies according to organisation hierarchy and job function</w:t>
             </w:r>
           </w:p>
         </w:tc>
@@ -11939,7 +12744,7 @@
           </w:tcPr>
           <w:p>
             <w:r>
-              <w:t>A7</w:t>
+              <w:t>A9 (Q4)</w:t>
             </w:r>
           </w:p>
         </w:tc>
@@ -11951,7 +12756,7 @@
           </w:tcPr>
           <w:p>
             <w:r>
-              <w:t>[ICTCLD401 PC 3.1] Configure and apply autoscaling</w:t>
+              <w:t>[ICTCLD401 KE 9] Security policies, protocols and mechanisms as they relate to cloud (network traffic limits + security responsibilities per work function/user access)</w:t>
             </w:r>
           </w:p>
         </w:tc>
@@ -11961,7 +12766,7 @@
           </w:tcPr>
           <w:p>
             <w:r>
-              <w:t>A3</w:t>
+              <w:t>A9 (Q5)</w:t>
             </w:r>
           </w:p>
         </w:tc>
@@ -11973,7 +12778,7 @@
           </w:tcPr>
           <w:p>
             <w:r>
-              <w:t>[ICTCLD401 PC 3.2] Test automatic scaling</w:t>
+              <w:t>[ICTCLD401 KE 10] Purpose of DNS for connecting remote servers when web browsing</w:t>
             </w:r>
           </w:p>
         </w:tc>
@@ -11983,7 +12788,7 @@
           </w:tcPr>
           <w:p>
             <w:r>
-              <w:t>A7</w:t>
+              <w:t>A9 (Q6)</w:t>
             </w:r>
           </w:p>
         </w:tc>
@@ -11995,7 +12800,7 @@
           </w:tcPr>
           <w:p>
             <w:r>
-              <w:t>[ICTCLD401 PC 4.3] Save and store user documentation per organisational policies</w:t>
+              <w:t>[ICTCLD401 FS Reading]</w:t>
             </w:r>
           </w:p>
         </w:tc>
@@ -12017,7 +12822,7 @@
           </w:tcPr>
           <w:p>
             <w:r>
-              <w:t>[ICTCLD401 PE 1] Build at least one simple virtual network capable of supporting a workload</w:t>
+              <w:t>[ICTCLD401 FS Writing]</w:t>
             </w:r>
           </w:p>
         </w:tc>
@@ -12027,227 +12832,7 @@
           </w:tcPr>
           <w:p>
             <w:r>
-              <w:t>A1</w:t>
-            </w:r>
-          </w:p>
-        </w:tc>
-      </w:tr>
-      <w:tr>
-        <w:tc>
-          <w:tcPr>
-            <w:tcW w:type="dxa" w:w="5233"/>
-          </w:tcPr>
-          <w:p>
-            <w:r>
-              <w:t>[ICTCLD401 PE 2] Configure compute, storage, database and autoscaling resources within virtual network</w:t>
-            </w:r>
-          </w:p>
-        </w:tc>
-        <w:tc>
-          <w:tcPr>
-            <w:tcW w:type="dxa" w:w="5233"/>
-          </w:tcPr>
-          <w:p>
-            <w:r>
-              <w:t>A3 · A4</w:t>
-            </w:r>
-          </w:p>
-        </w:tc>
-      </w:tr>
-      <w:tr>
-        <w:tc>
-          <w:tcPr>
-            <w:tcW w:type="dxa" w:w="5233"/>
-          </w:tcPr>
-          <w:p>
-            <w:r>
-              <w:t>[ICTCLD401 PE 3] Conduct simple tests to confirm access to resources</w:t>
-            </w:r>
-          </w:p>
-        </w:tc>
-        <w:tc>
-          <w:tcPr>
-            <w:tcW w:type="dxa" w:w="5233"/>
-          </w:tcPr>
-          <w:p>
-            <w:r>
-              <w:t>A7</w:t>
-            </w:r>
-          </w:p>
-        </w:tc>
-      </w:tr>
-      <w:tr>
-        <w:tc>
-          <w:tcPr>
-            <w:tcW w:type="dxa" w:w="5233"/>
-          </w:tcPr>
-          <w:p>
-            <w:r>
-              <w:t>[ICTCLD401 KE 5] VM/networking/scaling features (VM sizing, load balancing, autoscaling, monitoring, storage backups, virtual networks/traffic routing)</w:t>
-            </w:r>
-          </w:p>
-        </w:tc>
-        <w:tc>
-          <w:tcPr>
-            <w:tcW w:type="dxa" w:w="5233"/>
-          </w:tcPr>
-          <w:p>
-            <w:r>
-              <w:t>A8 (Q1)</w:t>
-            </w:r>
-          </w:p>
-        </w:tc>
-      </w:tr>
-      <w:tr>
-        <w:tc>
-          <w:tcPr>
-            <w:tcW w:type="dxa" w:w="5233"/>
-          </w:tcPr>
-          <w:p>
-            <w:r>
-              <w:t>[ICTCLD401 KE 6] Vertical vs horizontal scaling; VM vs physical; RDBMS/DW/NoSQL; self-hosted vs managed vs cloud-native DB; storage options (block/object/archive/network filesystems)</w:t>
-            </w:r>
-          </w:p>
-        </w:tc>
-        <w:tc>
-          <w:tcPr>
-            <w:tcW w:type="dxa" w:w="5233"/>
-          </w:tcPr>
-          <w:p>
-            <w:r>
-              <w:t>A8 (Q2)</w:t>
-            </w:r>
-          </w:p>
-        </w:tc>
-      </w:tr>
-      <w:tr>
-        <w:tc>
-          <w:tcPr>
-            <w:tcW w:type="dxa" w:w="5233"/>
-          </w:tcPr>
-          <w:p>
-            <w:r>
-              <w:t>[ICTCLD401 KE 7] User, business and vendor responsibilities according to shared security responsibility models</w:t>
-            </w:r>
-          </w:p>
-        </w:tc>
-        <w:tc>
-          <w:tcPr>
-            <w:tcW w:type="dxa" w:w="5233"/>
-          </w:tcPr>
-          <w:p>
-            <w:r>
-              <w:t>A8 (Q3)</w:t>
-            </w:r>
-          </w:p>
-        </w:tc>
-      </w:tr>
-      <w:tr>
-        <w:tc>
-          <w:tcPr>
-            <w:tcW w:type="dxa" w:w="5233"/>
-          </w:tcPr>
-          <w:p>
-            <w:r>
-              <w:t>[ICTCLD401 KE 8] User access protocols and policies according to organisation hierarchy and job function</w:t>
-            </w:r>
-          </w:p>
-        </w:tc>
-        <w:tc>
-          <w:tcPr>
-            <w:tcW w:type="dxa" w:w="5233"/>
-          </w:tcPr>
-          <w:p>
-            <w:r>
-              <w:t>A8 (Q4)</w:t>
-            </w:r>
-          </w:p>
-        </w:tc>
-      </w:tr>
-      <w:tr>
-        <w:tc>
-          <w:tcPr>
-            <w:tcW w:type="dxa" w:w="5233"/>
-          </w:tcPr>
-          <w:p>
-            <w:r>
-              <w:t>[ICTCLD401 KE 9] Security policies, protocols and mechanisms as they relate to cloud (network traffic limits + security responsibilities per work function/user access)</w:t>
-            </w:r>
-          </w:p>
-        </w:tc>
-        <w:tc>
-          <w:tcPr>
-            <w:tcW w:type="dxa" w:w="5233"/>
-          </w:tcPr>
-          <w:p>
-            <w:r>
-              <w:t>A8 (Q5)</w:t>
-            </w:r>
-          </w:p>
-        </w:tc>
-      </w:tr>
-      <w:tr>
-        <w:tc>
-          <w:tcPr>
-            <w:tcW w:type="dxa" w:w="5233"/>
-          </w:tcPr>
-          <w:p>
-            <w:r>
-              <w:t>[ICTCLD401 KE 10] Purpose of DNS for connecting remote servers when web browsing</w:t>
-            </w:r>
-          </w:p>
-        </w:tc>
-        <w:tc>
-          <w:tcPr>
-            <w:tcW w:type="dxa" w:w="5233"/>
-          </w:tcPr>
-          <w:p>
-            <w:r>
-              <w:t>A8 (Q6)</w:t>
-            </w:r>
-          </w:p>
-        </w:tc>
-      </w:tr>
-      <w:tr>
-        <w:tc>
-          <w:tcPr>
-            <w:tcW w:type="dxa" w:w="5233"/>
-          </w:tcPr>
-          <w:p>
-            <w:r>
-              <w:t>[ICTCLD401 FS Reading]</w:t>
-            </w:r>
-          </w:p>
-        </w:tc>
-        <w:tc>
-          <w:tcPr>
-            <w:tcW w:type="dxa" w:w="5233"/>
-          </w:tcPr>
-          <w:p>
-            <w:r>
-              <w:t>A8</w:t>
-            </w:r>
-          </w:p>
-        </w:tc>
-      </w:tr>
-      <w:tr>
-        <w:tc>
-          <w:tcPr>
-            <w:tcW w:type="dxa" w:w="5233"/>
-          </w:tcPr>
-          <w:p>
-            <w:r>
-              <w:t>[ICTCLD401 FS Writing]</w:t>
-            </w:r>
-          </w:p>
-        </w:tc>
-        <w:tc>
-          <w:tcPr>
-            <w:tcW w:type="dxa" w:w="5233"/>
-          </w:tcPr>
-          <w:p>
-            <w:r>
-              <w:t>A8</w:t>
+              <w:t>A9</w:t>
             </w:r>
           </w:p>
         </w:tc>
@@ -12453,7 +13038,7 @@
           </w:tcPr>
           <w:p>
             <w:r>
-              <w:t>A7</w:t>
+              <w:t>A8</w:t>
             </w:r>
           </w:p>
         </w:tc>
